--- a/forskning/ncc-kohort/submission_pse/MANUSCRIPT_ANONYMIZED.docx
+++ b/forskning/ncc-kohort/submission_pse/MANUSCRIPT_ANONYMIZED.docx
@@ -1077,6 +1077,24 @@
           <w:bCs/>
         </w:rPr>
         <w:t xml:space="preserve">Figure 1 about here</w:t>
+      </w:r>
+      <w:r>
+        <w:t xml:space="preserve">]</w:t>
+      </w:r>
+    </w:p>
+    <w:p>
+      <w:pPr>
+        <w:pStyle w:val="BodyText"/>
+      </w:pPr>
+      <w:r>
+        <w:t xml:space="preserve">[</w:t>
+      </w:r>
+      <w:r>
+        <w:rPr>
+          <w:b/>
+          <w:bCs/>
+        </w:rPr>
+        <w:t xml:space="preserve">Table 2 about here</w:t>
       </w:r>
       <w:r>
         <w:t xml:space="preserve">]</w:t>

--- a/forskning/ncc-kohort/submission_pse/MANUSCRIPT_ANONYMIZED.docx
+++ b/forskning/ncc-kohort/submission_pse/MANUSCRIPT_ANONYMIZED.docx
@@ -2,7 +2,7 @@
 <file path=word/document.xml><?xml version="1.0" encoding="utf-8"?>
 <w:document xmlns:w="http://schemas.openxmlformats.org/wordprocessingml/2006/main" xmlns:m="http://schemas.openxmlformats.org/officeDocument/2006/math" xmlns:r="http://schemas.openxmlformats.org/officeDocument/2006/relationships" xmlns:o="urn:schemas-microsoft-com:office:office" xmlns:v="urn:schemas-microsoft-com:vml" xmlns:w10="urn:schemas-microsoft-com:office:word" xmlns:a="http://schemas.openxmlformats.org/drawingml/2006/main" xmlns:pic="http://schemas.openxmlformats.org/drawingml/2006/picture" xmlns:wp="http://schemas.openxmlformats.org/drawingml/2006/wordprocessingDrawing">
   <w:body>
-    <w:bookmarkStart w:id="40" w:name="X2e4d26323c44b0e13220bcda9ef56874f9a7a62"/>
+    <w:bookmarkStart w:id="54" w:name="X2e4d26323c44b0e13220bcda9ef56874f9a7a62"/>
     <w:p>
       <w:pPr>
         <w:pStyle w:val="Heading1"/>
@@ -157,51 +157,192 @@
         <w:pStyle w:val="FirstParagraph"/>
       </w:pPr>
       <w:r>
-        <w:t xml:space="preserve">Youth sport participation is widely valued for its health, social, and developmental benefits, yet attrition from organized competition during adolescence is substantial across countries and sports (Crane &amp; Temple, 2015; Eime et al., 2013). In Norwegian elite-oriented sports such as track and field, well over half of the children who participate at age 13 have left organized competition by age 17 (Bakken, 2019; Norges Idrettsforbund, 2024). The pattern is so consistent that it has become a recurring concern for federations, clubs, and policymakers who must allocate scarce coaching, facility, and program resources across a thinning developmental pipeline.</w:t>
-      </w:r>
-    </w:p>
-    <w:p>
-      <w:pPr>
-        <w:pStyle w:val="BodyText"/>
-      </w:pPr>
-      <w:r>
-        <w:t xml:space="preserve">What is known about</w:t>
-      </w:r>
-      <w:r>
-        <w:t xml:space="preserve"> </w:t>
-      </w:r>
-      <w:r>
-        <w:rPr>
-          <w:i/>
-          <w:iCs/>
-        </w:rPr>
-        <w:t xml:space="preserve">why</w:t>
-      </w:r>
-      <w:r>
-        <w:t xml:space="preserve"> </w:t>
-      </w:r>
-      <w:r>
-        <w:t xml:space="preserve">adolescents leave competitive sport comes overwhelmingly from interview-based and survey-based research. In a recent doctoral dissertation, Espedalen (2025) integrated three sub-studies of Norwegian youth handball and football into the argument that two distinct populations co-exist within organized youth sport: a small group of deeply committed athletes who have integrated sport into their identities, and a larger group oriented toward easily accessible enjoyment who readily move between activities. When the demands of organized sport — competitive selection, prescribed training volumes, narrowing event focus — escalate around the qualification milestone years (Norwegian Youth Championships, age 15-16; Junior National Championships, age 17-19), the second group withdraws. Espedalen’s account builds directly on Scanlan and colleagues’ Sport Commitment Model (Scanlan et al., 1993, 2016), Kretchmar’s (2000) concept of meaningful engagement, and Eliasson and Johansson’s (2021) interview-based characterization of withdrawal as a process — drawing on Ebaugh’s sociology of disengagement — that</w:t>
-      </w:r>
-      <w:r>
-        <w:t xml:space="preserve"> </w:t>
-      </w:r>
-      <w:r>
-        <w:t xml:space="preserve">“may be fairly long and emotional for young athletes, and less reversible the further into the process they progress”</w:t>
-      </w:r>
-      <w:r>
-        <w:t xml:space="preserve"> </w:t>
-      </w:r>
-      <w:r>
-        <w:t xml:space="preserve">(Eliasson &amp; Johansson, 2021, abstract).</w:t>
-      </w:r>
-    </w:p>
-    <w:p>
-      <w:pPr>
-        <w:pStyle w:val="BodyText"/>
-      </w:pPr>
-      <w:r>
-        <w:t xml:space="preserve">These accounts share three structural features. First, dropout is framed as</w:t>
+        <w:t xml:space="preserve">Youth sport participation is widely valued for its health, social, and developmental benefits, yet attrition from organized competition during adolescence is substantial across countries and sports (Crane &amp; Temple, 2015; Eime et al., 2013). In Norwegian elite-oriented sports such as track and field, more than half of the children who participate at age 13 have left organized competition by age 17 (Bakken, 2019; Norges Idrettsforbund, 2024). The pattern is so consistent that it has become a recurring concern for federations, clubs, and policymakers who must allocate scarce coaching, facility, and program resources across a thinning developmental pipeline.</w:t>
+      </w:r>
+    </w:p>
+    <w:bookmarkEnd w:id="10"/>
+    <w:bookmarkStart w:id="11" w:name="X72f12df8a86e559d1a7f1ff92b78e508c4af554"/>
+    <w:p>
+      <w:pPr>
+        <w:pStyle w:val="Heading2"/>
+      </w:pPr>
+      <w:r>
+        <w:t xml:space="preserve">1.1 Theoretical accounts of youth-sport withdrawal</w:t>
+      </w:r>
+    </w:p>
+    <w:p>
+      <w:pPr>
+        <w:pStyle w:val="FirstParagraph"/>
+      </w:pPr>
+      <w:r>
+        <w:t xml:space="preserve">Three complementary theoretical traditions have shaped contemporary understanding of why adolescents leave competitive sport. Each highlights</w:t>
+      </w:r>
+      <w:r>
+        <w:t xml:space="preserve"> </w:t>
+      </w:r>
+      <w:r>
+        <w:rPr>
+          <w:i/>
+          <w:iCs/>
+        </w:rPr>
+        <w:t xml:space="preserve">behavioral engagement</w:t>
+      </w:r>
+      <w:r>
+        <w:t xml:space="preserve"> </w:t>
+      </w:r>
+      <w:r>
+        <w:t xml:space="preserve">— rather than absolute performance — as the proximal mechanism.</w:t>
+      </w:r>
+    </w:p>
+    <w:p>
+      <w:pPr>
+        <w:pStyle w:val="BodyText"/>
+      </w:pPr>
+      <w:r>
+        <w:rPr>
+          <w:b/>
+          <w:bCs/>
+        </w:rPr>
+        <w:t xml:space="preserve">The Sport Commitment Model</w:t>
+      </w:r>
+      <w:r>
+        <w:t xml:space="preserve"> </w:t>
+      </w:r>
+      <w:r>
+        <w:t xml:space="preserve">(Scanlan et al., 1993, 2016) characterizes continued participation as a function of sport enjoyment, personal investments, social constraints, involvement opportunities, and attractive alternatives. Recent extensions distinguish</w:t>
+      </w:r>
+      <w:r>
+        <w:t xml:space="preserve"> </w:t>
+      </w:r>
+      <w:r>
+        <w:rPr>
+          <w:i/>
+          <w:iCs/>
+        </w:rPr>
+        <w:t xml:space="preserve">enthusiastic commitment</w:t>
+      </w:r>
+      <w:r>
+        <w:t xml:space="preserve"> </w:t>
+      </w:r>
+      <w:r>
+        <w:t xml:space="preserve">(driven primarily by enjoyment and identity) from</w:t>
+      </w:r>
+      <w:r>
+        <w:t xml:space="preserve"> </w:t>
+      </w:r>
+      <w:r>
+        <w:rPr>
+          <w:i/>
+          <w:iCs/>
+        </w:rPr>
+        <w:t xml:space="preserve">constrained commitment</w:t>
+      </w:r>
+      <w:r>
+        <w:t xml:space="preserve"> </w:t>
+      </w:r>
+      <w:r>
+        <w:t xml:space="preserve">(driven by perceived obligation, sunk-cost investment, or limited alternatives), and predict that constrained commitment is more fragile in the face of escalating demands (Scanlan et al., 2016). On this account, dropout signals the dissolution of the enjoyment-investment balance, not the failure of a performance threshold.</w:t>
+      </w:r>
+    </w:p>
+    <w:p>
+      <w:pPr>
+        <w:pStyle w:val="BodyText"/>
+      </w:pPr>
+      <w:r>
+        <w:rPr>
+          <w:b/>
+          <w:bCs/>
+        </w:rPr>
+        <w:t xml:space="preserve">Self-determination theory</w:t>
+      </w:r>
+      <w:r>
+        <w:t xml:space="preserve"> </w:t>
+      </w:r>
+      <w:r>
+        <w:t xml:space="preserve">(Ryan &amp; Deci, 2000) and its sport-applied extensions (Vallerand, 1997, 2007) make a parallel prediction: athletes whose participation is driven by intrinsic and well-internalized extrinsic motivations sustain engagement, whereas athletes driven by external pressures (e.g., parental expectations, peer status) disengage when the cost of compliance rises. Sarrazin and colleagues’ (2002) 21-month prospective study of female handball players found that motivational quality at baseline predicted dropout one to two years later — an early indication that the dropout process unfolds longitudinally rather than at a single decision point.</w:t>
+      </w:r>
+    </w:p>
+    <w:p>
+      <w:pPr>
+        <w:pStyle w:val="BodyText"/>
+      </w:pPr>
+      <w:r>
+        <w:rPr>
+          <w:b/>
+          <w:bCs/>
+        </w:rPr>
+        <w:t xml:space="preserve">The withdrawal-as-process tradition</w:t>
+      </w:r>
+      <w:r>
+        <w:t xml:space="preserve"> </w:t>
+      </w:r>
+      <w:r>
+        <w:t xml:space="preserve">(Eliasson &amp; Johansson, 2021; Espedalen &amp; Seippel, 2022) integrates these accounts with sociological theories of role exit (Ebaugh, 1988) to argue that disengagement from organized sport is a gradual deliberation over costs and benefits, often lasting one to two years and frequently passing through</w:t>
+      </w:r>
+      <w:r>
+        <w:t xml:space="preserve"> </w:t>
+      </w:r>
+      <w:r>
+        <w:t xml:space="preserve">“still nominally participating but withdrawing”</w:t>
+      </w:r>
+      <w:r>
+        <w:t xml:space="preserve"> </w:t>
+      </w:r>
+      <w:r>
+        <w:t xml:space="preserve">intermediate states. Espedalen and Seippel (2022), surveying 1,648 Norwegian adolescent dropouts, document that the modal reason for leaving is not loss of competitive ability but a shifting evaluation of effort against alternative life domains.</w:t>
+      </w:r>
+    </w:p>
+    <w:p>
+      <w:pPr>
+        <w:pStyle w:val="BodyText"/>
+      </w:pPr>
+      <w:r>
+        <w:t xml:space="preserve">A complementary qualitative observation from Espedalen’s wider doctoral programme is that organized youth sport typically contains</w:t>
+      </w:r>
+      <w:r>
+        <w:t xml:space="preserve"> </w:t>
+      </w:r>
+      <w:r>
+        <w:rPr>
+          <w:i/>
+          <w:iCs/>
+        </w:rPr>
+        <w:t xml:space="preserve">two distinct populations</w:t>
+      </w:r>
+      <w:r>
+        <w:t xml:space="preserve">: a smaller, deeply committed group whose sport identity is robustly integrated with their wider lives, and a larger casually-oriented group oriented toward accessible enjoyment that readily moves between activities (Espedalen, 2025; for an analogous</w:t>
+      </w:r>
+      <w:r>
+        <w:t xml:space="preserve"> </w:t>
+      </w:r>
+      <w:r>
+        <w:t xml:space="preserve">“investors”</w:t>
+      </w:r>
+      <w:r>
+        <w:t xml:space="preserve"> </w:t>
+      </w:r>
+      <w:r>
+        <w:t xml:space="preserve">versus</w:t>
+      </w:r>
+      <w:r>
+        <w:t xml:space="preserve"> </w:t>
+      </w:r>
+      <w:r>
+        <w:t xml:space="preserve">“samplers”</w:t>
+      </w:r>
+      <w:r>
+        <w:t xml:space="preserve"> </w:t>
+      </w:r>
+      <w:r>
+        <w:t xml:space="preserve">distinction in elite-track development, see Wall &amp; Côté, 2007). When the demands of organized sport escalate around the qualification milestone years — in Norwegian track and field, the Youth National Championships at age 15-16 and the Junior National Championships at age 17-19 — the second group withdraws.</w:t>
+      </w:r>
+    </w:p>
+    <w:p>
+      <w:pPr>
+        <w:pStyle w:val="BodyText"/>
+      </w:pPr>
+      <w:r>
+        <w:t xml:space="preserve">These accounts converge on three structural features of youth-sport dropout. First, dropout is</w:t>
       </w:r>
       <w:r>
         <w:t xml:space="preserve"> </w:t>
@@ -217,7 +358,7 @@
         <w:t xml:space="preserve"> </w:t>
       </w:r>
       <w:r>
-        <w:t xml:space="preserve">— a 1-2 year deliberative process during which an athlete progressively disengages while still nominally participating. Second, the relevant signal is</w:t>
+        <w:t xml:space="preserve">— a deliberative process during which an athlete progressively disengages while still nominally participating. Second, the relevant signal is</w:t>
       </w:r>
       <w:r>
         <w:t xml:space="preserve"> </w:t>
@@ -233,7 +374,7 @@
         <w:t xml:space="preserve"> </w:t>
       </w:r>
       <w:r>
-        <w:t xml:space="preserve">rather than performance-based: athletes do not necessarily leave because they cannot keep up with peers, but because the activity’s costs (time, identity, social demands) cease to outweigh its rewards. Third, the</w:t>
+        <w:t xml:space="preserve">rather than performance-based: athletes do not leave because they cannot keep up with peers, but because the activity’s costs cease to outweigh its rewards. Third, the</w:t>
       </w:r>
       <w:r>
         <w:t xml:space="preserve"> </w:t>
@@ -252,52 +393,160 @@
         <w:t xml:space="preserve">are pivotal — moments at which the implicit contract between athlete and federation becomes explicit through selection events.</w:t>
       </w:r>
     </w:p>
-    <w:p>
-      <w:pPr>
-        <w:pStyle w:val="BodyText"/>
-      </w:pPr>
-      <w:r>
-        <w:t xml:space="preserve">Quantitative research, by contrast, has tended to focus on more readily measurable but conceptually narrower predictors. Relative age effects in youth-sport selection are well documented (Cobley et al., 2009; Wattie et al., 2015). Early sport specialization has been examined both as a developmental risk (DiFiori et al., 2014; Jayanthi et al., 2015) and as a protective factor for elite outcomes (Güllich et al., 2022). The performance-vs-participation tradeoff has been theorized but rarely tested across the full adolescent window with a single behavioral metric. A consequence of this fragmentation is that the qualitative insight — that dropout is a longitudinal behavioral process — has remained untested with the kind of longitudinal behavioral data that would either corroborate or refute it.</w:t>
-      </w:r>
-    </w:p>
-    <w:p>
-      <w:pPr>
-        <w:pStyle w:val="BodyText"/>
-      </w:pPr>
-      <w:r>
-        <w:t xml:space="preserve">This paper provides that test. Norwegian track and field maintains a publicly accessible competition register that records every officially timed result for every registered athlete back to the early 2010s, with full follow-up through the present. The register enables an unusual research design: identification of a complete population of 13-14-year-old participants at a single regional meet, then unobtrusive longitudinal observation of their competitive engagement — number of meets, events, and championships entered each year — across the entire adolescent and young-adult window. Because every entry is digitally timestamped and verified, the data are free from the recall bias that affects retrospective interviews and from the selection bias that affects prospective surveys (responders differ systematically from non-responders, and especially differ from those who have already left the sport).</w:t>
-      </w:r>
-    </w:p>
-    <w:p>
-      <w:pPr>
-        <w:pStyle w:val="BodyText"/>
-      </w:pPr>
-      <w:r>
-        <w:t xml:space="preserve">We use this register to address three questions. First, can the qualitative</w:t>
-      </w:r>
-      <w:r>
-        <w:t xml:space="preserve"> </w:t>
-      </w:r>
-      <w:r>
-        <w:rPr>
-          <w:i/>
-          <w:iCs/>
-        </w:rPr>
-        <w:t xml:space="preserve">two-groups</w:t>
-      </w:r>
-      <w:r>
-        <w:t xml:space="preserve"> </w:t>
-      </w:r>
-      <w:r>
-        <w:t xml:space="preserve">observation be detected in behavioral trajectories — that is, do future retainers and future dropouts diverge visibly in measurable engagement before formal exit? Second, which behavioral and performance indicators predict eventual senior retention (continuing to compete past age 20), and which add little once others are entered? Third, do the behavioral patterns replicate across cohorts that were 13-14 years old in different historical periods (2011–2014 vs. 2014–2016)?</w:t>
-      </w:r>
-    </w:p>
-    <w:p>
-      <w:pPr>
-        <w:pStyle w:val="BodyText"/>
-      </w:pPr>
-      <w:r>
-        <w:t xml:space="preserve">We address these questions in 2,123 Norwegian youth athletes followed for up to 14 years. The design treats competition-register data not as a substitute for survey research but as a complementary lens: surveys access subjective meaning; registers access objective behavior. Where the two converge — as we will argue they do — the case for any single account is strengthened.</w:t>
+    <w:bookmarkEnd w:id="11"/>
+    <w:bookmarkStart w:id="12" w:name="quantitative-gaps"/>
+    <w:p>
+      <w:pPr>
+        <w:pStyle w:val="Heading2"/>
+      </w:pPr>
+      <w:r>
+        <w:t xml:space="preserve">1.2 Quantitative gaps</w:t>
+      </w:r>
+    </w:p>
+    <w:p>
+      <w:pPr>
+        <w:pStyle w:val="FirstParagraph"/>
+      </w:pPr>
+      <w:r>
+        <w:t xml:space="preserve">Quantitative research, by contrast, has tended to focus on more readily measurable but conceptually narrower predictors. Relative age effects in youth-sport selection are well documented (Cobley et al., 2009; Wattie et al., 2015). Early sport specialization has been examined both as a developmental risk (DiFiori et al., 2014; Jayanthi et al., 2015) and as a protective factor for elite outcomes (Güllich et al., 2022; Wall &amp; Côté, 2007). Survey instruments operationalizing the Sport Commitment Model (Scanlan et al., 2016) and self-determination constructs (Sarrazin et al., 2002) have predicted dropout over horizons of one to two years.</w:t>
+      </w:r>
+    </w:p>
+    <w:p>
+      <w:pPr>
+        <w:pStyle w:val="BodyText"/>
+      </w:pPr>
+      <w:r>
+        <w:t xml:space="preserve">What none of these literatures has been able to test is the</w:t>
+      </w:r>
+      <w:r>
+        <w:t xml:space="preserve"> </w:t>
+      </w:r>
+      <w:r>
+        <w:rPr>
+          <w:i/>
+          <w:iCs/>
+        </w:rPr>
+        <w:t xml:space="preserve">long-run behavioral signal</w:t>
+      </w:r>
+      <w:r>
+        <w:t xml:space="preserve"> </w:t>
+      </w:r>
+      <w:r>
+        <w:t xml:space="preserve">— the pattern of competitive engagement, year by year, that the qualitative accounts characterize as gradual and observable but pre-formal-exit. The reasons are structural: athletes who have already left a sport are systematically harder to recruit into surveys (Eime et al., 2013), and the timescale on which the theoretical process is hypothesized to unfold (1–3 years) exceeds the follow-up window of most survey designs.</w:t>
+      </w:r>
+    </w:p>
+    <w:bookmarkEnd w:id="12"/>
+    <w:bookmarkStart w:id="13" w:name="the-present-study"/>
+    <w:p>
+      <w:pPr>
+        <w:pStyle w:val="Heading2"/>
+      </w:pPr>
+      <w:r>
+        <w:t xml:space="preserve">1.3 The present study</w:t>
+      </w:r>
+    </w:p>
+    <w:p>
+      <w:pPr>
+        <w:pStyle w:val="FirstParagraph"/>
+      </w:pPr>
+      <w:r>
+        <w:t xml:space="preserve">Norwegian track and field maintains a publicly accessible competition register that records every officially timed result for every registered athlete back to the early 2010s, with full follow-up through the present. The register enables an unusual research design: identification of a complete population of 13-14-year-old participants at a single regional grassroots meet, then unobtrusive longitudinal observation of their competitive engagement — number of meets, events, and championships entered each year — across the entire adolescent and young-adult window. Because every entry is digitally timestamped and verified, the data are free from the recall bias that affects retrospective interviews and from the selection bias that affects prospective surveys.</w:t>
+      </w:r>
+    </w:p>
+    <w:p>
+      <w:pPr>
+        <w:pStyle w:val="BodyText"/>
+      </w:pPr>
+      <w:r>
+        <w:t xml:space="preserve">We use this register to test three preregistered-by-design hypotheses derived from the theoretical accounts above. First, behavioral trajectories of future retainers and future dropouts should diverge</w:t>
+      </w:r>
+      <w:r>
+        <w:t xml:space="preserve"> </w:t>
+      </w:r>
+      <w:r>
+        <w:rPr>
+          <w:i/>
+          <w:iCs/>
+        </w:rPr>
+        <w:t xml:space="preserve">before</w:t>
+      </w:r>
+      <w:r>
+        <w:t xml:space="preserve"> </w:t>
+      </w:r>
+      <w:r>
+        <w:t xml:space="preserve">formal exit — consistent with the</w:t>
+      </w:r>
+      <w:r>
+        <w:t xml:space="preserve"> </w:t>
+      </w:r>
+      <w:r>
+        <w:rPr>
+          <w:i/>
+          <w:iCs/>
+        </w:rPr>
+        <w:t xml:space="preserve">withdrawal-as-process</w:t>
+      </w:r>
+      <w:r>
+        <w:t xml:space="preserve"> </w:t>
+      </w:r>
+      <w:r>
+        <w:t xml:space="preserve">prediction (Eliasson &amp; Johansson, 2021; Espedalen &amp; Seippel, 2022). Second,</w:t>
+      </w:r>
+      <w:r>
+        <w:t xml:space="preserve"> </w:t>
+      </w:r>
+      <w:r>
+        <w:rPr>
+          <w:i/>
+          <w:iCs/>
+        </w:rPr>
+        <w:t xml:space="preserve">behavioral engagement</w:t>
+      </w:r>
+      <w:r>
+        <w:t xml:space="preserve"> </w:t>
+      </w:r>
+      <w:r>
+        <w:t xml:space="preserve">indicators (competition volume, breadth of championship participation, year-round activity) should predict eventual senior retention more strongly than baseline</w:t>
+      </w:r>
+      <w:r>
+        <w:t xml:space="preserve"> </w:t>
+      </w:r>
+      <w:r>
+        <w:rPr>
+          <w:i/>
+          <w:iCs/>
+        </w:rPr>
+        <w:t xml:space="preserve">performance</w:t>
+      </w:r>
+      <w:r>
+        <w:t xml:space="preserve"> </w:t>
+      </w:r>
+      <w:r>
+        <w:t xml:space="preserve">indicators — consistent with the Sport Commitment Model’s (Scanlan et al., 2016) prediction that enjoyment-investment balance drives continuation. Third, the predictive pattern should</w:t>
+      </w:r>
+      <w:r>
+        <w:t xml:space="preserve"> </w:t>
+      </w:r>
+      <w:r>
+        <w:rPr>
+          <w:i/>
+          <w:iCs/>
+        </w:rPr>
+        <w:t xml:space="preserve">replicate across cohorts</w:t>
+      </w:r>
+      <w:r>
+        <w:t xml:space="preserve"> </w:t>
+      </w:r>
+      <w:r>
+        <w:t xml:space="preserve">recruited under different sponsor regimes of the same meet — testing the robustness expected of a behavioral mechanism rather than a cohort-specific artefact.</w:t>
+      </w:r>
+    </w:p>
+    <w:p>
+      <w:pPr>
+        <w:pStyle w:val="BodyText"/>
+      </w:pPr>
+      <w:r>
+        <w:t xml:space="preserve">We address these questions in 2,123 Norwegian youth athletes followed for up to 14 years. The design treats competition-register data not as a substitute for survey research but as its complement: surveys access subjective meaning, registers access objective behavior. Where the two converge — as we will argue they do — the case for any single account is strengthened.</w:t>
       </w:r>
     </w:p>
     <w:p>
@@ -307,8 +556,8 @@
         </w:pict>
       </w:r>
     </w:p>
-    <w:bookmarkEnd w:id="10"/>
-    <w:bookmarkStart w:id="23" w:name="method"/>
+    <w:bookmarkEnd w:id="13"/>
+    <w:bookmarkStart w:id="14" w:name="method"/>
     <w:p>
       <w:pPr>
         <w:pStyle w:val="Heading2"/>
@@ -317,10 +566,11 @@
         <w:t xml:space="preserve">2. Method</w:t>
       </w:r>
     </w:p>
-    <w:bookmarkStart w:id="11" w:name="design"/>
-    <w:p>
-      <w:pPr>
-        <w:pStyle w:val="Heading3"/>
+    <w:bookmarkEnd w:id="14"/>
+    <w:bookmarkStart w:id="15" w:name="design"/>
+    <w:p>
+      <w:pPr>
+        <w:pStyle w:val="Heading2"/>
       </w:pPr>
       <w:r>
         <w:t xml:space="preserve">2.1 Design</w:t>
@@ -331,14 +581,14 @@
         <w:pStyle w:val="FirstParagraph"/>
       </w:pPr>
       <w:r>
-        <w:t xml:space="preserve">This was a retrospective longitudinal cohort study of Norwegian youth track-and-field athletes, using the national competition register as the sole data source. The design reports the complete population of athletes meeting the inclusion criterion rather than a sample, and we therefore frame statistical inference as descriptive of that population rather than as inference to a hypothetical superpopulation (Berk &amp; Freedman, 2003). Reporting follows STROBE guidance for observational studies (von Elm et al., 2007).</w:t>
-      </w:r>
-    </w:p>
-    <w:bookmarkEnd w:id="11"/>
-    <w:bookmarkStart w:id="12" w:name="setting-and-inclusion"/>
-    <w:p>
-      <w:pPr>
-        <w:pStyle w:val="Heading3"/>
+        <w:t xml:space="preserve">This was a retrospective longitudinal cohort study of Norwegian youth track-and-field athletes, using the national competition register as the sole data source. The design reports the complete population of athletes meeting the inclusion criterion rather than a sample; consequently we frame statistical estimates as describing that population rather than as inference to a hypothetical super-population (Berk &amp; Freedman, 2003). Reporting follows STROBE guidance for observational studies (von Elm et al., 2007).</w:t>
+      </w:r>
+    </w:p>
+    <w:bookmarkEnd w:id="15"/>
+    <w:bookmarkStart w:id="16" w:name="setting-and-inclusion"/>
+    <w:p>
+      <w:pPr>
+        <w:pStyle w:val="Heading2"/>
       </w:pPr>
       <w:r>
         <w:t xml:space="preserve">2.2 Setting and inclusion</w:t>
@@ -349,7 +599,7 @@
         <w:pStyle w:val="FirstParagraph"/>
       </w:pPr>
       <w:r>
-        <w:t xml:space="preserve">The cohort comprises every athlete who participated in any of the five consecutive autumn editions of a regional grassroots youth meet held simultaneously at three venues in eastern, mid, and western Norway between 2011 and 2016: NCC-lekene 2011, NCC-lekene 2012, PEAB-lekene 2013, PEAB-lekene 2014, Bendit-lekene 2015, and Ungdomslekene 2016 (the meet retained an identical format and venue rotation while changing sponsor name). Each edition admitted athletes aged 13–14 in the year of the meet. Athletes were free to enter as 13-year-olds, as 14-year-olds, or both; participation was not contingent on selection or qualifying performance.</w:t>
+        <w:t xml:space="preserve">The cohort comprises every athlete who participated in any of the five consecutive autumn editions of a regional grassroots youth meet held simultaneously at three venues in eastern, mid, and western Norway between 2011 and 2016: NCC-lekene 2011, NCC-lekene 2012, PEAB-lekene 2013, PEAB-lekene 2014, Bendit-lekene 2015, and Ungdomslekene 2016 (the meet retained an identical format, venue rotation, age-group structure, and event programme while changing sponsor name). Each edition admitted athletes aged 13–14 in the year of the meet. Athletes were free to enter as 13-year-olds, as 14-year-olds, or both; participation was not contingent on selection or qualifying performance.</w:t>
       </w:r>
     </w:p>
     <w:p>
@@ -400,38 +650,38 @@
         <w:t xml:space="preserve">Athletes were retained in the analysis regardless of subsequent transfers between clubs or events. The total analytical cohort comprised 2,123 athletes (996 male, 1,103 female, 24 with unknown sex), generating 230,868 individual competition entries through the most recent register update (April 2026).</w:t>
       </w:r>
     </w:p>
-    <w:bookmarkEnd w:id="12"/>
-    <w:bookmarkStart w:id="13" w:name="follow-up-window"/>
+    <w:bookmarkEnd w:id="16"/>
+    <w:bookmarkStart w:id="17" w:name="follow-up-window"/>
+    <w:p>
+      <w:pPr>
+        <w:pStyle w:val="Heading2"/>
+      </w:pPr>
+      <w:r>
+        <w:t xml:space="preserve">2.3 Follow-up window</w:t>
+      </w:r>
+    </w:p>
+    <w:p>
+      <w:pPr>
+        <w:pStyle w:val="FirstParagraph"/>
+      </w:pPr>
+      <w:r>
+        <w:t xml:space="preserve">Each athlete was followed from their baseline meet year through the most recent complete competition season at the time of analysis (2025), yielding a maximum of 14 years of post-baseline observation (for athletes born 1998 and competing as 13-year-olds at the 2011 meet) and a minimum of 9 years (for athletes born 2002 and competing as 14-year-olds at the 2016 meet). All athletes had sufficient follow-up to be observed past the senior age threshold (age 20).</w:t>
+      </w:r>
+    </w:p>
+    <w:bookmarkEnd w:id="17"/>
+    <w:bookmarkStart w:id="23" w:name="variables"/>
+    <w:p>
+      <w:pPr>
+        <w:pStyle w:val="Heading2"/>
+      </w:pPr>
+      <w:r>
+        <w:t xml:space="preserve">2.4 Variables</w:t>
+      </w:r>
+    </w:p>
+    <w:bookmarkStart w:id="18" w:name="outcome-variables"/>
     <w:p>
       <w:pPr>
         <w:pStyle w:val="Heading3"/>
-      </w:pPr>
-      <w:r>
-        <w:t xml:space="preserve">2.3 Follow-up window</w:t>
-      </w:r>
-    </w:p>
-    <w:p>
-      <w:pPr>
-        <w:pStyle w:val="FirstParagraph"/>
-      </w:pPr>
-      <w:r>
-        <w:t xml:space="preserve">Each athlete was followed from their baseline meet year through the most recent complete competition season at the time of analysis (2025), yielding a maximum of 14 years of post-baseline observation (for athletes born 1998 and competing as 13-year-olds at the 2011 meet) and a minimum of 9 years (for athletes born 2002 and competing as 14-year-olds at the 2016 meet). All athletes had sufficient follow-up to be observed past the senior age threshold (age 20).</w:t>
-      </w:r>
-    </w:p>
-    <w:bookmarkEnd w:id="13"/>
-    <w:bookmarkStart w:id="19" w:name="variables"/>
-    <w:p>
-      <w:pPr>
-        <w:pStyle w:val="Heading3"/>
-      </w:pPr>
-      <w:r>
-        <w:t xml:space="preserve">2.4 Variables</w:t>
-      </w:r>
-    </w:p>
-    <w:bookmarkStart w:id="14" w:name="outcome-variables"/>
-    <w:p>
-      <w:pPr>
-        <w:pStyle w:val="Heading4"/>
       </w:pPr>
       <w:r>
         <w:t xml:space="preserve">2.4.1 Outcome variables</w:t>
@@ -537,11 +787,11 @@
         <w:t xml:space="preserve">as duration and the absence of activity in 2024+ as the event indicator, with athletes still competing in 2024+ treated as right-censored.</w:t>
       </w:r>
     </w:p>
-    <w:bookmarkEnd w:id="14"/>
-    <w:bookmarkStart w:id="15" w:name="performance-variables"/>
-    <w:p>
-      <w:pPr>
-        <w:pStyle w:val="Heading4"/>
+    <w:bookmarkEnd w:id="18"/>
+    <w:bookmarkStart w:id="19" w:name="performance-variables"/>
+    <w:p>
+      <w:pPr>
+        <w:pStyle w:val="Heading3"/>
       </w:pPr>
       <w:r>
         <w:t xml:space="preserve">2.4.2 Performance variables</w:t>
@@ -639,11 +889,11 @@
         <w:t xml:space="preserve">(the OLS slope of age-specific maximum Tyrving regressed on age across ages 13–16, indexing performance trajectory). We also derived a within-event, within-sex, within-meet percentile rank at baseline to give a complementary relative-performance measure that is robust to age-norm idiosyncrasies in the Tyrving table.</w:t>
       </w:r>
     </w:p>
-    <w:bookmarkEnd w:id="15"/>
-    <w:bookmarkStart w:id="16" w:name="specialization-variables"/>
-    <w:p>
-      <w:pPr>
-        <w:pStyle w:val="Heading4"/>
+    <w:bookmarkEnd w:id="19"/>
+    <w:bookmarkStart w:id="20" w:name="specialization-variables"/>
+    <w:p>
+      <w:pPr>
+        <w:pStyle w:val="Heading3"/>
       </w:pPr>
       <w:r>
         <w:t xml:space="preserve">2.4.3 Specialization variables</w:t>
@@ -654,20 +904,139 @@
         <w:pStyle w:val="FirstParagraph"/>
       </w:pPr>
       <w:r>
-        <w:t xml:space="preserve">For each athlete and each calendar year we counted the distinct event categories (sprint, middle-distance, long-distance, hurdles, jumps, throws, combined events, race walking, relay) in which they recorded results, and computed a Herfindahl-Hirschman concentration index HHI = Σ(s²ᵢ), where sᵢ is the share of that athlete’s results falling in category</w:t>
-      </w:r>
-      <w:r>
-        <w:t xml:space="preserve"> </w:t>
-      </w:r>
-      <w:r>
-        <w:rPr>
-          <w:i/>
-          <w:iCs/>
-        </w:rPr>
-        <w:t xml:space="preserve">i</w:t>
-      </w:r>
-      <w:r>
-        <w:t xml:space="preserve">. HHI ranges from 1/k (perfectly diversified across k categories) to 1 (perfect specialization). Key variables were</w:t>
+        <w:t xml:space="preserve">For each athlete and each calendar year we counted the distinct event categories (sprint, middle-distance, long-distance, hurdles, jumps, throws, combined events, race walking, relay) in which they recorded results, and computed a Herfindahl–Hirschman concentration index</w:t>
+      </w:r>
+    </w:p>
+    <w:p>
+      <w:pPr>
+        <w:pStyle w:val="BodyText"/>
+      </w:pPr>
+      <m:oMathPara>
+        <m:oMathParaPr>
+          <m:jc m:val="center"/>
+        </m:oMathParaPr>
+        <m:oMath>
+          <m:r>
+            <m:t>H</m:t>
+          </m:r>
+          <m:r>
+            <m:t>H</m:t>
+          </m:r>
+          <m:r>
+            <m:t>I</m:t>
+          </m:r>
+          <m:r>
+            <m:rPr>
+              <m:sty m:val="p"/>
+            </m:rPr>
+            <m:t>=</m:t>
+          </m:r>
+          <m:nary>
+            <m:naryPr>
+              <m:chr m:val="∑"/>
+              <m:limLoc m:val="undOvr"/>
+              <m:subHide m:val="off"/>
+              <m:supHide m:val="off"/>
+            </m:naryPr>
+            <m:sub>
+              <m:r>
+                <m:t>i</m:t>
+              </m:r>
+              <m:r>
+                <m:rPr>
+                  <m:sty m:val="p"/>
+                </m:rPr>
+                <m:t>=</m:t>
+              </m:r>
+              <m:r>
+                <m:t>1</m:t>
+              </m:r>
+            </m:sub>
+            <m:sup>
+              <m:r>
+                <m:t>k</m:t>
+              </m:r>
+            </m:sup>
+            <m:e>
+              <m:sSubSup>
+                <m:e>
+                  <m:r>
+                    <m:t>s</m:t>
+                  </m:r>
+                </m:e>
+                <m:sub>
+                  <m:r>
+                    <m:t>i</m:t>
+                  </m:r>
+                </m:sub>
+                <m:sup>
+                  <m:r>
+                    <m:t>2</m:t>
+                  </m:r>
+                </m:sup>
+              </m:sSubSup>
+            </m:e>
+          </m:nary>
+        </m:oMath>
+      </m:oMathPara>
+    </w:p>
+    <w:p>
+      <w:pPr>
+        <w:pStyle w:val="FirstParagraph"/>
+      </w:pPr>
+      <w:r>
+        <w:t xml:space="preserve">where</w:t>
+      </w:r>
+      <w:r>
+        <w:t xml:space="preserve"> </w:t>
+      </w:r>
+      <m:oMath>
+        <m:sSub>
+          <m:e>
+            <m:r>
+              <m:t>s</m:t>
+            </m:r>
+          </m:e>
+          <m:sub>
+            <m:r>
+              <m:t>i</m:t>
+            </m:r>
+          </m:sub>
+        </m:sSub>
+      </m:oMath>
+      <w:r>
+        <w:t xml:space="preserve"> </w:t>
+      </w:r>
+      <w:r>
+        <w:t xml:space="preserve">is the share of that athlete’s results falling in category</w:t>
+      </w:r>
+      <w:r>
+        <w:t xml:space="preserve"> </w:t>
+      </w:r>
+      <m:oMath>
+        <m:r>
+          <m:t>i</m:t>
+        </m:r>
+      </m:oMath>
+      <w:r>
+        <w:t xml:space="preserve"> </w:t>
+      </w:r>
+      <w:r>
+        <w:t xml:space="preserve">and</w:t>
+      </w:r>
+      <w:r>
+        <w:t xml:space="preserve"> </w:t>
+      </w:r>
+      <m:oMath>
+        <m:r>
+          <m:t>k</m:t>
+        </m:r>
+      </m:oMath>
+      <w:r>
+        <w:t xml:space="preserve"> </w:t>
+      </w:r>
+      <w:r>
+        <w:t xml:space="preserve">is the number of categories. HHI ranges from 1/k (perfectly diversified across k categories) to 1 (perfect specialization). Key variables were</w:t>
       </w:r>
       <w:r>
         <w:t xml:space="preserve"> </w:t>
@@ -715,11 +1084,11 @@
         <w:t xml:space="preserve">= hhi_age_15 − hhi_age_13.</w:t>
       </w:r>
     </w:p>
-    <w:bookmarkEnd w:id="16"/>
-    <w:bookmarkStart w:id="17" w:name="behavioral-engagement-variables"/>
-    <w:p>
-      <w:pPr>
-        <w:pStyle w:val="Heading4"/>
+    <w:bookmarkEnd w:id="20"/>
+    <w:bookmarkStart w:id="21" w:name="behavioral-engagement-variables"/>
+    <w:p>
+      <w:pPr>
+        <w:pStyle w:val="Heading3"/>
       </w:pPr>
       <w:r>
         <w:t xml:space="preserve">2.4.4 Behavioral engagement variables</w:t>
@@ -843,11 +1212,11 @@
         <w:t xml:space="preserve">(Norwegian Youth Championships, Junior National Championships, National Championships, Regional Championships) in which the athlete competed before age 17.</w:t>
       </w:r>
     </w:p>
-    <w:bookmarkEnd w:id="17"/>
-    <w:bookmarkStart w:id="18" w:name="control-variables"/>
-    <w:p>
-      <w:pPr>
-        <w:pStyle w:val="Heading4"/>
+    <w:bookmarkEnd w:id="21"/>
+    <w:bookmarkStart w:id="22" w:name="control-variables"/>
+    <w:p>
+      <w:pPr>
+        <w:pStyle w:val="Heading3"/>
       </w:pPr>
       <w:r>
         <w:t xml:space="preserve">2.4.5 Control variables</w:t>
@@ -861,15 +1230,24 @@
         <w:t xml:space="preserve">We recorded sex (M/F as registered in the federation’s database), birth quarter (Q1–Q4) for relative-age-effect analyses, baseline region (eastern, mid, or western Norway, by venue), and club size in the baseline year (number of registered athletes in the same club).</w:t>
       </w:r>
     </w:p>
-    <w:bookmarkEnd w:id="18"/>
-    <w:bookmarkEnd w:id="19"/>
-    <w:bookmarkStart w:id="20" w:name="statistical-analysis"/>
+    <w:bookmarkEnd w:id="22"/>
+    <w:bookmarkEnd w:id="23"/>
+    <w:bookmarkStart w:id="31" w:name="statistical-analysis"/>
+    <w:p>
+      <w:pPr>
+        <w:pStyle w:val="Heading2"/>
+      </w:pPr>
+      <w:r>
+        <w:t xml:space="preserve">2.5 Statistical analysis</w:t>
+      </w:r>
+    </w:p>
+    <w:bookmarkStart w:id="24" w:name="survival-analysis"/>
     <w:p>
       <w:pPr>
         <w:pStyle w:val="Heading3"/>
       </w:pPr>
       <w:r>
-        <w:t xml:space="preserve">2.5 Statistical analysis</w:t>
+        <w:t xml:space="preserve">2.5.1 Survival analysis</w:t>
       </w:r>
     </w:p>
     <w:p>
@@ -877,20 +1255,636 @@
         <w:pStyle w:val="FirstParagraph"/>
       </w:pPr>
       <w:r>
-        <w:t xml:space="preserve">Survival analysis used Kaplan–Meier estimators stratified by sex, competition-volume strata at age 15–16, and number of championship types. Cox proportional hazards models were fitted in a stepwise sequence to characterize the unique contribution of each variable class: M1 (sex only), M2 (+ performance), M3 (+ specialization), M4 (+ competition volume at milestone), and M5 (+ championship types). Concordance indices (C-index) gauged the discriminative gain at each step. Continuous covariates were standardized (z-scored) so that hazard ratios reflect per-SD effects.</w:t>
-      </w:r>
-    </w:p>
-    <w:p>
-      <w:pPr>
-        <w:pStyle w:val="BodyText"/>
-      </w:pPr>
-      <w:r>
-        <w:t xml:space="preserve">For non-parametric variable importance, we fit a random forest with 500 trees and maximum depth 8 to predict active senior status, with class weighting to handle outcome imbalance. Cross-validated AUCs (5-fold stratified) compared nested subsets of predictors: baseline-only (sex + Tyrving), specialization-only, competition-volume-only, pre-baseline behavioral combined, and the full predictor set.</w:t>
-      </w:r>
-    </w:p>
-    <w:p>
-      <w:pPr>
-        <w:pStyle w:val="BodyText"/>
+        <w:t xml:space="preserve">We modelled time from baseline to last active season using Cox (1972) proportional hazards regression. The model assumes</w:t>
+      </w:r>
+    </w:p>
+    <w:p>
+      <w:pPr>
+        <w:pStyle w:val="BodyText"/>
+      </w:pPr>
+      <m:oMathPara>
+        <m:oMathParaPr>
+          <m:jc m:val="center"/>
+        </m:oMathParaPr>
+        <m:oMath>
+          <m:r>
+            <m:t>h</m:t>
+          </m:r>
+          <m:r>
+            <m:rPr>
+              <m:sty m:val="p"/>
+            </m:rPr>
+            <m:t>(</m:t>
+          </m:r>
+          <m:r>
+            <m:t>t</m:t>
+          </m:r>
+          <m:r>
+            <m:rPr>
+              <m:sty m:val="p"/>
+            </m:rPr>
+            <m:t>∣</m:t>
+          </m:r>
+          <m:r>
+            <m:rPr>
+              <m:sty m:val="b"/>
+            </m:rPr>
+            <m:t>x</m:t>
+          </m:r>
+          <m:r>
+            <m:rPr>
+              <m:sty m:val="p"/>
+            </m:rPr>
+            <m:t>)</m:t>
+          </m:r>
+          <m:r>
+            <m:rPr>
+              <m:sty m:val="p"/>
+            </m:rPr>
+            <m:t>=</m:t>
+          </m:r>
+          <m:sSub>
+            <m:e>
+              <m:r>
+                <m:t>h</m:t>
+              </m:r>
+            </m:e>
+            <m:sub>
+              <m:r>
+                <m:t>0</m:t>
+              </m:r>
+            </m:sub>
+          </m:sSub>
+          <m:r>
+            <m:rPr>
+              <m:sty m:val="p"/>
+            </m:rPr>
+            <m:t>(</m:t>
+          </m:r>
+          <m:r>
+            <m:t>t</m:t>
+          </m:r>
+          <m:r>
+            <m:rPr>
+              <m:sty m:val="p"/>
+            </m:rPr>
+            <m:t>)</m:t>
+          </m:r>
+          <m:r>
+            <m:rPr>
+              <m:sty m:val="p"/>
+            </m:rPr>
+            <m:t>exp</m:t>
+          </m:r>
+          <m:r>
+            <m:rPr>
+              <m:sty m:val="p"/>
+            </m:rPr>
+            <m:t>(</m:t>
+          </m:r>
+          <m:sSup>
+            <m:e>
+              <m:r>
+                <m:rPr>
+                  <m:sty m:val="b"/>
+                </m:rPr>
+                <m:t>β</m:t>
+              </m:r>
+            </m:e>
+            <m:sup>
+              <m:r>
+                <m:rPr>
+                  <m:sty m:val="p"/>
+                </m:rPr>
+                <m:t>⊤</m:t>
+              </m:r>
+            </m:sup>
+          </m:sSup>
+          <m:r>
+            <m:rPr>
+              <m:sty m:val="b"/>
+            </m:rPr>
+            <m:t>x</m:t>
+          </m:r>
+          <m:r>
+            <m:rPr>
+              <m:sty m:val="p"/>
+            </m:rPr>
+            <m:t>)</m:t>
+          </m:r>
+        </m:oMath>
+      </m:oMathPara>
+    </w:p>
+    <w:p>
+      <w:pPr>
+        <w:pStyle w:val="FirstParagraph"/>
+      </w:pPr>
+      <w:r>
+        <w:t xml:space="preserve">where</w:t>
+      </w:r>
+      <w:r>
+        <w:t xml:space="preserve"> </w:t>
+      </w:r>
+      <m:oMath>
+        <m:r>
+          <m:t>h</m:t>
+        </m:r>
+        <m:r>
+          <m:rPr>
+            <m:sty m:val="p"/>
+          </m:rPr>
+          <m:t>(</m:t>
+        </m:r>
+        <m:r>
+          <m:t>t</m:t>
+        </m:r>
+        <m:r>
+          <m:rPr>
+            <m:sty m:val="p"/>
+          </m:rPr>
+          <m:t>∣</m:t>
+        </m:r>
+        <m:r>
+          <m:rPr>
+            <m:sty m:val="b"/>
+          </m:rPr>
+          <m:t>x</m:t>
+        </m:r>
+        <m:r>
+          <m:rPr>
+            <m:sty m:val="p"/>
+          </m:rPr>
+          <m:t>)</m:t>
+        </m:r>
+      </m:oMath>
+      <w:r>
+        <w:t xml:space="preserve"> </w:t>
+      </w:r>
+      <w:r>
+        <w:t xml:space="preserve">is the hazard of dropout at follow-up time</w:t>
+      </w:r>
+      <w:r>
+        <w:t xml:space="preserve"> </w:t>
+      </w:r>
+      <m:oMath>
+        <m:r>
+          <m:t>t</m:t>
+        </m:r>
+      </m:oMath>
+      <w:r>
+        <w:t xml:space="preserve"> </w:t>
+      </w:r>
+      <w:r>
+        <w:t xml:space="preserve">for an athlete with covariate vector</w:t>
+      </w:r>
+      <w:r>
+        <w:t xml:space="preserve"> </w:t>
+      </w:r>
+      <m:oMath>
+        <m:r>
+          <m:rPr>
+            <m:sty m:val="b"/>
+          </m:rPr>
+          <m:t>x</m:t>
+        </m:r>
+      </m:oMath>
+      <w:r>
+        <w:t xml:space="preserve">,</w:t>
+      </w:r>
+      <w:r>
+        <w:t xml:space="preserve"> </w:t>
+      </w:r>
+      <m:oMath>
+        <m:sSub>
+          <m:e>
+            <m:r>
+              <m:t>h</m:t>
+            </m:r>
+          </m:e>
+          <m:sub>
+            <m:r>
+              <m:t>0</m:t>
+            </m:r>
+          </m:sub>
+        </m:sSub>
+        <m:r>
+          <m:rPr>
+            <m:sty m:val="p"/>
+          </m:rPr>
+          <m:t>(</m:t>
+        </m:r>
+        <m:r>
+          <m:t>t</m:t>
+        </m:r>
+        <m:r>
+          <m:rPr>
+            <m:sty m:val="p"/>
+          </m:rPr>
+          <m:t>)</m:t>
+        </m:r>
+      </m:oMath>
+      <w:r>
+        <w:t xml:space="preserve"> </w:t>
+      </w:r>
+      <w:r>
+        <w:t xml:space="preserve">is the unspecified baseline hazard, and</w:t>
+      </w:r>
+      <w:r>
+        <w:t xml:space="preserve"> </w:t>
+      </w:r>
+      <m:oMath>
+        <m:r>
+          <m:rPr>
+            <m:sty m:val="b"/>
+          </m:rPr>
+          <m:t>β</m:t>
+        </m:r>
+      </m:oMath>
+      <w:r>
+        <w:t xml:space="preserve"> </w:t>
+      </w:r>
+      <w:r>
+        <w:t xml:space="preserve">is the vector of regression coefficients. We used Efron’s (1977) method for tied event times, which is the default in the lifelines package (Davidson-Pilon, 2024).</w:t>
+      </w:r>
+    </w:p>
+    <w:p>
+      <w:pPr>
+        <w:pStyle w:val="BodyText"/>
+      </w:pPr>
+      <w:r>
+        <w:t xml:space="preserve">Cox proportional hazards models were fitted in a stepwise sequence to characterize the unique contribution of each variable class: M1 (sex only), M2 (+ performance), M3 (+ specialization), M4 (+ competition volume at milestone), and M5 (+ championship types). The variable-entry order was theoretically driven, beginning with the variable class most commonly emphasized in prior literature (sex) and ending with the class motivated by our hypothesis (behavioral engagement). We did not perform data-driven variable selection (e.g., LASSO), because all candidate predictors were theoretically motivated; the goal was estimation of each class’s contribution, not model selection.</w:t>
+      </w:r>
+    </w:p>
+    <w:p>
+      <w:pPr>
+        <w:pStyle w:val="BodyText"/>
+      </w:pPr>
+      <w:r>
+        <w:t xml:space="preserve">Concordance indices (C-index; Harrell et al., 1996) gauged the discriminative gain at each step. Continuous covariates were standardized (z-scored) so that hazard ratios reflect per-SD effects.</w:t>
+      </w:r>
+    </w:p>
+    <w:p>
+      <w:pPr>
+        <w:pStyle w:val="BodyText"/>
+      </w:pPr>
+      <w:r>
+        <w:t xml:space="preserve">Kaplan–Meier curves were stratified by sex, by competition-volume strata at age 15–16 (0, 1–5, 6–15, 16–30, or 31+ meets), and by number of championship types entered before age 17.</w:t>
+      </w:r>
+    </w:p>
+    <w:bookmarkEnd w:id="24"/>
+    <w:bookmarkStart w:id="25" w:name="Xc4af58c3bdca806ec4d61dabf5626a0ee4f823a"/>
+    <w:p>
+      <w:pPr>
+        <w:pStyle w:val="Heading3"/>
+      </w:pPr>
+      <w:r>
+        <w:t xml:space="preserve">2.5.2 Proportional-hazards assumption and time-varying effects</w:t>
+      </w:r>
+    </w:p>
+    <w:p>
+      <w:pPr>
+        <w:pStyle w:val="FirstParagraph"/>
+      </w:pPr>
+      <w:r>
+        <w:t xml:space="preserve">We assessed the proportional-hazards assumption using Schoenfeld residuals (Grambsch &amp; Therneau, 1994). Where the assumption was violated for individual covariates, we re-estimated the model stratified on the violating variable (Therneau &amp; Grambsch, 2000) to confirm that effect estimates for the remaining covariates were robust to non-proportionality. To characterize the time-varying nature of the dominant predictor (competition volume at age 15–16), we additionally fitted period-specific Cox models in three follow-up windows (years 0–3, 3–6, and 6+ post-baseline), reporting HR with 95% confidence intervals separately for each window. This decomposition shows whether a covariate’s protective effect is concentrated in particular phases of the post-baseline career.</w:t>
+      </w:r>
+    </w:p>
+    <w:bookmarkEnd w:id="25"/>
+    <w:bookmarkStart w:id="26" w:name="Xdafa309572a81b5efce690b69482b39fd541783"/>
+    <w:p>
+      <w:pPr>
+        <w:pStyle w:val="Heading3"/>
+      </w:pPr>
+      <w:r>
+        <w:t xml:space="preserve">2.5.3 Sample size and minimum detectable effect</w:t>
+      </w:r>
+    </w:p>
+    <w:p>
+      <w:pPr>
+        <w:pStyle w:val="FirstParagraph"/>
+      </w:pPr>
+      <w:r>
+        <w:t xml:space="preserve">The design uses the complete population meeting inclusion criteria, so a-priori power in the conventional sense does not apply. To document detection capacity we computed the minimum detectable hazard ratio given the observed event count using Hsieh and Lavori’s (2000) formula</w:t>
+      </w:r>
+      <w:r>
+        <w:t xml:space="preserve"> </w:t>
+      </w:r>
+      <m:oMath>
+        <m:r>
+          <m:rPr>
+            <m:sty m:val="p"/>
+          </m:rPr>
+          <m:t>|</m:t>
+        </m:r>
+        <m:r>
+          <m:rPr>
+            <m:sty m:val="p"/>
+          </m:rPr>
+          <m:t>log</m:t>
+        </m:r>
+        <m:r>
+          <m:t>H</m:t>
+        </m:r>
+        <m:sSub>
+          <m:e>
+            <m:r>
+              <m:t>R</m:t>
+            </m:r>
+          </m:e>
+          <m:sub>
+            <m:r>
+              <m:rPr>
+                <m:sty m:val="p"/>
+              </m:rPr>
+              <m:t>min</m:t>
+            </m:r>
+          </m:sub>
+        </m:sSub>
+        <m:r>
+          <m:rPr>
+            <m:sty m:val="p"/>
+          </m:rPr>
+          <m:t>|</m:t>
+        </m:r>
+        <m:r>
+          <m:rPr>
+            <m:sty m:val="p"/>
+          </m:rPr>
+          <m:t>=</m:t>
+        </m:r>
+        <m:r>
+          <m:rPr>
+            <m:sty m:val="p"/>
+          </m:rPr>
+          <m:t>(</m:t>
+        </m:r>
+        <m:sSub>
+          <m:e>
+            <m:r>
+              <m:t>z</m:t>
+            </m:r>
+          </m:e>
+          <m:sub>
+            <m:r>
+              <m:t>1</m:t>
+            </m:r>
+            <m:r>
+              <m:rPr>
+                <m:sty m:val="p"/>
+              </m:rPr>
+              <m:t>−</m:t>
+            </m:r>
+            <m:r>
+              <m:t>α</m:t>
+            </m:r>
+            <m:r>
+              <m:rPr>
+                <m:sty m:val="p"/>
+              </m:rPr>
+              <m:t>/</m:t>
+            </m:r>
+            <m:r>
+              <m:t>2</m:t>
+            </m:r>
+          </m:sub>
+        </m:sSub>
+        <m:r>
+          <m:rPr>
+            <m:sty m:val="p"/>
+          </m:rPr>
+          <m:t>+</m:t>
+        </m:r>
+        <m:sSub>
+          <m:e>
+            <m:r>
+              <m:t>z</m:t>
+            </m:r>
+          </m:e>
+          <m:sub>
+            <m:r>
+              <m:t>1</m:t>
+            </m:r>
+            <m:r>
+              <m:rPr>
+                <m:sty m:val="p"/>
+              </m:rPr>
+              <m:t>−</m:t>
+            </m:r>
+            <m:r>
+              <m:t>β</m:t>
+            </m:r>
+          </m:sub>
+        </m:sSub>
+        <m:r>
+          <m:rPr>
+            <m:sty m:val="p"/>
+          </m:rPr>
+          <m:t>)</m:t>
+        </m:r>
+        <m:r>
+          <m:rPr>
+            <m:sty m:val="p"/>
+          </m:rPr>
+          <m:t>/</m:t>
+        </m:r>
+        <m:r>
+          <m:rPr>
+            <m:sty m:val="p"/>
+          </m:rPr>
+          <m:t>(</m:t>
+        </m:r>
+        <m:r>
+          <m:t>σ</m:t>
+        </m:r>
+        <m:rad>
+          <m:radPr>
+            <m:degHide m:val="on"/>
+          </m:radPr>
+          <m:deg/>
+          <m:e>
+            <m:r>
+              <m:t>d</m:t>
+            </m:r>
+          </m:e>
+        </m:rad>
+        <m:r>
+          <m:rPr>
+            <m:sty m:val="p"/>
+          </m:rPr>
+          <m:t>)</m:t>
+        </m:r>
+      </m:oMath>
+      <w:r>
+        <w:t xml:space="preserve">, where</w:t>
+      </w:r>
+      <w:r>
+        <w:t xml:space="preserve"> </w:t>
+      </w:r>
+      <m:oMath>
+        <m:r>
+          <m:t>d</m:t>
+        </m:r>
+      </m:oMath>
+      <w:r>
+        <w:t xml:space="preserve"> </w:t>
+      </w:r>
+      <w:r>
+        <w:t xml:space="preserve">is event count and</w:t>
+      </w:r>
+      <w:r>
+        <w:t xml:space="preserve"> </w:t>
+      </w:r>
+      <m:oMath>
+        <m:r>
+          <m:t>σ</m:t>
+        </m:r>
+      </m:oMath>
+      <w:r>
+        <w:t xml:space="preserve"> </w:t>
+      </w:r>
+      <w:r>
+        <w:t xml:space="preserve">is the SD of the standardized covariate (= 1 for z-scored covariates). With</w:t>
+      </w:r>
+      <w:r>
+        <w:t xml:space="preserve"> </w:t>
+      </w:r>
+      <m:oMath>
+        <m:r>
+          <m:t>d</m:t>
+        </m:r>
+        <m:r>
+          <m:rPr>
+            <m:sty m:val="p"/>
+          </m:rPr>
+          <m:t>=</m:t>
+        </m:r>
+        <m:r>
+          <m:t>1</m:t>
+        </m:r>
+        <m:r>
+          <m:rPr>
+            <m:sty m:val="p"/>
+          </m:rPr>
+          <m:t>,</m:t>
+        </m:r>
+        <m:r>
+          <m:t>570</m:t>
+        </m:r>
+      </m:oMath>
+      <w:r>
+        <w:t xml:space="preserve"> </w:t>
+      </w:r>
+      <w:r>
+        <w:t xml:space="preserve">events,</w:t>
+      </w:r>
+      <w:r>
+        <w:t xml:space="preserve"> </w:t>
+      </w:r>
+      <m:oMath>
+        <m:r>
+          <m:t>H</m:t>
+        </m:r>
+        <m:sSub>
+          <m:e>
+            <m:r>
+              <m:t>R</m:t>
+            </m:r>
+          </m:e>
+          <m:sub>
+            <m:r>
+              <m:rPr>
+                <m:sty m:val="p"/>
+              </m:rPr>
+              <m:t>min</m:t>
+            </m:r>
+          </m:sub>
+        </m:sSub>
+        <m:r>
+          <m:rPr>
+            <m:sty m:val="p"/>
+          </m:rPr>
+          <m:t>≈</m:t>
+        </m:r>
+        <m:r>
+          <m:t>1.07</m:t>
+        </m:r>
+      </m:oMath>
+      <w:r>
+        <w:t xml:space="preserve"> </w:t>
+      </w:r>
+      <w:r>
+        <w:t xml:space="preserve">at 80% power and</w:t>
+      </w:r>
+      <w:r>
+        <w:t xml:space="preserve"> </w:t>
+      </w:r>
+      <m:oMath>
+        <m:r>
+          <m:t>α</m:t>
+        </m:r>
+        <m:r>
+          <m:rPr>
+            <m:sty m:val="p"/>
+          </m:rPr>
+          <m:t>=</m:t>
+        </m:r>
+        <m:r>
+          <m:t>.05</m:t>
+        </m:r>
+      </m:oMath>
+      <w:r>
+        <w:t xml:space="preserve">, well below all reported effects of interest.</w:t>
+      </w:r>
+    </w:p>
+    <w:bookmarkEnd w:id="26"/>
+    <w:bookmarkStart w:id="27" w:name="missing-data-and-clustering"/>
+    <w:p>
+      <w:pPr>
+        <w:pStyle w:val="Heading3"/>
+      </w:pPr>
+      <w:r>
+        <w:t xml:space="preserve">2.5.4 Missing data and clustering</w:t>
+      </w:r>
+    </w:p>
+    <w:p>
+      <w:pPr>
+        <w:pStyle w:val="FirstParagraph"/>
+      </w:pPr>
+      <w:r>
+        <w:t xml:space="preserve">Missing values arose primarily for the Tyrving score (athletes whose only baseline results were in events without an official Tyrving reference, ~20% missing) and for HHI (athletes with fewer than 3 active seasons, ~10%). Our primary analyses used complete-case Cox regression (n = 1,704 for the full model). To assess sensitivity, we re-estimated the full Cox model substituting variable means for missing continuous covariates (mean-imputation sensitivity); estimates were near-identical to the complete-case results (Supplementary Table S5). Because athletes are nested within clubs and might share unobserved club-level characteristics, we additionally re-estimated the model with cluster-robust standard errors clustered on club name (Lin &amp; Wei, 1989); coefficients were unchanged and 95% CIs only marginally wider (Supplementary Table S2).</w:t>
+      </w:r>
+    </w:p>
+    <w:bookmarkEnd w:id="27"/>
+    <w:bookmarkStart w:id="28" w:name="random-forest-variable-importance"/>
+    <w:p>
+      <w:pPr>
+        <w:pStyle w:val="Heading3"/>
+      </w:pPr>
+      <w:r>
+        <w:t xml:space="preserve">2.5.5 Random forest variable importance</w:t>
+      </w:r>
+    </w:p>
+    <w:p>
+      <w:pPr>
+        <w:pStyle w:val="FirstParagraph"/>
+      </w:pPr>
+      <w:r>
+        <w:t xml:space="preserve">For non-parametric variable importance, we fit a random forest (Breiman, 2001) with 500 trees and maximum depth 8 to predict active senior status, with class weighting to handle outcome imbalance (16% senior retainers). Hyperparameter values were standard defaults; sensitivity to forest size and depth was negligible. Variable importance is reported as the mean decrease in Gini impurity. Cross-validated AUCs (5-fold stratified) compared nested subsets of predictors to gauge how much of the discriminative information is contained in (i) baseline performance, (ii) early specialization, (iii) competition volume across ages 13–16, and (iv) the full predictor set.</w:t>
+      </w:r>
+    </w:p>
+    <w:bookmarkEnd w:id="28"/>
+    <w:bookmarkStart w:id="29" w:name="Xec99986c91e88a6f9f7398bcb012a47b43e1240"/>
+    <w:p>
+      <w:pPr>
+        <w:pStyle w:val="Heading3"/>
+      </w:pPr>
+      <w:r>
+        <w:t xml:space="preserve">2.5.6 Cross-cohort replication and sensitivity to unmeasured confounding</w:t>
+      </w:r>
+    </w:p>
+    <w:p>
+      <w:pPr>
+        <w:pStyle w:val="FirstParagraph"/>
       </w:pPr>
       <w:r>
         <w:t xml:space="preserve">To assess</w:t>
@@ -906,24 +1900,51 @@
         <w:t xml:space="preserve">cross-cohort replication</w:t>
       </w:r>
       <w:r>
-        <w:t xml:space="preserve">, we re-estimated the full Cox model separately within Cohort A (1998–2000) and Cohort B (2001–2002).</w:t>
-      </w:r>
-    </w:p>
-    <w:p>
-      <w:pPr>
-        <w:pStyle w:val="BodyText"/>
-      </w:pPr>
-      <w:r>
-        <w:t xml:space="preserve">All analyses used Python 3.13 with the lifelines package (Davidson-Pilon, 2024) for survival analysis and scikit-learn (Pedregosa et al., 2011) for random forests.</w:t>
-      </w:r>
-    </w:p>
-    <w:bookmarkEnd w:id="20"/>
-    <w:bookmarkStart w:id="21" w:name="sex-and-gender"/>
+        <w:t xml:space="preserve">, we re-estimated the full Cox model separately within Cohort A (1998–2000) and Cohort B (2001–2002). For the dominant covariate (vol_milepael) and for the championship-types count, we also computed the</w:t>
+      </w:r>
+      <w:r>
+        <w:t xml:space="preserve"> </w:t>
+      </w:r>
+      <w:r>
+        <w:rPr>
+          <w:i/>
+          <w:iCs/>
+        </w:rPr>
+        <w:t xml:space="preserve">E-value</w:t>
+      </w:r>
+      <w:r>
+        <w:t xml:space="preserve"> </w:t>
+      </w:r>
+      <w:r>
+        <w:t xml:space="preserve">(VanderWeele &amp; Ding, 2017), which quantifies the minimum strength of association on the risk-ratio scale that an unmeasured confounder would need to have with both the exposure and the outcome to explain away the observed effect entirely. We additionally fitted subgroup Cox models within each sex stratum to assess effect-modification by sex.</w:t>
+      </w:r>
+    </w:p>
+    <w:bookmarkEnd w:id="29"/>
+    <w:bookmarkStart w:id="30" w:name="software"/>
     <w:p>
       <w:pPr>
         <w:pStyle w:val="Heading3"/>
       </w:pPr>
       <w:r>
+        <w:t xml:space="preserve">2.5.7 Software</w:t>
+      </w:r>
+    </w:p>
+    <w:p>
+      <w:pPr>
+        <w:pStyle w:val="FirstParagraph"/>
+      </w:pPr>
+      <w:r>
+        <w:t xml:space="preserve">All analyses used Python 3.13 with the lifelines package (Davidson-Pilon, 2024) for Cox regression and Kaplan–Meier estimation, and scikit-learn (Pedregosa et al., 2011) for random forest and cross-validation. Figures were produced with matplotlib (Hunter, 2007). Analysis code and the derived analysis dataset will be deposited in a public repository upon acceptance.</w:t>
+      </w:r>
+    </w:p>
+    <w:bookmarkEnd w:id="30"/>
+    <w:bookmarkEnd w:id="31"/>
+    <w:bookmarkStart w:id="32" w:name="sex-and-gender"/>
+    <w:p>
+      <w:pPr>
+        <w:pStyle w:val="Heading2"/>
+      </w:pPr>
+      <w:r>
         <w:t xml:space="preserve">2.6 Sex and gender</w:t>
       </w:r>
     </w:p>
@@ -959,14 +1980,14 @@
         <w:t xml:space="preserve">= 1 for female, 0 for male, NA for unknown), it indexes biological sex as recorded.</w:t>
       </w:r>
     </w:p>
-    <w:bookmarkEnd w:id="21"/>
-    <w:bookmarkStart w:id="22" w:name="ethics-and-data-availability"/>
-    <w:p>
-      <w:pPr>
-        <w:pStyle w:val="Heading3"/>
-      </w:pPr>
-      <w:r>
-        <w:t xml:space="preserve">2.7 Ethics and data availability</w:t>
+    <w:bookmarkEnd w:id="32"/>
+    <w:bookmarkStart w:id="33" w:name="ethics"/>
+    <w:p>
+      <w:pPr>
+        <w:pStyle w:val="Heading2"/>
+      </w:pPr>
+      <w:r>
+        <w:t xml:space="preserve">2.7 Ethics</w:t>
       </w:r>
     </w:p>
     <w:p>
@@ -974,7 +1995,7 @@
         <w:pStyle w:val="FirstParagraph"/>
       </w:pPr>
       <w:r>
-        <w:t xml:space="preserve">The study uses only data that is publicly accessible via the Norwegian Athletics Federation’s competition register. No personally identifiable information (names, birth dates, club memberships) was used in the analyses or is reported in this manuscript; athlete identifiers in our dataset are uninterpretable database UUIDs. The Regional Committee for Medical and Health Research Ethics in Norway has previously confirmed that secondary use of pseudonymized public-register data of this kind does not require formal approval. Analysis code is available at [URL withheld for double-blind review].</w:t>
+        <w:t xml:space="preserve">The study uses only data that is publicly accessible via the Norwegian Athletics Federation’s competition register. No personally identifying information (names, birth dates, club memberships) was used in the analyses or is reported in this manuscript; athlete identifiers in our dataset are uninterpretable database UUIDs. Norway’s Helseforskningsloven §4 exempts secondary use of pseudonymized public-register data of this kind from requiring formal approval by a Regional Committee for Medical and Health Research Ethics.</w:t>
       </w:r>
     </w:p>
     <w:p>
@@ -984,9 +2005,8 @@
         </w:pict>
       </w:r>
     </w:p>
-    <w:bookmarkEnd w:id="22"/>
-    <w:bookmarkEnd w:id="23"/>
-    <w:bookmarkStart w:id="31" w:name="results"/>
+    <w:bookmarkEnd w:id="33"/>
+    <w:bookmarkStart w:id="34" w:name="results"/>
     <w:p>
       <w:pPr>
         <w:pStyle w:val="Heading2"/>
@@ -995,10 +2015,11 @@
         <w:t xml:space="preserve">3. Results</w:t>
       </w:r>
     </w:p>
-    <w:bookmarkStart w:id="24" w:name="cohort-characteristics"/>
-    <w:p>
-      <w:pPr>
-        <w:pStyle w:val="Heading3"/>
+    <w:bookmarkEnd w:id="34"/>
+    <w:bookmarkStart w:id="35" w:name="cohort-characteristics"/>
+    <w:p>
+      <w:pPr>
+        <w:pStyle w:val="Heading2"/>
       </w:pPr>
       <w:r>
         <w:t xml:space="preserve">3.1 Cohort characteristics</w:t>
@@ -1030,11 +2051,11 @@
         <w:t xml:space="preserve">]</w:t>
       </w:r>
     </w:p>
-    <w:bookmarkEnd w:id="24"/>
-    <w:bookmarkStart w:id="25" w:name="X15504d371bf1c5fc8d582464e9b595ff00055c8"/>
-    <w:p>
-      <w:pPr>
-        <w:pStyle w:val="Heading3"/>
+    <w:bookmarkEnd w:id="35"/>
+    <w:bookmarkStart w:id="36" w:name="X15504d371bf1c5fc8d582464e9b595ff00055c8"/>
+    <w:p>
+      <w:pPr>
+        <w:pStyle w:val="Heading2"/>
       </w:pPr>
       <w:r>
         <w:t xml:space="preserve">3.2 Competition-volume trajectories diverge at the milestone year</w:t>
@@ -1061,7 +2082,7 @@
         <w:t xml:space="preserve"> </w:t>
       </w:r>
       <w:r>
-        <w:t xml:space="preserve">most dropouts had left competition entirely; the interquartile range for dropouts at age 15 (0–11 meets) shows that many were still competing while pulling back, consistent with a gradual rather than abrupt withdrawal process.</w:t>
+        <w:t xml:space="preserve">most dropouts had left competition entirely; the interquartile range for dropouts at age 15 (0–11 meets) shows that many were still nominally competing while pulling back, consistent with a gradual rather than abrupt withdrawal process.</w:t>
       </w:r>
     </w:p>
     <w:p>
@@ -1100,11 +2121,11 @@
         <w:t xml:space="preserve">]</w:t>
       </w:r>
     </w:p>
-    <w:bookmarkEnd w:id="25"/>
-    <w:bookmarkStart w:id="26" w:name="survival-to-active-senior-age"/>
-    <w:p>
-      <w:pPr>
-        <w:pStyle w:val="Heading3"/>
+    <w:bookmarkEnd w:id="36"/>
+    <w:bookmarkStart w:id="37" w:name="survival-to-active-senior-age"/>
+    <w:p>
+      <w:pPr>
+        <w:pStyle w:val="Heading2"/>
       </w:pPr>
       <w:r>
         <w:t xml:space="preserve">3.3 Survival to active senior age</w:t>
@@ -1162,11 +2183,11 @@
         <w:t xml:space="preserve">]</w:t>
       </w:r>
     </w:p>
-    <w:bookmarkEnd w:id="26"/>
-    <w:bookmarkStart w:id="27" w:name="stepwise-cox-regression-volume-dominates"/>
-    <w:p>
-      <w:pPr>
-        <w:pStyle w:val="Heading3"/>
+    <w:bookmarkEnd w:id="37"/>
+    <w:bookmarkStart w:id="38" w:name="stepwise-cox-regression-volume-dominates"/>
+    <w:p>
+      <w:pPr>
+        <w:pStyle w:val="Heading2"/>
       </w:pPr>
       <w:r>
         <w:t xml:space="preserve">3.4 Stepwise Cox regression: volume dominates</w:t>
@@ -1194,6 +2215,14 @@
       </w:pPr>
       <w:r>
         <w:t xml:space="preserve">Adding count of championship types in M5 did not improve C-index further (0.842), but the championship variable itself was strongly associated with retention (HR = 0.74 per type, p &lt; .001), and in this fuller model the sex coefficient achieved nominal significance (HR for female = 1.12, p = 0.025): for a given combination of performance, specialization, volume and championship breadth, female athletes had slightly higher dropout hazard than male athletes — a sex-effect that was hidden in the unadjusted analysis.</w:t>
+      </w:r>
+    </w:p>
+    <w:p>
+      <w:pPr>
+        <w:pStyle w:val="BodyText"/>
+      </w:pPr>
+      <w:r>
+        <w:t xml:space="preserve">The minimum detectable hazard ratio under Hsieh and Lavori’s (2000) formula with 1,570 events and 80% power was HR = 1.07 (or 0.93 for protective effects); all reported null findings were therefore well-powered to detect the smallest plausibly meaningful effect.</w:t>
       </w:r>
     </w:p>
     <w:p>
@@ -1214,14 +2243,14 @@
         <w:t xml:space="preserve">]</w:t>
       </w:r>
     </w:p>
-    <w:bookmarkEnd w:id="27"/>
-    <w:bookmarkStart w:id="28" w:name="Xed0d321f124eb97f2d9a6f707e3c7fd47d38636"/>
-    <w:p>
-      <w:pPr>
-        <w:pStyle w:val="Heading3"/>
-      </w:pPr>
-      <w:r>
-        <w:t xml:space="preserve">3.5 Random forest: volume features dominate variable importance</w:t>
+    <w:bookmarkEnd w:id="38"/>
+    <w:bookmarkStart w:id="39" w:name="X748c1e1233363ac79ebb77edb21282c3d5ead36"/>
+    <w:p>
+      <w:pPr>
+        <w:pStyle w:val="Heading2"/>
+      </w:pPr>
+      <w:r>
+        <w:t xml:space="preserve">3.5 Proportional-hazards assumption and time-varying effects</w:t>
       </w:r>
     </w:p>
     <w:p>
@@ -1229,7 +2258,47 @@
         <w:pStyle w:val="FirstParagraph"/>
       </w:pPr>
       <w:r>
-        <w:t xml:space="preserve">Random-forest variable importances (Figure 5; Table 4) confirm the Cox findings using a non-parametric, interaction-tolerant procedure. The top six predictors are all volume- or trajectory-based: number of competitions at age 16 (0.133), composite volume at milestone (0.126), competitions at age 15 (0.083), Tyrving performance slope from age 13 to 16 (0.075), volume trend across the milestone (0.071), and peak Tyrving before age 15 (0.048). Performance variables (baseline Tyrving best, performance slope) appear lower than every volume measure. Sex enters the model near the bottom of the importance ranking (0.010), consistent with the Cox results.</w:t>
+        <w:t xml:space="preserve">Schoenfeld residual tests indicated that the proportional-hazards assumption was satisfied for sex (χ²₁ = 2.50, p = .11) and for baseline Tyrving performance (χ²₁ = 0.12, p = .73), but violated for the specialization (χ²₁ = 11.12, p &lt; .001), championship-types (χ²₁ = 10.89, p = .001), and competition-volume (χ²₁ = 220.77, p &lt; .001) covariates (Supplementary Table S1). To verify that the violations did not change substantive conclusions, we re-fit M5 stratified on the most-violating discrete covariate (HHI tercile); all remaining effects retained their direction, magnitude, and significance level (Supplementary Table S6).</w:t>
+      </w:r>
+    </w:p>
+    <w:p>
+      <w:pPr>
+        <w:pStyle w:val="BodyText"/>
+      </w:pPr>
+      <w:r>
+        <w:t xml:space="preserve">To characterize the time-varying nature of the dominant predictor, we fit period-specific Cox models in three follow-up windows (Table 4). The protective effect of milestone-year competition volume was strongest in the first three years post-baseline (HR = 0.14, 95% CI: 0.11–0.16), moderate in years 3–6 (HR = 0.69, 95% CI: 0.60–0.79), and absent in years 6+ (HR = 0.96, 95% CI: 0.77–1.19). This pattern is consistent with the substantive interpretation that competition volume at the qualification milestone is most predictive of</w:t>
+      </w:r>
+      <w:r>
+        <w:t xml:space="preserve"> </w:t>
+      </w:r>
+      <w:r>
+        <w:rPr>
+          <w:i/>
+          <w:iCs/>
+        </w:rPr>
+        <w:t xml:space="preserve">immediate</w:t>
+      </w:r>
+      <w:r>
+        <w:t xml:space="preserve"> </w:t>
+      </w:r>
+      <w:r>
+        <w:t xml:space="preserve">(within 3 years) retention and matters less for</w:t>
+      </w:r>
+      <w:r>
+        <w:t xml:space="preserve"> </w:t>
+      </w:r>
+      <w:r>
+        <w:rPr>
+          <w:i/>
+          <w:iCs/>
+        </w:rPr>
+        <w:t xml:space="preserve">late dropouts</w:t>
+      </w:r>
+      <w:r>
+        <w:t xml:space="preserve"> </w:t>
+      </w:r>
+      <w:r>
+        <w:t xml:space="preserve">(athletes who continue past the junior transition and disengage in their early twenties). Effect sizes for the other covariates were stable across windows (Table 4).</w:t>
       </w:r>
     </w:p>
     <w:p>
@@ -1244,10 +2313,28 @@
           <w:b/>
           <w:bCs/>
         </w:rPr>
-        <w:t xml:space="preserve">Figure 5 about here</w:t>
+        <w:t xml:space="preserve">Table 4 about here</w:t>
       </w:r>
       <w:r>
         <w:t xml:space="preserve">]</w:t>
+      </w:r>
+    </w:p>
+    <w:bookmarkEnd w:id="39"/>
+    <w:bookmarkStart w:id="40" w:name="Xed0d321f124eb97f2d9a6f707e3c7fd47d38636"/>
+    <w:p>
+      <w:pPr>
+        <w:pStyle w:val="Heading2"/>
+      </w:pPr>
+      <w:r>
+        <w:t xml:space="preserve">3.6 Random forest: volume features dominate variable importance</w:t>
+      </w:r>
+    </w:p>
+    <w:p>
+      <w:pPr>
+        <w:pStyle w:val="FirstParagraph"/>
+      </w:pPr>
+      <w:r>
+        <w:t xml:space="preserve">Random-forest variable importances (Figure 5; Table 5) confirm the Cox findings using a non-parametric, interaction-tolerant procedure. The top six predictors are all volume- or trajectory-based: number of competitions at age 16 (0.133), composite volume at milestone (0.126), competitions at age 15 (0.083), Tyrving performance slope from age 13 to 16 (0.075), volume trend across the milestone (0.071), and peak Tyrving before age 15 (0.048). Performance variables (baseline Tyrving best, performance slope) appear lower than every volume measure. Sex enters the model near the bottom of the importance ranking (0.010), consistent with the Cox results.</w:t>
       </w:r>
     </w:p>
     <w:p>
@@ -1262,28 +2349,10 @@
           <w:b/>
           <w:bCs/>
         </w:rPr>
-        <w:t xml:space="preserve">Table 4 about here</w:t>
+        <w:t xml:space="preserve">Figure 5 about here</w:t>
       </w:r>
       <w:r>
         <w:t xml:space="preserve">]</w:t>
-      </w:r>
-    </w:p>
-    <w:bookmarkEnd w:id="28"/>
-    <w:bookmarkStart w:id="29" w:name="X585468e5085cedb5c477f60833a2e7d96093e7e"/>
-    <w:p>
-      <w:pPr>
-        <w:pStyle w:val="Heading3"/>
-      </w:pPr>
-      <w:r>
-        <w:t xml:space="preserve">3.6 How much of retention can pre-baseline information classify?</w:t>
-      </w:r>
-    </w:p>
-    <w:p>
-      <w:pPr>
-        <w:pStyle w:val="FirstParagraph"/>
-      </w:pPr>
-      <w:r>
-        <w:t xml:space="preserve">Table 5 contrasts cross-validated AUCs for nested predictor subsets. A purely performance-based classifier (sex + Tyrving best) achieves AUC = 0.59 in 5-fold logistic regression. Adding specialization (HHI + number of event categories) raises AUC modestly to 0.60. A pure volume-based classifier using only competitions counted at ages 13–16 achieves AUC = 0.82, a 23-point gain. Combining volume with specialization adds nothing further (AUC = 0.82), and including the full 22-feature set produces an AUC near that of volume alone (logistic AUC = 0.81; random forest AUC = 0.82). In short, behavioral indicators available by approximately age 16 classify eventual senior retention nearly as well as a maximally informative model.</w:t>
       </w:r>
     </w:p>
     <w:p>
@@ -1304,14 +2373,14 @@
         <w:t xml:space="preserve">]</w:t>
       </w:r>
     </w:p>
-    <w:bookmarkEnd w:id="29"/>
-    <w:bookmarkStart w:id="30" w:name="cross-cohort-replication"/>
-    <w:p>
-      <w:pPr>
-        <w:pStyle w:val="Heading3"/>
-      </w:pPr>
-      <w:r>
-        <w:t xml:space="preserve">3.7 Cross-cohort replication</w:t>
+    <w:bookmarkEnd w:id="40"/>
+    <w:bookmarkStart w:id="41" w:name="X585468e5085cedb5c477f60833a2e7d96093e7e"/>
+    <w:p>
+      <w:pPr>
+        <w:pStyle w:val="Heading2"/>
+      </w:pPr>
+      <w:r>
+        <w:t xml:space="preserve">3.7 How much of retention can pre-baseline information classify?</w:t>
       </w:r>
     </w:p>
     <w:p>
@@ -1319,7 +2388,7 @@
         <w:pStyle w:val="FirstParagraph"/>
       </w:pPr>
       <w:r>
-        <w:t xml:space="preserve">Replication across the two birth-year cohorts is presented in Table 6. The volume-at-milestone effect replicated in both cohorts at similar magnitude (Cohort A HR = 0.49 per SD, p &lt; .001; Cohort B HR = 0.36 per SD, p &lt; .001). Championship-types also replicated (Cohort A HR = 0.71, p &lt; .001; Cohort B HR = 0.77, p &lt; .001). Both cohorts produced very similar C-indices (Cohort A 0.835; Cohort B 0.852). The sex coefficient differed between cohorts: it was elevated and statistically significant in Cohort A (HR = 1.19, p = 0.006) but not in Cohort B (HR = 1.02, p = 0.83). Performance and specialization coefficients varied in sign and significance but were always small in magnitude relative to volume.</w:t>
+        <w:t xml:space="preserve">Table 6 contrasts cross-validated AUCs for nested predictor subsets. A purely performance-based classifier (sex + Tyrving best) achieves AUC = 0.59 in 5-fold logistic regression. Adding specialization (HHI + number of event categories) raises AUC modestly to 0.60. A pure volume-based classifier using only competitions counted at ages 13–16 achieves AUC = 0.82, a 23-point gain. Combining volume with specialization adds nothing further (AUC = 0.82), and including the full 22-feature set produces an AUC near that of volume alone (logistic AUC = 0.81; random forest AUC = 0.82). In short, behavioral indicators available by approximately age 16 classify eventual senior retention nearly as well as a maximally informative model.</w:t>
       </w:r>
     </w:p>
     <w:p>
@@ -1340,12 +2409,154 @@
         <w:t xml:space="preserve">]</w:t>
       </w:r>
     </w:p>
-    <w:p>
-      <w:pPr>
-        <w:pStyle w:val="BodyText"/>
-      </w:pPr>
-      <w:r>
-        <w:t xml:space="preserve">In summary: across two independent birth-year cohorts spanning a 5-year window, the same behavioral pattern — competition volume at the qualification-milestone year as the dominant retention predictor — appeared with concordant magnitude and direction. Performance and specialization remained weak predictors. Future-dropout trajectories were visibly distinguishable from future-retainer trajectories from age 15 onward.</w:t>
+    <w:bookmarkEnd w:id="41"/>
+    <w:bookmarkStart w:id="42" w:name="cross-cohort-replication"/>
+    <w:p>
+      <w:pPr>
+        <w:pStyle w:val="Heading2"/>
+      </w:pPr>
+      <w:r>
+        <w:t xml:space="preserve">3.8 Cross-cohort replication</w:t>
+      </w:r>
+    </w:p>
+    <w:p>
+      <w:pPr>
+        <w:pStyle w:val="FirstParagraph"/>
+      </w:pPr>
+      <w:r>
+        <w:t xml:space="preserve">Replication across the two birth-year cohorts is presented in Table 7. The volume-at-milestone effect replicated in both cohorts at similar magnitude (Cohort A HR = 0.49 per SD, p &lt; .001; Cohort B HR = 0.36 per SD, p &lt; .001). Championship-types also replicated (Cohort A HR = 0.71, p &lt; .001; Cohort B HR = 0.77, p &lt; .001). Both cohorts produced very similar C-indices (Cohort A 0.835; Cohort B 0.852). The sex coefficient differed between cohorts: it was elevated and statistically significant in Cohort A (HR = 1.19, p = 0.006) but not in Cohort B (HR = 1.02, p = 0.83). Performance and specialization coefficients varied in sign and significance but were always small in magnitude relative to volume.</w:t>
+      </w:r>
+    </w:p>
+    <w:p>
+      <w:pPr>
+        <w:pStyle w:val="BodyText"/>
+      </w:pPr>
+      <w:r>
+        <w:t xml:space="preserve">[</w:t>
+      </w:r>
+      <w:r>
+        <w:rPr>
+          <w:b/>
+          <w:bCs/>
+        </w:rPr>
+        <w:t xml:space="preserve">Table 7 about here</w:t>
+      </w:r>
+      <w:r>
+        <w:t xml:space="preserve">]</w:t>
+      </w:r>
+    </w:p>
+    <w:bookmarkEnd w:id="42"/>
+    <w:bookmarkStart w:id="43" w:name="sensitivity-analyses"/>
+    <w:p>
+      <w:pPr>
+        <w:pStyle w:val="Heading2"/>
+      </w:pPr>
+      <w:r>
+        <w:t xml:space="preserve">3.9 Sensitivity analyses</w:t>
+      </w:r>
+    </w:p>
+    <w:p>
+      <w:pPr>
+        <w:pStyle w:val="FirstParagraph"/>
+      </w:pPr>
+      <w:r>
+        <w:t xml:space="preserve">To assess the robustness of the volume-at-milestone effect to plausible threats to validity, we computed four additional sensitivity analyses (Supplementary Tables S2–S5).</w:t>
+      </w:r>
+    </w:p>
+    <w:p>
+      <w:pPr>
+        <w:pStyle w:val="BodyText"/>
+      </w:pPr>
+      <w:r>
+        <w:rPr>
+          <w:b/>
+          <w:bCs/>
+        </w:rPr>
+        <w:t xml:space="preserve">Unmeasured confounding.</w:t>
+      </w:r>
+      <w:r>
+        <w:t xml:space="preserve"> </w:t>
+      </w:r>
+      <w:r>
+        <w:t xml:space="preserve">The</w:t>
+      </w:r>
+      <w:r>
+        <w:t xml:space="preserve"> </w:t>
+      </w:r>
+      <w:r>
+        <w:rPr>
+          <w:i/>
+          <w:iCs/>
+        </w:rPr>
+        <w:t xml:space="preserve">E-value</w:t>
+      </w:r>
+      <w:r>
+        <w:t xml:space="preserve"> </w:t>
+      </w:r>
+      <w:r>
+        <w:t xml:space="preserve">for the volume-at-milestone effect (HR = 0.35) was 5.16, with a corresponding lower-CI E-value of 4.70 (VanderWeele &amp; Ding, 2017). An unmeasured confounder would therefore need to be associated with both baseline competition volume and senior retention by a risk ratio of at least 5.16 — substantially stronger than the most predictive observed covariate in our data — to explain away the protective effect. E-values for championship-types (HR = 0.74; E = 2.04) and Tyrving baseline performance (HR = 0.86 in M2; E = 1.60) were correspondingly lower, indicating that those secondary effects could in principle be undermined by moderately strong unmeasured confounding, though the volume effect could not.</w:t>
+      </w:r>
+    </w:p>
+    <w:p>
+      <w:pPr>
+        <w:pStyle w:val="BodyText"/>
+      </w:pPr>
+      <w:r>
+        <w:rPr>
+          <w:b/>
+          <w:bCs/>
+        </w:rPr>
+        <w:t xml:space="preserve">Clustering by club.</w:t>
+      </w:r>
+      <w:r>
+        <w:t xml:space="preserve"> </w:t>
+      </w:r>
+      <w:r>
+        <w:t xml:space="preserve">Re-estimating the full Cox model with cluster-robust standard errors at the club level (Lin &amp; Wei, 1989) left point estimates unchanged and 95% confidence intervals only marginally wider (Supplementary Table S2). The substantive conclusions were unaffected.</w:t>
+      </w:r>
+    </w:p>
+    <w:p>
+      <w:pPr>
+        <w:pStyle w:val="BodyText"/>
+      </w:pPr>
+      <w:r>
+        <w:rPr>
+          <w:b/>
+          <w:bCs/>
+        </w:rPr>
+        <w:t xml:space="preserve">Missing data.</w:t>
+      </w:r>
+      <w:r>
+        <w:t xml:space="preserve"> </w:t>
+      </w:r>
+      <w:r>
+        <w:t xml:space="preserve">Substituting variable means for missing covariates and re-estimating the full Cox model produced near-identical estimates to the complete-case results (e.g., vol_milepael HR = 0.45 imputed vs. 0.44 complete-case; Supplementary Table S5).</w:t>
+      </w:r>
+    </w:p>
+    <w:p>
+      <w:pPr>
+        <w:pStyle w:val="BodyText"/>
+      </w:pPr>
+      <w:r>
+        <w:rPr>
+          <w:b/>
+          <w:bCs/>
+        </w:rPr>
+        <w:t xml:space="preserve">Sex stratification.</w:t>
+      </w:r>
+      <w:r>
+        <w:t xml:space="preserve"> </w:t>
+      </w:r>
+      <w:r>
+        <w:t xml:space="preserve">Fitting the full Cox model separately in male and female athletes produced identical C-indices (0.843 in each) and concordant effect directions (Supplementary Table S7), confirming that the behavioral pattern is not sex-specific.</w:t>
+      </w:r>
+    </w:p>
+    <w:p>
+      <w:pPr>
+        <w:pStyle w:val="BodyText"/>
+      </w:pPr>
+      <w:r>
+        <w:t xml:space="preserve">In summary: across two independent birth-year cohorts spanning a 5-year window, the same behavioral pattern — competition volume at the qualification-milestone year as the dominant retention predictor — appeared with concordant magnitude and direction. Performance and specialization remained weak predictors. Future-dropout trajectories were visibly distinguishable from future-retainer trajectories from age 15 onward. Sensitivity analyses confirmed that the volume effect is robust to unmeasured confounding (E = 5.16), club-level clustering, missing-data treatment, and sex stratification, and that its protective magnitude is concentrated in the years immediately following the qualification milestone.</w:t>
       </w:r>
     </w:p>
     <w:p>
@@ -1355,9 +2566,8 @@
         </w:pict>
       </w:r>
     </w:p>
-    <w:bookmarkEnd w:id="30"/>
-    <w:bookmarkEnd w:id="31"/>
-    <w:bookmarkStart w:id="37" w:name="discussion"/>
+    <w:bookmarkEnd w:id="43"/>
+    <w:bookmarkStart w:id="44" w:name="discussion"/>
     <w:p>
       <w:pPr>
         <w:pStyle w:val="Heading2"/>
@@ -1421,16 +2631,41 @@
         <w:pStyle w:val="BodyText"/>
       </w:pPr>
       <w:r>
-        <w:t xml:space="preserve">Below we situate these findings against the qualitative literature that motivated the study, draw out their implications for retention practice, and acknowledge their limitations.</w:t>
-      </w:r>
-    </w:p>
-    <w:bookmarkStart w:id="32" w:name="X13e06cfd09740eba2d2b2b80a6462475d5e6425"/>
-    <w:p>
-      <w:pPr>
-        <w:pStyle w:val="Heading3"/>
-      </w:pPr>
-      <w:r>
-        <w:t xml:space="preserve">4.1 Triangulating qualitative and quantitative accounts</w:t>
+        <w:t xml:space="preserve">Period-specific Cox modelling showed that the protective volume effect is concentrated in the years immediately following the qualification milestone (HR = 0.14 in years 0–3; HR = 0.69 in years 3–6) and dissipates among athletes who survive into their early twenties (HR = 0.96 in years 6+). The behavioral signal is therefore a marker of</w:t>
+      </w:r>
+      <w:r>
+        <w:t xml:space="preserve"> </w:t>
+      </w:r>
+      <w:r>
+        <w:rPr>
+          <w:i/>
+          <w:iCs/>
+        </w:rPr>
+        <w:t xml:space="preserve">proximal</w:t>
+      </w:r>
+      <w:r>
+        <w:t xml:space="preserve"> </w:t>
+      </w:r>
+      <w:r>
+        <w:t xml:space="preserve">disengagement, not a one-shot indicator of life-long athletic disposition. The E-value of 5.16 for the volume effect means an unmeasured confounder would have to be associated with both baseline competition volume and senior retention by a risk ratio exceeding 5 — substantially stronger than any observed covariate in our data — to explain the effect away (VanderWeele &amp; Ding, 2017).</w:t>
+      </w:r>
+    </w:p>
+    <w:p>
+      <w:pPr>
+        <w:pStyle w:val="BodyText"/>
+      </w:pPr>
+      <w:r>
+        <w:t xml:space="preserve">Below we situate these findings against the theoretical and qualitative literatures that motivated the study, draw out their implications for retention practice, and acknowledge their limitations.</w:t>
+      </w:r>
+    </w:p>
+    <w:bookmarkEnd w:id="44"/>
+    <w:bookmarkStart w:id="45" w:name="X92d309e4342189eed332f93fc627ba4a9a036ea"/>
+    <w:p>
+      <w:pPr>
+        <w:pStyle w:val="Heading2"/>
+      </w:pPr>
+      <w:r>
+        <w:t xml:space="preserve">4.1 Triangulating the behavioral signal with three theoretical accounts</w:t>
       </w:r>
     </w:p>
     <w:p>
@@ -1438,7 +2673,7 @@
         <w:pStyle w:val="FirstParagraph"/>
       </w:pPr>
       <w:r>
-        <w:t xml:space="preserve">Our quantitative pattern aligns remarkably closely with the qualitative dropout literature in three respects, and diverges from it in one.</w:t>
+        <w:t xml:space="preserve">Our findings converge with three pre-existing theoretical accounts of youth-sport withdrawal.</w:t>
       </w:r>
     </w:p>
     <w:p>
@@ -1450,54 +2685,77 @@
           <w:b/>
           <w:bCs/>
         </w:rPr>
-        <w:t xml:space="preserve">Behavioral two-groups.</w:t>
-      </w:r>
-      <w:r>
-        <w:t xml:space="preserve"> </w:t>
-      </w:r>
-      <w:r>
-        <w:t xml:space="preserve">Espedalen (2025) characterized organized youth sport as containing two distinct populations: a small, deeply committed minority who have integrated sport into their identities, and a larger casually-oriented majority who readily move between activities and withdraw when costs rise. In our data those groups are visibly detectable as behavioral trajectories. Future retainers and future dropouts begin at similar competition volumes (medians of 13 vs. 8 meets at age 13) but follow diverging paths through the milestone-year window. The phenomenon is not that retainers are</w:t>
-      </w:r>
-      <w:r>
-        <w:t xml:space="preserve"> </w:t>
-      </w:r>
-      <w:r>
-        <w:t xml:space="preserve">“more talented”</w:t>
-      </w:r>
-      <w:r>
-        <w:t xml:space="preserve"> </w:t>
-      </w:r>
-      <w:r>
-        <w:t xml:space="preserve">— performance was a comparatively weak predictor — but that they participate more, in more event categories, and across more types of competition. This is exactly the</w:t>
-      </w:r>
-      <w:r>
-        <w:t xml:space="preserve"> </w:t>
-      </w:r>
-      <w:r>
-        <w:rPr>
-          <w:i/>
-          <w:iCs/>
-        </w:rPr>
-        <w:t xml:space="preserve">committed</w:t>
-      </w:r>
-      <w:r>
-        <w:t xml:space="preserve"> </w:t>
-      </w:r>
-      <w:r>
-        <w:t xml:space="preserve">vs. </w:t>
-      </w:r>
-      <w:r>
-        <w:rPr>
-          <w:i/>
-          <w:iCs/>
-        </w:rPr>
-        <w:t xml:space="preserve">casual</w:t>
-      </w:r>
-      <w:r>
-        <w:t xml:space="preserve"> </w:t>
-      </w:r>
-      <w:r>
-        <w:t xml:space="preserve">distinction Espedalen described, expressed in behavior rather than self-report.</w:t>
+        <w:t xml:space="preserve">Sport Commitment Model.</w:t>
+      </w:r>
+      <w:r>
+        <w:t xml:space="preserve"> </w:t>
+      </w:r>
+      <w:r>
+        <w:t xml:space="preserve">Scanlan and colleagues’ (1993, 2016) framework predicts that continued participation depends on the balance of enjoyment, investment, and constraints relative to attractive alternatives. The extended distinction between</w:t>
+      </w:r>
+      <w:r>
+        <w:t xml:space="preserve"> </w:t>
+      </w:r>
+      <w:r>
+        <w:rPr>
+          <w:i/>
+          <w:iCs/>
+        </w:rPr>
+        <w:t xml:space="preserve">enthusiastic</w:t>
+      </w:r>
+      <w:r>
+        <w:t xml:space="preserve"> </w:t>
+      </w:r>
+      <w:r>
+        <w:t xml:space="preserve">and</w:t>
+      </w:r>
+      <w:r>
+        <w:t xml:space="preserve"> </w:t>
+      </w:r>
+      <w:r>
+        <w:rPr>
+          <w:i/>
+          <w:iCs/>
+        </w:rPr>
+        <w:t xml:space="preserve">constrained</w:t>
+      </w:r>
+      <w:r>
+        <w:t xml:space="preserve"> </w:t>
+      </w:r>
+      <w:r>
+        <w:t xml:space="preserve">commitment (Scanlan et al., 2016) maps directly onto the two trajectories visible in our register: athletes whose engagement is enthusiastic appear to expand competition volume across the milestone year (median +6 meets from age 13 to age 15), while athletes whose engagement is constrained pull back at exactly the moment when commitment is being tested by the qualification window (median −5 meets from age 14 to age 15). The Cox model’s failure to retain a significant baseline-performance coefficient once volume is entered (Table 3, M4) is consistent with the SCM prediction that</w:t>
+      </w:r>
+      <w:r>
+        <w:t xml:space="preserve"> </w:t>
+      </w:r>
+      <w:r>
+        <w:rPr>
+          <w:i/>
+          <w:iCs/>
+        </w:rPr>
+        <w:t xml:space="preserve">commitment</w:t>
+      </w:r>
+      <w:r>
+        <w:t xml:space="preserve"> </w:t>
+      </w:r>
+      <w:r>
+        <w:t xml:space="preserve">and not</w:t>
+      </w:r>
+      <w:r>
+        <w:t xml:space="preserve"> </w:t>
+      </w:r>
+      <w:r>
+        <w:rPr>
+          <w:i/>
+          <w:iCs/>
+        </w:rPr>
+        <w:t xml:space="preserve">capability</w:t>
+      </w:r>
+      <w:r>
+        <w:t xml:space="preserve"> </w:t>
+      </w:r>
+      <w:r>
+        <w:t xml:space="preserve">is the proximal mechanism.</w:t>
       </w:r>
     </w:p>
     <w:p>
@@ -1509,25 +2767,45 @@
           <w:b/>
           <w:bCs/>
         </w:rPr>
-        <w:t xml:space="preserve">Process, not event.</w:t>
-      </w:r>
-      <w:r>
-        <w:t xml:space="preserve"> </w:t>
-      </w:r>
-      <w:r>
-        <w:t xml:space="preserve">Eliasson and Johansson (2021), based on semi-structured interviews with 12 girls aged 12-17 and 12 of their parents, characterized withdrawal as a process that</w:t>
-      </w:r>
-      <w:r>
-        <w:t xml:space="preserve"> </w:t>
-      </w:r>
-      <w:r>
-        <w:t xml:space="preserve">“may be fairly long and emotional for young athletes, and less reversible the further into the process they progress.”</w:t>
-      </w:r>
-      <w:r>
-        <w:t xml:space="preserve"> </w:t>
-      </w:r>
-      <w:r>
-        <w:t xml:space="preserve">In our register, that long process is visible directly: at age 15 a typical future dropout was still competing in 3 meets (median); the interquartile range stretched from 0 to 11 meets, meaning many future dropouts were still nominally active. They had not yet left, but they were leaving. This temporal pattern is hard to demonstrate by interview because by the time a researcher recruits an interviewee, the process has typically resolved one way or the other. The register’s continuous timestamping makes the process observable in real time.</w:t>
+        <w:t xml:space="preserve">Self-determination theory.</w:t>
+      </w:r>
+      <w:r>
+        <w:t xml:space="preserve"> </w:t>
+      </w:r>
+      <w:r>
+        <w:t xml:space="preserve">Sarrazin et al.’s (2002) 21-month prospective study of female handballers established that motivational quality at baseline predicts dropout — a finding that has been replicated across sports (Calvo et al., 2010; Standage, 2012) but always at horizons of 1–2 years. Our 14-year follow-up extends this in two ways. First, the</w:t>
+      </w:r>
+      <w:r>
+        <w:t xml:space="preserve"> </w:t>
+      </w:r>
+      <w:r>
+        <w:rPr>
+          <w:i/>
+          <w:iCs/>
+        </w:rPr>
+        <w:t xml:space="preserve">behavioral correlate</w:t>
+      </w:r>
+      <w:r>
+        <w:t xml:space="preserve"> </w:t>
+      </w:r>
+      <w:r>
+        <w:t xml:space="preserve">of low intrinsic-internalized motivation (declining competition volume) is observable as early as age 15, which is 5+ years before the eventual senior dropout endpoint. Second, the random forest’s identification of Tyrving performance</w:t>
+      </w:r>
+      <w:r>
+        <w:t xml:space="preserve"> </w:t>
+      </w:r>
+      <w:r>
+        <w:rPr>
+          <w:i/>
+          <w:iCs/>
+        </w:rPr>
+        <w:t xml:space="preserve">slope</w:t>
+      </w:r>
+      <w:r>
+        <w:t xml:space="preserve"> </w:t>
+      </w:r>
+      <w:r>
+        <w:t xml:space="preserve">(year-over-year improvement) as the fourth most important predictor — above Tyrving level — is consistent with the SDT prediction that perceived competence growth, not absolute competence, sustains intrinsic motivation (Ryan &amp; Deci, 2000). Athletes who experience progress engage; athletes who plateau disengage.</w:t>
       </w:r>
     </w:p>
     <w:p>
@@ -1539,41 +2817,85 @@
           <w:b/>
           <w:bCs/>
         </w:rPr>
-        <w:t xml:space="preserve">Milestone-driven withdrawal.</w:t>
-      </w:r>
-      <w:r>
-        <w:t xml:space="preserve"> </w:t>
-      </w:r>
-      <w:r>
-        <w:t xml:space="preserve">Both Espedalen’s account and Scanlan’s Sport Commitment Model (Scanlan et al., 1993, 2016) predict that withdrawal will be concentrated around moments when the formal demands of organized sport become explicit — qualification windows, selection events, federation championships. In Norwegian track and field, the first such milestone is the youth national championships (UM), open to athletes who have qualified by performance during their 15th and 16th year. The volume trajectory we observed bends sharply at exactly this age. The same milestone-window effect appears in the championship-type variable: athletes who entered all four levels of competitive championship before age 17 (regional, youth-national, junior-national, senior-national) retained 91% senior activity; athletes who entered none retained 5%. Championship participation is itself behavioral — a choice to enter — and so cannot be cleanly separated from the volume effect, but the gradient is striking either way.</w:t>
-      </w:r>
-    </w:p>
-    <w:p>
-      <w:pPr>
-        <w:pStyle w:val="BodyText"/>
-      </w:pPr>
-      <w:r>
-        <w:rPr>
-          <w:b/>
-          <w:bCs/>
-        </w:rPr>
-        <w:t xml:space="preserve">One point of divergence.</w:t>
-      </w:r>
-      <w:r>
-        <w:t xml:space="preserve"> </w:t>
-      </w:r>
-      <w:r>
-        <w:t xml:space="preserve">Bakken (2019) and other Norwegian survey-based analyses report substantial sex differences in youth-sport withdrawal: girls leave organized sport earlier and at higher rates than boys, particularly during the transition to junior age (Crane &amp; Temple, 2015 in the international literature). Our unadjusted Kaplan-Meier curves found no overall sex difference in track-and-field retention (log-rank p = 0.33). In one of our two cohorts the female coefficient was nominally elevated in the multivariable Cox model (Cohort A HR = 1.19, p = 0.006); in the other cohort it was not (Cohort B HR = 1.02, p = 0.83). One possible reading is that prior reports of sex differences are confounded with sport-specific factors. Track and field, where event diversity is large and physical demands are sex-differentiated by event rather than across the sport as a whole, may not display the sex gradient seen in team sports. A second reading is that the differential we observed in Cohort A reflects an older cohort effect that is dissipating in subsequent cohorts as girls’ participation in elite-oriented endurance and field events has grown. We cannot adjudicate between these readings here; we note simply that the dropout pattern in our population is sex-symmetric across the entire population and across the bulk of follow-up.</w:t>
-      </w:r>
-    </w:p>
-    <w:bookmarkEnd w:id="32"/>
-    <w:bookmarkStart w:id="33" w:name="what-the-registry-contributes"/>
-    <w:p>
-      <w:pPr>
-        <w:pStyle w:val="Heading3"/>
-      </w:pPr>
-      <w:r>
-        <w:t xml:space="preserve">4.2 What the registry contributes</w:t>
+        <w:t xml:space="preserve">Withdrawal-as-process.</w:t>
+      </w:r>
+      <w:r>
+        <w:t xml:space="preserve"> </w:t>
+      </w:r>
+      <w:r>
+        <w:t xml:space="preserve">Eliasson and Johansson (2021), based on semi-structured interviews with 12 girls aged 12–17 and 12 of their parents, characterized withdrawal as a process that</w:t>
+      </w:r>
+      <w:r>
+        <w:t xml:space="preserve"> </w:t>
+      </w:r>
+      <w:r>
+        <w:t xml:space="preserve">“may be fairly long and emotional for young athletes, and less reversible the further into the process they progress.”</w:t>
+      </w:r>
+      <w:r>
+        <w:t xml:space="preserve"> </w:t>
+      </w:r>
+      <w:r>
+        <w:t xml:space="preserve">Espedalen and Seippel (2022), surveying 1,648 Norwegian adolescents who had recently left organized sport, document that perceived cost–benefit imbalance — not lack of ability — is the modal exit motive. In our register, that long process is visible directly: at age 15 a typical future dropout was still competing in 3 meets (median); the interquartile range stretched from 0 to 11 meets, meaning many future dropouts were still nominally active. They had not yet left, but they were leaving. The temporal pattern is hard to demonstrate by interview because by the time a researcher recruits an interviewee, the process has typically resolved one way or the other. The register’s continuous timestamping makes the process observable in real time.</w:t>
+      </w:r>
+    </w:p>
+    <w:p>
+      <w:pPr>
+        <w:pStyle w:val="BodyText"/>
+      </w:pPr>
+      <w:r>
+        <w:t xml:space="preserve">A complementary observation, originally articulated by Wall and Côté (2007) in elite ice hockey and echoed in Espedalen’s wider doctoral programme (Espedalen, 2025), is that organized youth sport typically contains</w:t>
+      </w:r>
+      <w:r>
+        <w:t xml:space="preserve"> </w:t>
+      </w:r>
+      <w:r>
+        <w:rPr>
+          <w:i/>
+          <w:iCs/>
+        </w:rPr>
+        <w:t xml:space="preserve">two populations</w:t>
+      </w:r>
+      <w:r>
+        <w:t xml:space="preserve">: a smaller committed/investor group whose sport identity is integrated with their wider lives, and a larger sampler group oriented toward accessible enjoyment that readily moves between activities. In our data the two populations are detectable behaviorally well before any formal selection event: future retainers and future dropouts diverge in competition volume from age 15, and the divergence increases monotonically with age. This is exactly the</w:t>
+      </w:r>
+      <w:r>
+        <w:t xml:space="preserve"> </w:t>
+      </w:r>
+      <w:r>
+        <w:rPr>
+          <w:i/>
+          <w:iCs/>
+        </w:rPr>
+        <w:t xml:space="preserve">committed</w:t>
+      </w:r>
+      <w:r>
+        <w:t xml:space="preserve"> </w:t>
+      </w:r>
+      <w:r>
+        <w:t xml:space="preserve">vs. </w:t>
+      </w:r>
+      <w:r>
+        <w:rPr>
+          <w:i/>
+          <w:iCs/>
+        </w:rPr>
+        <w:t xml:space="preserve">casual</w:t>
+      </w:r>
+      <w:r>
+        <w:t xml:space="preserve"> </w:t>
+      </w:r>
+      <w:r>
+        <w:t xml:space="preserve">distinction described by Espedalen, expressed in measurable behavior rather than self-report.</w:t>
+      </w:r>
+    </w:p>
+    <w:bookmarkEnd w:id="45"/>
+    <w:bookmarkStart w:id="46" w:name="X3e5c6c1f3dd3befb45231a23944b815dc0b1de9"/>
+    <w:p>
+      <w:pPr>
+        <w:pStyle w:val="Heading2"/>
+      </w:pPr>
+      <w:r>
+        <w:t xml:space="preserve">4.2 One point of theoretical divergence: the sex effect</w:t>
       </w:r>
     </w:p>
     <w:p>
@@ -1581,6 +2903,48 @@
         <w:pStyle w:val="FirstParagraph"/>
       </w:pPr>
       <w:r>
+        <w:t xml:space="preserve">Bakken (2019) and other Norwegian survey-based analyses report substantial sex differences in youth-sport withdrawal: girls leave organized sport earlier and at higher rates than boys, particularly during the transition to junior age (Crane &amp; Temple, 2015 in the international literature). Our unadjusted Kaplan-Meier curves found no overall sex difference in track-and-field retention (log-rank p = 0.33). In one of our two cohorts the female coefficient was nominally elevated in the multivariable Cox model (Cohort A HR = 1.19, p = 0.006); in the other cohort it was not (Cohort B HR = 1.02, p = 0.83).</w:t>
+      </w:r>
+    </w:p>
+    <w:p>
+      <w:pPr>
+        <w:pStyle w:val="BodyText"/>
+      </w:pPr>
+      <w:r>
+        <w:t xml:space="preserve">Two readings are plausible. One is that prior reports of sex differences are confounded with sport-specific factors, and track and field — where event diversity is large and physical demands are sex-differentiated by event rather than across the sport — does not display the sex gradient seen in team sports. A second is that the differential observed in Cohort A reflects an older-cohort effect that is dissipating as girls’ participation in elite-oriented endurance and field events has grown. The subgroup-by-sex analysis (Supplementary Table S7) shows that the</w:t>
+      </w:r>
+      <w:r>
+        <w:t xml:space="preserve"> </w:t>
+      </w:r>
+      <w:r>
+        <w:rPr>
+          <w:i/>
+          <w:iCs/>
+        </w:rPr>
+        <w:t xml:space="preserve">behavioral</w:t>
+      </w:r>
+      <w:r>
+        <w:t xml:space="preserve"> </w:t>
+      </w:r>
+      <w:r>
+        <w:t xml:space="preserve">mechanism is identical across sexes: volume at age 15–16 protects against dropout in both male (HR = 0.42) and female (HR = 0.46) athletes. Whatever drives the residual sex differential in retention, it operates on top of, not through, the behavioral engagement pathway.</w:t>
+      </w:r>
+    </w:p>
+    <w:bookmarkEnd w:id="46"/>
+    <w:bookmarkStart w:id="47" w:name="what-the-register-contributes"/>
+    <w:p>
+      <w:pPr>
+        <w:pStyle w:val="Heading2"/>
+      </w:pPr>
+      <w:r>
+        <w:t xml:space="preserve">4.3 What the register contributes</w:t>
+      </w:r>
+    </w:p>
+    <w:p>
+      <w:pPr>
+        <w:pStyle w:val="FirstParagraph"/>
+      </w:pPr>
+      <w:r>
         <w:t xml:space="preserve">Survey and interview research on youth-sport dropout suffers from two structural limitations. First, participants who have already left the sport are systematically harder to recruit; the most disengaged athletes are also the least likely to fill out a survey about disengagement (Eime et al., 2013). Second, retrospective accounts compress what was, in process terms, a long gradual unwinding into a recallable narrative of decision points (Schacter, 2001). Continuous register data sidesteps both problems: the population is complete by construction, and the behavioral trajectory is timestamped, not reconstructed.</w:t>
       </w:r>
     </w:p>
@@ -1589,81 +2953,49 @@
         <w:pStyle w:val="BodyText"/>
       </w:pPr>
       <w:r>
-        <w:t xml:space="preserve">What we add to the literature is therefore not a new theoretical account — the</w:t>
-      </w:r>
-      <w:r>
-        <w:t xml:space="preserve"> </w:t>
-      </w:r>
-      <w:r>
-        <w:rPr>
-          <w:i/>
-          <w:iCs/>
-        </w:rPr>
-        <w:t xml:space="preserve">committed-vs-casual</w:t>
-      </w:r>
-      <w:r>
-        <w:t xml:space="preserve"> </w:t>
-      </w:r>
-      <w:r>
-        <w:t xml:space="preserve">and</w:t>
-      </w:r>
-      <w:r>
-        <w:t xml:space="preserve"> </w:t>
-      </w:r>
-      <w:r>
-        <w:rPr>
-          <w:i/>
-          <w:iCs/>
-        </w:rPr>
-        <w:t xml:space="preserve">withdrawal-as-process</w:t>
-      </w:r>
-      <w:r>
-        <w:t xml:space="preserve"> </w:t>
-      </w:r>
-      <w:r>
-        <w:t xml:space="preserve">frameworks both pre-date this study — but a quantitative demonstration that those accounts predict an observable behavioral signal in objective register data, several years before the dropout itself. The signal is dominated by</w:t>
-      </w:r>
-      <w:r>
-        <w:t xml:space="preserve"> </w:t>
-      </w:r>
-      <w:r>
-        <w:rPr>
-          <w:i/>
-          <w:iCs/>
-        </w:rPr>
-        <w:t xml:space="preserve">behavior</w:t>
-      </w:r>
-      <w:r>
-        <w:t xml:space="preserve"> </w:t>
-      </w:r>
-      <w:r>
-        <w:t xml:space="preserve">(how much an athlete competes), not by</w:t>
-      </w:r>
-      <w:r>
-        <w:t xml:space="preserve"> </w:t>
-      </w:r>
-      <w:r>
-        <w:rPr>
-          <w:i/>
-          <w:iCs/>
-        </w:rPr>
-        <w:t xml:space="preserve">capability</w:t>
-      </w:r>
-      <w:r>
-        <w:t xml:space="preserve"> </w:t>
-      </w:r>
-      <w:r>
-        <w:t xml:space="preserve">(how well they perform). This has direct implications for retention practice.</w:t>
-      </w:r>
-    </w:p>
-    <w:bookmarkEnd w:id="33"/>
-    <w:bookmarkStart w:id="34" w:name="practical-implications"/>
-    <w:p>
-      <w:pPr>
-        <w:pStyle w:val="Heading3"/>
-      </w:pPr>
-      <w:r>
-        <w:t xml:space="preserve">4.3 Practical implications</w:t>
+        <w:t xml:space="preserve">What we add to the literature is therefore not a new theoretical account — SCM, SDT, and withdrawal-as-process all pre-date this study — but a</w:t>
+      </w:r>
+      <w:r>
+        <w:t xml:space="preserve"> </w:t>
+      </w:r>
+      <w:r>
+        <w:rPr>
+          <w:i/>
+          <w:iCs/>
+        </w:rPr>
+        <w:t xml:space="preserve">longitudinal behavioral test</w:t>
+      </w:r>
+      <w:r>
+        <w:t xml:space="preserve"> </w:t>
+      </w:r>
+      <w:r>
+        <w:t xml:space="preserve">of accounts that have been argued primarily on cross-sectional or short-prospective evidence. The behavioral signal we identify (competition volume at the qualification milestone) classifies eventual senior retention at AUC = 0.82, replicates across two birth-year cohorts measured three years apart, withstands an E-value sensitivity of 5.16, and behaves coherently across follow-up windows. None of the qualitative or survey-based accounts predicted this exact predictive magnitude; that they all</w:t>
+      </w:r>
+      <w:r>
+        <w:t xml:space="preserve"> </w:t>
+      </w:r>
+      <w:r>
+        <w:rPr>
+          <w:i/>
+          <w:iCs/>
+        </w:rPr>
+        <w:t xml:space="preserve">consistently</w:t>
+      </w:r>
+      <w:r>
+        <w:t xml:space="preserve"> </w:t>
+      </w:r>
+      <w:r>
+        <w:t xml:space="preserve">predicted its sign and approximate magnitude is, we suggest, a non-trivial corroboration via methodological triangulation (Denzin, 2009; Heale &amp; Forbes, 2013).</w:t>
+      </w:r>
+    </w:p>
+    <w:bookmarkEnd w:id="47"/>
+    <w:bookmarkStart w:id="48" w:name="practical-implications"/>
+    <w:p>
+      <w:pPr>
+        <w:pStyle w:val="Heading2"/>
+      </w:pPr>
+      <w:r>
+        <w:t xml:space="preserve">4.4 Practical implications</w:t>
       </w:r>
     </w:p>
     <w:p>
@@ -1695,6 +3027,46 @@
         <w:pStyle w:val="BodyText"/>
       </w:pPr>
       <w:r>
+        <w:t xml:space="preserve">The time-varying analysis (Table 4) sharpens this: the volume signal is most informative in the first three years after baseline, which corresponds to ages 15–17 — the very years that Espedalen and Seippel (2022) and Eliasson and Johansson (2021) identify as the deliberative window of withdrawal-as-process. An intervention aimed at the</w:t>
+      </w:r>
+      <w:r>
+        <w:t xml:space="preserve"> </w:t>
+      </w:r>
+      <w:r>
+        <w:rPr>
+          <w:i/>
+          <w:iCs/>
+        </w:rPr>
+        <w:t xml:space="preserve">behavioral</w:t>
+      </w:r>
+      <w:r>
+        <w:t xml:space="preserve"> </w:t>
+      </w:r>
+      <w:r>
+        <w:t xml:space="preserve">signal in</w:t>
+      </w:r>
+      <w:r>
+        <w:t xml:space="preserve"> </w:t>
+      </w:r>
+      <w:r>
+        <w:rPr>
+          <w:i/>
+          <w:iCs/>
+        </w:rPr>
+        <w:t xml:space="preserve">that</w:t>
+      </w:r>
+      <w:r>
+        <w:t xml:space="preserve"> </w:t>
+      </w:r>
+      <w:r>
+        <w:t xml:space="preserve">window has the strongest mechanistic justification.</w:t>
+      </w:r>
+    </w:p>
+    <w:p>
+      <w:pPr>
+        <w:pStyle w:val="BodyText"/>
+      </w:pPr>
+      <w:r>
         <w:t xml:space="preserve">A complementary implication concerns</w:t>
       </w:r>
       <w:r>
@@ -1720,7 +3092,7 @@
         <w:t xml:space="preserve"> </w:t>
       </w:r>
       <w:r>
-        <w:t xml:space="preserve">literature (Côté &amp; Hancock, 2016; Güllich et al., 2022) but the mechanism we observe here is one of</w:t>
+        <w:t xml:space="preserve">literature (Côté &amp; Hancock, 2016; Güllich et al., 2022; Wall &amp; Côté, 2007), but the mechanism we observe here is one of</w:t>
       </w:r>
       <w:r>
         <w:t xml:space="preserve"> </w:t>
@@ -1752,14 +3124,78 @@
         <w:t xml:space="preserve">: it is not that diversifiers reach higher peaks, but that they are less likely to leave.</w:t>
       </w:r>
     </w:p>
-    <w:bookmarkEnd w:id="34"/>
-    <w:bookmarkStart w:id="35" w:name="limitations"/>
-    <w:p>
-      <w:pPr>
-        <w:pStyle w:val="Heading3"/>
-      </w:pPr>
-      <w:r>
-        <w:t xml:space="preserve">4.4 Limitations</w:t>
+    <w:p>
+      <w:pPr>
+        <w:pStyle w:val="BodyText"/>
+      </w:pPr>
+      <w:r>
+        <w:t xml:space="preserve">A specific operational recommendation, building on Scanlan et al.’s (2016) SCQ-2 instrument, would be to combine periodic survey assessment of commitment quality with continuous register-based behavioral surveillance. Behavioral surveillance answers</w:t>
+      </w:r>
+      <w:r>
+        <w:t xml:space="preserve"> </w:t>
+      </w:r>
+      <w:r>
+        <w:t xml:space="preserve">“is this athlete</w:t>
+      </w:r>
+      <w:r>
+        <w:t xml:space="preserve"> </w:t>
+      </w:r>
+      <w:r>
+        <w:rPr>
+          <w:i/>
+          <w:iCs/>
+        </w:rPr>
+        <w:t xml:space="preserve">acting</w:t>
+      </w:r>
+      <w:r>
+        <w:t xml:space="preserve"> </w:t>
+      </w:r>
+      <w:r>
+        <w:t xml:space="preserve">like a future retainer?”</w:t>
+      </w:r>
+      <w:r>
+        <w:t xml:space="preserve"> </w:t>
+      </w:r>
+      <w:r>
+        <w:t xml:space="preserve">— a question that requires no athlete contact and produces no recall bias. Survey assessment answers</w:t>
+      </w:r>
+      <w:r>
+        <w:t xml:space="preserve"> </w:t>
+      </w:r>
+      <w:r>
+        <w:t xml:space="preserve">“is this athlete</w:t>
+      </w:r>
+      <w:r>
+        <w:t xml:space="preserve"> </w:t>
+      </w:r>
+      <w:r>
+        <w:rPr>
+          <w:i/>
+          <w:iCs/>
+        </w:rPr>
+        <w:t xml:space="preserve">thinking</w:t>
+      </w:r>
+      <w:r>
+        <w:t xml:space="preserve"> </w:t>
+      </w:r>
+      <w:r>
+        <w:t xml:space="preserve">like a future retainer?”</w:t>
+      </w:r>
+      <w:r>
+        <w:t xml:space="preserve"> </w:t>
+      </w:r>
+      <w:r>
+        <w:t xml:space="preserve">— a question with finer-grained mechanistic detail. The combination should be more informative than either alone.</w:t>
+      </w:r>
+    </w:p>
+    <w:bookmarkEnd w:id="48"/>
+    <w:bookmarkStart w:id="49" w:name="limitations"/>
+    <w:p>
+      <w:pPr>
+        <w:pStyle w:val="Heading2"/>
+      </w:pPr>
+      <w:r>
+        <w:t xml:space="preserve">4.5 Limitations</w:t>
       </w:r>
     </w:p>
     <w:p>
@@ -1767,7 +3203,7 @@
         <w:pStyle w:val="FirstParagraph"/>
       </w:pPr>
       <w:r>
-        <w:t xml:space="preserve">Four limitations bear directly on interpretation.</w:t>
+        <w:t xml:space="preserve">Five limitations bear on interpretation.</w:t>
       </w:r>
     </w:p>
     <w:p>
@@ -1801,7 +3237,7 @@
         <w:t xml:space="preserve">attrition from sport</w:t>
       </w:r>
       <w:r>
-        <w:t xml:space="preserve">. An athlete who quits competing in track and field but who continues to train, switches to recreational running, or moves to another sport entirely is counted as a dropout in our data. We cannot distinguish a child who has fundamentally disengaged from organized physical activity from one who has merely changed the channel through which they engage.</w:t>
+        <w:t xml:space="preserve">. An athlete who quits competing in track and field but continues to train, switches to recreational running, or moves to another sport entirely is counted as a dropout in our data. We cannot distinguish a child who has fundamentally disengaged from organized physical activity from one who has merely changed the channel through which they engage.</w:t>
       </w:r>
     </w:p>
     <w:p>
@@ -1833,15 +3269,39 @@
         <w:pStyle w:val="BodyText"/>
       </w:pPr>
       <w:r>
-        <w:t xml:space="preserve">Third, the population is selected. Athletes who participate in a regional grassroots meet at age 13-14 are already self- and parent-selected for organized-sport orientation. Effects we observed within this population may differ in shape or strength among the broader population of adolescents who never enter the funnel.</w:t>
-      </w:r>
-    </w:p>
-    <w:p>
-      <w:pPr>
-        <w:pStyle w:val="BodyText"/>
-      </w:pPr>
-      <w:r>
-        <w:t xml:space="preserve">Fourth, despite a 14-year maximum follow-up, our right-censoring window means the most recent (2001–2002 birth) cohort had at most 4 years of post-senior observation. The replication finding across the two cohorts is strengthened by the differing follow-up windows; nonetheless, longer follow-up would allow us to distinguish</w:t>
+        <w:t xml:space="preserve">Third, the population is selected. Athletes who participate in a regional grassroots meet at age 13–14 are already self- and parent-selected for organized-sport orientation. Effects we observed within this population may differ in shape or strength among the broader population of adolescents who never enter the funnel.</w:t>
+      </w:r>
+    </w:p>
+    <w:p>
+      <w:pPr>
+        <w:pStyle w:val="BodyText"/>
+      </w:pPr>
+      <w:r>
+        <w:t xml:space="preserve">Fourth, the proportional-hazards assumption was violated for the dominant predictor (Schoenfeld χ² = 220.77, p &lt; .001). We addressed this with period-specific Cox models (Table 4) and a stratified model (Supplementary Table S6), both of which preserved the substantive conclusion that the volume effect is large and protective in the proximal follow-up window. The PH violation should therefore be read as a</w:t>
+      </w:r>
+      <w:r>
+        <w:t xml:space="preserve"> </w:t>
+      </w:r>
+      <w:r>
+        <w:rPr>
+          <w:i/>
+          <w:iCs/>
+        </w:rPr>
+        <w:t xml:space="preserve">feature</w:t>
+      </w:r>
+      <w:r>
+        <w:t xml:space="preserve"> </w:t>
+      </w:r>
+      <w:r>
+        <w:t xml:space="preserve">of the data — the effect genuinely is time-varying, concentrated in the qualification-milestone aftermath — rather than as a statistical defect.</w:t>
+      </w:r>
+    </w:p>
+    <w:p>
+      <w:pPr>
+        <w:pStyle w:val="BodyText"/>
+      </w:pPr>
+      <w:r>
+        <w:t xml:space="preserve">Fifth, despite a 14-year maximum follow-up, our right-censoring window means the most recent (2001–2002 birth) cohort had at most 4 years of post-senior observation. The replication finding across the two cohorts is strengthened by the differing follow-up windows; nonetheless, longer follow-up would allow us to distinguish</w:t>
       </w:r>
       <w:r>
         <w:t xml:space="preserve"> </w:t>
@@ -1860,14 +3320,14 @@
         <w:t xml:space="preserve">(athletes who continue competing into their early twenties but disengage by age 30) from genuine career athletes.</w:t>
       </w:r>
     </w:p>
-    <w:bookmarkEnd w:id="35"/>
-    <w:bookmarkStart w:id="36" w:name="conclusion"/>
-    <w:p>
-      <w:pPr>
-        <w:pStyle w:val="Heading3"/>
-      </w:pPr>
-      <w:r>
-        <w:t xml:space="preserve">4.5 Conclusion</w:t>
+    <w:bookmarkEnd w:id="49"/>
+    <w:bookmarkStart w:id="50" w:name="future-directions"/>
+    <w:p>
+      <w:pPr>
+        <w:pStyle w:val="Heading2"/>
+      </w:pPr>
+      <w:r>
+        <w:t xml:space="preserve">4.6 Future directions</w:t>
       </w:r>
     </w:p>
     <w:p>
@@ -1875,7 +3335,25 @@
         <w:pStyle w:val="FirstParagraph"/>
       </w:pPr>
       <w:r>
-        <w:t xml:space="preserve">In a complete-population 14-year follow-up of 2,123 Norwegian youth track-and-field athletes across two independent birth-year cohorts, dropout from competitive participation was predominantly a behavioral phenomenon detectable in register data years before formal exit. The findings quantify and corroborate qualitative accounts of dropout-as-process and of two-population stratification within organized youth sport. They also support a tractable retention strategy: behavioral surveillance — tracking competition volume rather than only competition performance — can identify athletes at high risk of disengagement during the qualification-milestone window, at lead times that make federation-level response feasible.</w:t>
+        <w:t xml:space="preserve">Three extensions deserve attention: linking the register-based behavioral signal to standard psychological instruments (e.g., SCQ-2) in currently active athletes; testing cross-sport generalization where registers are less complete; and quasi-experimental implementation of behavioral surveillance with federation-level outreach to athletes whose age-15 volume falls into the bottom quintile.</w:t>
+      </w:r>
+    </w:p>
+    <w:bookmarkEnd w:id="50"/>
+    <w:bookmarkStart w:id="51" w:name="conclusion"/>
+    <w:p>
+      <w:pPr>
+        <w:pStyle w:val="Heading2"/>
+      </w:pPr>
+      <w:r>
+        <w:t xml:space="preserve">4.7 Conclusion</w:t>
+      </w:r>
+    </w:p>
+    <w:p>
+      <w:pPr>
+        <w:pStyle w:val="FirstParagraph"/>
+      </w:pPr>
+      <w:r>
+        <w:t xml:space="preserve">In a complete-population 14-year follow-up of 2,123 Norwegian youth track-and-field athletes across two independent birth-year cohorts, dropout from competitive participation was predominantly a behavioral phenomenon detectable in register data years before formal exit. The findings quantify and corroborate three pre-existing theoretical accounts — the Sport Commitment Model, self-determination theory, and the withdrawal-as-process tradition — by providing the longitudinal behavioral test that each of those traditions has hitherto lacked. They also support a tractable retention strategy: behavioral surveillance — tracking competition volume rather than only competition performance — can identify athletes at high risk of disengagement during the qualification-milestone window, at lead times that make federation-level response feasible.</w:t>
       </w:r>
     </w:p>
     <w:p>
@@ -1885,9 +3363,8 @@
         </w:pict>
       </w:r>
     </w:p>
-    <w:bookmarkEnd w:id="36"/>
-    <w:bookmarkEnd w:id="37"/>
-    <w:bookmarkStart w:id="38" w:name="X1f74eb43af444059c7518034463b6c89b1cacf4"/>
+    <w:bookmarkEnd w:id="51"/>
+    <w:bookmarkStart w:id="52" w:name="X1f74eb43af444059c7518034463b6c89b1cacf4"/>
     <w:p>
       <w:pPr>
         <w:pStyle w:val="Heading2"/>
@@ -1911,8 +3388,8 @@
         </w:pict>
       </w:r>
     </w:p>
-    <w:bookmarkEnd w:id="38"/>
-    <w:bookmarkStart w:id="39" w:name="references"/>
+    <w:bookmarkEnd w:id="52"/>
+    <w:bookmarkStart w:id="53" w:name="references"/>
     <w:p>
       <w:pPr>
         <w:pStyle w:val="Heading2"/>
@@ -1926,6 +3403,14 @@
         <w:pStyle w:val="FirstParagraph"/>
       </w:pPr>
       <w:r>
+        <w:t xml:space="preserve">(APA 7th edition format)</w:t>
+      </w:r>
+    </w:p>
+    <w:p>
+      <w:pPr>
+        <w:pStyle w:val="BodyText"/>
+      </w:pPr>
+      <w:r>
         <w:t xml:space="preserve">Bakken, A. (2019).</w:t>
       </w:r>
       <w:r>
@@ -1974,6 +3459,48 @@
         <w:pStyle w:val="BodyText"/>
       </w:pPr>
       <w:r>
+        <w:t xml:space="preserve">Breiman, L. (2001). Random forests.</w:t>
+      </w:r>
+      <w:r>
+        <w:t xml:space="preserve"> </w:t>
+      </w:r>
+      <w:r>
+        <w:rPr>
+          <w:i/>
+          <w:iCs/>
+        </w:rPr>
+        <w:t xml:space="preserve">Machine Learning, 45</w:t>
+      </w:r>
+      <w:r>
+        <w:t xml:space="preserve">(1), 5–32. https://doi.org/10.1023/A:1010933404324</w:t>
+      </w:r>
+    </w:p>
+    <w:p>
+      <w:pPr>
+        <w:pStyle w:val="BodyText"/>
+      </w:pPr>
+      <w:r>
+        <w:t xml:space="preserve">Calvo, T. G., Cervelló, E., Jiménez, R., Iglesias, D., &amp; Murcia, J. A. M. (2010). Using self-determination theory to explain sport persistence and dropout in adolescent athletes.</w:t>
+      </w:r>
+      <w:r>
+        <w:t xml:space="preserve"> </w:t>
+      </w:r>
+      <w:r>
+        <w:rPr>
+          <w:i/>
+          <w:iCs/>
+        </w:rPr>
+        <w:t xml:space="preserve">The Spanish Journal of Psychology, 13</w:t>
+      </w:r>
+      <w:r>
+        <w:t xml:space="preserve">(2), 677–684. https://doi.org/10.1017/S1138741600002341</w:t>
+      </w:r>
+    </w:p>
+    <w:p>
+      <w:pPr>
+        <w:pStyle w:val="BodyText"/>
+      </w:pPr>
+      <w:r>
         <w:t xml:space="preserve">Cobley, S., Baker, J., Wattie, N., &amp; McKenna, J. (2009). Annual age-grouping and athlete development: A meta-analytical review of relative age effects in sport.</w:t>
       </w:r>
       <w:r>
@@ -2016,6 +3543,27 @@
         <w:pStyle w:val="BodyText"/>
       </w:pPr>
       <w:r>
+        <w:t xml:space="preserve">Cox, D. R. (1972). Regression models and life-tables.</w:t>
+      </w:r>
+      <w:r>
+        <w:t xml:space="preserve"> </w:t>
+      </w:r>
+      <w:r>
+        <w:rPr>
+          <w:i/>
+          <w:iCs/>
+        </w:rPr>
+        <w:t xml:space="preserve">Journal of the Royal Statistical Society: Series B (Methodological), 34</w:t>
+      </w:r>
+      <w:r>
+        <w:t xml:space="preserve">(2), 187–202. https://doi.org/10.1111/j.2517-6161.1972.tb00899.x</w:t>
+      </w:r>
+    </w:p>
+    <w:p>
+      <w:pPr>
+        <w:pStyle w:val="BodyText"/>
+      </w:pPr>
+      <w:r>
         <w:t xml:space="preserve">Crane, J., &amp; Temple, V. (2015). A systematic review of dropout from organized sport among children and youth.</w:t>
       </w:r>
       <w:r>
@@ -2061,6 +3609,27 @@
         <w:pStyle w:val="BodyText"/>
       </w:pPr>
       <w:r>
+        <w:t xml:space="preserve">Denzin, N. K. (2009).</w:t>
+      </w:r>
+      <w:r>
+        <w:t xml:space="preserve"> </w:t>
+      </w:r>
+      <w:r>
+        <w:rPr>
+          <w:i/>
+          <w:iCs/>
+        </w:rPr>
+        <w:t xml:space="preserve">The research act: A theoretical introduction to sociological methods</w:t>
+      </w:r>
+      <w:r>
+        <w:t xml:space="preserve">. Aldine Transaction.</w:t>
+      </w:r>
+    </w:p>
+    <w:p>
+      <w:pPr>
+        <w:pStyle w:val="BodyText"/>
+      </w:pPr>
+      <w:r>
         <w:t xml:space="preserve">DiFiori, J. P., Benjamin, H. J., Brenner, J. S., Gregory, A., Jayanthi, N., Landry, G. L., &amp; Luke, A. (2014). Overuse injuries and burnout in youth sports: A position statement from the American Medical Society for Sports Medicine.</w:t>
       </w:r>
       <w:r>
@@ -2082,6 +3651,48 @@
         <w:pStyle w:val="BodyText"/>
       </w:pPr>
       <w:r>
+        <w:t xml:space="preserve">Ebaugh, H. R. F. (1988).</w:t>
+      </w:r>
+      <w:r>
+        <w:t xml:space="preserve"> </w:t>
+      </w:r>
+      <w:r>
+        <w:rPr>
+          <w:i/>
+          <w:iCs/>
+        </w:rPr>
+        <w:t xml:space="preserve">Becoming an ex: The process of role exit</w:t>
+      </w:r>
+      <w:r>
+        <w:t xml:space="preserve">. University of Chicago Press.</w:t>
+      </w:r>
+    </w:p>
+    <w:p>
+      <w:pPr>
+        <w:pStyle w:val="BodyText"/>
+      </w:pPr>
+      <w:r>
+        <w:t xml:space="preserve">Efron, B. (1977). The efficiency of Cox’s likelihood function for censored data.</w:t>
+      </w:r>
+      <w:r>
+        <w:t xml:space="preserve"> </w:t>
+      </w:r>
+      <w:r>
+        <w:rPr>
+          <w:i/>
+          <w:iCs/>
+        </w:rPr>
+        <w:t xml:space="preserve">Journal of the American Statistical Association, 72</w:t>
+      </w:r>
+      <w:r>
+        <w:t xml:space="preserve">(359), 557–565. https://doi.org/10.1080/01621459.1977.10480613</w:t>
+      </w:r>
+    </w:p>
+    <w:p>
+      <w:pPr>
+        <w:pStyle w:val="BodyText"/>
+      </w:pPr>
+      <w:r>
         <w:t xml:space="preserve">Eime, R. M., Young, J. A., Harvey, J. T., Charity, M. J., &amp; Payne, W. R. (2013). A systematic review of the psychological and social benefits of participation in sport for children and adolescents: Informing development of a conceptual model of health through sport.</w:t>
       </w:r>
       <w:r>
@@ -2148,6 +3759,48 @@
         <w:pStyle w:val="BodyText"/>
       </w:pPr>
       <w:r>
+        <w:t xml:space="preserve">Espedalen, L. E., &amp; Seippel, Ø. (2022). Dropout and social inequality: Young people’s reasons for leaving organized sports.</w:t>
+      </w:r>
+      <w:r>
+        <w:t xml:space="preserve"> </w:t>
+      </w:r>
+      <w:r>
+        <w:rPr>
+          <w:i/>
+          <w:iCs/>
+        </w:rPr>
+        <w:t xml:space="preserve">Annals of Leisure Research, 27</w:t>
+      </w:r>
+      <w:r>
+        <w:t xml:space="preserve">(2), 197–214. https://doi.org/10.1080/11745398.2022.2070512</w:t>
+      </w:r>
+    </w:p>
+    <w:p>
+      <w:pPr>
+        <w:pStyle w:val="BodyText"/>
+      </w:pPr>
+      <w:r>
+        <w:t xml:space="preserve">Grambsch, P. M., &amp; Therneau, T. M. (1994). Proportional hazards tests and diagnostics based on weighted residuals.</w:t>
+      </w:r>
+      <w:r>
+        <w:t xml:space="preserve"> </w:t>
+      </w:r>
+      <w:r>
+        <w:rPr>
+          <w:i/>
+          <w:iCs/>
+        </w:rPr>
+        <w:t xml:space="preserve">Biometrika, 81</w:t>
+      </w:r>
+      <w:r>
+        <w:t xml:space="preserve">(3), 515–526. https://doi.org/10.1093/biomet/81.3.515</w:t>
+      </w:r>
+    </w:p>
+    <w:p>
+      <w:pPr>
+        <w:pStyle w:val="BodyText"/>
+      </w:pPr>
+      <w:r>
         <w:t xml:space="preserve">Güllich, A., Macnamara, B. N., &amp; Hambrick, D. Z. (2022). What makes a champion? Early multidisciplinary practice, not early specialization, predicts world-class performance.</w:t>
       </w:r>
       <w:r>
@@ -2169,6 +3822,48 @@
         <w:pStyle w:val="BodyText"/>
       </w:pPr>
       <w:r>
+        <w:t xml:space="preserve">Harrell, F. E., Jr., Lee, K. L., &amp; Mark, D. B. (1996). Multivariable prognostic models: Issues in developing models, evaluating assumptions and adequacy, and measuring and reducing errors.</w:t>
+      </w:r>
+      <w:r>
+        <w:t xml:space="preserve"> </w:t>
+      </w:r>
+      <w:r>
+        <w:rPr>
+          <w:i/>
+          <w:iCs/>
+        </w:rPr>
+        <w:t xml:space="preserve">Statistics in Medicine, 15</w:t>
+      </w:r>
+      <w:r>
+        <w:t xml:space="preserve">(4), 361–387. https://doi.org/10.1002/(SICI)1097-0258(19960229)15:4&lt;361::AID-SIM168&gt;3.0.CO;2-4</w:t>
+      </w:r>
+    </w:p>
+    <w:p>
+      <w:pPr>
+        <w:pStyle w:val="BodyText"/>
+      </w:pPr>
+      <w:r>
+        <w:t xml:space="preserve">Heale, R., &amp; Forbes, D. (2013). Understanding triangulation in research.</w:t>
+      </w:r>
+      <w:r>
+        <w:t xml:space="preserve"> </w:t>
+      </w:r>
+      <w:r>
+        <w:rPr>
+          <w:i/>
+          <w:iCs/>
+        </w:rPr>
+        <w:t xml:space="preserve">Evidence-Based Nursing, 16</w:t>
+      </w:r>
+      <w:r>
+        <w:t xml:space="preserve">(4), 98. https://doi.org/10.1136/eb-2013-101494</w:t>
+      </w:r>
+    </w:p>
+    <w:p>
+      <w:pPr>
+        <w:pStyle w:val="BodyText"/>
+      </w:pPr>
+      <w:r>
         <w:t xml:space="preserve">Heidari, S., Babor, T. F., De Castro, P., Tort, S., &amp; Curno, M. (2016). Sex and Gender Equity in Research: Rationale for the SAGER guidelines and recommended use.</w:t>
       </w:r>
       <w:r>
@@ -2190,6 +3885,48 @@
         <w:pStyle w:val="BodyText"/>
       </w:pPr>
       <w:r>
+        <w:t xml:space="preserve">Hsieh, F. Y., &amp; Lavori, P. W. (2000). Sample-size calculations for the Cox proportional hazards regression model with nonbinary covariates.</w:t>
+      </w:r>
+      <w:r>
+        <w:t xml:space="preserve"> </w:t>
+      </w:r>
+      <w:r>
+        <w:rPr>
+          <w:i/>
+          <w:iCs/>
+        </w:rPr>
+        <w:t xml:space="preserve">Controlled Clinical Trials, 21</w:t>
+      </w:r>
+      <w:r>
+        <w:t xml:space="preserve">(6), 552–560. https://doi.org/10.1016/S0197-2456(00)00104-5</w:t>
+      </w:r>
+    </w:p>
+    <w:p>
+      <w:pPr>
+        <w:pStyle w:val="BodyText"/>
+      </w:pPr>
+      <w:r>
+        <w:t xml:space="preserve">Hunter, J. D. (2007). Matplotlib: A 2D graphics environment.</w:t>
+      </w:r>
+      <w:r>
+        <w:t xml:space="preserve"> </w:t>
+      </w:r>
+      <w:r>
+        <w:rPr>
+          <w:i/>
+          <w:iCs/>
+        </w:rPr>
+        <w:t xml:space="preserve">Computing in Science &amp; Engineering, 9</w:t>
+      </w:r>
+      <w:r>
+        <w:t xml:space="preserve">(3), 90–95. https://doi.org/10.1109/MCSE.2007.55</w:t>
+      </w:r>
+    </w:p>
+    <w:p>
+      <w:pPr>
+        <w:pStyle w:val="BodyText"/>
+      </w:pPr>
+      <w:r>
         <w:t xml:space="preserve">Jayanthi, N. A., LaBella, C. R., Fischer, D., Pasulka, J., &amp; Dugas, L. R. (2015). Sports-specialized intensive training and the risk of injury in young athletes: A clinical case-control study.</w:t>
       </w:r>
       <w:r>
@@ -2232,6 +3969,27 @@
         <w:pStyle w:val="BodyText"/>
       </w:pPr>
       <w:r>
+        <w:t xml:space="preserve">Lin, D. Y., &amp; Wei, L. J. (1989). The robust inference for the Cox proportional hazards model.</w:t>
+      </w:r>
+      <w:r>
+        <w:t xml:space="preserve"> </w:t>
+      </w:r>
+      <w:r>
+        <w:rPr>
+          <w:i/>
+          <w:iCs/>
+        </w:rPr>
+        <w:t xml:space="preserve">Journal of the American Statistical Association, 84</w:t>
+      </w:r>
+      <w:r>
+        <w:t xml:space="preserve">(408), 1074–1078. https://doi.org/10.1080/01621459.1989.10478874</w:t>
+      </w:r>
+    </w:p>
+    <w:p>
+      <w:pPr>
+        <w:pStyle w:val="BodyText"/>
+      </w:pPr>
+      <w:r>
         <w:t xml:space="preserve">Norges Friidrettsforbund. (2024).</w:t>
       </w:r>
       <w:r>
@@ -2301,6 +4059,48 @@
         <w:pStyle w:val="BodyText"/>
       </w:pPr>
       <w:r>
+        <w:t xml:space="preserve">Ryan, R. M., &amp; Deci, E. L. (2000). Self-determination theory and the facilitation of intrinsic motivation, social development, and well-being.</w:t>
+      </w:r>
+      <w:r>
+        <w:t xml:space="preserve"> </w:t>
+      </w:r>
+      <w:r>
+        <w:rPr>
+          <w:i/>
+          <w:iCs/>
+        </w:rPr>
+        <w:t xml:space="preserve">American Psychologist, 55</w:t>
+      </w:r>
+      <w:r>
+        <w:t xml:space="preserve">(1), 68–78. https://doi.org/10.1037/0003-066X.55.1.68</w:t>
+      </w:r>
+    </w:p>
+    <w:p>
+      <w:pPr>
+        <w:pStyle w:val="BodyText"/>
+      </w:pPr>
+      <w:r>
+        <w:t xml:space="preserve">Sarrazin, P., Vallerand, R. J., Guillet, E., Pelletier, L. G., &amp; Cury, F. (2002). Motivation and dropout in female handballers: A 21-month prospective study.</w:t>
+      </w:r>
+      <w:r>
+        <w:t xml:space="preserve"> </w:t>
+      </w:r>
+      <w:r>
+        <w:rPr>
+          <w:i/>
+          <w:iCs/>
+        </w:rPr>
+        <w:t xml:space="preserve">European Journal of Social Psychology, 32</w:t>
+      </w:r>
+      <w:r>
+        <w:t xml:space="preserve">(3), 395–418. https://doi.org/10.1002/ejsp.98</w:t>
+      </w:r>
+    </w:p>
+    <w:p>
+      <w:pPr>
+        <w:pStyle w:val="BodyText"/>
+      </w:pPr>
+      <w:r>
         <w:t xml:space="preserve">Scanlan, T. K., Carpenter, P. J., Simons, J. P., Schmidt, G. W., &amp; Keeler, B. (1993). An introduction to the sport commitment model.</w:t>
       </w:r>
       <w:r>
@@ -2364,6 +4164,120 @@
         <w:pStyle w:val="BodyText"/>
       </w:pPr>
       <w:r>
+        <w:t xml:space="preserve">Standage, M. (2012). Motivation: Self-determination theory and performance in sport. In S. M. Murphy (Ed.),</w:t>
+      </w:r>
+      <w:r>
+        <w:t xml:space="preserve"> </w:t>
+      </w:r>
+      <w:r>
+        <w:rPr>
+          <w:i/>
+          <w:iCs/>
+        </w:rPr>
+        <w:t xml:space="preserve">The Oxford handbook of sport and performance psychology</w:t>
+      </w:r>
+      <w:r>
+        <w:t xml:space="preserve"> </w:t>
+      </w:r>
+      <w:r>
+        <w:t xml:space="preserve">(pp. 233–249). Oxford University Press. https://doi.org/10.1093/oxfordhb/9780199731763.013.0012</w:t>
+      </w:r>
+    </w:p>
+    <w:p>
+      <w:pPr>
+        <w:pStyle w:val="BodyText"/>
+      </w:pPr>
+      <w:r>
+        <w:t xml:space="preserve">Therneau, T. M., &amp; Grambsch, P. M. (2000).</w:t>
+      </w:r>
+      <w:r>
+        <w:t xml:space="preserve"> </w:t>
+      </w:r>
+      <w:r>
+        <w:rPr>
+          <w:i/>
+          <w:iCs/>
+        </w:rPr>
+        <w:t xml:space="preserve">Modeling survival data: Extending the Cox model</w:t>
+      </w:r>
+      <w:r>
+        <w:t xml:space="preserve">. Springer.</w:t>
+      </w:r>
+    </w:p>
+    <w:p>
+      <w:pPr>
+        <w:pStyle w:val="BodyText"/>
+      </w:pPr>
+      <w:r>
+        <w:t xml:space="preserve">Vallerand, R. J. (1997). Toward a hierarchical model of intrinsic and extrinsic motivation. In M. P. Zanna (Ed.),</w:t>
+      </w:r>
+      <w:r>
+        <w:t xml:space="preserve"> </w:t>
+      </w:r>
+      <w:r>
+        <w:rPr>
+          <w:i/>
+          <w:iCs/>
+        </w:rPr>
+        <w:t xml:space="preserve">Advances in experimental social psychology</w:t>
+      </w:r>
+      <w:r>
+        <w:t xml:space="preserve"> </w:t>
+      </w:r>
+      <w:r>
+        <w:t xml:space="preserve">(Vol. 29, pp. 271–360). Academic Press. https://doi.org/10.1016/S0065-2601(08)60019-2</w:t>
+      </w:r>
+    </w:p>
+    <w:p>
+      <w:pPr>
+        <w:pStyle w:val="BodyText"/>
+      </w:pPr>
+      <w:r>
+        <w:t xml:space="preserve">Vallerand, R. J. (2007). A hierarchical model of intrinsic and extrinsic motivation for sport and physical activity. In M. S. Hagger &amp; N. L. D. Chatzisarantis (Eds.),</w:t>
+      </w:r>
+      <w:r>
+        <w:t xml:space="preserve"> </w:t>
+      </w:r>
+      <w:r>
+        <w:rPr>
+          <w:i/>
+          <w:iCs/>
+        </w:rPr>
+        <w:t xml:space="preserve">Intrinsic motivation and self-determination in exercise and sport</w:t>
+      </w:r>
+      <w:r>
+        <w:t xml:space="preserve"> </w:t>
+      </w:r>
+      <w:r>
+        <w:t xml:space="preserve">(pp. 255–279). Human Kinetics.</w:t>
+      </w:r>
+    </w:p>
+    <w:p>
+      <w:pPr>
+        <w:pStyle w:val="BodyText"/>
+      </w:pPr>
+      <w:r>
+        <w:t xml:space="preserve">VanderWeele, T. J., &amp; Ding, P. (2017). Sensitivity analysis in observational research: Introducing the E-value.</w:t>
+      </w:r>
+      <w:r>
+        <w:t xml:space="preserve"> </w:t>
+      </w:r>
+      <w:r>
+        <w:rPr>
+          <w:i/>
+          <w:iCs/>
+        </w:rPr>
+        <w:t xml:space="preserve">Annals of Internal Medicine, 167</w:t>
+      </w:r>
+      <w:r>
+        <w:t xml:space="preserve">(4), 268–274. https://doi.org/10.7326/M16-2607</w:t>
+      </w:r>
+    </w:p>
+    <w:p>
+      <w:pPr>
+        <w:pStyle w:val="BodyText"/>
+      </w:pPr>
+      <w:r>
         <w:t xml:space="preserve">von Elm, E., Altman, D. G., Egger, M., Pocock, S. J., Gøtzsche, P. C., &amp; Vandenbroucke, J. P. (2007). The Strengthening the Reporting of Observational Studies in Epidemiology (STROBE) statement: Guidelines for reporting observational studies.</w:t>
       </w:r>
       <w:r>
@@ -2385,6 +4299,27 @@
         <w:pStyle w:val="BodyText"/>
       </w:pPr>
       <w:r>
+        <w:t xml:space="preserve">Wall, M., &amp; Côté, J. (2007). Developmental activities that lead to dropout and investment in sport.</w:t>
+      </w:r>
+      <w:r>
+        <w:t xml:space="preserve"> </w:t>
+      </w:r>
+      <w:r>
+        <w:rPr>
+          <w:i/>
+          <w:iCs/>
+        </w:rPr>
+        <w:t xml:space="preserve">Physical Education and Sport Pedagogy, 12</w:t>
+      </w:r>
+      <w:r>
+        <w:t xml:space="preserve">(1), 77–87. https://doi.org/10.1080/17408980601060358</w:t>
+      </w:r>
+    </w:p>
+    <w:p>
+      <w:pPr>
+        <w:pStyle w:val="BodyText"/>
+      </w:pPr>
+      <w:r>
         <w:t xml:space="preserve">Wattie, N., Schorer, J., &amp; Baker, J. (2015). The relative age effect in sport: A developmental systems model.</w:t>
       </w:r>
       <w:r>
@@ -2401,8 +4336,8 @@
         <w:t xml:space="preserve">(1), 83–94. https://doi.org/10.1007/s40279-014-0248-9</w:t>
       </w:r>
     </w:p>
-    <w:bookmarkEnd w:id="39"/>
-    <w:bookmarkEnd w:id="40"/>
+    <w:bookmarkEnd w:id="53"/>
+    <w:bookmarkEnd w:id="54"/>
     <w:sectPr>
       <w:footnotePr>
         <w:numRestart w:val="eachSect"/>

--- a/forskning/ncc-kohort/submission_pse/MANUSCRIPT_ANONYMIZED.docx
+++ b/forskning/ncc-kohort/submission_pse/MANUSCRIPT_ANONYMIZED.docx
@@ -2,7 +2,7 @@
 <file path=word/document.xml><?xml version="1.0" encoding="utf-8"?>
 <w:document xmlns:w="http://schemas.openxmlformats.org/wordprocessingml/2006/main" xmlns:m="http://schemas.openxmlformats.org/officeDocument/2006/math" xmlns:r="http://schemas.openxmlformats.org/officeDocument/2006/relationships" xmlns:o="urn:schemas-microsoft-com:office:office" xmlns:v="urn:schemas-microsoft-com:vml" xmlns:w10="urn:schemas-microsoft-com:office:word" xmlns:a="http://schemas.openxmlformats.org/drawingml/2006/main" xmlns:pic="http://schemas.openxmlformats.org/drawingml/2006/picture" xmlns:wp="http://schemas.openxmlformats.org/drawingml/2006/wordprocessingDrawing">
   <w:body>
-    <w:bookmarkStart w:id="54" w:name="X2e4d26323c44b0e13220bcda9ef56874f9a7a62"/>
+    <w:bookmarkStart w:id="60" w:name="X2e4d26323c44b0e13220bcda9ef56874f9a7a62"/>
     <w:p>
       <w:pPr>
         <w:pStyle w:val="Heading1"/>
@@ -78,7 +78,7 @@
         <w:t xml:space="preserve"> </w:t>
       </w:r>
       <w:r>
-        <w:t xml:space="preserve">Qualitative research has characterized youth sport dropout as a gradual, deliberative process in which young athletes divide into a deeply committed minority and a larger group oriented toward easily accessible enjoyment. This study provides the first longitudinal registry-based quantification of those behavioral pathways.</w:t>
+        <w:t xml:space="preserve">Qualitative research has long characterized youth-sport dropout as a gradual deliberative process unfolding over one to two years, but the longitudinal behavioral signature has been hard to observe directly. We use Norway’s public competition register to quantify behavioral antecedents of senior retention in track and field.</w:t>
       </w:r>
     </w:p>
     <w:p>
@@ -96,7 +96,7 @@
         <w:t xml:space="preserve"> </w:t>
       </w:r>
       <w:r>
-        <w:t xml:space="preserve">We followed all 2,123 Norwegian youth athletes (ages 13–14) who participated in five consecutive editions of a regional grassroots track-and-field meet between 2011 and 2016 (birth cohorts 1998–2002). Using public competition-register data, we tracked each athlete’s competition volume, event specialization, championship participation, and performance level (Tyrving age-norm points) annually through 2026 — a maximum follow-up of 14 years. Survival was modeled with Cox proportional hazards; predictor importance was assessed with random forests.</w:t>
+        <w:t xml:space="preserve">We followed all 2,123 athletes (ages 13–14 at baseline) participating in five consecutive editions of a regional youth meet between 2011 and 2016 (birth cohorts 1998–2002). For each athlete we recorded annual competition counts, event-category diversification, championship participation, and Tyrving age-norm performance points through 2026 — a maximum follow-up of 14 years. Senior retention (≥2 registered competitions in any year at age 20 or later) was modelled with Cox proportional hazards and assessed for assumption violations, time-varying effects, unmeasured confounding (E-value), measurement-tautology (landmark analysis at age 16), and outcome-definition sensitivity.</w:t>
       </w:r>
     </w:p>
     <w:p>
@@ -114,7 +114,7 @@
         <w:t xml:space="preserve"> </w:t>
       </w:r>
       <w:r>
-        <w:t xml:space="preserve">Competition volume at age 15–16 was the strongest single predictor of senior retention (age ≥20), more than tripling the predictive accuracy of performance- and specialization-based models (Cox C-index 0.85 vs. 0.57). Future dropouts visibly reduced participation 2–3 years before formal exit. Pre-baseline behavioral indicators classified eventual retention at AUC = 0.82. Findings replicated across two independent birth cohorts (1998–2000: C = 0.835; 2001–2002: C = 0.852). Performance level (Tyrving points) and early specialization (Herfindahl–Hirschman index) added little after behavioral indicators were entered.</w:t>
+        <w:t xml:space="preserve">Among athletes still active at age 16, competition volume at age 15–16 remained the strongest single predictor of subsequent senior retention (HR = 0.60 per SD, 95% CI [0.54, 0.66], C-index = 0.74). The signal was also detectable using only pre-milestone (age 13–14) volume (HR = 0.50). Future dropouts exhibited declining competition counts 2–3 years before formal exit. Findings replicated across two independent birth cohorts and were robust to outcome definition, missing data, club clustering, and an unmeasured-confounder E-value of 5.16.</w:t>
       </w:r>
     </w:p>
     <w:p>
@@ -132,7 +132,7 @@
         <w:t xml:space="preserve"> </w:t>
       </w:r>
       <w:r>
-        <w:t xml:space="preserve">Youth-sport dropout is a behavioral phenomenon detectable years before formal exit. Registry-based behavioral surveillance can complement survey research by providing practical, real-time markers for retention interventions.</w:t>
+        <w:t xml:space="preserve">Competitive dropout is preceded by observable reductions in registered competition behavior during the milestone window. Registry-based behavioral surveillance can complement survey research as a marker of progressive disengagement.</w:t>
       </w:r>
     </w:p>
     <w:p>
@@ -161,13 +161,13 @@
       </w:r>
     </w:p>
     <w:bookmarkEnd w:id="10"/>
-    <w:bookmarkStart w:id="11" w:name="X72f12df8a86e559d1a7f1ff92b78e508c4af554"/>
+    <w:bookmarkStart w:id="11" w:name="Xaa125b98d4201074f48641b593d8557f7166e49"/>
     <w:p>
       <w:pPr>
         <w:pStyle w:val="Heading2"/>
       </w:pPr>
       <w:r>
-        <w:t xml:space="preserve">1.1 Theoretical accounts of youth-sport withdrawal</w:t>
+        <w:t xml:space="preserve">1.1 Dropout as a deliberative, gradual process</w:t>
       </w:r>
     </w:p>
     <w:p>
@@ -175,142 +175,53 @@
         <w:pStyle w:val="FirstParagraph"/>
       </w:pPr>
       <w:r>
-        <w:t xml:space="preserve">Three complementary theoretical traditions have shaped contemporary understanding of why adolescents leave competitive sport. Each highlights</w:t>
-      </w:r>
-      <w:r>
-        <w:t xml:space="preserve"> </w:t>
-      </w:r>
-      <w:r>
-        <w:rPr>
-          <w:i/>
-          <w:iCs/>
-        </w:rPr>
-        <w:t xml:space="preserve">behavioral engagement</w:t>
-      </w:r>
-      <w:r>
-        <w:t xml:space="preserve"> </w:t>
-      </w:r>
-      <w:r>
-        <w:t xml:space="preserve">— rather than absolute performance — as the proximal mechanism.</w:t>
-      </w:r>
-    </w:p>
-    <w:p>
-      <w:pPr>
-        <w:pStyle w:val="BodyText"/>
-      </w:pPr>
-      <w:r>
-        <w:rPr>
-          <w:b/>
-          <w:bCs/>
-        </w:rPr>
-        <w:t xml:space="preserve">The Sport Commitment Model</w:t>
-      </w:r>
-      <w:r>
-        <w:t xml:space="preserve"> </w:t>
-      </w:r>
-      <w:r>
-        <w:t xml:space="preserve">(Scanlan et al., 1993, 2016) characterizes continued participation as a function of sport enjoyment, personal investments, social constraints, involvement opportunities, and attractive alternatives. Recent extensions distinguish</w:t>
-      </w:r>
-      <w:r>
-        <w:t xml:space="preserve"> </w:t>
-      </w:r>
-      <w:r>
-        <w:rPr>
-          <w:i/>
-          <w:iCs/>
-        </w:rPr>
-        <w:t xml:space="preserve">enthusiastic commitment</w:t>
-      </w:r>
-      <w:r>
-        <w:t xml:space="preserve"> </w:t>
-      </w:r>
-      <w:r>
-        <w:t xml:space="preserve">(driven primarily by enjoyment and identity) from</w:t>
-      </w:r>
-      <w:r>
-        <w:t xml:space="preserve"> </w:t>
-      </w:r>
-      <w:r>
-        <w:rPr>
-          <w:i/>
-          <w:iCs/>
-        </w:rPr>
-        <w:t xml:space="preserve">constrained commitment</w:t>
-      </w:r>
-      <w:r>
-        <w:t xml:space="preserve"> </w:t>
-      </w:r>
-      <w:r>
-        <w:t xml:space="preserve">(driven by perceived obligation, sunk-cost investment, or limited alternatives), and predict that constrained commitment is more fragile in the face of escalating demands (Scanlan et al., 2016). On this account, dropout signals the dissolution of the enjoyment-investment balance, not the failure of a performance threshold.</w:t>
-      </w:r>
-    </w:p>
-    <w:p>
-      <w:pPr>
-        <w:pStyle w:val="BodyText"/>
-      </w:pPr>
-      <w:r>
-        <w:rPr>
-          <w:b/>
-          <w:bCs/>
-        </w:rPr>
-        <w:t xml:space="preserve">Self-determination theory</w:t>
-      </w:r>
-      <w:r>
-        <w:t xml:space="preserve"> </w:t>
-      </w:r>
-      <w:r>
-        <w:t xml:space="preserve">(Ryan &amp; Deci, 2000) and its sport-applied extensions (Vallerand, 1997, 2007) make a parallel prediction: athletes whose participation is driven by intrinsic and well-internalized extrinsic motivations sustain engagement, whereas athletes driven by external pressures (e.g., parental expectations, peer status) disengage when the cost of compliance rises. Sarrazin and colleagues’ (2002) 21-month prospective study of female handball players found that motivational quality at baseline predicted dropout one to two years later — an early indication that the dropout process unfolds longitudinally rather than at a single decision point.</w:t>
-      </w:r>
-    </w:p>
-    <w:p>
-      <w:pPr>
-        <w:pStyle w:val="BodyText"/>
-      </w:pPr>
-      <w:r>
-        <w:rPr>
-          <w:b/>
-          <w:bCs/>
-        </w:rPr>
-        <w:t xml:space="preserve">The withdrawal-as-process tradition</w:t>
-      </w:r>
-      <w:r>
-        <w:t xml:space="preserve"> </w:t>
-      </w:r>
-      <w:r>
-        <w:t xml:space="preserve">(Eliasson &amp; Johansson, 2021; Espedalen &amp; Seippel, 2022) integrates these accounts with sociological theories of role exit (Ebaugh, 1988) to argue that disengagement from organized sport is a gradual deliberation over costs and benefits, often lasting one to two years and frequently passing through</w:t>
-      </w:r>
-      <w:r>
-        <w:t xml:space="preserve"> </w:t>
-      </w:r>
-      <w:r>
-        <w:t xml:space="preserve">“still nominally participating but withdrawing”</w:t>
-      </w:r>
-      <w:r>
-        <w:t xml:space="preserve"> </w:t>
-      </w:r>
-      <w:r>
-        <w:t xml:space="preserve">intermediate states. Espedalen and Seippel (2022), surveying 1,648 Norwegian adolescent dropouts, document that the modal reason for leaving is not loss of competitive ability but a shifting evaluation of effort against alternative life domains.</w:t>
-      </w:r>
-    </w:p>
-    <w:p>
-      <w:pPr>
-        <w:pStyle w:val="BodyText"/>
-      </w:pPr>
-      <w:r>
-        <w:t xml:space="preserve">A complementary qualitative observation from Espedalen’s wider doctoral programme is that organized youth sport typically contains</w:t>
-      </w:r>
-      <w:r>
-        <w:t xml:space="preserve"> </w:t>
-      </w:r>
-      <w:r>
-        <w:rPr>
-          <w:i/>
-          <w:iCs/>
-        </w:rPr>
-        <w:t xml:space="preserve">two distinct populations</w:t>
-      </w:r>
-      <w:r>
-        <w:t xml:space="preserve">: a smaller, deeply committed group whose sport identity is robustly integrated with their wider lives, and a larger casually-oriented group oriented toward accessible enjoyment that readily moves between activities (Espedalen, 2025; for an analogous</w:t>
+        <w:t xml:space="preserve">The dominant theoretical account of why adolescents leave organized sport is that</w:t>
+      </w:r>
+      <w:r>
+        <w:t xml:space="preserve"> </w:t>
+      </w:r>
+      <w:r>
+        <w:rPr>
+          <w:i/>
+          <w:iCs/>
+        </w:rPr>
+        <w:t xml:space="preserve">dropout is a process, not a moment</w:t>
+      </w:r>
+      <w:r>
+        <w:t xml:space="preserve">. Scanlan and colleagues’ Sport Commitment Model (SCM; Scanlan et al., 1993, 2016) frames continued participation as a function of sport enjoyment, personal investments, social constraints, involvement opportunities, and attractive alternatives — a balance that erodes incrementally rather than collapsing in a single decision. Self-determination theory (SDT; Ryan &amp; Deci, 2000) and its sport applications (Vallerand, 1997, 2007; Sarrazin et al., 2002) make a parallel prediction: athletes whose participation is sustained by well-internalized motivation persist when the demands of organized sport escalate, whereas athletes whose participation is sustained by external pressure progressively withdraw. Sociological accounts of role exit (Ebaugh, 1988) and qualitative interview studies of dropout (Eliasson &amp; Johansson, 2021; Espedalen &amp; Seippel, 2022) provide convergent evidence: withdrawal</w:t>
+      </w:r>
+      <w:r>
+        <w:t xml:space="preserve"> </w:t>
+      </w:r>
+      <w:r>
+        <w:t xml:space="preserve">“may be fairly long and emotional for young athletes, and less reversible the further into the process they progress”</w:t>
+      </w:r>
+      <w:r>
+        <w:t xml:space="preserve"> </w:t>
+      </w:r>
+      <w:r>
+        <w:t xml:space="preserve">(Eliasson &amp; Johansson, 2021).</w:t>
+      </w:r>
+    </w:p>
+    <w:p>
+      <w:pPr>
+        <w:pStyle w:val="BodyText"/>
+      </w:pPr>
+      <w:r>
+        <w:t xml:space="preserve">A complementary observation, articulated most clearly in Wall and Côté’s (2007) developmental-activity work and in Espedalen’s recent Norwegian programme (Espedalen, 2025), is that organized youth sport contains</w:t>
+      </w:r>
+      <w:r>
+        <w:t xml:space="preserve"> </w:t>
+      </w:r>
+      <w:r>
+        <w:rPr>
+          <w:i/>
+          <w:iCs/>
+        </w:rPr>
+        <w:t xml:space="preserve">two distinct sub-populations</w:t>
+      </w:r>
+      <w:r>
+        <w:t xml:space="preserve">: a smaller group of</w:t>
       </w:r>
       <w:r>
         <w:t xml:space="preserve"> </w:t>
@@ -322,7 +233,19 @@
         <w:t xml:space="preserve"> </w:t>
       </w:r>
       <w:r>
-        <w:t xml:space="preserve">versus</w:t>
+        <w:t xml:space="preserve">or</w:t>
+      </w:r>
+      <w:r>
+        <w:t xml:space="preserve"> </w:t>
+      </w:r>
+      <w:r>
+        <w:t xml:space="preserve">“engaged enthusiasts”</w:t>
+      </w:r>
+      <w:r>
+        <w:t xml:space="preserve"> </w:t>
+      </w:r>
+      <w:r>
+        <w:t xml:space="preserve">whose sport identity is robustly integrated with their wider lives, and a larger group of</w:t>
       </w:r>
       <w:r>
         <w:t xml:space="preserve"> </w:t>
@@ -334,73 +257,29 @@
         <w:t xml:space="preserve"> </w:t>
       </w:r>
       <w:r>
-        <w:t xml:space="preserve">distinction in elite-track development, see Wall &amp; Côté, 2007). When the demands of organized sport escalate around the qualification milestone years — in Norwegian track and field, the Youth National Championships at age 15-16 and the Junior National Championships at age 17-19 — the second group withdraws.</w:t>
-      </w:r>
-    </w:p>
-    <w:p>
-      <w:pPr>
-        <w:pStyle w:val="BodyText"/>
-      </w:pPr>
-      <w:r>
-        <w:t xml:space="preserve">These accounts converge on three structural features of youth-sport dropout. First, dropout is</w:t>
-      </w:r>
-      <w:r>
-        <w:t xml:space="preserve"> </w:t>
-      </w:r>
-      <w:r>
-        <w:rPr>
-          <w:i/>
-          <w:iCs/>
-        </w:rPr>
-        <w:t xml:space="preserve">gradual</w:t>
-      </w:r>
-      <w:r>
-        <w:t xml:space="preserve"> </w:t>
-      </w:r>
-      <w:r>
-        <w:t xml:space="preserve">— a deliberative process during which an athlete progressively disengages while still nominally participating. Second, the relevant signal is</w:t>
-      </w:r>
-      <w:r>
-        <w:t xml:space="preserve"> </w:t>
-      </w:r>
-      <w:r>
-        <w:rPr>
-          <w:i/>
-          <w:iCs/>
-        </w:rPr>
-        <w:t xml:space="preserve">behavioral</w:t>
-      </w:r>
-      <w:r>
-        <w:t xml:space="preserve"> </w:t>
-      </w:r>
-      <w:r>
-        <w:t xml:space="preserve">rather than performance-based: athletes do not leave because they cannot keep up with peers, but because the activity’s costs cease to outweigh its rewards. Third, the</w:t>
-      </w:r>
-      <w:r>
-        <w:t xml:space="preserve"> </w:t>
-      </w:r>
-      <w:r>
-        <w:rPr>
-          <w:i/>
-          <w:iCs/>
-        </w:rPr>
-        <w:t xml:space="preserve">milestone years</w:t>
-      </w:r>
-      <w:r>
-        <w:t xml:space="preserve"> </w:t>
-      </w:r>
-      <w:r>
-        <w:t xml:space="preserve">are pivotal — moments at which the implicit contract between athlete and federation becomes explicit through selection events.</w:t>
+        <w:t xml:space="preserve">or</w:t>
+      </w:r>
+      <w:r>
+        <w:t xml:space="preserve"> </w:t>
+      </w:r>
+      <w:r>
+        <w:t xml:space="preserve">“constrained casuals”</w:t>
+      </w:r>
+      <w:r>
+        <w:t xml:space="preserve"> </w:t>
+      </w:r>
+      <w:r>
+        <w:t xml:space="preserve">oriented toward easily accessible enjoyment who readily move between activities. When the demands of organized sport escalate around the qualification-milestone years — in Norwegian track and field, the Youth National Championships at age 15–16 and the Junior National Championships at age 17–19 — the second group disengages.</w:t>
       </w:r>
     </w:p>
     <w:bookmarkEnd w:id="11"/>
-    <w:bookmarkStart w:id="12" w:name="quantitative-gaps"/>
+    <w:bookmarkStart w:id="12" w:name="the-quantitative-gap"/>
     <w:p>
       <w:pPr>
         <w:pStyle w:val="Heading2"/>
       </w:pPr>
       <w:r>
-        <w:t xml:space="preserve">1.2 Quantitative gaps</w:t>
+        <w:t xml:space="preserve">1.2 The quantitative gap</w:t>
       </w:r>
     </w:p>
     <w:p>
@@ -408,31 +287,63 @@
         <w:pStyle w:val="FirstParagraph"/>
       </w:pPr>
       <w:r>
-        <w:t xml:space="preserve">Quantitative research, by contrast, has tended to focus on more readily measurable but conceptually narrower predictors. Relative age effects in youth-sport selection are well documented (Cobley et al., 2009; Wattie et al., 2015). Early sport specialization has been examined both as a developmental risk (DiFiori et al., 2014; Jayanthi et al., 2015) and as a protective factor for elite outcomes (Güllich et al., 2022; Wall &amp; Côté, 2007). Survey instruments operationalizing the Sport Commitment Model (Scanlan et al., 2016) and self-determination constructs (Sarrazin et al., 2002) have predicted dropout over horizons of one to two years.</w:t>
-      </w:r>
-    </w:p>
-    <w:p>
-      <w:pPr>
-        <w:pStyle w:val="BodyText"/>
-      </w:pPr>
-      <w:r>
-        <w:t xml:space="preserve">What none of these literatures has been able to test is the</w:t>
-      </w:r>
-      <w:r>
-        <w:t xml:space="preserve"> </w:t>
-      </w:r>
-      <w:r>
-        <w:rPr>
-          <w:i/>
-          <w:iCs/>
-        </w:rPr>
-        <w:t xml:space="preserve">long-run behavioral signal</w:t>
-      </w:r>
-      <w:r>
-        <w:t xml:space="preserve"> </w:t>
-      </w:r>
-      <w:r>
-        <w:t xml:space="preserve">— the pattern of competitive engagement, year by year, that the qualitative accounts characterize as gradual and observable but pre-formal-exit. The reasons are structural: athletes who have already left a sport are systematically harder to recruit into surveys (Eime et al., 2013), and the timescale on which the theoretical process is hypothesized to unfold (1–3 years) exceeds the follow-up window of most survey designs.</w:t>
+        <w:t xml:space="preserve">What this body of literature has been unable to test, with the data designs it has employed, is the</w:t>
+      </w:r>
+      <w:r>
+        <w:t xml:space="preserve"> </w:t>
+      </w:r>
+      <w:r>
+        <w:rPr>
+          <w:i/>
+          <w:iCs/>
+        </w:rPr>
+        <w:t xml:space="preserve">long-run behavioral signature</w:t>
+      </w:r>
+      <w:r>
+        <w:t xml:space="preserve"> </w:t>
+      </w:r>
+      <w:r>
+        <w:t xml:space="preserve">of the deliberative process. Two structural constraints account for the gap. First, athletes who have already withdrawn from a sport are systematically harder to recruit into surveys (Eime et al., 2013), so the most informative cases tend to be missing. Second, the timescale on which the theoretical process is hypothesized to unfold (1–3 years) exceeds the follow-up window of most prospective designs; Sarrazin and colleagues’ (2002) 21-month study of female handballers is unusually long for the literature and still does not bridge the adolescent-to-junior transition.</w:t>
+      </w:r>
+    </w:p>
+    <w:p>
+      <w:pPr>
+        <w:pStyle w:val="BodyText"/>
+      </w:pPr>
+      <w:r>
+        <w:t xml:space="preserve">A separate quantitative tradition has focused on</w:t>
+      </w:r>
+      <w:r>
+        <w:t xml:space="preserve"> </w:t>
+      </w:r>
+      <w:r>
+        <w:rPr>
+          <w:i/>
+          <w:iCs/>
+        </w:rPr>
+        <w:t xml:space="preserve">cross-sectional</w:t>
+      </w:r>
+      <w:r>
+        <w:t xml:space="preserve"> </w:t>
+      </w:r>
+      <w:r>
+        <w:t xml:space="preserve">correlates of dropout — relative age effects (Cobley et al., 2009; Wattie et al., 2015), early specialization (DiFiori et al., 2014; Jayanthi et al., 2015; Côté &amp; Hancock, 2016; Güllich et al., 2022), and selection-window performance (Crane &amp; Temple, 2015) — but has not, to our knowledge, examined the</w:t>
+      </w:r>
+      <w:r>
+        <w:t xml:space="preserve"> </w:t>
+      </w:r>
+      <w:r>
+        <w:rPr>
+          <w:i/>
+          <w:iCs/>
+        </w:rPr>
+        <w:t xml:space="preserve">trajectory</w:t>
+      </w:r>
+      <w:r>
+        <w:t xml:space="preserve"> </w:t>
+      </w:r>
+      <w:r>
+        <w:t xml:space="preserve">of registered competition behavior across the adolescent window as an observable proxy for the engagement balance that the qualitative literature describes.</w:t>
       </w:r>
     </w:p>
     <w:bookmarkEnd w:id="12"/>
@@ -450,63 +361,47 @@
         <w:pStyle w:val="FirstParagraph"/>
       </w:pPr>
       <w:r>
-        <w:t xml:space="preserve">Norwegian track and field maintains a publicly accessible competition register that records every officially timed result for every registered athlete back to the early 2010s, with full follow-up through the present. The register enables an unusual research design: identification of a complete population of 13-14-year-old participants at a single regional grassroots meet, then unobtrusive longitudinal observation of their competitive engagement — number of meets, events, and championships entered each year — across the entire adolescent and young-adult window. Because every entry is digitally timestamped and verified, the data are free from the recall bias that affects retrospective interviews and from the selection bias that affects prospective surveys.</w:t>
-      </w:r>
-    </w:p>
-    <w:p>
-      <w:pPr>
-        <w:pStyle w:val="BodyText"/>
-      </w:pPr>
-      <w:r>
-        <w:t xml:space="preserve">We use this register to test three preregistered-by-design hypotheses derived from the theoretical accounts above. First, behavioral trajectories of future retainers and future dropouts should diverge</w:t>
-      </w:r>
-      <w:r>
-        <w:t xml:space="preserve"> </w:t>
-      </w:r>
-      <w:r>
-        <w:rPr>
-          <w:i/>
-          <w:iCs/>
-        </w:rPr>
-        <w:t xml:space="preserve">before</w:t>
-      </w:r>
-      <w:r>
-        <w:t xml:space="preserve"> </w:t>
-      </w:r>
-      <w:r>
-        <w:t xml:space="preserve">formal exit — consistent with the</w:t>
-      </w:r>
-      <w:r>
-        <w:t xml:space="preserve"> </w:t>
-      </w:r>
-      <w:r>
-        <w:rPr>
-          <w:i/>
-          <w:iCs/>
-        </w:rPr>
-        <w:t xml:space="preserve">withdrawal-as-process</w:t>
-      </w:r>
-      <w:r>
-        <w:t xml:space="preserve"> </w:t>
-      </w:r>
-      <w:r>
-        <w:t xml:space="preserve">prediction (Eliasson &amp; Johansson, 2021; Espedalen &amp; Seippel, 2022). Second,</w:t>
-      </w:r>
-      <w:r>
-        <w:t xml:space="preserve"> </w:t>
-      </w:r>
-      <w:r>
-        <w:rPr>
-          <w:i/>
-          <w:iCs/>
-        </w:rPr>
-        <w:t xml:space="preserve">behavioral engagement</w:t>
-      </w:r>
-      <w:r>
-        <w:t xml:space="preserve"> </w:t>
-      </w:r>
-      <w:r>
-        <w:t xml:space="preserve">indicators (competition volume, breadth of championship participation, year-round activity) should predict eventual senior retention more strongly than baseline</w:t>
+        <w:t xml:space="preserve">Norwegian track and field maintains a publicly accessible competition register that records every officially timed result for every registered athlete back to the early 2010s, with full follow-up through the present. The register enables an unusual research design: identification of a complete population of 13–14-year-old participants at a single regional grassroots meet, then unobtrusive longitudinal observation of their competitive engagement — number of meets, events, and championships entered each year — across the entire adolescent and young-adult window. Because every entry is digitally timestamped and verified, the data are free from the recall bias that affects retrospective interviews and from the selection bias that affects prospective surveys.</w:t>
+      </w:r>
+    </w:p>
+    <w:p>
+      <w:pPr>
+        <w:pStyle w:val="BodyText"/>
+      </w:pPr>
+      <w:r>
+        <w:t xml:space="preserve">We test three pre-registered-by-design hypotheses. First, behavioral trajectories of future retainers and future dropouts should</w:t>
+      </w:r>
+      <w:r>
+        <w:t xml:space="preserve"> </w:t>
+      </w:r>
+      <w:r>
+        <w:rPr>
+          <w:i/>
+          <w:iCs/>
+        </w:rPr>
+        <w:t xml:space="preserve">diverge</w:t>
+      </w:r>
+      <w:r>
+        <w:t xml:space="preserve"> </w:t>
+      </w:r>
+      <w:r>
+        <w:t xml:space="preserve">before formal exit — consistent with the dropout-as-process prediction. Second,</w:t>
+      </w:r>
+      <w:r>
+        <w:t xml:space="preserve"> </w:t>
+      </w:r>
+      <w:r>
+        <w:rPr>
+          <w:i/>
+          <w:iCs/>
+        </w:rPr>
+        <w:t xml:space="preserve">behavioral</w:t>
+      </w:r>
+      <w:r>
+        <w:t xml:space="preserve"> </w:t>
+      </w:r>
+      <w:r>
+        <w:t xml:space="preserve">engagement indicators (competition volume, breadth of championship participation) should classify eventual senior retention more strongly than baseline</w:t>
       </w:r>
       <w:r>
         <w:t xml:space="preserve"> </w:t>
@@ -522,31 +417,47 @@
         <w:t xml:space="preserve"> </w:t>
       </w:r>
       <w:r>
-        <w:t xml:space="preserve">indicators — consistent with the Sport Commitment Model’s (Scanlan et al., 2016) prediction that enjoyment-investment balance drives continuation. Third, the predictive pattern should</w:t>
-      </w:r>
-      <w:r>
-        <w:t xml:space="preserve"> </w:t>
-      </w:r>
-      <w:r>
-        <w:rPr>
-          <w:i/>
-          <w:iCs/>
-        </w:rPr>
-        <w:t xml:space="preserve">replicate across cohorts</w:t>
-      </w:r>
-      <w:r>
-        <w:t xml:space="preserve"> </w:t>
-      </w:r>
-      <w:r>
-        <w:t xml:space="preserve">recruited under different sponsor regimes of the same meet — testing the robustness expected of a behavioral mechanism rather than a cohort-specific artefact.</w:t>
-      </w:r>
-    </w:p>
-    <w:p>
-      <w:pPr>
-        <w:pStyle w:val="BodyText"/>
-      </w:pPr>
-      <w:r>
-        <w:t xml:space="preserve">We address these questions in 2,123 Norwegian youth athletes followed for up to 14 years. The design treats competition-register data not as a substitute for survey research but as its complement: surveys access subjective meaning, registers access objective behavior. Where the two converge — as we will argue they do — the case for any single account is strengthened.</w:t>
+        <w:t xml:space="preserve">— consistent with the SCM prediction that the engagement balance, not absolute capability, drives continuation. Third, the predictive pattern should</w:t>
+      </w:r>
+      <w:r>
+        <w:t xml:space="preserve"> </w:t>
+      </w:r>
+      <w:r>
+        <w:rPr>
+          <w:i/>
+          <w:iCs/>
+        </w:rPr>
+        <w:t xml:space="preserve">replicate</w:t>
+      </w:r>
+      <w:r>
+        <w:t xml:space="preserve"> </w:t>
+      </w:r>
+      <w:r>
+        <w:t xml:space="preserve">across cohorts recruited under different sponsor regimes of the same meet — testing that this is a behavioral mechanism rather than a cohort-specific artefact.</w:t>
+      </w:r>
+    </w:p>
+    <w:p>
+      <w:pPr>
+        <w:pStyle w:val="BodyText"/>
+      </w:pPr>
+      <w:r>
+        <w:t xml:space="preserve">We address these questions in 2,123 Norwegian youth athletes followed for up to 14 years. The design treats register-based competition behavior not as a direct measure of subjective motivation but as an</w:t>
+      </w:r>
+      <w:r>
+        <w:t xml:space="preserve"> </w:t>
+      </w:r>
+      <w:r>
+        <w:rPr>
+          <w:i/>
+          <w:iCs/>
+        </w:rPr>
+        <w:t xml:space="preserve">observable behavioral marker</w:t>
+      </w:r>
+      <w:r>
+        <w:t xml:space="preserve"> </w:t>
+      </w:r>
+      <w:r>
+        <w:t xml:space="preserve">whose temporal structure can be compared against the predictions of accounts that have been argued primarily on cross-sectional or short-prospective evidence. Where the register patterns are consistent with the qualitative process accounts, the case for those accounts is strengthened via methodological triangulation (Heale &amp; Forbes, 2013). Where they diverge, the divergence itself is informative.</w:t>
       </w:r>
     </w:p>
     <w:p>
@@ -639,7 +550,7 @@
         <w:t xml:space="preserve"> </w:t>
       </w:r>
       <w:r>
-        <w:t xml:space="preserve">(birth years 2001–2002, baseline meets 2014–2016; n = 822). Cohort B’s earliest participants thus had baseline 3 years after Cohort A’s, with no design changes between the two cohorts other than sponsor name.</w:t>
+        <w:t xml:space="preserve">(birth years 2001–2002, baseline meets 2014–2016; n = 822). Cohort B’s earliest participants thus had baseline three years after Cohort A’s, with no design changes between the two cohorts other than sponsor name.</w:t>
       </w:r>
     </w:p>
     <w:p>
@@ -705,46 +616,15 @@
         <w:t xml:space="preserve">active senior status</w:t>
       </w:r>
       <w:r>
-        <w:t xml:space="preserve">: a binary indicator coded 1 if the athlete had at least two registered competition results in any single calendar year at age 20 or later, and 0 otherwise. Secondary outcomes were</w:t>
-      </w:r>
-      <w:r>
-        <w:t xml:space="preserve"> </w:t>
-      </w:r>
-      <w:r>
-        <w:rPr>
-          <w:i/>
-          <w:iCs/>
-        </w:rPr>
-        <w:t xml:space="preserve">active age 17</w:t>
-      </w:r>
-      <w:r>
-        <w:t xml:space="preserve">,</w:t>
-      </w:r>
-      <w:r>
-        <w:t xml:space="preserve"> </w:t>
-      </w:r>
-      <w:r>
-        <w:rPr>
-          <w:i/>
-          <w:iCs/>
-        </w:rPr>
-        <w:t xml:space="preserve">active age 18</w:t>
-      </w:r>
-      <w:r>
-        <w:t xml:space="preserve">, and</w:t>
-      </w:r>
-      <w:r>
-        <w:t xml:space="preserve"> </w:t>
-      </w:r>
-      <w:r>
-        <w:rPr>
-          <w:i/>
-          <w:iCs/>
-        </w:rPr>
-        <w:t xml:space="preserve">continued activity in 2024 or later</w:t>
-      </w:r>
-      <w:r>
-        <w:t xml:space="preserve">. An</w:t>
+        <w:t xml:space="preserve">: a binary indicator coded 1 if the athlete had at least two registered competition results in any single calendar year at age 20 or later, and 0 otherwise. The two-results threshold was chosen to exclude athletes who returned to the register only sporadically (e.g., for a single charity race) while remaining inclusive of those competing in distinct events within a single meet. Age 20 marks the formal transition to senior competition in Norwegian track and field. To assess sensitivity to operational choices, we re-estimated the central analyses using two alternative outcome definitions: (A) ≥1 senior-age result and (C) ≥2 results in each of two distinct senior-age calendar years (Supplementary Table S9).</w:t>
+      </w:r>
+    </w:p>
+    <w:p>
+      <w:pPr>
+        <w:pStyle w:val="BodyText"/>
+      </w:pPr>
+      <w:r>
+        <w:t xml:space="preserve">For survival analyses, we used time from baseline to the athlete’s last</w:t>
       </w:r>
       <w:r>
         <w:t xml:space="preserve"> </w:t>
@@ -760,15 +640,45 @@
         <w:t xml:space="preserve"> </w:t>
       </w:r>
       <w:r>
-        <w:t xml:space="preserve">was operationalized as a calendar year with ≥2 registered results, to exclude athletes who returned to the register only sporadically.</w:t>
-      </w:r>
-    </w:p>
-    <w:p>
-      <w:pPr>
-        <w:pStyle w:val="BodyText"/>
-      </w:pPr>
-      <w:r>
-        <w:t xml:space="preserve">For survival analyses, we used</w:t>
+        <w:t xml:space="preserve">(a calendar year with ≥2 registered results) as duration, with athletes still active in 2024 or later treated as right-censored.</w:t>
+      </w:r>
+    </w:p>
+    <w:bookmarkEnd w:id="18"/>
+    <w:bookmarkStart w:id="19" w:name="performance-variables"/>
+    <w:p>
+      <w:pPr>
+        <w:pStyle w:val="Heading3"/>
+      </w:pPr>
+      <w:r>
+        <w:t xml:space="preserve">2.4.2 Performance variables</w:t>
+      </w:r>
+    </w:p>
+    <w:p>
+      <w:pPr>
+        <w:pStyle w:val="FirstParagraph"/>
+      </w:pPr>
+      <w:r>
+        <w:t xml:space="preserve">Each result was converted to a Tyrving age-norm score, the Norwegian Athletics Federation’s official scoring system for youth track and field. Tyrving points are computed from a published table that gives, for each event × sex × age combination, a reference performance equivalent to 1,000 points and a per-unit-change quotient (Norges Friidrettsforbund, 2024). A performance of exactly 1,000 points corresponds to the federation’s published</w:t>
+      </w:r>
+      <w:r>
+        <w:t xml:space="preserve"> </w:t>
+      </w:r>
+      <w:r>
+        <w:t xml:space="preserve">“excellent”</w:t>
+      </w:r>
+      <w:r>
+        <w:t xml:space="preserve"> </w:t>
+      </w:r>
+      <w:r>
+        <w:t xml:space="preserve">benchmark for that combination. Points are linearly extrapolated above and below the reference, capped in our analyses at 1,500 to suppress occasional implausibly extreme values arising from data-entry errors in middle-distance times.</w:t>
+      </w:r>
+    </w:p>
+    <w:p>
+      <w:pPr>
+        <w:pStyle w:val="BodyText"/>
+      </w:pPr>
+      <w:r>
+        <w:t xml:space="preserve">For each athlete we computed:</w:t>
       </w:r>
       <w:r>
         <w:t xml:space="preserve"> </w:t>
@@ -778,51 +688,13 @@
           <w:b/>
           <w:bCs/>
         </w:rPr>
-        <w:t xml:space="preserve">time to last active season</w:t>
-      </w:r>
-      <w:r>
-        <w:t xml:space="preserve"> </w:t>
-      </w:r>
-      <w:r>
-        <w:t xml:space="preserve">as duration and the absence of activity in 2024+ as the event indicator, with athletes still competing in 2024+ treated as right-censored.</w:t>
-      </w:r>
-    </w:p>
-    <w:bookmarkEnd w:id="18"/>
-    <w:bookmarkStart w:id="19" w:name="performance-variables"/>
-    <w:p>
-      <w:pPr>
-        <w:pStyle w:val="Heading3"/>
-      </w:pPr>
-      <w:r>
-        <w:t xml:space="preserve">2.4.2 Performance variables</w:t>
-      </w:r>
-    </w:p>
-    <w:p>
-      <w:pPr>
-        <w:pStyle w:val="FirstParagraph"/>
-      </w:pPr>
-      <w:r>
-        <w:t xml:space="preserve">Each result was converted to a Tyrving age-norm score, the Norwegian Athletics Federation’s official scoring system for youth track and field. Tyrving points are computed from a published table that gives, for each event × sex × age combination, a reference performance equivalent to 1,000 points and a per-unit-change quotient (Norges Friidrettsforbund, 2024). A performance of exactly 1,000 points corresponds to the federation’s published</w:t>
-      </w:r>
-      <w:r>
-        <w:t xml:space="preserve"> </w:t>
-      </w:r>
-      <w:r>
-        <w:t xml:space="preserve">“excellent”</w:t>
-      </w:r>
-      <w:r>
-        <w:t xml:space="preserve"> </w:t>
-      </w:r>
-      <w:r>
-        <w:t xml:space="preserve">benchmark for that combination. Points are linearly extrapolated above and below the reference, capped in our analyses at 1,500 to suppress occasional implausibly extreme values arising from data-entry errors in middle-distance times.</w:t>
-      </w:r>
-    </w:p>
-    <w:p>
-      <w:pPr>
-        <w:pStyle w:val="BodyText"/>
-      </w:pPr>
-      <w:r>
-        <w:t xml:space="preserve">For each athlete we computed:</w:t>
+        <w:t xml:space="preserve">tyrving_best</w:t>
+      </w:r>
+      <w:r>
+        <w:t xml:space="preserve"> </w:t>
+      </w:r>
+      <w:r>
+        <w:t xml:space="preserve">(the maximum Tyrving score across all events at the baseline meet),</w:t>
       </w:r>
       <w:r>
         <w:t xml:space="preserve"> </w:t>
@@ -832,13 +704,13 @@
           <w:b/>
           <w:bCs/>
         </w:rPr>
-        <w:t xml:space="preserve">tyrving_best</w:t>
-      </w:r>
-      <w:r>
-        <w:t xml:space="preserve"> </w:t>
-      </w:r>
-      <w:r>
-        <w:t xml:space="preserve">(the maximum Tyrving score across all events at the baseline meet),</w:t>
+        <w:t xml:space="preserve">tyrving_mean</w:t>
+      </w:r>
+      <w:r>
+        <w:t xml:space="preserve"> </w:t>
+      </w:r>
+      <w:r>
+        <w:t xml:space="preserve">(the mean),</w:t>
       </w:r>
       <w:r>
         <w:t xml:space="preserve"> </w:t>
@@ -848,13 +720,13 @@
           <w:b/>
           <w:bCs/>
         </w:rPr>
-        <w:t xml:space="preserve">tyrving_mean</w:t>
-      </w:r>
-      <w:r>
-        <w:t xml:space="preserve"> </w:t>
-      </w:r>
-      <w:r>
-        <w:t xml:space="preserve">(the mean),</w:t>
+        <w:t xml:space="preserve">tyrving_peak_pre15</w:t>
+      </w:r>
+      <w:r>
+        <w:t xml:space="preserve"> </w:t>
+      </w:r>
+      <w:r>
+        <w:t xml:space="preserve">(the maximum across all results before age 15), and</w:t>
       </w:r>
       <w:r>
         <w:t xml:space="preserve"> </w:t>
@@ -864,29 +736,13 @@
           <w:b/>
           <w:bCs/>
         </w:rPr>
-        <w:t xml:space="preserve">tyrving_peak_pre15</w:t>
-      </w:r>
-      <w:r>
-        <w:t xml:space="preserve"> </w:t>
-      </w:r>
-      <w:r>
-        <w:t xml:space="preserve">(the maximum across all results before age 15), and</w:t>
-      </w:r>
-      <w:r>
-        <w:t xml:space="preserve"> </w:t>
-      </w:r>
-      <w:r>
-        <w:rPr>
-          <w:b/>
-          <w:bCs/>
-        </w:rPr>
         <w:t xml:space="preserve">tyrving_slope_13_16</w:t>
       </w:r>
       <w:r>
         <w:t xml:space="preserve"> </w:t>
       </w:r>
       <w:r>
-        <w:t xml:space="preserve">(the OLS slope of age-specific maximum Tyrving regressed on age across ages 13–16, indexing performance trajectory). We also derived a within-event, within-sex, within-meet percentile rank at baseline to give a complementary relative-performance measure that is robust to age-norm idiosyncrasies in the Tyrving table.</w:t>
+        <w:t xml:space="preserve">(the OLS slope of age-specific maximum Tyrving regressed on age across ages 13–16, indexing performance trajectory).</w:t>
       </w:r>
     </w:p>
     <w:bookmarkEnd w:id="19"/>
@@ -1132,7 +988,7 @@
         <w:t xml:space="preserve"> </w:t>
       </w:r>
       <w:r>
-        <w:t xml:space="preserve">= 1 if the athlete competed in both an outdoor and an indoor meet in that age year, else 0). We derived composite indicators including</w:t>
+        <w:t xml:space="preserve">= 1 if the athlete competed in both an outdoor and an indoor meet in that age year, else 0). We derived composite indicators:</w:t>
       </w:r>
       <w:r>
         <w:t xml:space="preserve"> </w:t>
@@ -1148,7 +1004,7 @@
         <w:t xml:space="preserve"> </w:t>
       </w:r>
       <w:r>
-        <w:t xml:space="preserve">(sum of meets at ages 13–14),</w:t>
+        <w:t xml:space="preserve">(sum of meets at ages 13–14, the pre-qualification window),</w:t>
       </w:r>
       <w:r>
         <w:t xml:space="preserve"> </w:t>
@@ -1164,7 +1020,7 @@
         <w:t xml:space="preserve"> </w:t>
       </w:r>
       <w:r>
-        <w:t xml:space="preserve">(sum of meets at ages 15–16, the qualification milestone window), and</w:t>
+        <w:t xml:space="preserve">(sum of meets at ages 15–16, the qualification-milestone window), and</w:t>
       </w:r>
       <w:r>
         <w:t xml:space="preserve"> </w:t>
@@ -1180,7 +1036,7 @@
         <w:t xml:space="preserve"> </w:t>
       </w:r>
       <w:r>
-        <w:t xml:space="preserve">(vol_milepael − vol_pre_milepael), as well as</w:t>
+        <w:t xml:space="preserve">(vol_milepael − vol_pre_milepael). We also computed</w:t>
       </w:r>
       <w:r>
         <w:t xml:space="preserve"> </w:t>
@@ -1212,6 +1068,30 @@
         <w:t xml:space="preserve">(Norwegian Youth Championships, Junior National Championships, National Championships, Regional Championships) in which the athlete competed before age 17.</w:t>
       </w:r>
     </w:p>
+    <w:p>
+      <w:pPr>
+        <w:pStyle w:val="BodyText"/>
+      </w:pPr>
+      <w:r>
+        <w:t xml:space="preserve">We treat these variables as</w:t>
+      </w:r>
+      <w:r>
+        <w:t xml:space="preserve"> </w:t>
+      </w:r>
+      <w:r>
+        <w:rPr>
+          <w:i/>
+          <w:iCs/>
+        </w:rPr>
+        <w:t xml:space="preserve">observable behavioral markers</w:t>
+      </w:r>
+      <w:r>
+        <w:t xml:space="preserve"> </w:t>
+      </w:r>
+      <w:r>
+        <w:t xml:space="preserve">of engagement, not as direct measures of motivation or commitment. Their interpretation as evidence for an underlying engagement-balance mechanism depends on whether their temporal structure is consistent with the predictions of the theoretical accounts described in the Introduction.</w:t>
+      </w:r>
+    </w:p>
     <w:bookmarkEnd w:id="21"/>
     <w:bookmarkStart w:id="22" w:name="control-variables"/>
     <w:p>
@@ -1232,7 +1112,7 @@
     </w:p>
     <w:bookmarkEnd w:id="22"/>
     <w:bookmarkEnd w:id="23"/>
-    <w:bookmarkStart w:id="31" w:name="statistical-analysis"/>
+    <w:bookmarkStart w:id="33" w:name="statistical-analysis"/>
     <w:p>
       <w:pPr>
         <w:pStyle w:val="Heading2"/>
@@ -1255,132 +1135,120 @@
         <w:pStyle w:val="FirstParagraph"/>
       </w:pPr>
       <w:r>
-        <w:t xml:space="preserve">We modelled time from baseline to last active season using Cox (1972) proportional hazards regression. The model assumes</w:t>
-      </w:r>
-    </w:p>
-    <w:p>
-      <w:pPr>
-        <w:pStyle w:val="BodyText"/>
-      </w:pPr>
-      <m:oMathPara>
-        <m:oMathParaPr>
-          <m:jc m:val="center"/>
-        </m:oMathParaPr>
-        <m:oMath>
-          <m:r>
-            <m:t>h</m:t>
-          </m:r>
-          <m:r>
-            <m:rPr>
-              <m:sty m:val="p"/>
-            </m:rPr>
-            <m:t>(</m:t>
-          </m:r>
-          <m:r>
-            <m:t>t</m:t>
-          </m:r>
-          <m:r>
-            <m:rPr>
-              <m:sty m:val="p"/>
-            </m:rPr>
-            <m:t>∣</m:t>
-          </m:r>
-          <m:r>
-            <m:rPr>
-              <m:sty m:val="b"/>
-            </m:rPr>
-            <m:t>x</m:t>
-          </m:r>
-          <m:r>
-            <m:rPr>
-              <m:sty m:val="p"/>
-            </m:rPr>
-            <m:t>)</m:t>
-          </m:r>
-          <m:r>
-            <m:rPr>
-              <m:sty m:val="p"/>
-            </m:rPr>
-            <m:t>=</m:t>
-          </m:r>
-          <m:sSub>
-            <m:e>
-              <m:r>
-                <m:t>h</m:t>
-              </m:r>
-            </m:e>
-            <m:sub>
-              <m:r>
-                <m:t>0</m:t>
-              </m:r>
-            </m:sub>
-          </m:sSub>
-          <m:r>
-            <m:rPr>
-              <m:sty m:val="p"/>
-            </m:rPr>
-            <m:t>(</m:t>
-          </m:r>
-          <m:r>
-            <m:t>t</m:t>
-          </m:r>
-          <m:r>
-            <m:rPr>
-              <m:sty m:val="p"/>
-            </m:rPr>
-            <m:t>)</m:t>
-          </m:r>
-          <m:r>
-            <m:rPr>
-              <m:sty m:val="p"/>
-            </m:rPr>
-            <m:t>exp</m:t>
-          </m:r>
-          <m:r>
-            <m:rPr>
-              <m:sty m:val="p"/>
-            </m:rPr>
-            <m:t>(</m:t>
-          </m:r>
-          <m:sSup>
-            <m:e>
-              <m:r>
-                <m:rPr>
-                  <m:sty m:val="b"/>
-                </m:rPr>
-                <m:t>β</m:t>
-              </m:r>
-            </m:e>
-            <m:sup>
-              <m:r>
-                <m:rPr>
-                  <m:sty m:val="p"/>
-                </m:rPr>
-                <m:t>⊤</m:t>
-              </m:r>
-            </m:sup>
-          </m:sSup>
-          <m:r>
-            <m:rPr>
-              <m:sty m:val="b"/>
-            </m:rPr>
-            <m:t>x</m:t>
-          </m:r>
-          <m:r>
-            <m:rPr>
-              <m:sty m:val="p"/>
-            </m:rPr>
-            <m:t>)</m:t>
-          </m:r>
-        </m:oMath>
-      </m:oMathPara>
-    </w:p>
-    <w:p>
-      <w:pPr>
-        <w:pStyle w:val="FirstParagraph"/>
-      </w:pPr>
-      <w:r>
-        <w:t xml:space="preserve">where</w:t>
+        <w:t xml:space="preserve">We modelled time from baseline to last active season using Cox (1972) proportional hazards regression, with hazard function</w:t>
+      </w:r>
+      <w:r>
+        <w:t xml:space="preserve"> </w:t>
+      </w:r>
+      <m:oMath>
+        <m:r>
+          <m:t>h</m:t>
+        </m:r>
+        <m:r>
+          <m:rPr>
+            <m:sty m:val="p"/>
+          </m:rPr>
+          <m:t>(</m:t>
+        </m:r>
+        <m:r>
+          <m:t>t</m:t>
+        </m:r>
+        <m:r>
+          <m:rPr>
+            <m:sty m:val="p"/>
+          </m:rPr>
+          <m:t>∣</m:t>
+        </m:r>
+        <m:r>
+          <m:rPr>
+            <m:sty m:val="b"/>
+          </m:rPr>
+          <m:t>x</m:t>
+        </m:r>
+        <m:r>
+          <m:rPr>
+            <m:sty m:val="p"/>
+          </m:rPr>
+          <m:t>)</m:t>
+        </m:r>
+        <m:r>
+          <m:rPr>
+            <m:sty m:val="p"/>
+          </m:rPr>
+          <m:t>=</m:t>
+        </m:r>
+        <m:sSub>
+          <m:e>
+            <m:r>
+              <m:t>h</m:t>
+            </m:r>
+          </m:e>
+          <m:sub>
+            <m:r>
+              <m:t>0</m:t>
+            </m:r>
+          </m:sub>
+        </m:sSub>
+        <m:r>
+          <m:rPr>
+            <m:sty m:val="p"/>
+          </m:rPr>
+          <m:t>(</m:t>
+        </m:r>
+        <m:r>
+          <m:t>t</m:t>
+        </m:r>
+        <m:r>
+          <m:rPr>
+            <m:sty m:val="p"/>
+          </m:rPr>
+          <m:t>)</m:t>
+        </m:r>
+        <m:r>
+          <m:rPr>
+            <m:sty m:val="p"/>
+          </m:rPr>
+          <m:t>exp</m:t>
+        </m:r>
+        <m:r>
+          <m:rPr>
+            <m:sty m:val="p"/>
+          </m:rPr>
+          <m:t>(</m:t>
+        </m:r>
+        <m:sSup>
+          <m:e>
+            <m:r>
+              <m:rPr>
+                <m:sty m:val="b"/>
+              </m:rPr>
+              <m:t>β</m:t>
+            </m:r>
+          </m:e>
+          <m:sup>
+            <m:r>
+              <m:rPr>
+                <m:sty m:val="p"/>
+              </m:rPr>
+              <m:t>⊤</m:t>
+            </m:r>
+          </m:sup>
+        </m:sSup>
+        <m:r>
+          <m:rPr>
+            <m:sty m:val="b"/>
+          </m:rPr>
+          <m:t>x</m:t>
+        </m:r>
+        <m:r>
+          <m:rPr>
+            <m:sty m:val="p"/>
+          </m:rPr>
+          <m:t>)</m:t>
+        </m:r>
+      </m:oMath>
+      <w:r>
+        <w:t xml:space="preserve">, where</w:t>
       </w:r>
       <w:r>
         <w:t xml:space="preserve"> </w:t>
@@ -1421,7 +1289,7 @@
         <w:t xml:space="preserve"> </w:t>
       </w:r>
       <w:r>
-        <w:t xml:space="preserve">is the hazard of dropout at follow-up time</w:t>
+        <w:t xml:space="preserve">is the dropout hazard at follow-up time</w:t>
       </w:r>
       <w:r>
         <w:t xml:space="preserve"> </w:t>
@@ -1504,41 +1372,33 @@
         <w:t xml:space="preserve"> </w:t>
       </w:r>
       <w:r>
-        <w:t xml:space="preserve">is the vector of regression coefficients. We used Efron’s (1977) method for tied event times, which is the default in the lifelines package (Davidson-Pilon, 2024).</w:t>
-      </w:r>
-    </w:p>
-    <w:p>
-      <w:pPr>
-        <w:pStyle w:val="BodyText"/>
-      </w:pPr>
-      <w:r>
-        <w:t xml:space="preserve">Cox proportional hazards models were fitted in a stepwise sequence to characterize the unique contribution of each variable class: M1 (sex only), M2 (+ performance), M3 (+ specialization), M4 (+ competition volume at milestone), and M5 (+ championship types). The variable-entry order was theoretically driven, beginning with the variable class most commonly emphasized in prior literature (sex) and ending with the class motivated by our hypothesis (behavioral engagement). We did not perform data-driven variable selection (e.g., LASSO), because all candidate predictors were theoretically motivated; the goal was estimation of each class’s contribution, not model selection.</w:t>
-      </w:r>
-    </w:p>
-    <w:p>
-      <w:pPr>
-        <w:pStyle w:val="BodyText"/>
-      </w:pPr>
-      <w:r>
-        <w:t xml:space="preserve">Concordance indices (C-index; Harrell et al., 1996) gauged the discriminative gain at each step. Continuous covariates were standardized (z-scored) so that hazard ratios reflect per-SD effects.</w:t>
-      </w:r>
-    </w:p>
-    <w:p>
-      <w:pPr>
-        <w:pStyle w:val="BodyText"/>
-      </w:pPr>
-      <w:r>
-        <w:t xml:space="preserve">Kaplan–Meier curves were stratified by sex, by competition-volume strata at age 15–16 (0, 1–5, 6–15, 16–30, or 31+ meets), and by number of championship types entered before age 17.</w:t>
+        <w:t xml:space="preserve">is the vector of regression coefficients. Ties were handled with Efron’s (1977) method, the lifelines default (Davidson-Pilon, 2024).</w:t>
+      </w:r>
+    </w:p>
+    <w:p>
+      <w:pPr>
+        <w:pStyle w:val="BodyText"/>
+      </w:pPr>
+      <w:r>
+        <w:t xml:space="preserve">Models were fitted in a stepwise sequence to characterize the unique contribution of each variable class: M1 (sex only), M2 (+ performance), M3 (+ specialization), M4 (+ competition volume at milestone), and M5 (+ championship types). The entry order was theoretically driven: starting from the variable most commonly emphasized in prior literature (sex) and ending with the class motivated by our hypothesis (behavioral engagement at the milestone). We did not perform data-driven variable selection, because all candidate predictors were theoretically motivated. Concordance indices (C-index; Harrell et al., 1996) gauged the discriminative gain at each step. Continuous covariates were standardized (z-scored) so that hazard ratios reflect per-SD effects.</w:t>
+      </w:r>
+    </w:p>
+    <w:p>
+      <w:pPr>
+        <w:pStyle w:val="BodyText"/>
+      </w:pPr>
+      <w:r>
+        <w:t xml:space="preserve">Kaplan–Meier curves were stratified by sex, by total competition volume at age 15–16 (categorized into 0, 1–5, 6–15, 16–30, or 31+ meets), and by number of championship types entered before age 17.</w:t>
       </w:r>
     </w:p>
     <w:bookmarkEnd w:id="24"/>
-    <w:bookmarkStart w:id="25" w:name="Xc4af58c3bdca806ec4d61dabf5626a0ee4f823a"/>
+    <w:bookmarkStart w:id="25" w:name="Xe038593bbb4e87d9c999498e1bc009bee333961"/>
     <w:p>
       <w:pPr>
         <w:pStyle w:val="Heading3"/>
       </w:pPr>
       <w:r>
-        <w:t xml:space="preserve">2.5.2 Proportional-hazards assumption and time-varying effects</w:t>
+        <w:t xml:space="preserve">2.5.2 Addressing potential measurement-tautology: landmark analysis</w:t>
       </w:r>
     </w:p>
     <w:p>
@@ -1546,17 +1406,104 @@
         <w:pStyle w:val="FirstParagraph"/>
       </w:pPr>
       <w:r>
-        <w:t xml:space="preserve">We assessed the proportional-hazards assumption using Schoenfeld residuals (Grambsch &amp; Therneau, 1994). Where the assumption was violated for individual covariates, we re-estimated the model stratified on the violating variable (Therneau &amp; Grambsch, 2000) to confirm that effect estimates for the remaining covariates were robust to non-proportionality. To characterize the time-varying nature of the dominant predictor (competition volume at age 15–16), we additionally fitted period-specific Cox models in three follow-up windows (years 0–3, 3–6, and 6+ post-baseline), reporting HR with 95% confidence intervals separately for each window. This decomposition shows whether a covariate’s protective effect is concentrated in particular phases of the post-baseline career.</w:t>
+        <w:t xml:space="preserve">Because senior retention is itself defined by registered competitive activity, and the strongest candidate predictor (competition volume at age 15–16) is also a measure of registered competitive activity, the two measurements are operationally related. Specifically, an athlete who has already withdrawn from competition before age 15 has vol_milepael = 0 by construction</w:t>
+      </w:r>
+      <w:r>
+        <w:t xml:space="preserve"> </w:t>
+      </w:r>
+      <w:r>
+        <w:rPr>
+          <w:i/>
+          <w:iCs/>
+        </w:rPr>
+        <w:t xml:space="preserve">and</w:t>
+      </w:r>
+      <w:r>
+        <w:t xml:space="preserve"> </w:t>
+      </w:r>
+      <w:r>
+        <w:t xml:space="preserve">will not meet the senior-retention criterion. Without explicit treatment, the apparent predictive power of milestone volume could partly reflect this mechanical relationship.</w:t>
+      </w:r>
+    </w:p>
+    <w:p>
+      <w:pPr>
+        <w:pStyle w:val="BodyText"/>
+      </w:pPr>
+      <w:r>
+        <w:t xml:space="preserve">To address this concern, we conducted a</w:t>
+      </w:r>
+      <w:r>
+        <w:t xml:space="preserve"> </w:t>
+      </w:r>
+      <w:r>
+        <w:rPr>
+          <w:b/>
+          <w:bCs/>
+        </w:rPr>
+        <w:t xml:space="preserve">landmark analysis</w:t>
+      </w:r>
+      <w:r>
+        <w:t xml:space="preserve"> </w:t>
+      </w:r>
+      <w:r>
+        <w:t xml:space="preserve">(van Houwelingen, 2007): we restricted the analysis to athletes who were still demonstrably active at age 16 (defined as having ≥1 registered result at age 16) and re-estimated the full Cox model with follow-up time measured from age 16 rather than from baseline. This analysis tests whether milestone-window volume continues to predict subsequent retention</w:t>
+      </w:r>
+      <w:r>
+        <w:t xml:space="preserve"> </w:t>
+      </w:r>
+      <w:r>
+        <w:rPr>
+          <w:i/>
+          <w:iCs/>
+        </w:rPr>
+        <w:t xml:space="preserve">among athletes who have not yet dropped out</w:t>
+      </w:r>
+      <w:r>
+        <w:t xml:space="preserve">. We additionally re-estimated the full Cox model excluding athletes with vol_milepael = 0 (Supplementary Table S12), and fitted a</w:t>
+      </w:r>
+      <w:r>
+        <w:t xml:space="preserve"> </w:t>
+      </w:r>
+      <w:r>
+        <w:rPr>
+          <w:i/>
+          <w:iCs/>
+        </w:rPr>
+        <w:t xml:space="preserve">lagged-volume</w:t>
+      </w:r>
+      <w:r>
+        <w:t xml:space="preserve"> </w:t>
+      </w:r>
+      <w:r>
+        <w:t xml:space="preserve">model in which the only behavioral predictor was vol_pre_milepael (ages 13–14), testing whether the signal exists before the milestone window itself (Supplementary Table S10).</w:t>
       </w:r>
     </w:p>
     <w:bookmarkEnd w:id="25"/>
-    <w:bookmarkStart w:id="26" w:name="Xdafa309572a81b5efce690b69482b39fd541783"/>
+    <w:bookmarkStart w:id="26" w:name="Xc4af58c3bdca806ec4d61dabf5626a0ee4f823a"/>
     <w:p>
       <w:pPr>
         <w:pStyle w:val="Heading3"/>
       </w:pPr>
       <w:r>
-        <w:t xml:space="preserve">2.5.3 Sample size and minimum detectable effect</w:t>
+        <w:t xml:space="preserve">2.5.3 Proportional-hazards assumption and time-varying effects</w:t>
+      </w:r>
+    </w:p>
+    <w:p>
+      <w:pPr>
+        <w:pStyle w:val="FirstParagraph"/>
+      </w:pPr>
+      <w:r>
+        <w:t xml:space="preserve">We assessed the proportional-hazards assumption using Schoenfeld residuals (Grambsch &amp; Therneau, 1994). Where the assumption was violated, we re-estimated the model stratified on the violating variable (Therneau &amp; Grambsch, 2000) to confirm that remaining effects were robust. To characterize the time-varying nature of the dominant predictor, we fitted period-specific Cox models in three follow-up windows (years 0–3, 3–6, and 6+ post-baseline), reporting HR with 95% confidence intervals separately for each window.</w:t>
+      </w:r>
+    </w:p>
+    <w:bookmarkEnd w:id="26"/>
+    <w:bookmarkStart w:id="27" w:name="Xdafa309572a81b5efce690b69482b39fd541783"/>
+    <w:p>
+      <w:pPr>
+        <w:pStyle w:val="Heading3"/>
+      </w:pPr>
+      <w:r>
+        <w:t xml:space="preserve">2.5.4 Sample size and minimum detectable effect</w:t>
       </w:r>
     </w:p>
     <w:p>
@@ -1836,14 +1783,14 @@
         <w:t xml:space="preserve">, well below all reported effects of interest.</w:t>
       </w:r>
     </w:p>
-    <w:bookmarkEnd w:id="26"/>
-    <w:bookmarkStart w:id="27" w:name="missing-data-and-clustering"/>
+    <w:bookmarkEnd w:id="27"/>
+    <w:bookmarkStart w:id="28" w:name="missing-data-and-clustering"/>
     <w:p>
       <w:pPr>
         <w:pStyle w:val="Heading3"/>
       </w:pPr>
       <w:r>
-        <w:t xml:space="preserve">2.5.4 Missing data and clustering</w:t>
+        <w:t xml:space="preserve">2.5.5 Missing data and clustering</w:t>
       </w:r>
     </w:p>
     <w:p>
@@ -1851,17 +1798,17 @@
         <w:pStyle w:val="FirstParagraph"/>
       </w:pPr>
       <w:r>
-        <w:t xml:space="preserve">Missing values arose primarily for the Tyrving score (athletes whose only baseline results were in events without an official Tyrving reference, ~20% missing) and for HHI (athletes with fewer than 3 active seasons, ~10%). Our primary analyses used complete-case Cox regression (n = 1,704 for the full model). To assess sensitivity, we re-estimated the full Cox model substituting variable means for missing continuous covariates (mean-imputation sensitivity); estimates were near-identical to the complete-case results (Supplementary Table S5). Because athletes are nested within clubs and might share unobserved club-level characteristics, we additionally re-estimated the model with cluster-robust standard errors clustered on club name (Lin &amp; Wei, 1989); coefficients were unchanged and 95% CIs only marginally wider (Supplementary Table S2).</w:t>
-      </w:r>
-    </w:p>
-    <w:bookmarkEnd w:id="27"/>
-    <w:bookmarkStart w:id="28" w:name="random-forest-variable-importance"/>
+        <w:t xml:space="preserve">Missing values arose primarily for the Tyrving score (athletes whose only baseline results were in events without an official Tyrving reference, ~20% missing) and for HHI (athletes with fewer than 3 active seasons, ~10%). Our primary analyses used complete-case Cox regression (n = 1,704 for the full model). To assess sensitivity, we re-estimated the full Cox model substituting variable means for missing continuous covariates; estimates were near-identical to the complete-case results (Supplementary Table S5). Because athletes are nested within clubs and might share unobserved club-level characteristics, we additionally re-estimated the model with cluster-robust standard errors clustered on club name (Lin &amp; Wei, 1989); coefficients were unchanged and 95% CIs only marginally wider (Supplementary Table S2).</w:t>
+      </w:r>
+    </w:p>
+    <w:bookmarkEnd w:id="28"/>
+    <w:bookmarkStart w:id="29" w:name="Xb6dc6c4b8eba53ebf0271934878de5635fd54f9"/>
     <w:p>
       <w:pPr>
         <w:pStyle w:val="Heading3"/>
       </w:pPr>
       <w:r>
-        <w:t xml:space="preserve">2.5.5 Random forest variable importance</w:t>
+        <w:t xml:space="preserve">2.5.6 Sensitivity to unmeasured confounding and cross-cohort replication</w:t>
       </w:r>
     </w:p>
     <w:p>
@@ -1869,25 +1816,7 @@
         <w:pStyle w:val="FirstParagraph"/>
       </w:pPr>
       <w:r>
-        <w:t xml:space="preserve">For non-parametric variable importance, we fit a random forest (Breiman, 2001) with 500 trees and maximum depth 8 to predict active senior status, with class weighting to handle outcome imbalance (16% senior retainers). Hyperparameter values were standard defaults; sensitivity to forest size and depth was negligible. Variable importance is reported as the mean decrease in Gini impurity. Cross-validated AUCs (5-fold stratified) compared nested subsets of predictors to gauge how much of the discriminative information is contained in (i) baseline performance, (ii) early specialization, (iii) competition volume across ages 13–16, and (iv) the full predictor set.</w:t>
-      </w:r>
-    </w:p>
-    <w:bookmarkEnd w:id="28"/>
-    <w:bookmarkStart w:id="29" w:name="Xec99986c91e88a6f9f7398bcb012a47b43e1240"/>
-    <w:p>
-      <w:pPr>
-        <w:pStyle w:val="Heading3"/>
-      </w:pPr>
-      <w:r>
-        <w:t xml:space="preserve">2.5.6 Cross-cohort replication and sensitivity to unmeasured confounding</w:t>
-      </w:r>
-    </w:p>
-    <w:p>
-      <w:pPr>
-        <w:pStyle w:val="FirstParagraph"/>
-      </w:pPr>
-      <w:r>
-        <w:t xml:space="preserve">To assess</w:t>
+        <w:t xml:space="preserve">For the dominant covariate (vol_milepael) and for the championship-types count, we computed the</w:t>
       </w:r>
       <w:r>
         <w:t xml:space="preserve"> </w:t>
@@ -1897,36 +1826,36 @@
           <w:b/>
           <w:bCs/>
         </w:rPr>
+        <w:t xml:space="preserve">E-value</w:t>
+      </w:r>
+      <w:r>
+        <w:t xml:space="preserve"> </w:t>
+      </w:r>
+      <w:r>
+        <w:t xml:space="preserve">(VanderWeele &amp; Ding, 2017), which quantifies the minimum strength of association on the risk-ratio scale that an unmeasured confounder would need to have with both the exposure and the outcome to explain away the observed effect entirely. To assess</w:t>
+      </w:r>
+      <w:r>
+        <w:t xml:space="preserve"> </w:t>
+      </w:r>
+      <w:r>
+        <w:rPr>
+          <w:b/>
+          <w:bCs/>
+        </w:rPr>
         <w:t xml:space="preserve">cross-cohort replication</w:t>
       </w:r>
       <w:r>
-        <w:t xml:space="preserve">, we re-estimated the full Cox model separately within Cohort A (1998–2000) and Cohort B (2001–2002). For the dominant covariate (vol_milepael) and for the championship-types count, we also computed the</w:t>
-      </w:r>
-      <w:r>
-        <w:t xml:space="preserve"> </w:t>
-      </w:r>
-      <w:r>
-        <w:rPr>
-          <w:i/>
-          <w:iCs/>
-        </w:rPr>
-        <w:t xml:space="preserve">E-value</w:t>
-      </w:r>
-      <w:r>
-        <w:t xml:space="preserve"> </w:t>
-      </w:r>
-      <w:r>
-        <w:t xml:space="preserve">(VanderWeele &amp; Ding, 2017), which quantifies the minimum strength of association on the risk-ratio scale that an unmeasured confounder would need to have with both the exposure and the outcome to explain away the observed effect entirely. We additionally fitted subgroup Cox models within each sex stratum to assess effect-modification by sex.</w:t>
+        <w:t xml:space="preserve">, we re-estimated the full Cox model separately within Cohort A (1998–2000) and Cohort B (2001–2002). We additionally fitted subgroup Cox models within each sex stratum.</w:t>
       </w:r>
     </w:p>
     <w:bookmarkEnd w:id="29"/>
-    <w:bookmarkStart w:id="30" w:name="software"/>
+    <w:bookmarkStart w:id="30" w:name="Xf784fa1bcf830264c02d37e7fe58964360d3af9"/>
     <w:p>
       <w:pPr>
         <w:pStyle w:val="Heading3"/>
       </w:pPr>
       <w:r>
-        <w:t xml:space="preserve">2.5.7 Software</w:t>
+        <w:t xml:space="preserve">2.5.7 Calibration and practical early-warning thresholds</w:t>
       </w:r>
     </w:p>
     <w:p>
@@ -1934,12 +1863,60 @@
         <w:pStyle w:val="FirstParagraph"/>
       </w:pPr>
       <w:r>
+        <w:t xml:space="preserve">To inform the practical claim that competition volume can serve as an early-warning indicator, we computed calibration metrics — sensitivity, specificity, positive predictive value (PPV), and negative predictive value (NPV) — at five candidate thresholds for</w:t>
+      </w:r>
+      <w:r>
+        <w:t xml:space="preserve"> </w:t>
+      </w:r>
+      <w:r>
+        <w:t xml:space="preserve">“flagging”</w:t>
+      </w:r>
+      <w:r>
+        <w:t xml:space="preserve"> </w:t>
+      </w:r>
+      <w:r>
+        <w:t xml:space="preserve">an athlete as high-risk (vol_milepael &lt; 1, 5, 10, 15, or 20 meets across ages 15–16). We additionally produced a decile-based calibration plot comparing observed to predicted retention probabilities (Supplementary Figure S1).</w:t>
+      </w:r>
+    </w:p>
+    <w:bookmarkEnd w:id="30"/>
+    <w:bookmarkStart w:id="31" w:name="variable-importance-supplementary"/>
+    <w:p>
+      <w:pPr>
+        <w:pStyle w:val="Heading3"/>
+      </w:pPr>
+      <w:r>
+        <w:t xml:space="preserve">2.5.8 Variable importance (supplementary)</w:t>
+      </w:r>
+    </w:p>
+    <w:p>
+      <w:pPr>
+        <w:pStyle w:val="FirstParagraph"/>
+      </w:pPr>
+      <w:r>
+        <w:t xml:space="preserve">For non-parametric variable importance, we fit a random forest (Breiman, 2001) with 500 trees and maximum depth 8 to predict active senior status, with class weighting to handle outcome imbalance (16% senior retainers). Variable importance is reported as the mean decrease in Gini impurity. Cross-validated AUCs (5-fold stratified) compared nested subsets of predictors. We treat the random forest as convergent evidence for the Cox findings rather than as an independent main analysis.</w:t>
+      </w:r>
+    </w:p>
+    <w:bookmarkEnd w:id="31"/>
+    <w:bookmarkStart w:id="32" w:name="software"/>
+    <w:p>
+      <w:pPr>
+        <w:pStyle w:val="Heading3"/>
+      </w:pPr>
+      <w:r>
+        <w:t xml:space="preserve">2.5.9 Software</w:t>
+      </w:r>
+    </w:p>
+    <w:p>
+      <w:pPr>
+        <w:pStyle w:val="FirstParagraph"/>
+      </w:pPr>
+      <w:r>
         <w:t xml:space="preserve">All analyses used Python 3.13 with the lifelines package (Davidson-Pilon, 2024) for Cox regression and Kaplan–Meier estimation, and scikit-learn (Pedregosa et al., 2011) for random forest and cross-validation. Figures were produced with matplotlib (Hunter, 2007). Analysis code and the derived analysis dataset will be deposited in a public repository upon acceptance.</w:t>
       </w:r>
     </w:p>
-    <w:bookmarkEnd w:id="30"/>
-    <w:bookmarkEnd w:id="31"/>
-    <w:bookmarkStart w:id="32" w:name="sex-and-gender"/>
+    <w:bookmarkEnd w:id="32"/>
+    <w:bookmarkEnd w:id="33"/>
+    <w:bookmarkStart w:id="34" w:name="sex-and-gender"/>
     <w:p>
       <w:pPr>
         <w:pStyle w:val="Heading2"/>
@@ -1980,8 +1957,8 @@
         <w:t xml:space="preserve">= 1 for female, 0 for male, NA for unknown), it indexes biological sex as recorded.</w:t>
       </w:r>
     </w:p>
-    <w:bookmarkEnd w:id="32"/>
-    <w:bookmarkStart w:id="33" w:name="ethics"/>
+    <w:bookmarkEnd w:id="34"/>
+    <w:bookmarkStart w:id="35" w:name="ethics"/>
     <w:p>
       <w:pPr>
         <w:pStyle w:val="Heading2"/>
@@ -2005,8 +1982,8 @@
         </w:pict>
       </w:r>
     </w:p>
-    <w:bookmarkEnd w:id="33"/>
-    <w:bookmarkStart w:id="34" w:name="results"/>
+    <w:bookmarkEnd w:id="35"/>
+    <w:bookmarkStart w:id="36" w:name="results"/>
     <w:p>
       <w:pPr>
         <w:pStyle w:val="Heading2"/>
@@ -2015,8 +1992,8 @@
         <w:t xml:space="preserve">3. Results</w:t>
       </w:r>
     </w:p>
-    <w:bookmarkEnd w:id="34"/>
-    <w:bookmarkStart w:id="35" w:name="cohort-characteristics"/>
+    <w:bookmarkEnd w:id="36"/>
+    <w:bookmarkStart w:id="37" w:name="cohort-characteristics"/>
     <w:p>
       <w:pPr>
         <w:pStyle w:val="Heading2"/>
@@ -2051,14 +2028,14 @@
         <w:t xml:space="preserve">]</w:t>
       </w:r>
     </w:p>
-    <w:bookmarkEnd w:id="35"/>
-    <w:bookmarkStart w:id="36" w:name="X15504d371bf1c5fc8d582464e9b595ff00055c8"/>
+    <w:bookmarkEnd w:id="37"/>
+    <w:bookmarkStart w:id="38" w:name="X283e66ce83280030d5cf44482c44fe397a3e141"/>
     <w:p>
       <w:pPr>
         <w:pStyle w:val="Heading2"/>
       </w:pPr>
       <w:r>
-        <w:t xml:space="preserve">3.2 Competition-volume trajectories diverge at the milestone year</w:t>
+        <w:t xml:space="preserve">3.2 Competition-volume trajectories diverge before formal exit</w:t>
       </w:r>
     </w:p>
     <w:p>
@@ -2066,7 +2043,7 @@
         <w:pStyle w:val="FirstParagraph"/>
       </w:pPr>
       <w:r>
-        <w:t xml:space="preserve">Figure 1 presents the central behavioral observation. Median competitions per year are plotted by age (13–18) separately for athletes who eventually retained senior activity (n = 348) and those who did not (n = 1,775). The two groups are similar — though not identical — at ages 13 and 14: retainers competed in a median of 13 and 16.5 meets respectively, dropouts in 8 and 8. From age 15 onwards the trajectories diverge sharply. Retainers increased their participation to a peak of 19 meets at age 15 and sustained it through age 17 (18 and 17 meets at ages 16 and 17 respectively). Dropouts, by contrast, collapsed from 8 meets at age 14 to a median of 3 at age 15, 0 at age 16, and 0 thereafter. This divergence is visible</w:t>
+        <w:t xml:space="preserve">Figure 1 presents the central behavioral observation. Median competitions per year are plotted by age (13–18) separately for athletes who eventually retained senior activity (n = 348) and those who did not (n = 1,775). The two groups are similar — though not identical — at ages 13 and 14: retainers competed in a median of 13 and 16.5 meets respectively, dropouts in 8 and 8. From age 15 onwards the trajectories diverge sharply. Retainers increased their participation to a peak of 19 meets at age 15 and sustained it through age 17 (18 and 17 meets at ages 16 and 17 respectively). Dropouts collapsed from 8 meets at age 14 to a median of 3 at age 15, 0 at age 16, and 0 thereafter. Critically, the divergence is visible</w:t>
       </w:r>
       <w:r>
         <w:t xml:space="preserve"> </w:t>
@@ -2082,7 +2059,7 @@
         <w:t xml:space="preserve"> </w:t>
       </w:r>
       <w:r>
-        <w:t xml:space="preserve">most dropouts had left competition entirely; the interquartile range for dropouts at age 15 (0–11 meets) shows that many were still nominally competing while pulling back, consistent with a gradual rather than abrupt withdrawal process.</w:t>
+        <w:t xml:space="preserve">most dropouts had left competition entirely; the interquartile range for dropouts at age 15 (0–11 meets) shows that many were still nominally competing while pulling back, consistent with the gradual withdrawal pattern described in the qualitative literature.</w:t>
       </w:r>
     </w:p>
     <w:p>
@@ -2121,8 +2098,8 @@
         <w:t xml:space="preserve">]</w:t>
       </w:r>
     </w:p>
-    <w:bookmarkEnd w:id="36"/>
-    <w:bookmarkStart w:id="37" w:name="survival-to-active-senior-age"/>
+    <w:bookmarkEnd w:id="38"/>
+    <w:bookmarkStart w:id="39" w:name="survival-to-active-senior-age"/>
     <w:p>
       <w:pPr>
         <w:pStyle w:val="Heading2"/>
@@ -2183,14 +2160,14 @@
         <w:t xml:space="preserve">]</w:t>
       </w:r>
     </w:p>
-    <w:bookmarkEnd w:id="37"/>
-    <w:bookmarkStart w:id="38" w:name="stepwise-cox-regression-volume-dominates"/>
+    <w:bookmarkEnd w:id="39"/>
+    <w:bookmarkStart w:id="40" w:name="stepwise-cox-regression"/>
     <w:p>
       <w:pPr>
         <w:pStyle w:val="Heading2"/>
       </w:pPr>
       <w:r>
-        <w:t xml:space="preserve">3.4 Stepwise Cox regression: volume dominates</w:t>
+        <w:t xml:space="preserve">3.4 Stepwise Cox regression</w:t>
       </w:r>
     </w:p>
     <w:p>
@@ -2206,23 +2183,23 @@
         <w:pStyle w:val="BodyText"/>
       </w:pPr>
       <w:r>
-        <w:t xml:space="preserve">Adding standardized competition volume at age 15–16 in M4 produced a substantial jump in C-index from 0.573 to 0.846 — the largest gain at any step in the sequence. In this model, vol_milepael had a hazard ratio of 0.352 per SD (95% CI: 0.327–0.380, p &lt; .001), corresponding to an approximately three-fold reduction in dropout hazard for a one-SD increase in milestone-year competition volume. Notably, the previously significant Tyrving coefficient became non-significant once volume was entered (HR = 1.04, p = 0.17), suggesting that baseline performance functions primarily as a proxy for the kind of athlete who will compete frequently rather than as an independent predictor of retention.</w:t>
-      </w:r>
-    </w:p>
-    <w:p>
-      <w:pPr>
-        <w:pStyle w:val="BodyText"/>
-      </w:pPr>
-      <w:r>
-        <w:t xml:space="preserve">Adding count of championship types in M5 did not improve C-index further (0.842), but the championship variable itself was strongly associated with retention (HR = 0.74 per type, p &lt; .001), and in this fuller model the sex coefficient achieved nominal significance (HR for female = 1.12, p = 0.025): for a given combination of performance, specialization, volume and championship breadth, female athletes had slightly higher dropout hazard than male athletes — a sex-effect that was hidden in the unadjusted analysis.</w:t>
-      </w:r>
-    </w:p>
-    <w:p>
-      <w:pPr>
-        <w:pStyle w:val="BodyText"/>
-      </w:pPr>
-      <w:r>
-        <w:t xml:space="preserve">The minimum detectable hazard ratio under Hsieh and Lavori’s (2000) formula with 1,570 events and 80% power was HR = 1.07 (or 0.93 for protective effects); all reported null findings were therefore well-powered to detect the smallest plausibly meaningful effect.</w:t>
+        <w:t xml:space="preserve">Adding standardized competition volume at age 15–16 in M4 produced a substantial jump in C-index from 0.573 to 0.846. In this model, vol_milepael had a hazard ratio of 0.352 per SD (95% CI: 0.327–0.380, p &lt; .001), corresponding to an approximately three-fold reduction in dropout hazard for a one-SD increase in milestone-window competition volume. The previously significant Tyrving coefficient became non-significant once volume was entered (HR = 1.04, p = 0.17): once an athlete’s behavioral engagement at the milestone is known, knowing their baseline performance adds little.</w:t>
+      </w:r>
+    </w:p>
+    <w:p>
+      <w:pPr>
+        <w:pStyle w:val="BodyText"/>
+      </w:pPr>
+      <w:r>
+        <w:t xml:space="preserve">Adding the count of championship types in M5 did not improve discrimination further (C = 0.842) but the championship variable itself was strongly associated with retention (HR = 0.74 per type, p &lt; .001). In the fuller model the sex coefficient achieved nominal significance (HR for female = 1.12, p = 0.025): for given combinations of performance, specialization, volume, and championship breadth, female athletes had slightly higher dropout hazard than male athletes — an adjusted sex effect that was hidden in the unadjusted analysis.</w:t>
+      </w:r>
+    </w:p>
+    <w:p>
+      <w:pPr>
+        <w:pStyle w:val="BodyText"/>
+      </w:pPr>
+      <w:r>
+        <w:t xml:space="preserve">The minimum detectable hazard ratio under Hsieh and Lavori (2000) with 1,570 events and 80% power was HR = 1.07; all reported null findings (e.g., baseline-only sex coefficient) were therefore well-powered to detect substantively meaningful effects.</w:t>
       </w:r>
     </w:p>
     <w:p>
@@ -2243,14 +2220,14 @@
         <w:t xml:space="preserve">]</w:t>
       </w:r>
     </w:p>
-    <w:bookmarkEnd w:id="38"/>
-    <w:bookmarkStart w:id="39" w:name="X748c1e1233363ac79ebb77edb21282c3d5ead36"/>
+    <w:bookmarkEnd w:id="40"/>
+    <w:bookmarkStart w:id="41" w:name="X00588613d6b03a3e9bfc587807e608958e77f8e"/>
     <w:p>
       <w:pPr>
         <w:pStyle w:val="Heading2"/>
       </w:pPr>
       <w:r>
-        <w:t xml:space="preserve">3.5 Proportional-hazards assumption and time-varying effects</w:t>
+        <w:t xml:space="preserve">3.5 Landmark analysis: the volume signal is not measurement-tautology</w:t>
       </w:r>
     </w:p>
     <w:p>
@@ -2258,47 +2235,71 @@
         <w:pStyle w:val="FirstParagraph"/>
       </w:pPr>
       <w:r>
-        <w:t xml:space="preserve">Schoenfeld residual tests indicated that the proportional-hazards assumption was satisfied for sex (χ²₁ = 2.50, p = .11) and for baseline Tyrving performance (χ²₁ = 0.12, p = .73), but violated for the specialization (χ²₁ = 11.12, p &lt; .001), championship-types (χ²₁ = 10.89, p = .001), and competition-volume (χ²₁ = 220.77, p &lt; .001) covariates (Supplementary Table S1). To verify that the violations did not change substantive conclusions, we re-fit M5 stratified on the most-violating discrete covariate (HHI tercile); all remaining effects retained their direction, magnitude, and significance level (Supplementary Table S6).</w:t>
-      </w:r>
-    </w:p>
-    <w:p>
-      <w:pPr>
-        <w:pStyle w:val="BodyText"/>
-      </w:pPr>
-      <w:r>
-        <w:t xml:space="preserve">To characterize the time-varying nature of the dominant predictor, we fit period-specific Cox models in three follow-up windows (Table 4). The protective effect of milestone-year competition volume was strongest in the first three years post-baseline (HR = 0.14, 95% CI: 0.11–0.16), moderate in years 3–6 (HR = 0.69, 95% CI: 0.60–0.79), and absent in years 6+ (HR = 0.96, 95% CI: 0.77–1.19). This pattern is consistent with the substantive interpretation that competition volume at the qualification milestone is most predictive of</w:t>
-      </w:r>
-      <w:r>
-        <w:t xml:space="preserve"> </w:t>
-      </w:r>
-      <w:r>
-        <w:rPr>
-          <w:i/>
-          <w:iCs/>
-        </w:rPr>
-        <w:t xml:space="preserve">immediate</w:t>
-      </w:r>
-      <w:r>
-        <w:t xml:space="preserve"> </w:t>
-      </w:r>
-      <w:r>
-        <w:t xml:space="preserve">(within 3 years) retention and matters less for</w:t>
-      </w:r>
-      <w:r>
-        <w:t xml:space="preserve"> </w:t>
-      </w:r>
-      <w:r>
-        <w:rPr>
-          <w:i/>
-          <w:iCs/>
-        </w:rPr>
-        <w:t xml:space="preserve">late dropouts</w:t>
-      </w:r>
-      <w:r>
-        <w:t xml:space="preserve"> </w:t>
-      </w:r>
-      <w:r>
-        <w:t xml:space="preserve">(athletes who continue past the junior transition and disengage in their early twenties). Effect sizes for the other covariates were stable across windows (Table 4).</w:t>
+        <w:t xml:space="preserve">Because senior retention is itself defined by registered competitive activity, the apparent predictive power of milestone-window volume could partly reflect a mechanical relationship: athletes who dropped out</w:t>
+      </w:r>
+      <w:r>
+        <w:t xml:space="preserve"> </w:t>
+      </w:r>
+      <w:r>
+        <w:rPr>
+          <w:i/>
+          <w:iCs/>
+        </w:rPr>
+        <w:t xml:space="preserve">before</w:t>
+      </w:r>
+      <w:r>
+        <w:t xml:space="preserve"> </w:t>
+      </w:r>
+      <w:r>
+        <w:t xml:space="preserve">age 15 have vol_milepael = 0 by construction. To address this, we restricted the analysis to athletes still demonstrably active at age 16 (n = 1,167 of the original 2,123) and re-fit the full Cox model with follow-up time measured from age 16.</w:t>
+      </w:r>
+    </w:p>
+    <w:p>
+      <w:pPr>
+        <w:pStyle w:val="BodyText"/>
+      </w:pPr>
+      <w:r>
+        <w:t xml:space="preserve">Among continuing athletes, milestone-window volume remained the dominant predictor of subsequent senior retention (HR = 0.60 per SD, 95% CI [0.54, 0.66], p &lt; .001; C-index = 0.735). Championship-types breadth also retained its effect (HR = 0.78, p &lt; .001). The behavioral signal is therefore not an artefact of athletes who had already dropped out before the milestone window. As a complementary check, re-estimating the full Cox model excluding athletes with vol_milepael = 0 produced HR = 0.51 for vol_milepael (95% CI [0.46, 0.56], p &lt; .001; n = 1,250; Supplementary Table S12) — a slight attenuation but a substantively unchanged effect.</w:t>
+      </w:r>
+    </w:p>
+    <w:p>
+      <w:pPr>
+        <w:pStyle w:val="BodyText"/>
+      </w:pPr>
+      <w:r>
+        <w:t xml:space="preserve">A second check used the</w:t>
+      </w:r>
+      <w:r>
+        <w:t xml:space="preserve"> </w:t>
+      </w:r>
+      <w:r>
+        <w:rPr>
+          <w:i/>
+          <w:iCs/>
+        </w:rPr>
+        <w:t xml:space="preserve">pre-milestone</w:t>
+      </w:r>
+      <w:r>
+        <w:t xml:space="preserve"> </w:t>
+      </w:r>
+      <w:r>
+        <w:t xml:space="preserve">(ages 13–14) volume alone as the only behavioral predictor (Supplementary Table S10). Pre-milestone volume predicted senior retention with HR = 0.50 per SD (95% CI [0.46, 0.53], p &lt; .001) — almost as strongly as the milestone-window variable, despite being measured at baseline rather than after it. The behavioral signal is detectable</w:t>
+      </w:r>
+      <w:r>
+        <w:t xml:space="preserve"> </w:t>
+      </w:r>
+      <w:r>
+        <w:rPr>
+          <w:i/>
+          <w:iCs/>
+        </w:rPr>
+        <w:t xml:space="preserve">before</w:t>
+      </w:r>
+      <w:r>
+        <w:t xml:space="preserve"> </w:t>
+      </w:r>
+      <w:r>
+        <w:t xml:space="preserve">the age 15–16 window, ruling out an interpretation in which it merely reflects dropouts already in progress.</w:t>
       </w:r>
     </w:p>
     <w:p>
@@ -2319,14 +2320,14 @@
         <w:t xml:space="preserve">]</w:t>
       </w:r>
     </w:p>
-    <w:bookmarkEnd w:id="39"/>
-    <w:bookmarkStart w:id="40" w:name="Xed0d321f124eb97f2d9a6f707e3c7fd47d38636"/>
+    <w:bookmarkEnd w:id="41"/>
+    <w:bookmarkStart w:id="42" w:name="time-varying-effects"/>
     <w:p>
       <w:pPr>
         <w:pStyle w:val="Heading2"/>
       </w:pPr>
       <w:r>
-        <w:t xml:space="preserve">3.6 Random forest: volume features dominate variable importance</w:t>
+        <w:t xml:space="preserve">3.6 Time-varying effects</w:t>
       </w:r>
     </w:p>
     <w:p>
@@ -2334,7 +2335,47 @@
         <w:pStyle w:val="FirstParagraph"/>
       </w:pPr>
       <w:r>
-        <w:t xml:space="preserve">Random-forest variable importances (Figure 5; Table 5) confirm the Cox findings using a non-parametric, interaction-tolerant procedure. The top six predictors are all volume- or trajectory-based: number of competitions at age 16 (0.133), composite volume at milestone (0.126), competitions at age 15 (0.083), Tyrving performance slope from age 13 to 16 (0.075), volume trend across the milestone (0.071), and peak Tyrving before age 15 (0.048). Performance variables (baseline Tyrving best, performance slope) appear lower than every volume measure. Sex enters the model near the bottom of the importance ranking (0.010), consistent with the Cox results.</w:t>
+        <w:t xml:space="preserve">Schoenfeld residual tests indicated that the proportional-hazards assumption was satisfied for sex (χ²₁ = 2.50, p = .11) and for baseline Tyrving performance (χ²₁ = 0.12, p = .73), but violated for the specialization (χ²₁ = 11.12, p &lt; .001), championship-types (χ²₁ = 10.89, p = .001), and milestone-window volume (χ²₁ = 220.77, p &lt; .001) covariates (Supplementary Table S1). To verify that the violations did not change substantive conclusions, we re-fit the model stratified on the most-violating discrete covariate (HHI tercile); remaining effects retained their direction, magnitude, and significance (Supplementary Table S6).</w:t>
+      </w:r>
+    </w:p>
+    <w:p>
+      <w:pPr>
+        <w:pStyle w:val="BodyText"/>
+      </w:pPr>
+      <w:r>
+        <w:t xml:space="preserve">To characterize the time-varying nature of the dominant predictor, we fit period-specific Cox models in three follow-up windows (Table 5). The protective effect of milestone-window volume was strongest in the first three years post-baseline (HR = 0.14, 95% CI: 0.11–0.16), moderate in years 3–6 (HR = 0.69, 95% CI: 0.60–0.79), and absent in years 6+ (HR = 0.96, 95% CI: 0.77–1.19). This pattern indicates that the behavioral signal predicts</w:t>
+      </w:r>
+      <w:r>
+        <w:t xml:space="preserve"> </w:t>
+      </w:r>
+      <w:r>
+        <w:rPr>
+          <w:i/>
+          <w:iCs/>
+        </w:rPr>
+        <w:t xml:space="preserve">proximal</w:t>
+      </w:r>
+      <w:r>
+        <w:t xml:space="preserve"> </w:t>
+      </w:r>
+      <w:r>
+        <w:t xml:space="preserve">(within 3 years) retention strongly and</w:t>
+      </w:r>
+      <w:r>
+        <w:t xml:space="preserve"> </w:t>
+      </w:r>
+      <w:r>
+        <w:rPr>
+          <w:i/>
+          <w:iCs/>
+        </w:rPr>
+        <w:t xml:space="preserve">late</w:t>
+      </w:r>
+      <w:r>
+        <w:t xml:space="preserve"> </w:t>
+      </w:r>
+      <w:r>
+        <w:t xml:space="preserve">retention (after the junior transition) weakly. Effect sizes for the other covariates were stable across windows.</w:t>
       </w:r>
     </w:p>
     <w:p>
@@ -2349,10 +2390,58 @@
           <w:b/>
           <w:bCs/>
         </w:rPr>
-        <w:t xml:space="preserve">Figure 5 about here</w:t>
+        <w:t xml:space="preserve">Table 5 about here</w:t>
       </w:r>
       <w:r>
         <w:t xml:space="preserve">]</w:t>
+      </w:r>
+    </w:p>
+    <w:bookmarkEnd w:id="42"/>
+    <w:bookmarkStart w:id="43" w:name="robustness-to-outcome-definition"/>
+    <w:p>
+      <w:pPr>
+        <w:pStyle w:val="Heading2"/>
+      </w:pPr>
+      <w:r>
+        <w:t xml:space="preserve">3.7 Robustness to outcome definition</w:t>
+      </w:r>
+    </w:p>
+    <w:p>
+      <w:pPr>
+        <w:pStyle w:val="FirstParagraph"/>
+      </w:pPr>
+      <w:r>
+        <w:t xml:space="preserve">To assess sensitivity to how senior retention is operationalized, we re-estimated the central effect using three outcome definitions: (A) ≥1 senior-age result, (B) ≥2 results in any senior-age year (the primary outcome), and (C) ≥2 results in each of two distinct senior-age years (Supplementary Table S9). The odds ratio for vol_milepael in a logistic-regression analogue of the full model was 2.79 (definition A), 3.08 (B), and 2.94 (C); AUC was 0.83, 0.86, and 0.87 respectively. The choice of outcome threshold has essentially no effect on the substantive finding.</w:t>
+      </w:r>
+    </w:p>
+    <w:bookmarkEnd w:id="43"/>
+    <w:bookmarkStart w:id="44" w:name="Xfc1cccc5af59c8f6274fc509340276167c12e66"/>
+    <w:p>
+      <w:pPr>
+        <w:pStyle w:val="Heading2"/>
+      </w:pPr>
+      <w:r>
+        <w:t xml:space="preserve">3.8 Calibration and practical early-warning thresholds</w:t>
+      </w:r>
+    </w:p>
+    <w:p>
+      <w:pPr>
+        <w:pStyle w:val="FirstParagraph"/>
+      </w:pPr>
+      <w:r>
+        <w:t xml:space="preserve">Table 6 presents calibration metrics for using milestone-window competition volume as a behavioral early-warning indicator. With a threshold of vol_milepael &lt; 10 meets (flagging 53.7% of the cohort), the positive predictive value is 0.97 — among flagged athletes, 97% subsequently dropped out before senior age. The negative predictive value is 0.32, sensitivity 0.63, and specificity 0.91. Lower thresholds (vol &lt; 1) trade sensitivity for specificity (PPV = 0.99, sensitivity = 0.33, 27.7% flagged); higher thresholds (vol &lt; 20) trade specificity for sensitivity (PPV = 0.95, sensitivity = 0.77, 67.1% flagged). At all thresholds, PPV ≥ 0.95 — the rule</w:t>
+      </w:r>
+      <w:r>
+        <w:t xml:space="preserve"> </w:t>
+      </w:r>
+      <w:r>
+        <w:t xml:space="preserve">“flag athletes whose milestone-window volume is below threshold”</w:t>
+      </w:r>
+      <w:r>
+        <w:t xml:space="preserve"> </w:t>
+      </w:r>
+      <w:r>
+        <w:t xml:space="preserve">is consistently informative. The decile-based calibration plot for the full Cox model (Supplementary Figure S1) shows close agreement between predicted and observed retention probabilities across the distribution.</w:t>
       </w:r>
     </w:p>
     <w:p>
@@ -2367,20 +2456,20 @@
           <w:b/>
           <w:bCs/>
         </w:rPr>
-        <w:t xml:space="preserve">Table 5 about here</w:t>
+        <w:t xml:space="preserve">Table 6 about here</w:t>
       </w:r>
       <w:r>
         <w:t xml:space="preserve">]</w:t>
       </w:r>
     </w:p>
-    <w:bookmarkEnd w:id="40"/>
-    <w:bookmarkStart w:id="41" w:name="X585468e5085cedb5c477f60833a2e7d96093e7e"/>
+    <w:bookmarkEnd w:id="44"/>
+    <w:bookmarkStart w:id="45" w:name="Xed141f14e68d3ce645416f11af6434634380b4c"/>
     <w:p>
       <w:pPr>
         <w:pStyle w:val="Heading2"/>
       </w:pPr>
       <w:r>
-        <w:t xml:space="preserve">3.7 How much of retention can pre-baseline information classify?</w:t>
+        <w:t xml:space="preserve">3.9 Random forest variable importance (convergent evidence)</w:t>
       </w:r>
     </w:p>
     <w:p>
@@ -2388,7 +2477,25 @@
         <w:pStyle w:val="FirstParagraph"/>
       </w:pPr>
       <w:r>
-        <w:t xml:space="preserve">Table 6 contrasts cross-validated AUCs for nested predictor subsets. A purely performance-based classifier (sex + Tyrving best) achieves AUC = 0.59 in 5-fold logistic regression. Adding specialization (HHI + number of event categories) raises AUC modestly to 0.60. A pure volume-based classifier using only competitions counted at ages 13–16 achieves AUC = 0.82, a 23-point gain. Combining volume with specialization adds nothing further (AUC = 0.82), and including the full 22-feature set produces an AUC near that of volume alone (logistic AUC = 0.81; random forest AUC = 0.82). In short, behavioral indicators available by approximately age 16 classify eventual senior retention nearly as well as a maximally informative model.</w:t>
+        <w:t xml:space="preserve">As a non-parametric convergent check, a random forest fit to predict senior retention identified volume-based features as the most important predictors (Supplementary Table S12): the top six positions are all volume- or trajectory-based, with sex appearing near the bottom (importance 0.010). The pattern is consistent with the Cox findings and confirms that the ranking is not an artefact of linearity assumptions. Cross-validated AUCs for nested predictor subsets (Supplementary Table S8) show that a model using only competition-volume features at ages 13–16 achieves AUC = 0.82, essentially identical to the full 22-predictor model (AUC = 0.82) — performance and specialization information add nothing once volume is observed.</w:t>
+      </w:r>
+    </w:p>
+    <w:bookmarkEnd w:id="45"/>
+    <w:bookmarkStart w:id="46" w:name="cross-cohort-replication"/>
+    <w:p>
+      <w:pPr>
+        <w:pStyle w:val="Heading2"/>
+      </w:pPr>
+      <w:r>
+        <w:t xml:space="preserve">3.10 Cross-cohort replication</w:t>
+      </w:r>
+    </w:p>
+    <w:p>
+      <w:pPr>
+        <w:pStyle w:val="FirstParagraph"/>
+      </w:pPr>
+      <w:r>
+        <w:t xml:space="preserve">The full Cox model was re-estimated separately in each birth-year cohort (Table 7). The volume-at-milestone effect replicated in both cohorts at similar magnitude (Cohort A HR = 0.49 per SD, p &lt; .001; Cohort B HR = 0.36 per SD, p &lt; .001). Championship-types also replicated (Cohort A HR = 0.71, p &lt; .001; Cohort B HR = 0.77, p &lt; .001). The C-indices were similar (Cohort A 0.835; Cohort B 0.852). The sex coefficient differed between cohorts: elevated and significant in Cohort A (HR = 1.19, p = 0.006) but not in Cohort B (HR = 1.02, p = 0.83). HHI-early reached significance in Cohort B (HR = 0.88, p = 0.004) but not Cohort A.</w:t>
       </w:r>
     </w:p>
     <w:p>
@@ -2403,20 +2510,20 @@
           <w:b/>
           <w:bCs/>
         </w:rPr>
-        <w:t xml:space="preserve">Table 6 about here</w:t>
+        <w:t xml:space="preserve">Table 7 about here</w:t>
       </w:r>
       <w:r>
         <w:t xml:space="preserve">]</w:t>
       </w:r>
     </w:p>
-    <w:bookmarkEnd w:id="41"/>
-    <w:bookmarkStart w:id="42" w:name="cross-cohort-replication"/>
+    <w:bookmarkEnd w:id="46"/>
+    <w:bookmarkStart w:id="47" w:name="Xebccd7989a1b36b1a8982c87775dabe85d545fb"/>
     <w:p>
       <w:pPr>
         <w:pStyle w:val="Heading2"/>
       </w:pPr>
       <w:r>
-        <w:t xml:space="preserve">3.8 Cross-cohort replication</w:t>
+        <w:t xml:space="preserve">3.11 Sensitivity to confounding and clustering</w:t>
       </w:r>
     </w:p>
     <w:p>
@@ -2424,60 +2531,6 @@
         <w:pStyle w:val="FirstParagraph"/>
       </w:pPr>
       <w:r>
-        <w:t xml:space="preserve">Replication across the two birth-year cohorts is presented in Table 7. The volume-at-milestone effect replicated in both cohorts at similar magnitude (Cohort A HR = 0.49 per SD, p &lt; .001; Cohort B HR = 0.36 per SD, p &lt; .001). Championship-types also replicated (Cohort A HR = 0.71, p &lt; .001; Cohort B HR = 0.77, p &lt; .001). Both cohorts produced very similar C-indices (Cohort A 0.835; Cohort B 0.852). The sex coefficient differed between cohorts: it was elevated and statistically significant in Cohort A (HR = 1.19, p = 0.006) but not in Cohort B (HR = 1.02, p = 0.83). Performance and specialization coefficients varied in sign and significance but were always small in magnitude relative to volume.</w:t>
-      </w:r>
-    </w:p>
-    <w:p>
-      <w:pPr>
-        <w:pStyle w:val="BodyText"/>
-      </w:pPr>
-      <w:r>
-        <w:t xml:space="preserve">[</w:t>
-      </w:r>
-      <w:r>
-        <w:rPr>
-          <w:b/>
-          <w:bCs/>
-        </w:rPr>
-        <w:t xml:space="preserve">Table 7 about here</w:t>
-      </w:r>
-      <w:r>
-        <w:t xml:space="preserve">]</w:t>
-      </w:r>
-    </w:p>
-    <w:bookmarkEnd w:id="42"/>
-    <w:bookmarkStart w:id="43" w:name="sensitivity-analyses"/>
-    <w:p>
-      <w:pPr>
-        <w:pStyle w:val="Heading2"/>
-      </w:pPr>
-      <w:r>
-        <w:t xml:space="preserve">3.9 Sensitivity analyses</w:t>
-      </w:r>
-    </w:p>
-    <w:p>
-      <w:pPr>
-        <w:pStyle w:val="FirstParagraph"/>
-      </w:pPr>
-      <w:r>
-        <w:t xml:space="preserve">To assess the robustness of the volume-at-milestone effect to plausible threats to validity, we computed four additional sensitivity analyses (Supplementary Tables S2–S5).</w:t>
-      </w:r>
-    </w:p>
-    <w:p>
-      <w:pPr>
-        <w:pStyle w:val="BodyText"/>
-      </w:pPr>
-      <w:r>
-        <w:rPr>
-          <w:b/>
-          <w:bCs/>
-        </w:rPr>
-        <w:t xml:space="preserve">Unmeasured confounding.</w:t>
-      </w:r>
-      <w:r>
-        <w:t xml:space="preserve"> </w:t>
-      </w:r>
-      <w:r>
         <w:t xml:space="preserve">The</w:t>
       </w:r>
       <w:r>
@@ -2494,69 +2547,15 @@
         <w:t xml:space="preserve"> </w:t>
       </w:r>
       <w:r>
-        <w:t xml:space="preserve">for the volume-at-milestone effect (HR = 0.35) was 5.16, with a corresponding lower-CI E-value of 4.70 (VanderWeele &amp; Ding, 2017). An unmeasured confounder would therefore need to be associated with both baseline competition volume and senior retention by a risk ratio of at least 5.16 — substantially stronger than the most predictive observed covariate in our data — to explain away the protective effect. E-values for championship-types (HR = 0.74; E = 2.04) and Tyrving baseline performance (HR = 0.86 in M2; E = 1.60) were correspondingly lower, indicating that those secondary effects could in principle be undermined by moderately strong unmeasured confounding, though the volume effect could not.</w:t>
-      </w:r>
-    </w:p>
-    <w:p>
-      <w:pPr>
-        <w:pStyle w:val="BodyText"/>
-      </w:pPr>
-      <w:r>
-        <w:rPr>
-          <w:b/>
-          <w:bCs/>
-        </w:rPr>
-        <w:t xml:space="preserve">Clustering by club.</w:t>
-      </w:r>
-      <w:r>
-        <w:t xml:space="preserve"> </w:t>
-      </w:r>
-      <w:r>
-        <w:t xml:space="preserve">Re-estimating the full Cox model with cluster-robust standard errors at the club level (Lin &amp; Wei, 1989) left point estimates unchanged and 95% confidence intervals only marginally wider (Supplementary Table S2). The substantive conclusions were unaffected.</w:t>
-      </w:r>
-    </w:p>
-    <w:p>
-      <w:pPr>
-        <w:pStyle w:val="BodyText"/>
-      </w:pPr>
-      <w:r>
-        <w:rPr>
-          <w:b/>
-          <w:bCs/>
-        </w:rPr>
-        <w:t xml:space="preserve">Missing data.</w:t>
-      </w:r>
-      <w:r>
-        <w:t xml:space="preserve"> </w:t>
-      </w:r>
-      <w:r>
-        <w:t xml:space="preserve">Substituting variable means for missing covariates and re-estimating the full Cox model produced near-identical estimates to the complete-case results (e.g., vol_milepael HR = 0.45 imputed vs. 0.44 complete-case; Supplementary Table S5).</w:t>
-      </w:r>
-    </w:p>
-    <w:p>
-      <w:pPr>
-        <w:pStyle w:val="BodyText"/>
-      </w:pPr>
-      <w:r>
-        <w:rPr>
-          <w:b/>
-          <w:bCs/>
-        </w:rPr>
-        <w:t xml:space="preserve">Sex stratification.</w:t>
-      </w:r>
-      <w:r>
-        <w:t xml:space="preserve"> </w:t>
-      </w:r>
-      <w:r>
-        <w:t xml:space="preserve">Fitting the full Cox model separately in male and female athletes produced identical C-indices (0.843 in each) and concordant effect directions (Supplementary Table S7), confirming that the behavioral pattern is not sex-specific.</w:t>
-      </w:r>
-    </w:p>
-    <w:p>
-      <w:pPr>
-        <w:pStyle w:val="BodyText"/>
-      </w:pPr>
-      <w:r>
-        <w:t xml:space="preserve">In summary: across two independent birth-year cohorts spanning a 5-year window, the same behavioral pattern — competition volume at the qualification-milestone year as the dominant retention predictor — appeared with concordant magnitude and direction. Performance and specialization remained weak predictors. Future-dropout trajectories were visibly distinguishable from future-retainer trajectories from age 15 onward. Sensitivity analyses confirmed that the volume effect is robust to unmeasured confounding (E = 5.16), club-level clustering, missing-data treatment, and sex stratification, and that its protective magnitude is concentrated in the years immediately following the qualification milestone.</w:t>
+        <w:t xml:space="preserve">for the milestone-window volume effect (HR = 0.35) was 5.16, with a corresponding lower-CI E-value of 4.70 (VanderWeele &amp; Ding, 2017). An unmeasured confounder would therefore need to be associated with both baseline competition volume and senior retention by a risk ratio of at least 5.16 — substantially stronger than any observed covariate — to explain away the protective effect (Supplementary Table S3). Re-estimating the full Cox model with cluster-robust standard errors at the club level (Lin &amp; Wei, 1989) left point estimates unchanged (Supplementary Table S2). Substituting variable means for missing covariates produced near-identical estimates to the complete-case results (e.g., vol_milepael HR = 0.45 imputed vs. 0.44 complete-case; Supplementary Table S5). Fitting the full Cox model separately in male and female athletes produced identical C-indices (0.843) and concordant effect directions (Supplementary Table S7).</w:t>
+      </w:r>
+    </w:p>
+    <w:p>
+      <w:pPr>
+        <w:pStyle w:val="BodyText"/>
+      </w:pPr>
+      <w:r>
+        <w:t xml:space="preserve">In summary: across two independent birth-year cohorts spanning a 5-year window, competition volume at the qualification-milestone year is the dominant predictor of subsequent senior retention. The effect is not an artefact of mechanical zero-values, replicates among athletes who remained active at age 16, is detectable using only pre-milestone data, withstands an E-value sensitivity exceeding 5, and is robust to outcome definition, missing-data treatment, club clustering, and sex stratification.</w:t>
       </w:r>
     </w:p>
     <w:p>
@@ -2566,8 +2565,8 @@
         </w:pict>
       </w:r>
     </w:p>
-    <w:bookmarkEnd w:id="43"/>
-    <w:bookmarkStart w:id="44" w:name="discussion"/>
+    <w:bookmarkEnd w:id="47"/>
+    <w:bookmarkStart w:id="48" w:name="discussion"/>
     <w:p>
       <w:pPr>
         <w:pStyle w:val="Heading2"/>
@@ -2576,12 +2575,420 @@
         <w:t xml:space="preserve">4. Discussion</w:t>
       </w:r>
     </w:p>
+    <w:bookmarkEnd w:id="48"/>
+    <w:bookmarkStart w:id="49" w:name="summary-of-findings"/>
+    <w:p>
+      <w:pPr>
+        <w:pStyle w:val="Heading2"/>
+      </w:pPr>
+      <w:r>
+        <w:t xml:space="preserve">4.1 Summary of findings</w:t>
+      </w:r>
+    </w:p>
     <w:p>
       <w:pPr>
         <w:pStyle w:val="FirstParagraph"/>
       </w:pPr>
       <w:r>
-        <w:t xml:space="preserve">In a population of 2,123 Norwegian youth track-and-field athletes followed for up to 14 years, three findings stand out. First, dropout was a</w:t>
+        <w:t xml:space="preserve">In a population of 2,123 Norwegian youth track-and-field athletes followed for up to 14 years, three findings stand out. First, competitive dropout was preceded by large, observable changes in registered competition behavior — particularly during the age 15–16 milestone window. Future dropouts collapsed from a median of 8 meets at age 14 to 3 at age 15 and 0 at age 16, while future retainers maintained or expanded their participation. Second, behavioral indicators (competition volume, championship breadth) classified eventual senior retention substantially more accurately than baseline performance indicators (Cox C-index 0.846 vs. 0.574). Third, the pattern replicated across two independent birth-year cohorts (1998–2000 and 2001–2002) baseline-measured three years apart under different sponsor regimes of the same regional meet.</w:t>
+      </w:r>
+    </w:p>
+    <w:p>
+      <w:pPr>
+        <w:pStyle w:val="BodyText"/>
+      </w:pPr>
+      <w:r>
+        <w:t xml:space="preserve">Critically, these findings are not artefacts of measurement-tautology. Among the 1,167 athletes still demonstrably active at age 16, milestone-window volume remained the dominant predictor of subsequent senior retention (HR = 0.60 per SD, C-index = 0.735). The signal was also detectable using only</w:t>
+      </w:r>
+      <w:r>
+        <w:t xml:space="preserve"> </w:t>
+      </w:r>
+      <w:r>
+        <w:rPr>
+          <w:i/>
+          <w:iCs/>
+        </w:rPr>
+        <w:t xml:space="preserve">pre-milestone</w:t>
+      </w:r>
+      <w:r>
+        <w:t xml:space="preserve"> </w:t>
+      </w:r>
+      <w:r>
+        <w:t xml:space="preserve">(ages 13–14) competition volume (HR = 0.50 per SD), demonstrating that the behavioral antecedent exists</w:t>
+      </w:r>
+      <w:r>
+        <w:t xml:space="preserve"> </w:t>
+      </w:r>
+      <w:r>
+        <w:rPr>
+          <w:i/>
+          <w:iCs/>
+        </w:rPr>
+        <w:t xml:space="preserve">before</w:t>
+      </w:r>
+      <w:r>
+        <w:t xml:space="preserve"> </w:t>
+      </w:r>
+      <w:r>
+        <w:t xml:space="preserve">the qualification window itself. Effects were robust to outcome definition, club clustering, missing-data treatment, and an unmeasured-confounder E-value of 5.16. Period-specific Cox modelling showed that the protective volume effect is concentrated in the first three years post-baseline (HR = 0.14, ages 13–17) and dissipates among athletes who survive past the junior transition (HR = 0.96, age 19+), consistent with the substantive interpretation that the behavioral signal predicts</w:t>
+      </w:r>
+      <w:r>
+        <w:t xml:space="preserve"> </w:t>
+      </w:r>
+      <w:r>
+        <w:rPr>
+          <w:i/>
+          <w:iCs/>
+        </w:rPr>
+        <w:t xml:space="preserve">proximal</w:t>
+      </w:r>
+      <w:r>
+        <w:t xml:space="preserve"> </w:t>
+      </w:r>
+      <w:r>
+        <w:t xml:space="preserve">disengagement rather than lifelong disposition.</w:t>
+      </w:r>
+    </w:p>
+    <w:bookmarkEnd w:id="49"/>
+    <w:bookmarkStart w:id="50" w:name="why-behavior-outperforms-performance"/>
+    <w:p>
+      <w:pPr>
+        <w:pStyle w:val="Heading2"/>
+      </w:pPr>
+      <w:r>
+        <w:t xml:space="preserve">4.2 Why behavior outperforms performance</w:t>
+      </w:r>
+    </w:p>
+    <w:p>
+      <w:pPr>
+        <w:pStyle w:val="FirstParagraph"/>
+      </w:pPr>
+      <w:r>
+        <w:t xml:space="preserve">A central finding is that behavioral engagement, measured by registered competition counts, classifies senior retention three to four times more accurately than baseline performance level. This pattern has a direct mechanistic reading and a more cautious epistemic reading; we offer both.</w:t>
+      </w:r>
+    </w:p>
+    <w:p>
+      <w:pPr>
+        <w:pStyle w:val="BodyText"/>
+      </w:pPr>
+      <w:r>
+        <w:t xml:space="preserve">The</w:t>
+      </w:r>
+      <w:r>
+        <w:t xml:space="preserve"> </w:t>
+      </w:r>
+      <w:r>
+        <w:rPr>
+          <w:i/>
+          <w:iCs/>
+        </w:rPr>
+        <w:t xml:space="preserve">mechanistic</w:t>
+      </w:r>
+      <w:r>
+        <w:t xml:space="preserve"> </w:t>
+      </w:r>
+      <w:r>
+        <w:t xml:space="preserve">reading is that the behaviors and performance level are measuring different latent constructs. Performance reflects what an athlete</w:t>
+      </w:r>
+      <w:r>
+        <w:t xml:space="preserve"> </w:t>
+      </w:r>
+      <w:r>
+        <w:rPr>
+          <w:i/>
+          <w:iCs/>
+        </w:rPr>
+        <w:t xml:space="preserve">can do</w:t>
+      </w:r>
+      <w:r>
+        <w:t xml:space="preserve"> </w:t>
+      </w:r>
+      <w:r>
+        <w:t xml:space="preserve">on a given day; behavioral engagement reflects what an athlete</w:t>
+      </w:r>
+      <w:r>
+        <w:t xml:space="preserve"> </w:t>
+      </w:r>
+      <w:r>
+        <w:rPr>
+          <w:i/>
+          <w:iCs/>
+        </w:rPr>
+        <w:t xml:space="preserve">chooses to do</w:t>
+      </w:r>
+      <w:r>
+        <w:t xml:space="preserve"> </w:t>
+      </w:r>
+      <w:r>
+        <w:t xml:space="preserve">across a season. The Cox model’s failure to retain a significant baseline-performance coefficient once volume is entered (Table 3, M4) — and the random forest’s lower importance ranking for performance variables (Supplementary Table S12) — together suggest that competitive choice, rather than competitive capability, is the proximal correlate of continuation.</w:t>
+      </w:r>
+    </w:p>
+    <w:p>
+      <w:pPr>
+        <w:pStyle w:val="BodyText"/>
+      </w:pPr>
+      <w:r>
+        <w:t xml:space="preserve">The</w:t>
+      </w:r>
+      <w:r>
+        <w:t xml:space="preserve"> </w:t>
+      </w:r>
+      <w:r>
+        <w:rPr>
+          <w:i/>
+          <w:iCs/>
+        </w:rPr>
+        <w:t xml:space="preserve">epistemic</w:t>
+      </w:r>
+      <w:r>
+        <w:t xml:space="preserve"> </w:t>
+      </w:r>
+      <w:r>
+        <w:t xml:space="preserve">reading is more cautious: the predictor (registered competitions) and the outcome (registered senior competitions) are both forms of registered competitive activity. Even after the landmark, zero-volume-exclusion, and lagged-volume sensitivities reported above, the two variables share a common scale. The behavioral signal should therefore be understood as identifying the</w:t>
+      </w:r>
+      <w:r>
+        <w:t xml:space="preserve"> </w:t>
+      </w:r>
+      <w:r>
+        <w:rPr>
+          <w:i/>
+          <w:iCs/>
+        </w:rPr>
+        <w:t xml:space="preserve">temporal structure</w:t>
+      </w:r>
+      <w:r>
+        <w:t xml:space="preserve"> </w:t>
+      </w:r>
+      <w:r>
+        <w:t xml:space="preserve">by which competitive disengagement becomes observable — months and years before its formal endpoint — rather than as showing that an underlying engagement-balance mechanism</w:t>
+      </w:r>
+      <w:r>
+        <w:t xml:space="preserve"> </w:t>
+      </w:r>
+      <w:r>
+        <w:rPr>
+          <w:i/>
+          <w:iCs/>
+        </w:rPr>
+        <w:t xml:space="preserve">causes</w:t>
+      </w:r>
+      <w:r>
+        <w:t xml:space="preserve"> </w:t>
+      </w:r>
+      <w:r>
+        <w:t xml:space="preserve">dropout. Our findings are consistent with such a mechanism but do not establish it on their own.</w:t>
+      </w:r>
+    </w:p>
+    <w:bookmarkEnd w:id="50"/>
+    <w:bookmarkStart w:id="51" w:name="X83593a4ec69740fca69823d39342c2dcca42a8b"/>
+    <w:p>
+      <w:pPr>
+        <w:pStyle w:val="Heading2"/>
+      </w:pPr>
+      <w:r>
+        <w:t xml:space="preserve">4.3 Consistency with existing theoretical accounts</w:t>
+      </w:r>
+    </w:p>
+    <w:p>
+      <w:pPr>
+        <w:pStyle w:val="FirstParagraph"/>
+      </w:pPr>
+      <w:r>
+        <w:t xml:space="preserve">Our findings are consistent with three pre-existing theoretical traditions, each of which has predicted (on different data sources) the pattern we observe. We avoid the stronger claim that the findings</w:t>
+      </w:r>
+      <w:r>
+        <w:t xml:space="preserve"> </w:t>
+      </w:r>
+      <w:r>
+        <w:rPr>
+          <w:i/>
+          <w:iCs/>
+        </w:rPr>
+        <w:t xml:space="preserve">confirm</w:t>
+      </w:r>
+      <w:r>
+        <w:t xml:space="preserve"> </w:t>
+      </w:r>
+      <w:r>
+        <w:t xml:space="preserve">any of these accounts; the design measures behavior, not subjective motivation.</w:t>
+      </w:r>
+    </w:p>
+    <w:p>
+      <w:pPr>
+        <w:pStyle w:val="BodyText"/>
+      </w:pPr>
+      <w:r>
+        <w:t xml:space="preserve">The Sport Commitment Model (Scanlan et al., 1993, 2016) frames continued participation as a function of an enjoyment-investment-constraints balance. The extended distinction between</w:t>
+      </w:r>
+      <w:r>
+        <w:t xml:space="preserve"> </w:t>
+      </w:r>
+      <w:r>
+        <w:rPr>
+          <w:i/>
+          <w:iCs/>
+        </w:rPr>
+        <w:t xml:space="preserve">enthusiastic</w:t>
+      </w:r>
+      <w:r>
+        <w:t xml:space="preserve"> </w:t>
+      </w:r>
+      <w:r>
+        <w:t xml:space="preserve">and</w:t>
+      </w:r>
+      <w:r>
+        <w:t xml:space="preserve"> </w:t>
+      </w:r>
+      <w:r>
+        <w:rPr>
+          <w:i/>
+          <w:iCs/>
+        </w:rPr>
+        <w:t xml:space="preserve">constrained</w:t>
+      </w:r>
+      <w:r>
+        <w:t xml:space="preserve"> </w:t>
+      </w:r>
+      <w:r>
+        <w:t xml:space="preserve">commitment (Scanlan et al., 2016) maps onto the two trajectories visible in our register: future retainers expand competition volume across the milestone window (median +6 meets from age 13 to age 15), while future dropouts contract at exactly the point at which commitment is being tested by the qualification window. Self-determination theory and its sport applications (Ryan &amp; Deci, 2000; Vallerand, 1997, 2007; Sarrazin et al., 2002; Calvo et al., 2010; Standage, 2012) predict that athletes whose participation is sustained by well-internalized motivation persist when demands rise; the registered behaviour of our future retainers is consistent with this. The qualitative withdrawal-as-process tradition (Ebaugh, 1988; Eliasson &amp; Johansson, 2021; Espedalen &amp; Seippel, 2022) characterizes dropout as a gradual deliberation often unfolding while athletes are still nominally participating. Our register shows exactly such an unfolding: at age 15 a typical future dropout was still competing in 3 meets (median), with an interquartile range stretching to 11 meets. Wall and Côté’s (2007) characterization of investors versus samplers, and Espedalen’s (2025) related characterization of engaged enthusiasts versus constrained casuals, both predict the bifurcating behavioral trajectories we observe.</w:t>
+      </w:r>
+    </w:p>
+    <w:p>
+      <w:pPr>
+        <w:pStyle w:val="BodyText"/>
+      </w:pPr>
+      <w:r>
+        <w:t xml:space="preserve">In short, the behavioral pattern we identify is what each of these accounts would predict if their hypothesized mechanisms (engagement balance, motivational quality, role-exit deliberation) leave their footprint in observable competition behavior. The register cannot adjudicate among them; it shows that</w:t>
+      </w:r>
+      <w:r>
+        <w:t xml:space="preserve"> </w:t>
+      </w:r>
+      <w:r>
+        <w:rPr>
+          <w:i/>
+          <w:iCs/>
+        </w:rPr>
+        <w:t xml:space="preserve">some</w:t>
+      </w:r>
+      <w:r>
+        <w:t xml:space="preserve"> </w:t>
+      </w:r>
+      <w:r>
+        <w:t xml:space="preserve">mechanism producing this footprint is at work, and that the footprint is large.</w:t>
+      </w:r>
+    </w:p>
+    <w:bookmarkEnd w:id="51"/>
+    <w:bookmarkStart w:id="52" w:name="the-sex-effect"/>
+    <w:p>
+      <w:pPr>
+        <w:pStyle w:val="Heading2"/>
+      </w:pPr>
+      <w:r>
+        <w:t xml:space="preserve">4.4 The sex effect</w:t>
+      </w:r>
+    </w:p>
+    <w:p>
+      <w:pPr>
+        <w:pStyle w:val="FirstParagraph"/>
+      </w:pPr>
+      <w:r>
+        <w:t xml:space="preserve">In the unadjusted Kaplan-Meier analysis we found no overall sex difference in retention (log-rank p = 0.33), in contrast to Bakken’s (2019) and other Norwegian survey-based findings of higher female dropout. Within the multivariable Cox model, the female coefficient was elevated and significant in Cohort A (HR = 1.19, p = 0.006) but not in Cohort B (HR = 1.02, p = 0.83). The subgroup analysis (Supplementary Table S7) shows that the</w:t>
+      </w:r>
+      <w:r>
+        <w:t xml:space="preserve"> </w:t>
+      </w:r>
+      <w:r>
+        <w:rPr>
+          <w:i/>
+          <w:iCs/>
+        </w:rPr>
+        <w:t xml:space="preserve">behavioral mechanism</w:t>
+      </w:r>
+      <w:r>
+        <w:t xml:space="preserve"> </w:t>
+      </w:r>
+      <w:r>
+        <w:t xml:space="preserve">is identical across sexes: milestone-window volume protects against dropout in male (HR = 0.42) and female (HR = 0.46) athletes alike, with C-indices of 0.843 in each subgroup. Whatever drives the residual sex differential in retention, it operates on top of, not through, the behavioral engagement pathway. The cohort difference may reflect an older-cohort sex effect that is dissipating, or sport-specific factors that differ from team-sport contexts where sex differences are more pronounced; our data cannot adjudicate between these readings.</w:t>
+      </w:r>
+    </w:p>
+    <w:bookmarkEnd w:id="52"/>
+    <w:bookmarkStart w:id="53" w:name="what-the-register-contributes"/>
+    <w:p>
+      <w:pPr>
+        <w:pStyle w:val="Heading2"/>
+      </w:pPr>
+      <w:r>
+        <w:t xml:space="preserve">4.5 What the register contributes</w:t>
+      </w:r>
+    </w:p>
+    <w:p>
+      <w:pPr>
+        <w:pStyle w:val="FirstParagraph"/>
+      </w:pPr>
+      <w:r>
+        <w:t xml:space="preserve">Survey and interview research on youth-sport dropout suffers from two structural limitations. First, participants who have already withdrawn are systematically harder to recruit; the most disengaged athletes are also the least likely to fill out a survey about disengagement (Eime et al., 2013). Second, retrospective accounts compress what was, in process terms, a long gradual unwinding into a recallable narrative of decision points (Schacter, 2001). Continuous register data sidesteps both problems: the population is complete by construction, and the behavioral trajectory is timestamped, not reconstructed.</w:t>
+      </w:r>
+    </w:p>
+    <w:p>
+      <w:pPr>
+        <w:pStyle w:val="BodyText"/>
+      </w:pPr>
+      <w:r>
+        <w:t xml:space="preserve">What we add is therefore not a new theoretical account — SCM, SDT, and withdrawal-as-process all pre-date this study — but a</w:t>
+      </w:r>
+      <w:r>
+        <w:t xml:space="preserve"> </w:t>
+      </w:r>
+      <w:r>
+        <w:rPr>
+          <w:i/>
+          <w:iCs/>
+        </w:rPr>
+        <w:t xml:space="preserve">longitudinal behavioral test</w:t>
+      </w:r>
+      <w:r>
+        <w:t xml:space="preserve"> </w:t>
+      </w:r>
+      <w:r>
+        <w:t xml:space="preserve">of accounts that have been argued primarily on cross-sectional or short-prospective evidence. The behavioral signal we identify classifies eventual senior retention at AUC = 0.82, replicates across two birth-year cohorts measured three years apart, withstands an E-value sensitivity of 5.16, and behaves coherently across follow-up windows and outcome definitions.</w:t>
+      </w:r>
+    </w:p>
+    <w:bookmarkEnd w:id="53"/>
+    <w:bookmarkStart w:id="54" w:name="practical-implications"/>
+    <w:p>
+      <w:pPr>
+        <w:pStyle w:val="Heading2"/>
+      </w:pPr>
+      <w:r>
+        <w:t xml:space="preserve">4.6 Practical implications</w:t>
+      </w:r>
+    </w:p>
+    <w:p>
+      <w:pPr>
+        <w:pStyle w:val="FirstParagraph"/>
+      </w:pPr>
+      <w:r>
+        <w:t xml:space="preserve">The findings suggest a tractable early-warning approach for retention-focused interventions. The calibration analysis (Table 6) shows that any of several plausible thresholds for</w:t>
+      </w:r>
+      <w:r>
+        <w:t xml:space="preserve"> </w:t>
+      </w:r>
+      <w:r>
+        <w:t xml:space="preserve">“flagging”</w:t>
+      </w:r>
+      <w:r>
+        <w:t xml:space="preserve"> </w:t>
+      </w:r>
+      <w:r>
+        <w:t xml:space="preserve">athletes by low milestone-window volume produces positive predictive values of 0.95 or higher: among athletes with fewer than 10 meets across ages 15–16, 97% subsequently dropped out before senior age. A federation could implement behavioral surveillance by tracking annual meet counts in the youth-to-junior transition and prioritizing outreach (coach check-ins, programme redesign, or simply contact) toward athletes whose age-15 count falls below threshold. The lead time — 2 to 3 years between behavioral decline and formal exit — is long enough that intervention is plausible.</w:t>
+      </w:r>
+    </w:p>
+    <w:p>
+      <w:pPr>
+        <w:pStyle w:val="BodyText"/>
+      </w:pPr>
+      <w:r>
+        <w:t xml:space="preserve">The time-varying analysis (Table 5) sharpens this: the volume signal is most informative in the first three years after baseline, which corresponds to ages 15–17 — the very years that the qualitative literature identifies as the deliberative window of withdrawal-as-process. An intervention aimed at the</w:t>
       </w:r>
       <w:r>
         <w:t xml:space="preserve"> </w:t>
@@ -2597,75 +3004,57 @@
         <w:t xml:space="preserve"> </w:t>
       </w:r>
       <w:r>
-        <w:t xml:space="preserve">phenomenon: competition volume at the qualification-milestone year (age 15–16) was the strongest single predictor of senior retention, more than tripling the discriminative accuracy of models built on performance and specialization (Cox C-index 0.85 vs. 0.57). Second, dropout was</w:t>
-      </w:r>
-      <w:r>
-        <w:t xml:space="preserve"> </w:t>
-      </w:r>
-      <w:r>
-        <w:rPr>
-          <w:i/>
-          <w:iCs/>
-        </w:rPr>
-        <w:t xml:space="preserve">gradual</w:t>
-      </w:r>
-      <w:r>
-        <w:t xml:space="preserve">: future dropouts visibly reduced their participation 2–3 years before formal exit, with median competitions per year collapsing from 8 at age 14 to 3 at age 15 to 0 at age 16. Third, dropout was</w:t>
-      </w:r>
-      <w:r>
-        <w:t xml:space="preserve"> </w:t>
-      </w:r>
-      <w:r>
-        <w:rPr>
-          <w:i/>
-          <w:iCs/>
-        </w:rPr>
-        <w:t xml:space="preserve">cohort-invariant</w:t>
-      </w:r>
-      <w:r>
-        <w:t xml:space="preserve">: the behavioral pattern replicated with concordant magnitude across two independent birth-year cohorts (1998–2000 and 2001–2002) baseline-measured three years apart and followed under different sponsor-name regimes of the same regional youth meet.</w:t>
-      </w:r>
-    </w:p>
-    <w:p>
-      <w:pPr>
-        <w:pStyle w:val="BodyText"/>
-      </w:pPr>
-      <w:r>
-        <w:t xml:space="preserve">Period-specific Cox modelling showed that the protective volume effect is concentrated in the years immediately following the qualification milestone (HR = 0.14 in years 0–3; HR = 0.69 in years 3–6) and dissipates among athletes who survive into their early twenties (HR = 0.96 in years 6+). The behavioral signal is therefore a marker of</w:t>
-      </w:r>
-      <w:r>
-        <w:t xml:space="preserve"> </w:t>
-      </w:r>
-      <w:r>
-        <w:rPr>
-          <w:i/>
-          <w:iCs/>
-        </w:rPr>
-        <w:t xml:space="preserve">proximal</w:t>
-      </w:r>
-      <w:r>
-        <w:t xml:space="preserve"> </w:t>
-      </w:r>
-      <w:r>
-        <w:t xml:space="preserve">disengagement, not a one-shot indicator of life-long athletic disposition. The E-value of 5.16 for the volume effect means an unmeasured confounder would have to be associated with both baseline competition volume and senior retention by a risk ratio exceeding 5 — substantially stronger than any observed covariate in our data — to explain the effect away (VanderWeele &amp; Ding, 2017).</w:t>
-      </w:r>
-    </w:p>
-    <w:p>
-      <w:pPr>
-        <w:pStyle w:val="BodyText"/>
-      </w:pPr>
-      <w:r>
-        <w:t xml:space="preserve">Below we situate these findings against the theoretical and qualitative literatures that motivated the study, draw out their implications for retention practice, and acknowledge their limitations.</w:t>
-      </w:r>
-    </w:p>
-    <w:bookmarkEnd w:id="44"/>
-    <w:bookmarkStart w:id="45" w:name="X92d309e4342189eed332f93fc627ba4a9a036ea"/>
+        <w:t xml:space="preserve">signal in</w:t>
+      </w:r>
+      <w:r>
+        <w:t xml:space="preserve"> </w:t>
+      </w:r>
+      <w:r>
+        <w:rPr>
+          <w:i/>
+          <w:iCs/>
+        </w:rPr>
+        <w:t xml:space="preserve">that</w:t>
+      </w:r>
+      <w:r>
+        <w:t xml:space="preserve"> </w:t>
+      </w:r>
+      <w:r>
+        <w:t xml:space="preserve">window has the strongest mechanistic justification. We note that behavioral surveillance is a</w:t>
+      </w:r>
+      <w:r>
+        <w:t xml:space="preserve"> </w:t>
+      </w:r>
+      <w:r>
+        <w:rPr>
+          <w:i/>
+          <w:iCs/>
+        </w:rPr>
+        <w:t xml:space="preserve">complement</w:t>
+      </w:r>
+      <w:r>
+        <w:t xml:space="preserve"> </w:t>
+      </w:r>
+      <w:r>
+        <w:t xml:space="preserve">to, not a replacement for, motivation-focused instruments such as the SCQ-2 (Scanlan et al., 2016): behavioral data tells a coach which athletes to call; an SCQ-2 administration tells them what to discuss.</w:t>
+      </w:r>
+    </w:p>
+    <w:p>
+      <w:pPr>
+        <w:pStyle w:val="BodyText"/>
+      </w:pPr>
+      <w:r>
+        <w:t xml:space="preserve">Cross-event diversification (lower HHI) was protective of senior retention in our data, more strongly in Cohort B than Cohort A (HR = 0.88 per SD vs. 1.00; Table 7). We do not draw a strong specialization conclusion from this — the cohort-specific evidence is mixed and HHI was not significant in our primary model — but the cohort-B finding is consistent with the international diversification literature (Côté &amp; Hancock, 2016; Güllich et al., 2022; Wall &amp; Côté, 2007).</w:t>
+      </w:r>
+    </w:p>
+    <w:bookmarkEnd w:id="54"/>
+    <w:bookmarkStart w:id="55" w:name="limitations"/>
     <w:p>
       <w:pPr>
         <w:pStyle w:val="Heading2"/>
       </w:pPr>
       <w:r>
-        <w:t xml:space="preserve">4.1 Triangulating the behavioral signal with three theoretical accounts</w:t>
+        <w:t xml:space="preserve">4.7 Limitations</w:t>
       </w:r>
     </w:p>
     <w:p>
@@ -2673,229 +3062,131 @@
         <w:pStyle w:val="FirstParagraph"/>
       </w:pPr>
       <w:r>
-        <w:t xml:space="preserve">Our findings converge with three pre-existing theoretical accounts of youth-sport withdrawal.</w:t>
-      </w:r>
-    </w:p>
-    <w:p>
-      <w:pPr>
-        <w:pStyle w:val="BodyText"/>
-      </w:pPr>
-      <w:r>
-        <w:rPr>
-          <w:b/>
-          <w:bCs/>
-        </w:rPr>
-        <w:t xml:space="preserve">Sport Commitment Model.</w:t>
-      </w:r>
-      <w:r>
-        <w:t xml:space="preserve"> </w:t>
-      </w:r>
-      <w:r>
-        <w:t xml:space="preserve">Scanlan and colleagues’ (1993, 2016) framework predicts that continued participation depends on the balance of enjoyment, investment, and constraints relative to attractive alternatives. The extended distinction between</w:t>
-      </w:r>
-      <w:r>
-        <w:t xml:space="preserve"> </w:t>
-      </w:r>
-      <w:r>
-        <w:rPr>
-          <w:i/>
-          <w:iCs/>
-        </w:rPr>
-        <w:t xml:space="preserve">enthusiastic</w:t>
-      </w:r>
-      <w:r>
-        <w:t xml:space="preserve"> </w:t>
-      </w:r>
-      <w:r>
-        <w:t xml:space="preserve">and</w:t>
-      </w:r>
-      <w:r>
-        <w:t xml:space="preserve"> </w:t>
-      </w:r>
-      <w:r>
-        <w:rPr>
-          <w:i/>
-          <w:iCs/>
-        </w:rPr>
-        <w:t xml:space="preserve">constrained</w:t>
-      </w:r>
-      <w:r>
-        <w:t xml:space="preserve"> </w:t>
-      </w:r>
-      <w:r>
-        <w:t xml:space="preserve">commitment (Scanlan et al., 2016) maps directly onto the two trajectories visible in our register: athletes whose engagement is enthusiastic appear to expand competition volume across the milestone year (median +6 meets from age 13 to age 15), while athletes whose engagement is constrained pull back at exactly the moment when commitment is being tested by the qualification window (median −5 meets from age 14 to age 15). The Cox model’s failure to retain a significant baseline-performance coefficient once volume is entered (Table 3, M4) is consistent with the SCM prediction that</w:t>
-      </w:r>
-      <w:r>
-        <w:t xml:space="preserve"> </w:t>
-      </w:r>
-      <w:r>
-        <w:rPr>
-          <w:i/>
-          <w:iCs/>
-        </w:rPr>
-        <w:t xml:space="preserve">commitment</w:t>
-      </w:r>
-      <w:r>
-        <w:t xml:space="preserve"> </w:t>
-      </w:r>
-      <w:r>
-        <w:t xml:space="preserve">and not</w:t>
-      </w:r>
-      <w:r>
-        <w:t xml:space="preserve"> </w:t>
-      </w:r>
-      <w:r>
-        <w:rPr>
-          <w:i/>
-          <w:iCs/>
-        </w:rPr>
-        <w:t xml:space="preserve">capability</w:t>
-      </w:r>
-      <w:r>
-        <w:t xml:space="preserve"> </w:t>
-      </w:r>
-      <w:r>
-        <w:t xml:space="preserve">is the proximal mechanism.</w:t>
-      </w:r>
-    </w:p>
-    <w:p>
-      <w:pPr>
-        <w:pStyle w:val="BodyText"/>
-      </w:pPr>
-      <w:r>
-        <w:rPr>
-          <w:b/>
-          <w:bCs/>
-        </w:rPr>
-        <w:t xml:space="preserve">Self-determination theory.</w:t>
-      </w:r>
-      <w:r>
-        <w:t xml:space="preserve"> </w:t>
-      </w:r>
-      <w:r>
-        <w:t xml:space="preserve">Sarrazin et al.’s (2002) 21-month prospective study of female handballers established that motivational quality at baseline predicts dropout — a finding that has been replicated across sports (Calvo et al., 2010; Standage, 2012) but always at horizons of 1–2 years. Our 14-year follow-up extends this in two ways. First, the</w:t>
-      </w:r>
-      <w:r>
-        <w:t xml:space="preserve"> </w:t>
-      </w:r>
-      <w:r>
-        <w:rPr>
-          <w:i/>
-          <w:iCs/>
-        </w:rPr>
-        <w:t xml:space="preserve">behavioral correlate</w:t>
-      </w:r>
-      <w:r>
-        <w:t xml:space="preserve"> </w:t>
-      </w:r>
-      <w:r>
-        <w:t xml:space="preserve">of low intrinsic-internalized motivation (declining competition volume) is observable as early as age 15, which is 5+ years before the eventual senior dropout endpoint. Second, the random forest’s identification of Tyrving performance</w:t>
-      </w:r>
-      <w:r>
-        <w:t xml:space="preserve"> </w:t>
-      </w:r>
-      <w:r>
-        <w:rPr>
-          <w:i/>
-          <w:iCs/>
-        </w:rPr>
-        <w:t xml:space="preserve">slope</w:t>
-      </w:r>
-      <w:r>
-        <w:t xml:space="preserve"> </w:t>
-      </w:r>
-      <w:r>
-        <w:t xml:space="preserve">(year-over-year improvement) as the fourth most important predictor — above Tyrving level — is consistent with the SDT prediction that perceived competence growth, not absolute competence, sustains intrinsic motivation (Ryan &amp; Deci, 2000). Athletes who experience progress engage; athletes who plateau disengage.</w:t>
-      </w:r>
-    </w:p>
-    <w:p>
-      <w:pPr>
-        <w:pStyle w:val="BodyText"/>
-      </w:pPr>
-      <w:r>
-        <w:rPr>
-          <w:b/>
-          <w:bCs/>
-        </w:rPr>
-        <w:t xml:space="preserve">Withdrawal-as-process.</w:t>
-      </w:r>
-      <w:r>
-        <w:t xml:space="preserve"> </w:t>
-      </w:r>
-      <w:r>
-        <w:t xml:space="preserve">Eliasson and Johansson (2021), based on semi-structured interviews with 12 girls aged 12–17 and 12 of their parents, characterized withdrawal as a process that</w:t>
-      </w:r>
-      <w:r>
-        <w:t xml:space="preserve"> </w:t>
-      </w:r>
-      <w:r>
-        <w:t xml:space="preserve">“may be fairly long and emotional for young athletes, and less reversible the further into the process they progress.”</w:t>
-      </w:r>
-      <w:r>
-        <w:t xml:space="preserve"> </w:t>
-      </w:r>
-      <w:r>
-        <w:t xml:space="preserve">Espedalen and Seippel (2022), surveying 1,648 Norwegian adolescents who had recently left organized sport, document that perceived cost–benefit imbalance — not lack of ability — is the modal exit motive. In our register, that long process is visible directly: at age 15 a typical future dropout was still competing in 3 meets (median); the interquartile range stretched from 0 to 11 meets, meaning many future dropouts were still nominally active. They had not yet left, but they were leaving. The temporal pattern is hard to demonstrate by interview because by the time a researcher recruits an interviewee, the process has typically resolved one way or the other. The register’s continuous timestamping makes the process observable in real time.</w:t>
-      </w:r>
-    </w:p>
-    <w:p>
-      <w:pPr>
-        <w:pStyle w:val="BodyText"/>
-      </w:pPr>
-      <w:r>
-        <w:t xml:space="preserve">A complementary observation, originally articulated by Wall and Côté (2007) in elite ice hockey and echoed in Espedalen’s wider doctoral programme (Espedalen, 2025), is that organized youth sport typically contains</w:t>
-      </w:r>
-      <w:r>
-        <w:t xml:space="preserve"> </w:t>
-      </w:r>
-      <w:r>
-        <w:rPr>
-          <w:i/>
-          <w:iCs/>
-        </w:rPr>
-        <w:t xml:space="preserve">two populations</w:t>
-      </w:r>
-      <w:r>
-        <w:t xml:space="preserve">: a smaller committed/investor group whose sport identity is integrated with their wider lives, and a larger sampler group oriented toward accessible enjoyment that readily moves between activities. In our data the two populations are detectable behaviorally well before any formal selection event: future retainers and future dropouts diverge in competition volume from age 15, and the divergence increases monotonically with age. This is exactly the</w:t>
-      </w:r>
-      <w:r>
-        <w:t xml:space="preserve"> </w:t>
-      </w:r>
-      <w:r>
-        <w:rPr>
-          <w:i/>
-          <w:iCs/>
-        </w:rPr>
-        <w:t xml:space="preserve">committed</w:t>
-      </w:r>
-      <w:r>
-        <w:t xml:space="preserve"> </w:t>
-      </w:r>
-      <w:r>
-        <w:t xml:space="preserve">vs. </w:t>
-      </w:r>
-      <w:r>
-        <w:rPr>
-          <w:i/>
-          <w:iCs/>
-        </w:rPr>
-        <w:t xml:space="preserve">casual</w:t>
-      </w:r>
-      <w:r>
-        <w:t xml:space="preserve"> </w:t>
-      </w:r>
-      <w:r>
-        <w:t xml:space="preserve">distinction described by Espedalen, expressed in measurable behavior rather than self-report.</w:t>
-      </w:r>
-    </w:p>
-    <w:bookmarkEnd w:id="45"/>
-    <w:bookmarkStart w:id="46" w:name="X3e5c6c1f3dd3befb45231a23944b815dc0b1de9"/>
+        <w:t xml:space="preserve">Five limitations bear on interpretation.</w:t>
+      </w:r>
+    </w:p>
+    <w:p>
+      <w:pPr>
+        <w:pStyle w:val="BodyText"/>
+      </w:pPr>
+      <w:r>
+        <w:t xml:space="preserve">First, the outcome variable indexes</w:t>
+      </w:r>
+      <w:r>
+        <w:t xml:space="preserve"> </w:t>
+      </w:r>
+      <w:r>
+        <w:rPr>
+          <w:i/>
+          <w:iCs/>
+        </w:rPr>
+        <w:t xml:space="preserve">attrition from competition</w:t>
+      </w:r>
+      <w:r>
+        <w:t xml:space="preserve">, not</w:t>
+      </w:r>
+      <w:r>
+        <w:t xml:space="preserve"> </w:t>
+      </w:r>
+      <w:r>
+        <w:rPr>
+          <w:i/>
+          <w:iCs/>
+        </w:rPr>
+        <w:t xml:space="preserve">attrition from sport</w:t>
+      </w:r>
+      <w:r>
+        <w:t xml:space="preserve">. An athlete who quits competing in track and field but continues to train, switches to recreational running, or moves to another sport entirely is counted as a dropout in our data. We cannot distinguish a child who has fundamentally disengaged from organized physical activity from one who has merely changed the channel through which they engage.</w:t>
+      </w:r>
+    </w:p>
+    <w:p>
+      <w:pPr>
+        <w:pStyle w:val="BodyText"/>
+      </w:pPr>
+      <w:r>
+        <w:t xml:space="preserve">Second, the register records what is performed and recorded officially, not what is experienced. We do not know whether the athletes who reduced their competition volume at age 15 did so because they had lost interest, because parental support waned, because school demands increased, because a coach did not select them, or because they were injured. The qualitative literature is essential here; our behavioral signal is best read as a</w:t>
+      </w:r>
+      <w:r>
+        <w:t xml:space="preserve"> </w:t>
+      </w:r>
+      <w:r>
+        <w:rPr>
+          <w:i/>
+          <w:iCs/>
+        </w:rPr>
+        <w:t xml:space="preserve">summary</w:t>
+      </w:r>
+      <w:r>
+        <w:t xml:space="preserve"> </w:t>
+      </w:r>
+      <w:r>
+        <w:t xml:space="preserve">of those underlying processes, not a substitute for them. Because predictor and outcome are operationally similar (both registered competitive activity), our results identify the temporal structure of competitive disengagement; they do not show that volume</w:t>
+      </w:r>
+      <w:r>
+        <w:t xml:space="preserve"> </w:t>
+      </w:r>
+      <w:r>
+        <w:rPr>
+          <w:i/>
+          <w:iCs/>
+        </w:rPr>
+        <w:t xml:space="preserve">causes</w:t>
+      </w:r>
+      <w:r>
+        <w:t xml:space="preserve"> </w:t>
+      </w:r>
+      <w:r>
+        <w:t xml:space="preserve">dropout.</w:t>
+      </w:r>
+    </w:p>
+    <w:p>
+      <w:pPr>
+        <w:pStyle w:val="BodyText"/>
+      </w:pPr>
+      <w:r>
+        <w:t xml:space="preserve">Third, the population is selected. Athletes who participated in a regional grassroots meet at age 13–14 are already self- and parent-selected for organized-sport orientation. Effects we observed within this population may differ in shape or strength among the broader population of adolescents who never enter the funnel.</w:t>
+      </w:r>
+    </w:p>
+    <w:p>
+      <w:pPr>
+        <w:pStyle w:val="BodyText"/>
+      </w:pPr>
+      <w:r>
+        <w:t xml:space="preserve">Fourth, the proportional-hazards assumption was violated for the dominant predictor (Schoenfeld χ² = 220.77, p &lt; .001). We addressed this with period-specific Cox models (Table 5) and a stratified model (Supplementary Table S6), both of which preserved the substantive conclusion that the volume effect is large and protective in the proximal follow-up window. The PH violation reflects the time-varying nature of the protective effect (strong at younger ages, fading later), not a defect of estimation.</w:t>
+      </w:r>
+    </w:p>
+    <w:p>
+      <w:pPr>
+        <w:pStyle w:val="BodyText"/>
+      </w:pPr>
+      <w:r>
+        <w:t xml:space="preserve">Fifth, despite a 14-year maximum follow-up, our right-censoring window means the most recent (2001–2002 birth) cohort had at most 4 years of post-senior observation. The replication finding is strengthened by the differing follow-up windows; nonetheless, longer follow-up would allow us to distinguish</w:t>
+      </w:r>
+      <w:r>
+        <w:t xml:space="preserve"> </w:t>
+      </w:r>
+      <w:r>
+        <w:rPr>
+          <w:i/>
+          <w:iCs/>
+        </w:rPr>
+        <w:t xml:space="preserve">late dropouts</w:t>
+      </w:r>
+      <w:r>
+        <w:t xml:space="preserve"> </w:t>
+      </w:r>
+      <w:r>
+        <w:t xml:space="preserve">(athletes who continue into their early twenties but disengage by age 30) from genuine career athletes.</w:t>
+      </w:r>
+    </w:p>
+    <w:bookmarkEnd w:id="55"/>
+    <w:bookmarkStart w:id="56" w:name="future-directions"/>
     <w:p>
       <w:pPr>
         <w:pStyle w:val="Heading2"/>
       </w:pPr>
       <w:r>
-        <w:t xml:space="preserve">4.2 One point of theoretical divergence: the sex effect</w:t>
+        <w:t xml:space="preserve">4.8 Future directions</w:t>
       </w:r>
     </w:p>
     <w:p>
@@ -2903,41 +3194,17 @@
         <w:pStyle w:val="FirstParagraph"/>
       </w:pPr>
       <w:r>
-        <w:t xml:space="preserve">Bakken (2019) and other Norwegian survey-based analyses report substantial sex differences in youth-sport withdrawal: girls leave organized sport earlier and at higher rates than boys, particularly during the transition to junior age (Crane &amp; Temple, 2015 in the international literature). Our unadjusted Kaplan-Meier curves found no overall sex difference in track-and-field retention (log-rank p = 0.33). In one of our two cohorts the female coefficient was nominally elevated in the multivariable Cox model (Cohort A HR = 1.19, p = 0.006); in the other cohort it was not (Cohort B HR = 1.02, p = 0.83).</w:t>
-      </w:r>
-    </w:p>
-    <w:p>
-      <w:pPr>
-        <w:pStyle w:val="BodyText"/>
-      </w:pPr>
-      <w:r>
-        <w:t xml:space="preserve">Two readings are plausible. One is that prior reports of sex differences are confounded with sport-specific factors, and track and field — where event diversity is large and physical demands are sex-differentiated by event rather than across the sport — does not display the sex gradient seen in team sports. A second is that the differential observed in Cohort A reflects an older-cohort effect that is dissipating as girls’ participation in elite-oriented endurance and field events has grown. The subgroup-by-sex analysis (Supplementary Table S7) shows that the</w:t>
-      </w:r>
-      <w:r>
-        <w:t xml:space="preserve"> </w:t>
-      </w:r>
-      <w:r>
-        <w:rPr>
-          <w:i/>
-          <w:iCs/>
-        </w:rPr>
-        <w:t xml:space="preserve">behavioral</w:t>
-      </w:r>
-      <w:r>
-        <w:t xml:space="preserve"> </w:t>
-      </w:r>
-      <w:r>
-        <w:t xml:space="preserve">mechanism is identical across sexes: volume at age 15–16 protects against dropout in both male (HR = 0.42) and female (HR = 0.46) athletes. Whatever drives the residual sex differential in retention, it operates on top of, not through, the behavioral engagement pathway.</w:t>
-      </w:r>
-    </w:p>
-    <w:bookmarkEnd w:id="46"/>
-    <w:bookmarkStart w:id="47" w:name="what-the-register-contributes"/>
+        <w:t xml:space="preserve">Three extensions deserve attention: linking the register-based behavioral signal to standard psychological instruments (e.g., SCQ-2) in currently active athletes to directly test whether low volume tracks low intrinsic motivation; testing cross-sport generalization where registers are less complete; and quasi-experimental implementation of behavioral surveillance with federation-level outreach to athletes whose age-15 volume falls into the bottom quintile.</w:t>
+      </w:r>
+    </w:p>
+    <w:bookmarkEnd w:id="56"/>
+    <w:bookmarkStart w:id="57" w:name="conclusion"/>
     <w:p>
       <w:pPr>
         <w:pStyle w:val="Heading2"/>
       </w:pPr>
       <w:r>
-        <w:t xml:space="preserve">4.3 What the register contributes</w:t>
+        <w:t xml:space="preserve">4.9 Conclusion</w:t>
       </w:r>
     </w:p>
     <w:p>
@@ -2945,415 +3212,7 @@
         <w:pStyle w:val="FirstParagraph"/>
       </w:pPr>
       <w:r>
-        <w:t xml:space="preserve">Survey and interview research on youth-sport dropout suffers from two structural limitations. First, participants who have already left the sport are systematically harder to recruit; the most disengaged athletes are also the least likely to fill out a survey about disengagement (Eime et al., 2013). Second, retrospective accounts compress what was, in process terms, a long gradual unwinding into a recallable narrative of decision points (Schacter, 2001). Continuous register data sidesteps both problems: the population is complete by construction, and the behavioral trajectory is timestamped, not reconstructed.</w:t>
-      </w:r>
-    </w:p>
-    <w:p>
-      <w:pPr>
-        <w:pStyle w:val="BodyText"/>
-      </w:pPr>
-      <w:r>
-        <w:t xml:space="preserve">What we add to the literature is therefore not a new theoretical account — SCM, SDT, and withdrawal-as-process all pre-date this study — but a</w:t>
-      </w:r>
-      <w:r>
-        <w:t xml:space="preserve"> </w:t>
-      </w:r>
-      <w:r>
-        <w:rPr>
-          <w:i/>
-          <w:iCs/>
-        </w:rPr>
-        <w:t xml:space="preserve">longitudinal behavioral test</w:t>
-      </w:r>
-      <w:r>
-        <w:t xml:space="preserve"> </w:t>
-      </w:r>
-      <w:r>
-        <w:t xml:space="preserve">of accounts that have been argued primarily on cross-sectional or short-prospective evidence. The behavioral signal we identify (competition volume at the qualification milestone) classifies eventual senior retention at AUC = 0.82, replicates across two birth-year cohorts measured three years apart, withstands an E-value sensitivity of 5.16, and behaves coherently across follow-up windows. None of the qualitative or survey-based accounts predicted this exact predictive magnitude; that they all</w:t>
-      </w:r>
-      <w:r>
-        <w:t xml:space="preserve"> </w:t>
-      </w:r>
-      <w:r>
-        <w:rPr>
-          <w:i/>
-          <w:iCs/>
-        </w:rPr>
-        <w:t xml:space="preserve">consistently</w:t>
-      </w:r>
-      <w:r>
-        <w:t xml:space="preserve"> </w:t>
-      </w:r>
-      <w:r>
-        <w:t xml:space="preserve">predicted its sign and approximate magnitude is, we suggest, a non-trivial corroboration via methodological triangulation (Denzin, 2009; Heale &amp; Forbes, 2013).</w:t>
-      </w:r>
-    </w:p>
-    <w:bookmarkEnd w:id="47"/>
-    <w:bookmarkStart w:id="48" w:name="practical-implications"/>
-    <w:p>
-      <w:pPr>
-        <w:pStyle w:val="Heading2"/>
-      </w:pPr>
-      <w:r>
-        <w:t xml:space="preserve">4.4 Practical implications</w:t>
-      </w:r>
-    </w:p>
-    <w:p>
-      <w:pPr>
-        <w:pStyle w:val="FirstParagraph"/>
-      </w:pPr>
-      <w:r>
-        <w:t xml:space="preserve">The findings suggest a tractable early-warning approach for retention-focused interventions. Most coaches and federations track performance closely — improvement, personal bests, rankings — because performance is what selection ultimately depends on. Few systematically track competition volume in the way our analysis does. Our data suggest that a coach who sees an athlete’s annual meet count drop from ~10 in their 14-year-old season to ~3 in their 15-year-old season has a</w:t>
-      </w:r>
-      <w:r>
-        <w:t xml:space="preserve"> </w:t>
-      </w:r>
-      <w:r>
-        <w:rPr>
-          <w:i/>
-          <w:iCs/>
-        </w:rPr>
-        <w:t xml:space="preserve">behavioral</w:t>
-      </w:r>
-      <w:r>
-        <w:t xml:space="preserve"> </w:t>
-      </w:r>
-      <w:r>
-        <w:t xml:space="preserve">warning at least as predictive of imminent dropout as any plausible performance signal. The lead time — 2 to 3 years between the behavioral decline and the formal exit — is long enough for federation-level outreach, coach check-ins, or program redesign to plausibly affect the trajectory.</w:t>
-      </w:r>
-    </w:p>
-    <w:p>
-      <w:pPr>
-        <w:pStyle w:val="BodyText"/>
-      </w:pPr>
-      <w:r>
-        <w:t xml:space="preserve">The time-varying analysis (Table 4) sharpens this: the volume signal is most informative in the first three years after baseline, which corresponds to ages 15–17 — the very years that Espedalen and Seippel (2022) and Eliasson and Johansson (2021) identify as the deliberative window of withdrawal-as-process. An intervention aimed at the</w:t>
-      </w:r>
-      <w:r>
-        <w:t xml:space="preserve"> </w:t>
-      </w:r>
-      <w:r>
-        <w:rPr>
-          <w:i/>
-          <w:iCs/>
-        </w:rPr>
-        <w:t xml:space="preserve">behavioral</w:t>
-      </w:r>
-      <w:r>
-        <w:t xml:space="preserve"> </w:t>
-      </w:r>
-      <w:r>
-        <w:t xml:space="preserve">signal in</w:t>
-      </w:r>
-      <w:r>
-        <w:t xml:space="preserve"> </w:t>
-      </w:r>
-      <w:r>
-        <w:rPr>
-          <w:i/>
-          <w:iCs/>
-        </w:rPr>
-        <w:t xml:space="preserve">that</w:t>
-      </w:r>
-      <w:r>
-        <w:t xml:space="preserve"> </w:t>
-      </w:r>
-      <w:r>
-        <w:t xml:space="preserve">window has the strongest mechanistic justification.</w:t>
-      </w:r>
-    </w:p>
-    <w:p>
-      <w:pPr>
-        <w:pStyle w:val="BodyText"/>
-      </w:pPr>
-      <w:r>
-        <w:t xml:space="preserve">A complementary implication concerns</w:t>
-      </w:r>
-      <w:r>
-        <w:t xml:space="preserve"> </w:t>
-      </w:r>
-      <w:r>
-        <w:rPr>
-          <w:i/>
-          <w:iCs/>
-        </w:rPr>
-        <w:t xml:space="preserve">what to encourage</w:t>
-      </w:r>
-      <w:r>
-        <w:t xml:space="preserve">. Cross-event diversification (lower HHI) was protective of senior retention in our data, and the protective effect was specifically stronger in Cohort B (HR = 0.88 per SD of HHI, p = 0.004). Federations and clubs that funnel adolescents toward early single-event specialization may inadvertently be removing one of the behavioral protective factors against dropout. The pattern is consistent with the international</w:t>
-      </w:r>
-      <w:r>
-        <w:t xml:space="preserve"> </w:t>
-      </w:r>
-      <w:r>
-        <w:t xml:space="preserve">“early diversification”</w:t>
-      </w:r>
-      <w:r>
-        <w:t xml:space="preserve"> </w:t>
-      </w:r>
-      <w:r>
-        <w:t xml:space="preserve">literature (Côté &amp; Hancock, 2016; Güllich et al., 2022; Wall &amp; Côté, 2007), but the mechanism we observe here is one of</w:t>
-      </w:r>
-      <w:r>
-        <w:t xml:space="preserve"> </w:t>
-      </w:r>
-      <w:r>
-        <w:rPr>
-          <w:i/>
-          <w:iCs/>
-        </w:rPr>
-        <w:t xml:space="preserve">retention</w:t>
-      </w:r>
-      <w:r>
-        <w:t xml:space="preserve"> </w:t>
-      </w:r>
-      <w:r>
-        <w:t xml:space="preserve">rather than</w:t>
-      </w:r>
-      <w:r>
-        <w:t xml:space="preserve"> </w:t>
-      </w:r>
-      <w:r>
-        <w:rPr>
-          <w:i/>
-          <w:iCs/>
-        </w:rPr>
-        <w:t xml:space="preserve">peak performance</w:t>
-      </w:r>
-      <w:r>
-        <w:t xml:space="preserve">: it is not that diversifiers reach higher peaks, but that they are less likely to leave.</w:t>
-      </w:r>
-    </w:p>
-    <w:p>
-      <w:pPr>
-        <w:pStyle w:val="BodyText"/>
-      </w:pPr>
-      <w:r>
-        <w:t xml:space="preserve">A specific operational recommendation, building on Scanlan et al.’s (2016) SCQ-2 instrument, would be to combine periodic survey assessment of commitment quality with continuous register-based behavioral surveillance. Behavioral surveillance answers</w:t>
-      </w:r>
-      <w:r>
-        <w:t xml:space="preserve"> </w:t>
-      </w:r>
-      <w:r>
-        <w:t xml:space="preserve">“is this athlete</w:t>
-      </w:r>
-      <w:r>
-        <w:t xml:space="preserve"> </w:t>
-      </w:r>
-      <w:r>
-        <w:rPr>
-          <w:i/>
-          <w:iCs/>
-        </w:rPr>
-        <w:t xml:space="preserve">acting</w:t>
-      </w:r>
-      <w:r>
-        <w:t xml:space="preserve"> </w:t>
-      </w:r>
-      <w:r>
-        <w:t xml:space="preserve">like a future retainer?”</w:t>
-      </w:r>
-      <w:r>
-        <w:t xml:space="preserve"> </w:t>
-      </w:r>
-      <w:r>
-        <w:t xml:space="preserve">— a question that requires no athlete contact and produces no recall bias. Survey assessment answers</w:t>
-      </w:r>
-      <w:r>
-        <w:t xml:space="preserve"> </w:t>
-      </w:r>
-      <w:r>
-        <w:t xml:space="preserve">“is this athlete</w:t>
-      </w:r>
-      <w:r>
-        <w:t xml:space="preserve"> </w:t>
-      </w:r>
-      <w:r>
-        <w:rPr>
-          <w:i/>
-          <w:iCs/>
-        </w:rPr>
-        <w:t xml:space="preserve">thinking</w:t>
-      </w:r>
-      <w:r>
-        <w:t xml:space="preserve"> </w:t>
-      </w:r>
-      <w:r>
-        <w:t xml:space="preserve">like a future retainer?”</w:t>
-      </w:r>
-      <w:r>
-        <w:t xml:space="preserve"> </w:t>
-      </w:r>
-      <w:r>
-        <w:t xml:space="preserve">— a question with finer-grained mechanistic detail. The combination should be more informative than either alone.</w:t>
-      </w:r>
-    </w:p>
-    <w:bookmarkEnd w:id="48"/>
-    <w:bookmarkStart w:id="49" w:name="limitations"/>
-    <w:p>
-      <w:pPr>
-        <w:pStyle w:val="Heading2"/>
-      </w:pPr>
-      <w:r>
-        <w:t xml:space="preserve">4.5 Limitations</w:t>
-      </w:r>
-    </w:p>
-    <w:p>
-      <w:pPr>
-        <w:pStyle w:val="FirstParagraph"/>
-      </w:pPr>
-      <w:r>
-        <w:t xml:space="preserve">Five limitations bear on interpretation.</w:t>
-      </w:r>
-    </w:p>
-    <w:p>
-      <w:pPr>
-        <w:pStyle w:val="BodyText"/>
-      </w:pPr>
-      <w:r>
-        <w:t xml:space="preserve">First, the outcome variable indexes</w:t>
-      </w:r>
-      <w:r>
-        <w:t xml:space="preserve"> </w:t>
-      </w:r>
-      <w:r>
-        <w:rPr>
-          <w:i/>
-          <w:iCs/>
-        </w:rPr>
-        <w:t xml:space="preserve">attrition from competition</w:t>
-      </w:r>
-      <w:r>
-        <w:t xml:space="preserve">, not</w:t>
-      </w:r>
-      <w:r>
-        <w:t xml:space="preserve"> </w:t>
-      </w:r>
-      <w:r>
-        <w:rPr>
-          <w:i/>
-          <w:iCs/>
-        </w:rPr>
-        <w:t xml:space="preserve">attrition from sport</w:t>
-      </w:r>
-      <w:r>
-        <w:t xml:space="preserve">. An athlete who quits competing in track and field but continues to train, switches to recreational running, or moves to another sport entirely is counted as a dropout in our data. We cannot distinguish a child who has fundamentally disengaged from organized physical activity from one who has merely changed the channel through which they engage.</w:t>
-      </w:r>
-    </w:p>
-    <w:p>
-      <w:pPr>
-        <w:pStyle w:val="BodyText"/>
-      </w:pPr>
-      <w:r>
-        <w:t xml:space="preserve">Second, the register records what is performed and recorded officially, not what is experienced. We do not know whether the athletes who reduced their competition volume at age 15 did so because they had lost interest, because their parents had reduced support, because school demands had increased, because a coach had not selected them, or because they had become injured. The qualitative literature is essential here; our behavioral signal is best read as a</w:t>
-      </w:r>
-      <w:r>
-        <w:t xml:space="preserve"> </w:t>
-      </w:r>
-      <w:r>
-        <w:rPr>
-          <w:i/>
-          <w:iCs/>
-        </w:rPr>
-        <w:t xml:space="preserve">summary</w:t>
-      </w:r>
-      <w:r>
-        <w:t xml:space="preserve"> </w:t>
-      </w:r>
-      <w:r>
-        <w:t xml:space="preserve">of those underlying processes, not a substitute for them.</w:t>
-      </w:r>
-    </w:p>
-    <w:p>
-      <w:pPr>
-        <w:pStyle w:val="BodyText"/>
-      </w:pPr>
-      <w:r>
-        <w:t xml:space="preserve">Third, the population is selected. Athletes who participate in a regional grassroots meet at age 13–14 are already self- and parent-selected for organized-sport orientation. Effects we observed within this population may differ in shape or strength among the broader population of adolescents who never enter the funnel.</w:t>
-      </w:r>
-    </w:p>
-    <w:p>
-      <w:pPr>
-        <w:pStyle w:val="BodyText"/>
-      </w:pPr>
-      <w:r>
-        <w:t xml:space="preserve">Fourth, the proportional-hazards assumption was violated for the dominant predictor (Schoenfeld χ² = 220.77, p &lt; .001). We addressed this with period-specific Cox models (Table 4) and a stratified model (Supplementary Table S6), both of which preserved the substantive conclusion that the volume effect is large and protective in the proximal follow-up window. The PH violation should therefore be read as a</w:t>
-      </w:r>
-      <w:r>
-        <w:t xml:space="preserve"> </w:t>
-      </w:r>
-      <w:r>
-        <w:rPr>
-          <w:i/>
-          <w:iCs/>
-        </w:rPr>
-        <w:t xml:space="preserve">feature</w:t>
-      </w:r>
-      <w:r>
-        <w:t xml:space="preserve"> </w:t>
-      </w:r>
-      <w:r>
-        <w:t xml:space="preserve">of the data — the effect genuinely is time-varying, concentrated in the qualification-milestone aftermath — rather than as a statistical defect.</w:t>
-      </w:r>
-    </w:p>
-    <w:p>
-      <w:pPr>
-        <w:pStyle w:val="BodyText"/>
-      </w:pPr>
-      <w:r>
-        <w:t xml:space="preserve">Fifth, despite a 14-year maximum follow-up, our right-censoring window means the most recent (2001–2002 birth) cohort had at most 4 years of post-senior observation. The replication finding across the two cohorts is strengthened by the differing follow-up windows; nonetheless, longer follow-up would allow us to distinguish</w:t>
-      </w:r>
-      <w:r>
-        <w:t xml:space="preserve"> </w:t>
-      </w:r>
-      <w:r>
-        <w:rPr>
-          <w:i/>
-          <w:iCs/>
-        </w:rPr>
-        <w:t xml:space="preserve">late dropouts</w:t>
-      </w:r>
-      <w:r>
-        <w:t xml:space="preserve"> </w:t>
-      </w:r>
-      <w:r>
-        <w:t xml:space="preserve">(athletes who continue competing into their early twenties but disengage by age 30) from genuine career athletes.</w:t>
-      </w:r>
-    </w:p>
-    <w:bookmarkEnd w:id="49"/>
-    <w:bookmarkStart w:id="50" w:name="future-directions"/>
-    <w:p>
-      <w:pPr>
-        <w:pStyle w:val="Heading2"/>
-      </w:pPr>
-      <w:r>
-        <w:t xml:space="preserve">4.6 Future directions</w:t>
-      </w:r>
-    </w:p>
-    <w:p>
-      <w:pPr>
-        <w:pStyle w:val="FirstParagraph"/>
-      </w:pPr>
-      <w:r>
-        <w:t xml:space="preserve">Three extensions deserve attention: linking the register-based behavioral signal to standard psychological instruments (e.g., SCQ-2) in currently active athletes; testing cross-sport generalization where registers are less complete; and quasi-experimental implementation of behavioral surveillance with federation-level outreach to athletes whose age-15 volume falls into the bottom quintile.</w:t>
-      </w:r>
-    </w:p>
-    <w:bookmarkEnd w:id="50"/>
-    <w:bookmarkStart w:id="51" w:name="conclusion"/>
-    <w:p>
-      <w:pPr>
-        <w:pStyle w:val="Heading2"/>
-      </w:pPr>
-      <w:r>
-        <w:t xml:space="preserve">4.7 Conclusion</w:t>
-      </w:r>
-    </w:p>
-    <w:p>
-      <w:pPr>
-        <w:pStyle w:val="FirstParagraph"/>
-      </w:pPr>
-      <w:r>
-        <w:t xml:space="preserve">In a complete-population 14-year follow-up of 2,123 Norwegian youth track-and-field athletes across two independent birth-year cohorts, dropout from competitive participation was predominantly a behavioral phenomenon detectable in register data years before formal exit. The findings quantify and corroborate three pre-existing theoretical accounts — the Sport Commitment Model, self-determination theory, and the withdrawal-as-process tradition — by providing the longitudinal behavioral test that each of those traditions has hitherto lacked. They also support a tractable retention strategy: behavioral surveillance — tracking competition volume rather than only competition performance — can identify athletes at high risk of disengagement during the qualification-milestone window, at lead times that make federation-level response feasible.</w:t>
+        <w:t xml:space="preserve">Competitive dropout from Norwegian youth track and field was preceded by large, observable changes in registered competition behavior, particularly during the age 15–16 milestone window. These behavioral indicators predicted subsequent senior retention substantially more strongly than baseline performance, replicated across two independent birth-year cohorts, and were robust to plausible threats to validity including outcome definition, missing data, clustering, and unmeasured confounding. The findings are consistent with — though they do not directly confirm — long-standing qualitative and theoretical accounts that frame dropout as a gradual deliberative process rather than a single decision. They suggest a practical role for registry-based behavioral surveillance as an early-warning marker of progressive competitive disengagement.</w:t>
       </w:r>
     </w:p>
     <w:p>
@@ -3363,8 +3222,8 @@
         </w:pict>
       </w:r>
     </w:p>
-    <w:bookmarkEnd w:id="51"/>
-    <w:bookmarkStart w:id="52" w:name="X1f74eb43af444059c7518034463b6c89b1cacf4"/>
+    <w:bookmarkEnd w:id="57"/>
+    <w:bookmarkStart w:id="58" w:name="X1f74eb43af444059c7518034463b6c89b1cacf4"/>
     <w:p>
       <w:pPr>
         <w:pStyle w:val="Heading2"/>
@@ -3388,8 +3247,8 @@
         </w:pict>
       </w:r>
     </w:p>
-    <w:bookmarkEnd w:id="52"/>
-    <w:bookmarkStart w:id="53" w:name="references"/>
+    <w:bookmarkEnd w:id="58"/>
+    <w:bookmarkStart w:id="59" w:name="references"/>
     <w:p>
       <w:pPr>
         <w:pStyle w:val="Heading2"/>
@@ -4257,6 +4116,27 @@
         <w:pStyle w:val="BodyText"/>
       </w:pPr>
       <w:r>
+        <w:t xml:space="preserve">van Houwelingen, H. C. (2007). Dynamic prediction by landmarking in event history analysis.</w:t>
+      </w:r>
+      <w:r>
+        <w:t xml:space="preserve"> </w:t>
+      </w:r>
+      <w:r>
+        <w:rPr>
+          <w:i/>
+          <w:iCs/>
+        </w:rPr>
+        <w:t xml:space="preserve">Scandinavian Journal of Statistics, 34</w:t>
+      </w:r>
+      <w:r>
+        <w:t xml:space="preserve">(1), 70–85. https://doi.org/10.1111/j.1467-9469.2006.00529.x</w:t>
+      </w:r>
+    </w:p>
+    <w:p>
+      <w:pPr>
+        <w:pStyle w:val="BodyText"/>
+      </w:pPr>
+      <w:r>
         <w:t xml:space="preserve">VanderWeele, T. J., &amp; Ding, P. (2017). Sensitivity analysis in observational research: Introducing the E-value.</w:t>
       </w:r>
       <w:r>
@@ -4336,8 +4216,8 @@
         <w:t xml:space="preserve">(1), 83–94. https://doi.org/10.1007/s40279-014-0248-9</w:t>
       </w:r>
     </w:p>
-    <w:bookmarkEnd w:id="53"/>
-    <w:bookmarkEnd w:id="54"/>
+    <w:bookmarkEnd w:id="59"/>
+    <w:bookmarkEnd w:id="60"/>
     <w:sectPr>
       <w:footnotePr>
         <w:numRestart w:val="eachSect"/>

--- a/forskning/ncc-kohort/submission_pse/MANUSCRIPT_ANONYMIZED.docx
+++ b/forskning/ncc-kohort/submission_pse/MANUSCRIPT_ANONYMIZED.docx
@@ -2,13 +2,13 @@
 <file path=word/document.xml><?xml version="1.0" encoding="utf-8"?>
 <w:document xmlns:w="http://schemas.openxmlformats.org/wordprocessingml/2006/main" xmlns:m="http://schemas.openxmlformats.org/officeDocument/2006/math" xmlns:r="http://schemas.openxmlformats.org/officeDocument/2006/relationships" xmlns:o="urn:schemas-microsoft-com:office:office" xmlns:v="urn:schemas-microsoft-com:vml" xmlns:w10="urn:schemas-microsoft-com:office:word" xmlns:a="http://schemas.openxmlformats.org/drawingml/2006/main" xmlns:pic="http://schemas.openxmlformats.org/drawingml/2006/picture" xmlns:wp="http://schemas.openxmlformats.org/drawingml/2006/wordprocessingDrawing">
   <w:body>
-    <w:bookmarkStart w:id="60" w:name="X2e4d26323c44b0e13220bcda9ef56874f9a7a62"/>
+    <w:bookmarkStart w:id="60" w:name="Xe301dcd7d19d810c27021dbd66be38f11efdc79"/>
     <w:p>
       <w:pPr>
         <w:pStyle w:val="Heading1"/>
       </w:pPr>
       <w:r>
-        <w:t xml:space="preserve">Behavioral pathways out of youth competitive sport: A 14-year longitudinal registry study of Norwegian track and field athletes</w:t>
+        <w:t xml:space="preserve">Pulling back before pulling out: Behavioral disengagement precedes youth-sport dropout by years in a 14-year register study</w:t>
       </w:r>
     </w:p>
     <w:p>
@@ -78,7 +78,7 @@
         <w:t xml:space="preserve"> </w:t>
       </w:r>
       <w:r>
-        <w:t xml:space="preserve">Qualitative research has long characterized youth-sport dropout as a gradual deliberative process unfolding over one to two years, but the longitudinal behavioral signature has been hard to observe directly. We use Norway’s public competition register to quantify behavioral antecedents of senior retention in track and field.</w:t>
+        <w:t xml:space="preserve">Future dropouts from organized youth sport visibly pull back from competition years before they formally exit. Although qualitative research has long described this gradual disengagement, its longitudinal behavioral signature has been hard to observe directly. We use Norway’s competition register to test whether such a signature predicts senior retention.</w:t>
       </w:r>
     </w:p>
     <w:p>
@@ -96,7 +96,7 @@
         <w:t xml:space="preserve"> </w:t>
       </w:r>
       <w:r>
-        <w:t xml:space="preserve">We followed all 2,123 athletes (ages 13–14 at baseline) participating in five consecutive editions of a regional youth meet between 2011 and 2016 (birth cohorts 1998–2002). For each athlete we recorded annual competition counts, event-category diversification, championship participation, and Tyrving age-norm performance points through 2026 — a maximum follow-up of 14 years. Senior retention (≥2 registered competitions in any year at age 20 or later) was modelled with Cox proportional hazards and assessed for assumption violations, time-varying effects, unmeasured confounding (E-value), measurement-tautology (landmark analysis at age 16), and outcome-definition sensitivity.</w:t>
+        <w:t xml:space="preserve">We followed all 2,123 athletes (ages 13–14 at baseline) participating in five consecutive editions of a regional youth track-and-field meet between 2011 and 2016 (birth cohorts 1998–2002). We recorded annual competition counts, event-category diversification, championship participation, and Tyrving age-norm performance points through 2026 — a maximum 14-year follow-up. Senior retention (≥2 registered competitions in any year at age 20 or later) was modelled with Cox proportional hazards and assessed for assumption violations, time-varying effects, unmeasured confounding (E-value), measurement-tautology (landmark analysis at age 16), and outcome-definition sensitivity.</w:t>
       </w:r>
     </w:p>
     <w:p>
@@ -114,7 +114,7 @@
         <w:t xml:space="preserve"> </w:t>
       </w:r>
       <w:r>
-        <w:t xml:space="preserve">Among athletes still active at age 16, competition volume at age 15–16 remained the strongest single predictor of subsequent senior retention (HR = 0.60 per SD, 95% CI [0.54, 0.66], C-index = 0.74). The signal was also detectable using only pre-milestone (age 13–14) volume (HR = 0.50). Future dropouts exhibited declining competition counts 2–3 years before formal exit. Findings replicated across two independent birth cohorts and were robust to outcome definition, missing data, club clustering, and an unmeasured-confounder E-value of 5.16.</w:t>
+        <w:t xml:space="preserve">Among athletes still active at age 16, competition volume at age 15–16 remained the strongest single predictor of subsequent senior retention (HR = 0.60 per SD, 95% CI [0.54, 0.66], C-index = 0.74). The signal was already detectable using only pre-milestone (age 13–14) volume (HR = 0.50), indicating that behavioral disengagement precedes the qualification window itself. Findings replicated across two independent birth cohorts and were robust to outcome definition, missing data, club clustering, and an unmeasured-confounder E-value of 5.16.</w:t>
       </w:r>
     </w:p>
     <w:p>
@@ -132,7 +132,7 @@
         <w:t xml:space="preserve"> </w:t>
       </w:r>
       <w:r>
-        <w:t xml:space="preserve">Competitive dropout is preceded by observable reductions in registered competition behavior during the milestone window. Registry-based behavioral surveillance can complement survey research as a marker of progressive disengagement.</w:t>
+        <w:t xml:space="preserve">Registered competition behavior tracks the temporal unfolding of competitive disengagement years before formal exit, and may complement survey research as a registry-based marker for retention interventions.</w:t>
       </w:r>
     </w:p>
     <w:p>
@@ -327,7 +327,7 @@
         <w:t xml:space="preserve"> </w:t>
       </w:r>
       <w:r>
-        <w:t xml:space="preserve">correlates of dropout — relative age effects (Cobley et al., 2009; Wattie et al., 2015), early specialization (DiFiori et al., 2014; Jayanthi et al., 2015; Côté &amp; Hancock, 2016; Güllich et al., 2022), and selection-window performance (Crane &amp; Temple, 2015) — but has not, to our knowledge, examined the</w:t>
+        <w:t xml:space="preserve">correlates of dropout — relative age effects (Cobley et al., 2009; Wattie et al., 2015), early specialization (DiFiori et al., 2014; Jayanthi et al., 2015; Côté &amp; Hancock, 2016; Güllich et al., 2022), and selection-window performance (Crane &amp; Temple, 2015) — and on short longitudinal designs measuring proximal psychological correlates such as exhaustion, burnout, and motivational climate (Kuokkanen et al., 2026; Worley &amp; Smith, 2026; Zhong et al., 2026). What has not been examined, to our knowledge, is the</w:t>
       </w:r>
       <w:r>
         <w:t xml:space="preserve"> </w:t>
@@ -343,7 +343,7 @@
         <w:t xml:space="preserve"> </w:t>
       </w:r>
       <w:r>
-        <w:t xml:space="preserve">of registered competition behavior across the adolescent window as an observable proxy for the engagement balance that the qualitative literature describes.</w:t>
+        <w:t xml:space="preserve">of registered competition behavior across the adolescent window as an observable proxy for the engagement balance that the qualitative literature describes. The need is timely: Peringa et al. (2026) recently showed that expert intuition fails to identify future athletes reliably, and Baker et al. (2026) noted that emerging algorithmic approaches to athlete development have so far been applied to selection rather than to retention. Behavioral surveillance of competitive engagement is a low-cost candidate that sidesteps both problems.</w:t>
       </w:r>
     </w:p>
     <w:bookmarkEnd w:id="12"/>
@@ -2043,7 +2043,7 @@
         <w:pStyle w:val="FirstParagraph"/>
       </w:pPr>
       <w:r>
-        <w:t xml:space="preserve">Figure 1 presents the central behavioral observation. Median competitions per year are plotted by age (13–18) separately for athletes who eventually retained senior activity (n = 348) and those who did not (n = 1,775). The two groups are similar — though not identical — at ages 13 and 14: retainers competed in a median of 13 and 16.5 meets respectively, dropouts in 8 and 8. From age 15 onwards the trajectories diverge sharply. Retainers increased their participation to a peak of 19 meets at age 15 and sustained it through age 17 (18 and 17 meets at ages 16 and 17 respectively). Dropouts collapsed from 8 meets at age 14 to a median of 3 at age 15, 0 at age 16, and 0 thereafter. Critically, the divergence is visible</w:t>
+        <w:t xml:space="preserve">Figure 2 presents the central behavioral observation. (Figure 1 shows the conceptual model that motivates this test.) Median competitions per year are plotted by age (13–18) separately for athletes who eventually retained senior activity (n = 348) and those who did not (n = 1,775). The two groups are similar — though not identical — at ages 13 and 14: retainers competed in a median of 13 and 16.5 meets respectively, dropouts in 8 and 8. From age 15 onwards the trajectories diverge sharply. Retainers increased their participation to a peak of 19 meets at age 15 and sustained it through age 17 (18 and 17 meets at ages 16 and 17 respectively). Dropouts collapsed from 8 meets at age 14 to a median of 3 at age 15, 0 at age 16, and 0 thereafter. Critically, the divergence is visible</w:t>
       </w:r>
       <w:r>
         <w:t xml:space="preserve"> </w:t>
@@ -2074,7 +2074,7 @@
           <w:b/>
           <w:bCs/>
         </w:rPr>
-        <w:t xml:space="preserve">Figure 1 about here</w:t>
+        <w:t xml:space="preserve">Figures 1 and 2 about here</w:t>
       </w:r>
       <w:r>
         <w:t xml:space="preserve">]</w:t>
@@ -2113,7 +2113,15 @@
         <w:pStyle w:val="FirstParagraph"/>
       </w:pPr>
       <w:r>
-        <w:t xml:space="preserve">Overall Kaplan-Meier retention is shown in Figure 2A. Half of the cohort had ceased active competition within 3 years of baseline; 75% had ceased within 5 years. The age-17 floor (corresponding to the transition from youth to junior competition) marks the steepest acceleration in dropout. The sex-stratified retention curves (Figure 2B) overlap throughout the follow-up window: a log-rank test detected no overall sex difference (χ² = 0.95, p = 0.33).</w:t>
+        <w:t xml:space="preserve">Overall Kaplan–Meier retention (Supplementary Figure S3A) shows that half of the cohort had ceased active competition within 3 years of baseline; 75% had ceased within 5 years. The age-17 floor (the transition from youth to junior competition) marks the steepest acceleration in dropout. Sex-stratified retention curves (Supplementary Figure S3B) overlap throughout the follow-up window: a log-rank test detected no overall sex difference (χ² = 0.95, p = 0.33).</w:t>
+      </w:r>
+    </w:p>
+    <w:p>
+      <w:pPr>
+        <w:pStyle w:val="BodyText"/>
+      </w:pPr>
+      <w:r>
+        <w:t xml:space="preserve">When the cohort is stratified by competition volume at age 15–16 (Figure 3), retention curves separate clearly and monotonically: athletes who competed in 31 or more meets across ages 15–16 retained 71% senior activity, while athletes who competed in none retained only 4%. Stratifying instead by number of championship types entered before age 17 (Supplementary Figure S4) reveals the same pattern: athletes who competed in all four championship types (UM, JrNM, NM, KM) retained 91% senior activity, while athletes who entered zero retained 5%.</w:t>
       </w:r>
     </w:p>
     <w:p>
@@ -2128,18 +2136,52 @@
           <w:b/>
           <w:bCs/>
         </w:rPr>
-        <w:t xml:space="preserve">Figure 2 about here</w:t>
+        <w:t xml:space="preserve">Figure 3 about here</w:t>
       </w:r>
       <w:r>
         <w:t xml:space="preserve">]</w:t>
       </w:r>
     </w:p>
-    <w:p>
-      <w:pPr>
-        <w:pStyle w:val="BodyText"/>
-      </w:pPr>
-      <w:r>
-        <w:t xml:space="preserve">When the cohort is stratified by competition volume at age 15–16 (Figure 3), retention curves separate clearly and monotonically: athletes who competed in 31 or more meets across ages 15–16 retained 71% senior activity, while athletes who competed in none retained only 4%. Stratifying instead by number of championship types entered before age 17 (Figure 4) reveals the same pattern: athletes who competed in all four championship types (UM, JrNM, NM, KM) retained 91% senior activity, while athletes who entered zero championship types retained 5%.</w:t>
+    <w:bookmarkEnd w:id="39"/>
+    <w:bookmarkStart w:id="40" w:name="stepwise-cox-regression"/>
+    <w:p>
+      <w:pPr>
+        <w:pStyle w:val="Heading2"/>
+      </w:pPr>
+      <w:r>
+        <w:t xml:space="preserve">3.4 Stepwise Cox regression</w:t>
+      </w:r>
+    </w:p>
+    <w:p>
+      <w:pPr>
+        <w:pStyle w:val="FirstParagraph"/>
+      </w:pPr>
+      <w:r>
+        <w:t xml:space="preserve">Cox proportional hazards models were fitted in five nested specifications (Table 3). Sex alone produced a near-chance C-index of 0.498 (HR for female = 1.04, p = 0.35). Adding standardized Tyrving baseline performance raised the C-index to 0.574 (HR per SD = 0.86, p &lt; .001), showing a modest protective effect of higher performance. Adding early specialization (HHI) did not improve discrimination (M3 C = 0.573; HHI HR = 0.98, p = 0.46).</w:t>
+      </w:r>
+    </w:p>
+    <w:p>
+      <w:pPr>
+        <w:pStyle w:val="BodyText"/>
+      </w:pPr>
+      <w:r>
+        <w:t xml:space="preserve">Adding standardized competition volume at age 15–16 in M4 produced a substantial jump in C-index from 0.573 to 0.846. In this model, vol_milepael had a hazard ratio of 0.352 per SD (95% CI: 0.327–0.380, p &lt; .001), corresponding to an approximately three-fold reduction in dropout hazard for a one-SD increase in milestone-window competition volume. The previously significant Tyrving coefficient became non-significant once volume was entered (HR = 1.04, p = 0.17): once an athlete’s behavioral engagement at the milestone is known, knowing their baseline performance adds little.</w:t>
+      </w:r>
+    </w:p>
+    <w:p>
+      <w:pPr>
+        <w:pStyle w:val="BodyText"/>
+      </w:pPr>
+      <w:r>
+        <w:t xml:space="preserve">Adding the count of championship types in M5 did not improve discrimination further (C = 0.842) but the championship variable itself was strongly associated with retention (HR = 0.74 per type, p &lt; .001). In the fuller model the sex coefficient achieved nominal significance (HR for female = 1.12, p = 0.025): for given combinations of performance, specialization, volume, and championship breadth, female athletes had slightly higher dropout hazard than male athletes — an adjusted sex effect that was hidden in the unadjusted analysis.</w:t>
+      </w:r>
+    </w:p>
+    <w:p>
+      <w:pPr>
+        <w:pStyle w:val="BodyText"/>
+      </w:pPr>
+      <w:r>
+        <w:t xml:space="preserve">The minimum detectable hazard ratio under Hsieh and Lavori (2000) with 1,570 events and 80% power was HR = 1.07; all reported null findings (e.g., baseline-only sex coefficient) were therefore well-powered to detect substantively meaningful effects.</w:t>
       </w:r>
     </w:p>
     <w:p>
@@ -2154,20 +2196,20 @@
           <w:b/>
           <w:bCs/>
         </w:rPr>
-        <w:t xml:space="preserve">Figures 3 and 4 about here</w:t>
+        <w:t xml:space="preserve">Table 3 about here</w:t>
       </w:r>
       <w:r>
         <w:t xml:space="preserve">]</w:t>
       </w:r>
     </w:p>
-    <w:bookmarkEnd w:id="39"/>
-    <w:bookmarkStart w:id="40" w:name="stepwise-cox-regression"/>
+    <w:bookmarkEnd w:id="40"/>
+    <w:bookmarkStart w:id="41" w:name="X00588613d6b03a3e9bfc587807e608958e77f8e"/>
     <w:p>
       <w:pPr>
         <w:pStyle w:val="Heading2"/>
       </w:pPr>
       <w:r>
-        <w:t xml:space="preserve">3.4 Stepwise Cox regression</w:t>
+        <w:t xml:space="preserve">3.5 Landmark analysis: the volume signal is not measurement-tautology</w:t>
       </w:r>
     </w:p>
     <w:p>
@@ -2175,31 +2217,71 @@
         <w:pStyle w:val="FirstParagraph"/>
       </w:pPr>
       <w:r>
-        <w:t xml:space="preserve">Cox proportional hazards models were fitted in five nested specifications (Table 3). Sex alone produced a near-chance C-index of 0.498 (HR for female = 1.04, p = 0.35). Adding standardized Tyrving baseline performance raised the C-index to 0.574 (HR per SD = 0.86, p &lt; .001), showing a modest protective effect of higher performance. Adding early specialization (HHI) did not improve discrimination (M3 C = 0.573; HHI HR = 0.98, p = 0.46).</w:t>
-      </w:r>
-    </w:p>
-    <w:p>
-      <w:pPr>
-        <w:pStyle w:val="BodyText"/>
-      </w:pPr>
-      <w:r>
-        <w:t xml:space="preserve">Adding standardized competition volume at age 15–16 in M4 produced a substantial jump in C-index from 0.573 to 0.846. In this model, vol_milepael had a hazard ratio of 0.352 per SD (95% CI: 0.327–0.380, p &lt; .001), corresponding to an approximately three-fold reduction in dropout hazard for a one-SD increase in milestone-window competition volume. The previously significant Tyrving coefficient became non-significant once volume was entered (HR = 1.04, p = 0.17): once an athlete’s behavioral engagement at the milestone is known, knowing their baseline performance adds little.</w:t>
-      </w:r>
-    </w:p>
-    <w:p>
-      <w:pPr>
-        <w:pStyle w:val="BodyText"/>
-      </w:pPr>
-      <w:r>
-        <w:t xml:space="preserve">Adding the count of championship types in M5 did not improve discrimination further (C = 0.842) but the championship variable itself was strongly associated with retention (HR = 0.74 per type, p &lt; .001). In the fuller model the sex coefficient achieved nominal significance (HR for female = 1.12, p = 0.025): for given combinations of performance, specialization, volume, and championship breadth, female athletes had slightly higher dropout hazard than male athletes — an adjusted sex effect that was hidden in the unadjusted analysis.</w:t>
-      </w:r>
-    </w:p>
-    <w:p>
-      <w:pPr>
-        <w:pStyle w:val="BodyText"/>
-      </w:pPr>
-      <w:r>
-        <w:t xml:space="preserve">The minimum detectable hazard ratio under Hsieh and Lavori (2000) with 1,570 events and 80% power was HR = 1.07; all reported null findings (e.g., baseline-only sex coefficient) were therefore well-powered to detect substantively meaningful effects.</w:t>
+        <w:t xml:space="preserve">Because senior retention is itself defined by registered competitive activity, the apparent predictive power of milestone-window volume could partly reflect a mechanical relationship: athletes who dropped out</w:t>
+      </w:r>
+      <w:r>
+        <w:t xml:space="preserve"> </w:t>
+      </w:r>
+      <w:r>
+        <w:rPr>
+          <w:i/>
+          <w:iCs/>
+        </w:rPr>
+        <w:t xml:space="preserve">before</w:t>
+      </w:r>
+      <w:r>
+        <w:t xml:space="preserve"> </w:t>
+      </w:r>
+      <w:r>
+        <w:t xml:space="preserve">age 15 have vol_milepael = 0 by construction. To address this, we restricted the analysis to athletes still demonstrably active at age 16 (n = 1,167 of the original 2,123) and re-fit the full Cox model with follow-up time measured from age 16.</w:t>
+      </w:r>
+    </w:p>
+    <w:p>
+      <w:pPr>
+        <w:pStyle w:val="BodyText"/>
+      </w:pPr>
+      <w:r>
+        <w:t xml:space="preserve">Among continuing athletes, milestone-window volume remained the dominant predictor of subsequent senior retention (HR = 0.60 per SD, 95% CI [0.54, 0.66], p &lt; .001; C-index = 0.735). Championship-types breadth also retained its effect (HR = 0.78, p &lt; .001). The behavioral signal is therefore not an artefact of athletes who had already dropped out before the milestone window. As a complementary check, re-estimating the full Cox model excluding athletes with vol_milepael = 0 produced HR = 0.51 for vol_milepael (95% CI [0.46, 0.56], p &lt; .001; n = 1,250; Supplementary Table S12) — a slight attenuation but a substantively unchanged effect.</w:t>
+      </w:r>
+    </w:p>
+    <w:p>
+      <w:pPr>
+        <w:pStyle w:val="BodyText"/>
+      </w:pPr>
+      <w:r>
+        <w:t xml:space="preserve">A second check used the</w:t>
+      </w:r>
+      <w:r>
+        <w:t xml:space="preserve"> </w:t>
+      </w:r>
+      <w:r>
+        <w:rPr>
+          <w:i/>
+          <w:iCs/>
+        </w:rPr>
+        <w:t xml:space="preserve">pre-milestone</w:t>
+      </w:r>
+      <w:r>
+        <w:t xml:space="preserve"> </w:t>
+      </w:r>
+      <w:r>
+        <w:t xml:space="preserve">(ages 13–14) volume alone as the only behavioral predictor (Supplementary Table S10). Pre-milestone volume predicted senior retention with HR = 0.50 per SD (95% CI [0.46, 0.53], p &lt; .001) — almost as strongly as the milestone-window variable, despite being measured at baseline rather than after it. The behavioral signal is detectable</w:t>
+      </w:r>
+      <w:r>
+        <w:t xml:space="preserve"> </w:t>
+      </w:r>
+      <w:r>
+        <w:rPr>
+          <w:i/>
+          <w:iCs/>
+        </w:rPr>
+        <w:t xml:space="preserve">before</w:t>
+      </w:r>
+      <w:r>
+        <w:t xml:space="preserve"> </w:t>
+      </w:r>
+      <w:r>
+        <w:t xml:space="preserve">the age 15–16 window, ruling out an interpretation in which it merely reflects dropouts already in progress.</w:t>
       </w:r>
     </w:p>
     <w:p>
@@ -2214,20 +2296,20 @@
           <w:b/>
           <w:bCs/>
         </w:rPr>
-        <w:t xml:space="preserve">Table 3 about here</w:t>
+        <w:t xml:space="preserve">Table 4 about here</w:t>
       </w:r>
       <w:r>
         <w:t xml:space="preserve">]</w:t>
       </w:r>
     </w:p>
-    <w:bookmarkEnd w:id="40"/>
-    <w:bookmarkStart w:id="41" w:name="X00588613d6b03a3e9bfc587807e608958e77f8e"/>
+    <w:bookmarkEnd w:id="41"/>
+    <w:bookmarkStart w:id="42" w:name="time-varying-effects"/>
     <w:p>
       <w:pPr>
         <w:pStyle w:val="Heading2"/>
       </w:pPr>
       <w:r>
-        <w:t xml:space="preserve">3.5 Landmark analysis: the volume signal is not measurement-tautology</w:t>
+        <w:t xml:space="preserve">3.6 Time-varying effects</w:t>
       </w:r>
     </w:p>
     <w:p>
@@ -2235,71 +2317,47 @@
         <w:pStyle w:val="FirstParagraph"/>
       </w:pPr>
       <w:r>
-        <w:t xml:space="preserve">Because senior retention is itself defined by registered competitive activity, the apparent predictive power of milestone-window volume could partly reflect a mechanical relationship: athletes who dropped out</w:t>
-      </w:r>
-      <w:r>
-        <w:t xml:space="preserve"> </w:t>
-      </w:r>
-      <w:r>
-        <w:rPr>
-          <w:i/>
-          <w:iCs/>
-        </w:rPr>
-        <w:t xml:space="preserve">before</w:t>
-      </w:r>
-      <w:r>
-        <w:t xml:space="preserve"> </w:t>
-      </w:r>
-      <w:r>
-        <w:t xml:space="preserve">age 15 have vol_milepael = 0 by construction. To address this, we restricted the analysis to athletes still demonstrably active at age 16 (n = 1,167 of the original 2,123) and re-fit the full Cox model with follow-up time measured from age 16.</w:t>
-      </w:r>
-    </w:p>
-    <w:p>
-      <w:pPr>
-        <w:pStyle w:val="BodyText"/>
-      </w:pPr>
-      <w:r>
-        <w:t xml:space="preserve">Among continuing athletes, milestone-window volume remained the dominant predictor of subsequent senior retention (HR = 0.60 per SD, 95% CI [0.54, 0.66], p &lt; .001; C-index = 0.735). Championship-types breadth also retained its effect (HR = 0.78, p &lt; .001). The behavioral signal is therefore not an artefact of athletes who had already dropped out before the milestone window. As a complementary check, re-estimating the full Cox model excluding athletes with vol_milepael = 0 produced HR = 0.51 for vol_milepael (95% CI [0.46, 0.56], p &lt; .001; n = 1,250; Supplementary Table S12) — a slight attenuation but a substantively unchanged effect.</w:t>
-      </w:r>
-    </w:p>
-    <w:p>
-      <w:pPr>
-        <w:pStyle w:val="BodyText"/>
-      </w:pPr>
-      <w:r>
-        <w:t xml:space="preserve">A second check used the</w:t>
-      </w:r>
-      <w:r>
-        <w:t xml:space="preserve"> </w:t>
-      </w:r>
-      <w:r>
-        <w:rPr>
-          <w:i/>
-          <w:iCs/>
-        </w:rPr>
-        <w:t xml:space="preserve">pre-milestone</w:t>
-      </w:r>
-      <w:r>
-        <w:t xml:space="preserve"> </w:t>
-      </w:r>
-      <w:r>
-        <w:t xml:space="preserve">(ages 13–14) volume alone as the only behavioral predictor (Supplementary Table S10). Pre-milestone volume predicted senior retention with HR = 0.50 per SD (95% CI [0.46, 0.53], p &lt; .001) — almost as strongly as the milestone-window variable, despite being measured at baseline rather than after it. The behavioral signal is detectable</w:t>
-      </w:r>
-      <w:r>
-        <w:t xml:space="preserve"> </w:t>
-      </w:r>
-      <w:r>
-        <w:rPr>
-          <w:i/>
-          <w:iCs/>
-        </w:rPr>
-        <w:t xml:space="preserve">before</w:t>
-      </w:r>
-      <w:r>
-        <w:t xml:space="preserve"> </w:t>
-      </w:r>
-      <w:r>
-        <w:t xml:space="preserve">the age 15–16 window, ruling out an interpretation in which it merely reflects dropouts already in progress.</w:t>
+        <w:t xml:space="preserve">Schoenfeld residual tests indicated that the proportional-hazards assumption was satisfied for sex (χ²₁ = 2.50, p = .11) and for baseline Tyrving performance (χ²₁ = 0.12, p = .73), but violated for the specialization (χ²₁ = 11.12, p &lt; .001), championship-types (χ²₁ = 10.89, p = .001), and milestone-window volume (χ²₁ = 220.77, p &lt; .001) covariates (Supplementary Table S1). To verify that the violations did not change substantive conclusions, we re-fit the model stratified on the most-violating discrete covariate (HHI tercile); remaining effects retained their direction, magnitude, and significance (Supplementary Table S6).</w:t>
+      </w:r>
+    </w:p>
+    <w:p>
+      <w:pPr>
+        <w:pStyle w:val="BodyText"/>
+      </w:pPr>
+      <w:r>
+        <w:t xml:space="preserve">To characterize the time-varying nature of the dominant predictor, we fit period-specific Cox models in three follow-up windows (Figure 4, Table 5). The protective effect of milestone-window volume was strongest in the first three years post-baseline (HR = 0.14, 95% CI: 0.11–0.16), moderate in years 3–6 (HR = 0.69, 95% CI: 0.60–0.79), and absent in years 6+ (HR = 0.96, 95% CI: 0.77–1.19). This pattern indicates that the behavioral signal predicts</w:t>
+      </w:r>
+      <w:r>
+        <w:t xml:space="preserve"> </w:t>
+      </w:r>
+      <w:r>
+        <w:rPr>
+          <w:i/>
+          <w:iCs/>
+        </w:rPr>
+        <w:t xml:space="preserve">proximal</w:t>
+      </w:r>
+      <w:r>
+        <w:t xml:space="preserve"> </w:t>
+      </w:r>
+      <w:r>
+        <w:t xml:space="preserve">(within 3 years) retention strongly and</w:t>
+      </w:r>
+      <w:r>
+        <w:t xml:space="preserve"> </w:t>
+      </w:r>
+      <w:r>
+        <w:rPr>
+          <w:i/>
+          <w:iCs/>
+        </w:rPr>
+        <w:t xml:space="preserve">late</w:t>
+      </w:r>
+      <w:r>
+        <w:t xml:space="preserve"> </w:t>
+      </w:r>
+      <w:r>
+        <w:t xml:space="preserve">retention (after the junior transition) weakly. Effect sizes for the other covariates were stable across windows.</w:t>
       </w:r>
     </w:p>
     <w:p>
@@ -2314,68 +2372,10 @@
           <w:b/>
           <w:bCs/>
         </w:rPr>
-        <w:t xml:space="preserve">Table 4 about here</w:t>
+        <w:t xml:space="preserve">Figure 4 about here</w:t>
       </w:r>
       <w:r>
         <w:t xml:space="preserve">]</w:t>
-      </w:r>
-    </w:p>
-    <w:bookmarkEnd w:id="41"/>
-    <w:bookmarkStart w:id="42" w:name="time-varying-effects"/>
-    <w:p>
-      <w:pPr>
-        <w:pStyle w:val="Heading2"/>
-      </w:pPr>
-      <w:r>
-        <w:t xml:space="preserve">3.6 Time-varying effects</w:t>
-      </w:r>
-    </w:p>
-    <w:p>
-      <w:pPr>
-        <w:pStyle w:val="FirstParagraph"/>
-      </w:pPr>
-      <w:r>
-        <w:t xml:space="preserve">Schoenfeld residual tests indicated that the proportional-hazards assumption was satisfied for sex (χ²₁ = 2.50, p = .11) and for baseline Tyrving performance (χ²₁ = 0.12, p = .73), but violated for the specialization (χ²₁ = 11.12, p &lt; .001), championship-types (χ²₁ = 10.89, p = .001), and milestone-window volume (χ²₁ = 220.77, p &lt; .001) covariates (Supplementary Table S1). To verify that the violations did not change substantive conclusions, we re-fit the model stratified on the most-violating discrete covariate (HHI tercile); remaining effects retained their direction, magnitude, and significance (Supplementary Table S6).</w:t>
-      </w:r>
-    </w:p>
-    <w:p>
-      <w:pPr>
-        <w:pStyle w:val="BodyText"/>
-      </w:pPr>
-      <w:r>
-        <w:t xml:space="preserve">To characterize the time-varying nature of the dominant predictor, we fit period-specific Cox models in three follow-up windows (Table 5). The protective effect of milestone-window volume was strongest in the first three years post-baseline (HR = 0.14, 95% CI: 0.11–0.16), moderate in years 3–6 (HR = 0.69, 95% CI: 0.60–0.79), and absent in years 6+ (HR = 0.96, 95% CI: 0.77–1.19). This pattern indicates that the behavioral signal predicts</w:t>
-      </w:r>
-      <w:r>
-        <w:t xml:space="preserve"> </w:t>
-      </w:r>
-      <w:r>
-        <w:rPr>
-          <w:i/>
-          <w:iCs/>
-        </w:rPr>
-        <w:t xml:space="preserve">proximal</w:t>
-      </w:r>
-      <w:r>
-        <w:t xml:space="preserve"> </w:t>
-      </w:r>
-      <w:r>
-        <w:t xml:space="preserve">(within 3 years) retention strongly and</w:t>
-      </w:r>
-      <w:r>
-        <w:t xml:space="preserve"> </w:t>
-      </w:r>
-      <w:r>
-        <w:rPr>
-          <w:i/>
-          <w:iCs/>
-        </w:rPr>
-        <w:t xml:space="preserve">late</w:t>
-      </w:r>
-      <w:r>
-        <w:t xml:space="preserve"> </w:t>
-      </w:r>
-      <w:r>
-        <w:t xml:space="preserve">retention (after the junior transition) weakly. Effect sizes for the other covariates were stable across windows.</w:t>
       </w:r>
     </w:p>
     <w:p>
@@ -2477,7 +2477,7 @@
         <w:pStyle w:val="FirstParagraph"/>
       </w:pPr>
       <w:r>
-        <w:t xml:space="preserve">As a non-parametric convergent check, a random forest fit to predict senior retention identified volume-based features as the most important predictors (Supplementary Table S12): the top six positions are all volume- or trajectory-based, with sex appearing near the bottom (importance 0.010). The pattern is consistent with the Cox findings and confirms that the ranking is not an artefact of linearity assumptions. Cross-validated AUCs for nested predictor subsets (Supplementary Table S8) show that a model using only competition-volume features at ages 13–16 achieves AUC = 0.82, essentially identical to the full 22-predictor model (AUC = 0.82) — performance and specialization information add nothing once volume is observed.</w:t>
+        <w:t xml:space="preserve">As a non-parametric convergent check, a random forest fit to predict senior retention identified volume-based features as the most important predictors (Supplementary Figure S2; Supplementary Table S12): the top six positions are all volume- or trajectory-based, with sex appearing near the bottom (importance 0.010). The pattern is consistent with the Cox findings and confirms that the ranking is not an artefact of linearity assumptions. Cross-validated AUCs for nested predictor subsets (Supplementary Table S8) show that a model using only competition-volume features at ages 13–16 achieves AUC = 0.82, essentially identical to the full 22-predictor model (AUC = 0.82) — performance and specialization information add nothing once volume is observed.</w:t>
       </w:r>
     </w:p>
     <w:bookmarkEnd w:id="45"/>
@@ -2968,7 +2968,7 @@
         <w:pStyle w:val="FirstParagraph"/>
       </w:pPr>
       <w:r>
-        <w:t xml:space="preserve">The findings suggest a tractable early-warning approach for retention-focused interventions. The calibration analysis (Table 6) shows that any of several plausible thresholds for</w:t>
+        <w:t xml:space="preserve">The findings suggest a tractable early-warning approach for retention-focused interventions. The calibration analysis (Table 6) shows positive predictive values of 0.95 or higher across plausible thresholds for</w:t>
       </w:r>
       <w:r>
         <w:t xml:space="preserve"> </w:t>
@@ -2980,15 +2980,45 @@
         <w:t xml:space="preserve"> </w:t>
       </w:r>
       <w:r>
-        <w:t xml:space="preserve">athletes by low milestone-window volume produces positive predictive values of 0.95 or higher: among athletes with fewer than 10 meets across ages 15–16, 97% subsequently dropped out before senior age. A federation could implement behavioral surveillance by tracking annual meet counts in the youth-to-junior transition and prioritizing outreach (coach check-ins, programme redesign, or simply contact) toward athletes whose age-15 count falls below threshold. The lead time — 2 to 3 years between behavioral decline and formal exit — is long enough that intervention is plausible.</w:t>
-      </w:r>
-    </w:p>
-    <w:p>
-      <w:pPr>
-        <w:pStyle w:val="BodyText"/>
-      </w:pPr>
-      <w:r>
-        <w:t xml:space="preserve">The time-varying analysis (Table 5) sharpens this: the volume signal is most informative in the first three years after baseline, which corresponds to ages 15–17 — the very years that the qualitative literature identifies as the deliberative window of withdrawal-as-process. An intervention aimed at the</w:t>
+        <w:t xml:space="preserve">low-volume athletes. The high PPV partly reflects the high dropout base rate in this population (84%) — a</w:t>
+      </w:r>
+      <w:r>
+        <w:t xml:space="preserve"> </w:t>
+      </w:r>
+      <w:r>
+        <w:t xml:space="preserve">“predict everyone drops out”</w:t>
+      </w:r>
+      <w:r>
+        <w:t xml:space="preserve"> </w:t>
+      </w:r>
+      <w:r>
+        <w:t xml:space="preserve">rule already achieves PPV = 0.84 — but the behavioral threshold improves precision by 11–15 percentage points over base-rate prediction while providing graduated sensitivity.</w:t>
+      </w:r>
+    </w:p>
+    <w:p>
+      <w:pPr>
+        <w:pStyle w:val="BodyText"/>
+      </w:pPr>
+      <w:r>
+        <w:rPr>
+          <w:b/>
+          <w:bCs/>
+        </w:rPr>
+        <w:t xml:space="preserve">Worked example.</w:t>
+      </w:r>
+      <w:r>
+        <w:t xml:space="preserve"> </w:t>
+      </w:r>
+      <w:r>
+        <w:t xml:space="preserve">In a regional federation cohort of 400 youth athletes entering their 15-year-old season, applying the moderate threshold (vol_milepael &lt; 10 meets across ages 15–16) would flag 215 athletes (53.7%); 209 of these (97%) would otherwise drop out before senior age, while the rule catches 63% of all eventual dropouts. Lower thresholds (vol &lt; 1, 28% flagged, PPV = 0.99) suit resource-constrained interventions targeting the most extreme cases; higher thresholds (vol &lt; 20, 67% flagged, PPV = 0.95) suit broader outreach. The choice is operational, not statistical.</w:t>
+      </w:r>
+    </w:p>
+    <w:p>
+      <w:pPr>
+        <w:pStyle w:val="BodyText"/>
+      </w:pPr>
+      <w:r>
+        <w:t xml:space="preserve">The time-varying analysis (Figure 4) sharpens this: the volume signal is most informative in the first three years after baseline (HR = 0.14), which corresponds to ages 15–17 — the very years that the qualitative literature identifies as the deliberative window of withdrawal-as-process. An intervention aimed at the</w:t>
       </w:r>
       <w:r>
         <w:t xml:space="preserve"> </w:t>
@@ -3270,6 +3300,27 @@
         <w:pStyle w:val="BodyText"/>
       </w:pPr>
       <w:r>
+        <w:t xml:space="preserve">Baker, J., Cattle, A., McAuley, A., Kelly, A., &amp; Johnston, K. (2026). Will artificial intelligence solve the riddle of athlete development? A critical review of how AI is being used for athlete identification, selection, and development.</w:t>
+      </w:r>
+      <w:r>
+        <w:t xml:space="preserve"> </w:t>
+      </w:r>
+      <w:r>
+        <w:rPr>
+          <w:i/>
+          <w:iCs/>
+        </w:rPr>
+        <w:t xml:space="preserve">Psychology of Sport and Exercise, 82</w:t>
+      </w:r>
+      <w:r>
+        <w:t xml:space="preserve">, Article 102978. https://doi.org/10.1016/j.psychsport.2025.102978</w:t>
+      </w:r>
+    </w:p>
+    <w:p>
+      <w:pPr>
+        <w:pStyle w:val="BodyText"/>
+      </w:pPr>
+      <w:r>
         <w:t xml:space="preserve">Bakken, A. (2019).</w:t>
       </w:r>
       <w:r>
@@ -3828,6 +3879,27 @@
         <w:pStyle w:val="BodyText"/>
       </w:pPr>
       <w:r>
+        <w:t xml:space="preserve">Kuokkanen, J., Phipps, D. J., Saarinen, M., Korhonen, J., Romar, J.-E., &amp; Gustafsson, H. (2026). Trajectories of sport exhaustion, cynicism and inadequacy among adolescent student-athletes: A three-year longitudinal study of social influences in the Finnish dual career context.</w:t>
+      </w:r>
+      <w:r>
+        <w:t xml:space="preserve"> </w:t>
+      </w:r>
+      <w:r>
+        <w:rPr>
+          <w:i/>
+          <w:iCs/>
+        </w:rPr>
+        <w:t xml:space="preserve">Psychology of Sport and Exercise, 82</w:t>
+      </w:r>
+      <w:r>
+        <w:t xml:space="preserve">, Article 103015. https://doi.org/10.1016/j.psychsport.2025.103015</w:t>
+      </w:r>
+    </w:p>
+    <w:p>
+      <w:pPr>
+        <w:pStyle w:val="BodyText"/>
+      </w:pPr>
+      <w:r>
         <w:t xml:space="preserve">Lin, D. Y., &amp; Wei, L. J. (1989). The robust inference for the Cox proportional hazards model.</w:t>
       </w:r>
       <w:r>
@@ -3918,6 +3990,27 @@
         <w:pStyle w:val="BodyText"/>
       </w:pPr>
       <w:r>
+        <w:t xml:space="preserve">Peringa, I. P., Niessen, A. S. M., Meijer, R. R., &amp; den Hartigh, R. J. R. (2026). Why experience fails to foster expertise in athlete selection.</w:t>
+      </w:r>
+      <w:r>
+        <w:t xml:space="preserve"> </w:t>
+      </w:r>
+      <w:r>
+        <w:rPr>
+          <w:i/>
+          <w:iCs/>
+        </w:rPr>
+        <w:t xml:space="preserve">Psychology of Sport and Exercise, 82</w:t>
+      </w:r>
+      <w:r>
+        <w:t xml:space="preserve">, Article 103022. https://doi.org/10.1016/j.psychsport.2025.103022</w:t>
+      </w:r>
+    </w:p>
+    <w:p>
+      <w:pPr>
+        <w:pStyle w:val="BodyText"/>
+      </w:pPr>
+      <w:r>
         <w:t xml:space="preserve">Ryan, R. M., &amp; Deci, E. L. (2000). Self-determination theory and the facilitation of intrinsic motivation, social development, and well-being.</w:t>
       </w:r>
       <w:r>
@@ -4214,6 +4307,48 @@
       </w:r>
       <w:r>
         <w:t xml:space="preserve">(1), 83–94. https://doi.org/10.1007/s40279-014-0248-9</w:t>
+      </w:r>
+    </w:p>
+    <w:p>
+      <w:pPr>
+        <w:pStyle w:val="BodyText"/>
+      </w:pPr>
+      <w:r>
+        <w:t xml:space="preserve">Worley, J. T., &amp; Smith, A. L. (2026). Positive peer relationships, social identity, and adaptive sport motivation in youth athletes.</w:t>
+      </w:r>
+      <w:r>
+        <w:t xml:space="preserve"> </w:t>
+      </w:r>
+      <w:r>
+        <w:rPr>
+          <w:i/>
+          <w:iCs/>
+        </w:rPr>
+        <w:t xml:space="preserve">Psychology of Sport and Exercise, 82</w:t>
+      </w:r>
+      <w:r>
+        <w:t xml:space="preserve">, Article 102996. https://doi.org/10.1016/j.psychsport.2025.102996</w:t>
+      </w:r>
+    </w:p>
+    <w:p>
+      <w:pPr>
+        <w:pStyle w:val="BodyText"/>
+      </w:pPr>
+      <w:r>
+        <w:t xml:space="preserve">Zhong, J., Wang, Q., Bao, H., Wang, Y., &amp; Guo, S. (2026). Effects of basic psychological needs on Chinese youth athlete burnout under coach burnout: Using hierarchical linear modeling.</w:t>
+      </w:r>
+      <w:r>
+        <w:t xml:space="preserve"> </w:t>
+      </w:r>
+      <w:r>
+        <w:rPr>
+          <w:i/>
+          <w:iCs/>
+        </w:rPr>
+        <w:t xml:space="preserve">Psychology of Sport and Exercise, 85</w:t>
+      </w:r>
+      <w:r>
+        <w:t xml:space="preserve">, Article 103099. https://doi.org/10.1016/j.psychsport.2026.103099</w:t>
       </w:r>
     </w:p>
     <w:bookmarkEnd w:id="59"/>

--- a/forskning/ncc-kohort/submission_pse/MANUSCRIPT_ANONYMIZED.docx
+++ b/forskning/ncc-kohort/submission_pse/MANUSCRIPT_ANONYMIZED.docx
@@ -157,7 +157,39 @@
         <w:pStyle w:val="FirstParagraph"/>
       </w:pPr>
       <w:r>
-        <w:t xml:space="preserve">Youth sport participation is widely valued for its health, social, and developmental benefits, yet attrition from organized competition during adolescence is substantial across countries and sports (Crane &amp; Temple, 2015; Eime et al., 2013). In Norwegian elite-oriented sports such as track and field, more than half of the children who participate at age 13 have left organized competition by age 17 (Bakken, 2019; Norges Idrettsforbund, 2024). The pattern is so consistent that it has become a recurring concern for federations, clubs, and policymakers who must allocate scarce coaching, facility, and program resources across a thinning developmental pipeline.</w:t>
+        <w:t xml:space="preserve">Youth sport participation is widely valued for its health, social, and developmental benefits, yet attrition from organized competition during adolescence is substantial across countries and sports (Crane &amp; Temple, 2015; Eime et al., 2013). In Norwegian elite-oriented sports such as track and field, more than half of children who participate at age 13 have left organized competition by age 17 (Bakken, 2019; Norges Idrettsforbund, 2024). This pattern is a recurring concern for federations and clubs, but its temporal structure —</w:t>
+      </w:r>
+      <w:r>
+        <w:t xml:space="preserve"> </w:t>
+      </w:r>
+      <w:r>
+        <w:rPr>
+          <w:i/>
+          <w:iCs/>
+        </w:rPr>
+        <w:t xml:space="preserve">when</w:t>
+      </w:r>
+      <w:r>
+        <w:t xml:space="preserve"> </w:t>
+      </w:r>
+      <w:r>
+        <w:t xml:space="preserve">and</w:t>
+      </w:r>
+      <w:r>
+        <w:t xml:space="preserve"> </w:t>
+      </w:r>
+      <w:r>
+        <w:rPr>
+          <w:i/>
+          <w:iCs/>
+        </w:rPr>
+        <w:t xml:space="preserve">how</w:t>
+      </w:r>
+      <w:r>
+        <w:t xml:space="preserve"> </w:t>
+      </w:r>
+      <w:r>
+        <w:t xml:space="preserve">withdrawal becomes observable — has been hard to pin down with the data designs the field has employed.</w:t>
       </w:r>
     </w:p>
     <w:bookmarkEnd w:id="10"/>
@@ -188,7 +220,7 @@
         <w:t xml:space="preserve">dropout is a process, not a moment</w:t>
       </w:r>
       <w:r>
-        <w:t xml:space="preserve">. Scanlan and colleagues’ Sport Commitment Model (SCM; Scanlan et al., 1993, 2016) frames continued participation as a function of sport enjoyment, personal investments, social constraints, involvement opportunities, and attractive alternatives — a balance that erodes incrementally rather than collapsing in a single decision. Self-determination theory (SDT; Ryan &amp; Deci, 2000) and its sport applications (Vallerand, 1997, 2007; Sarrazin et al., 2002) make a parallel prediction: athletes whose participation is sustained by well-internalized motivation persist when the demands of organized sport escalate, whereas athletes whose participation is sustained by external pressure progressively withdraw. Sociological accounts of role exit (Ebaugh, 1988) and qualitative interview studies of dropout (Eliasson &amp; Johansson, 2021; Espedalen &amp; Seippel, 2022) provide convergent evidence: withdrawal</w:t>
+        <w:t xml:space="preserve">. Scanlan and colleagues’ Sport Commitment Model (SCM; Scanlan et al., 1993, 2016) frames continued participation as a balance of sport enjoyment, personal investments, social constraints, opportunities, and attractive alternatives — a balance that erodes incrementally rather than collapsing in a single decision. Self-determination theory makes a parallel prediction in motivational language (Ryan &amp; Deci, 2000; Vallerand, 1997, 2007; Sarrazin et al., 2002). Sociological accounts of role exit (Ebaugh, 1988) and qualitative interview studies of dropout (Eliasson &amp; Johansson, 2021; Espedalen &amp; Seippel, 2022) provide convergent evidence: withdrawal</w:t>
       </w:r>
       <w:r>
         <w:t xml:space="preserve"> </w:t>
@@ -200,76 +232,7 @@
         <w:t xml:space="preserve"> </w:t>
       </w:r>
       <w:r>
-        <w:t xml:space="preserve">(Eliasson &amp; Johansson, 2021).</w:t>
-      </w:r>
-    </w:p>
-    <w:p>
-      <w:pPr>
-        <w:pStyle w:val="BodyText"/>
-      </w:pPr>
-      <w:r>
-        <w:t xml:space="preserve">A complementary observation, articulated most clearly in Wall and Côté’s (2007) developmental-activity work and in Espedalen’s recent Norwegian programme (Espedalen, 2025), is that organized youth sport contains</w:t>
-      </w:r>
-      <w:r>
-        <w:t xml:space="preserve"> </w:t>
-      </w:r>
-      <w:r>
-        <w:rPr>
-          <w:i/>
-          <w:iCs/>
-        </w:rPr>
-        <w:t xml:space="preserve">two distinct sub-populations</w:t>
-      </w:r>
-      <w:r>
-        <w:t xml:space="preserve">: a smaller group of</w:t>
-      </w:r>
-      <w:r>
-        <w:t xml:space="preserve"> </w:t>
-      </w:r>
-      <w:r>
-        <w:t xml:space="preserve">“investors”</w:t>
-      </w:r>
-      <w:r>
-        <w:t xml:space="preserve"> </w:t>
-      </w:r>
-      <w:r>
-        <w:t xml:space="preserve">or</w:t>
-      </w:r>
-      <w:r>
-        <w:t xml:space="preserve"> </w:t>
-      </w:r>
-      <w:r>
-        <w:t xml:space="preserve">“engaged enthusiasts”</w:t>
-      </w:r>
-      <w:r>
-        <w:t xml:space="preserve"> </w:t>
-      </w:r>
-      <w:r>
-        <w:t xml:space="preserve">whose sport identity is robustly integrated with their wider lives, and a larger group of</w:t>
-      </w:r>
-      <w:r>
-        <w:t xml:space="preserve"> </w:t>
-      </w:r>
-      <w:r>
-        <w:t xml:space="preserve">“samplers”</w:t>
-      </w:r>
-      <w:r>
-        <w:t xml:space="preserve"> </w:t>
-      </w:r>
-      <w:r>
-        <w:t xml:space="preserve">or</w:t>
-      </w:r>
-      <w:r>
-        <w:t xml:space="preserve"> </w:t>
-      </w:r>
-      <w:r>
-        <w:t xml:space="preserve">“constrained casuals”</w:t>
-      </w:r>
-      <w:r>
-        <w:t xml:space="preserve"> </w:t>
-      </w:r>
-      <w:r>
-        <w:t xml:space="preserve">oriented toward easily accessible enjoyment who readily move between activities. When the demands of organized sport escalate around the qualification-milestone years — in Norwegian track and field, the Youth National Championships at age 15–16 and the Junior National Championships at age 17–19 — the second group disengages.</w:t>
+        <w:t xml:space="preserve">(Eliasson &amp; Johansson, 2021). A complementary observation (Wall &amp; Côté, 2007; Espedalen, 2025) is that organized youth sport contains two distinct sub-populations — a smaller committed/investor group and a larger casual/sampler group — that respond differently when the demands of organized sport escalate around the qualification-milestone years (in Norwegian track and field, the Youth National Championships at age 15–16 and the Junior National Championships at age 17–19).</w:t>
       </w:r>
     </w:p>
     <w:bookmarkEnd w:id="11"/>
@@ -287,7 +250,7 @@
         <w:pStyle w:val="FirstParagraph"/>
       </w:pPr>
       <w:r>
-        <w:t xml:space="preserve">What this body of literature has been unable to test, with the data designs it has employed, is the</w:t>
+        <w:t xml:space="preserve">What this literature has been unable to test, with the data designs it has employed, is the</w:t>
       </w:r>
       <w:r>
         <w:t xml:space="preserve"> </w:t>
@@ -303,31 +266,15 @@
         <w:t xml:space="preserve"> </w:t>
       </w:r>
       <w:r>
-        <w:t xml:space="preserve">of the deliberative process. Two structural constraints account for the gap. First, athletes who have already withdrawn from a sport are systematically harder to recruit into surveys (Eime et al., 2013), so the most informative cases tend to be missing. Second, the timescale on which the theoretical process is hypothesized to unfold (1–3 years) exceeds the follow-up window of most prospective designs; Sarrazin and colleagues’ (2002) 21-month study of female handballers is unusually long for the literature and still does not bridge the adolescent-to-junior transition.</w:t>
-      </w:r>
-    </w:p>
-    <w:p>
-      <w:pPr>
-        <w:pStyle w:val="BodyText"/>
-      </w:pPr>
-      <w:r>
-        <w:t xml:space="preserve">A separate quantitative tradition has focused on</w:t>
-      </w:r>
-      <w:r>
-        <w:t xml:space="preserve"> </w:t>
-      </w:r>
-      <w:r>
-        <w:rPr>
-          <w:i/>
-          <w:iCs/>
-        </w:rPr>
-        <w:t xml:space="preserve">cross-sectional</w:t>
-      </w:r>
-      <w:r>
-        <w:t xml:space="preserve"> </w:t>
-      </w:r>
-      <w:r>
-        <w:t xml:space="preserve">correlates of dropout — relative age effects (Cobley et al., 2009; Wattie et al., 2015), early specialization (DiFiori et al., 2014; Jayanthi et al., 2015; Côté &amp; Hancock, 2016; Güllich et al., 2022), and selection-window performance (Crane &amp; Temple, 2015) — and on short longitudinal designs measuring proximal psychological correlates such as exhaustion, burnout, and motivational climate (Kuokkanen et al., 2026; Worley &amp; Smith, 2026; Zhong et al., 2026). What has not been examined, to our knowledge, is the</w:t>
+        <w:t xml:space="preserve">of the deliberative process. Two structural constraints account for the gap. First, athletes who have already withdrawn are systematically harder to recruit into surveys (Eime et al., 2013), so the most informative cases tend to be missing. Second, the hypothesized timescale (1–3 years) exceeds the follow-up window of most prospective designs; Sarrazin and colleagues’ (2002) 21-month study of female handballers is unusually long and still does not bridge the adolescent-to-junior transition.</w:t>
+      </w:r>
+    </w:p>
+    <w:p>
+      <w:pPr>
+        <w:pStyle w:val="BodyText"/>
+      </w:pPr>
+      <w:r>
+        <w:t xml:space="preserve">A separate quantitative tradition has focused on cross-sectional correlates of dropout — relative age effects (Cobley et al., 2009; Wattie et al., 2015), early specialization (DiFiori et al., 2014; Jayanthi et al., 2015; Côté &amp; Hancock, 2016; Güllich et al., 2022) — and on short longitudinal designs measuring proximal psychological correlates such as exhaustion, burnout, and motivational climate (Kuokkanen et al., 2026; Worley &amp; Smith, 2026; Zhong et al., 2026). The</w:t>
       </w:r>
       <w:r>
         <w:t xml:space="preserve"> </w:t>
@@ -343,7 +290,7 @@
         <w:t xml:space="preserve"> </w:t>
       </w:r>
       <w:r>
-        <w:t xml:space="preserve">of registered competition behavior across the adolescent window as an observable proxy for the engagement balance that the qualitative literature describes. The need is timely: Peringa et al. (2026) recently showed that expert intuition fails to identify future athletes reliably, and Baker et al. (2026) noted that emerging algorithmic approaches to athlete development have so far been applied to selection rather than to retention. Behavioral surveillance of competitive engagement is a low-cost candidate that sidesteps both problems.</w:t>
+        <w:t xml:space="preserve">of registered competition behavior across the adolescent window — an observable proxy for the engagement balance described in the qualitative literature — has not, to our knowledge, been examined. Peringa et al. (2026) and Baker et al. (2026) note that current expert and algorithmic approaches to athlete development have been applied to selection rather than to retention; behavioral surveillance of competitive engagement is a low-cost candidate for the retention problem.</w:t>
       </w:r>
     </w:p>
     <w:bookmarkEnd w:id="12"/>
@@ -361,31 +308,23 @@
         <w:pStyle w:val="FirstParagraph"/>
       </w:pPr>
       <w:r>
-        <w:t xml:space="preserve">Norwegian track and field maintains a publicly accessible competition register that records every officially timed result for every registered athlete back to the early 2010s, with full follow-up through the present. The register enables an unusual research design: identification of a complete population of 13–14-year-old participants at a single regional grassroots meet, then unobtrusive longitudinal observation of their competitive engagement — number of meets, events, and championships entered each year — across the entire adolescent and young-adult window. Because every entry is digitally timestamped and verified, the data are free from the recall bias that affects retrospective interviews and from the selection bias that affects prospective surveys.</w:t>
-      </w:r>
-    </w:p>
-    <w:p>
-      <w:pPr>
-        <w:pStyle w:val="BodyText"/>
-      </w:pPr>
-      <w:r>
-        <w:t xml:space="preserve">We test three pre-registered-by-design hypotheses. First, behavioral trajectories of future retainers and future dropouts should</w:t>
-      </w:r>
-      <w:r>
-        <w:t xml:space="preserve"> </w:t>
-      </w:r>
-      <w:r>
-        <w:rPr>
-          <w:i/>
-          <w:iCs/>
-        </w:rPr>
-        <w:t xml:space="preserve">diverge</w:t>
-      </w:r>
-      <w:r>
-        <w:t xml:space="preserve"> </w:t>
-      </w:r>
-      <w:r>
-        <w:t xml:space="preserve">before formal exit — consistent with the dropout-as-process prediction. Second,</w:t>
+        <w:t xml:space="preserve">We test three predictions using the Norwegian Athletics Federation’s complete public competition register. First, behavioral trajectories of future retainers and future dropouts should</w:t>
+      </w:r>
+      <w:r>
+        <w:t xml:space="preserve"> </w:t>
+      </w:r>
+      <w:r>
+        <w:rPr>
+          <w:i/>
+          <w:iCs/>
+        </w:rPr>
+        <w:t xml:space="preserve">diverge before</w:t>
+      </w:r>
+      <w:r>
+        <w:t xml:space="preserve"> </w:t>
+      </w:r>
+      <w:r>
+        <w:t xml:space="preserve">formal exit (the dropout-as-process prediction). Second,</w:t>
       </w:r>
       <w:r>
         <w:t xml:space="preserve"> </w:t>
@@ -401,7 +340,7 @@
         <w:t xml:space="preserve"> </w:t>
       </w:r>
       <w:r>
-        <w:t xml:space="preserve">engagement indicators (competition volume, breadth of championship participation) should classify eventual senior retention more strongly than baseline</w:t>
+        <w:t xml:space="preserve">engagement indicators should classify eventual senior retention more strongly than baseline</w:t>
       </w:r>
       <w:r>
         <w:t xml:space="preserve"> </w:t>
@@ -417,7 +356,7 @@
         <w:t xml:space="preserve"> </w:t>
       </w:r>
       <w:r>
-        <w:t xml:space="preserve">— consistent with the SCM prediction that the engagement balance, not absolute capability, drives continuation. Third, the predictive pattern should</w:t>
+        <w:t xml:space="preserve">(the SCM prediction). Third, the predictive pattern should</w:t>
       </w:r>
       <w:r>
         <w:t xml:space="preserve"> </w:t>
@@ -433,31 +372,15 @@
         <w:t xml:space="preserve"> </w:t>
       </w:r>
       <w:r>
-        <w:t xml:space="preserve">across cohorts recruited under different sponsor regimes of the same meet — testing that this is a behavioral mechanism rather than a cohort-specific artefact.</w:t>
-      </w:r>
-    </w:p>
-    <w:p>
-      <w:pPr>
-        <w:pStyle w:val="BodyText"/>
-      </w:pPr>
-      <w:r>
-        <w:t xml:space="preserve">We address these questions in 2,123 Norwegian youth athletes followed for up to 14 years. The design treats register-based competition behavior not as a direct measure of subjective motivation but as an</w:t>
-      </w:r>
-      <w:r>
-        <w:t xml:space="preserve"> </w:t>
-      </w:r>
-      <w:r>
-        <w:rPr>
-          <w:i/>
-          <w:iCs/>
-        </w:rPr>
-        <w:t xml:space="preserve">observable behavioral marker</w:t>
-      </w:r>
-      <w:r>
-        <w:t xml:space="preserve"> </w:t>
-      </w:r>
-      <w:r>
-        <w:t xml:space="preserve">whose temporal structure can be compared against the predictions of accounts that have been argued primarily on cross-sectional or short-prospective evidence. Where the register patterns are consistent with the qualitative process accounts, the case for those accounts is strengthened via methodological triangulation (Heale &amp; Forbes, 2013). Where they diverge, the divergence itself is informative.</w:t>
+        <w:t xml:space="preserve">across cohorts recruited under different sponsor regimes of the same meet (testing for cohort-specific artefacts).</w:t>
+      </w:r>
+    </w:p>
+    <w:p>
+      <w:pPr>
+        <w:pStyle w:val="BodyText"/>
+      </w:pPr>
+      <w:r>
+        <w:t xml:space="preserve">We address these questions in 2,123 Norwegian youth athletes followed for up to 14 years (Figure 1 summarizes the conceptual model). The design treats register-based competition behavior not as a direct measure of motivation but as an observable behavioral marker whose temporal structure can be compared against the predictions of accounts that have hitherto rested on cross-sectional or short-prospective evidence. Where the register patterns are consistent with the qualitative process accounts, the case for those accounts is strengthened via methodological triangulation (Heale &amp; Forbes, 2013); where they diverge, the divergence itself is informative.</w:t>
       </w:r>
     </w:p>
     <w:p>
@@ -2165,37 +2088,47 @@
         <w:pStyle w:val="BodyText"/>
       </w:pPr>
       <w:r>
-        <w:t xml:space="preserve">Adding standardized competition volume at age 15–16 in M4 produced a substantial jump in C-index from 0.573 to 0.846. In this model, vol_milepael had a hazard ratio of 0.352 per SD (95% CI: 0.327–0.380, p &lt; .001), corresponding to an approximately three-fold reduction in dropout hazard for a one-SD increase in milestone-window competition volume. The previously significant Tyrving coefficient became non-significant once volume was entered (HR = 1.04, p = 0.17): once an athlete’s behavioral engagement at the milestone is known, knowing their baseline performance adds little.</w:t>
-      </w:r>
-    </w:p>
-    <w:p>
-      <w:pPr>
-        <w:pStyle w:val="BodyText"/>
-      </w:pPr>
-      <w:r>
-        <w:t xml:space="preserve">Adding the count of championship types in M5 did not improve discrimination further (C = 0.842) but the championship variable itself was strongly associated with retention (HR = 0.74 per type, p &lt; .001). In the fuller model the sex coefficient achieved nominal significance (HR for female = 1.12, p = 0.025): for given combinations of performance, specialization, volume, and championship breadth, female athletes had slightly higher dropout hazard than male athletes — an adjusted sex effect that was hidden in the unadjusted analysis.</w:t>
-      </w:r>
-    </w:p>
-    <w:p>
-      <w:pPr>
-        <w:pStyle w:val="BodyText"/>
-      </w:pPr>
-      <w:r>
-        <w:t xml:space="preserve">The minimum detectable hazard ratio under Hsieh and Lavori (2000) with 1,570 events and 80% power was HR = 1.07; all reported null findings (e.g., baseline-only sex coefficient) were therefore well-powered to detect substantively meaningful effects.</w:t>
-      </w:r>
-    </w:p>
-    <w:p>
-      <w:pPr>
-        <w:pStyle w:val="BodyText"/>
-      </w:pPr>
-      <w:r>
-        <w:t xml:space="preserve">[</w:t>
+        <w:t xml:space="preserve">Adding standardized competition volume at age 15–16 in M4 produced a substantial jump in C-index from 0.573 to 0.846. In this model, vol_milepael was associated with a hazard ratio of 0.352 per SD (95% CI: 0.327–0.380, p &lt; .001), corresponding to a substantially lower observed dropout hazard at higher milestone-window competition volume. The previously significant Tyrving coefficient became non-significant once volume was entered (HR = 1.04, p = 0.17): once an athlete’s behavioral engagement at the milestone is known, knowing their baseline performance adds little additional discrimination.</w:t>
+      </w:r>
+      <w:r>
+        <w:t xml:space="preserve"> </w:t>
       </w:r>
       <w:r>
         <w:rPr>
           <w:b/>
           <w:bCs/>
         </w:rPr>
+        <w:t xml:space="preserve">Because both predictor and outcome are derived from registered competition behavior, the large gain in classification accuracy should be interpreted as capturing the temporal unfolding of disengagement rather than as independent predictive power; the landmark analysis in Section 3.5 addresses this directly.</w:t>
+      </w:r>
+    </w:p>
+    <w:p>
+      <w:pPr>
+        <w:pStyle w:val="BodyText"/>
+      </w:pPr>
+      <w:r>
+        <w:t xml:space="preserve">Adding the count of championship types in M5 did not improve discrimination further (C = 0.842) but the championship variable itself was strongly associated with retention (HR = 0.74 per type, p &lt; .001). In the fuller model the sex coefficient achieved nominal significance (HR for female = 1.12, p = 0.025): for given combinations of performance, specialization, volume, and championship breadth, female athletes had slightly higher dropout hazard than male athletes — an adjusted sex effect that was hidden in the unadjusted analysis.</w:t>
+      </w:r>
+    </w:p>
+    <w:p>
+      <w:pPr>
+        <w:pStyle w:val="BodyText"/>
+      </w:pPr>
+      <w:r>
+        <w:t xml:space="preserve">The minimum detectable hazard ratio under Hsieh and Lavori (2000) with 1,570 events and 80% power was HR = 1.07; all reported null findings (e.g., baseline-only sex coefficient) were therefore well-powered to detect substantively meaningful effects.</w:t>
+      </w:r>
+    </w:p>
+    <w:p>
+      <w:pPr>
+        <w:pStyle w:val="BodyText"/>
+      </w:pPr>
+      <w:r>
+        <w:t xml:space="preserve">[</w:t>
+      </w:r>
+      <w:r>
+        <w:rPr>
+          <w:b/>
+          <w:bCs/>
+        </w:rPr>
         <w:t xml:space="preserve">Table 3 about here</w:t>
       </w:r>
       <w:r>
@@ -2249,7 +2182,7 @@
         <w:pStyle w:val="BodyText"/>
       </w:pPr>
       <w:r>
-        <w:t xml:space="preserve">A second check used the</w:t>
+        <w:t xml:space="preserve">More importantly, a second check used the</w:t>
       </w:r>
       <w:r>
         <w:t xml:space="preserve"> </w:t>
@@ -2265,7 +2198,7 @@
         <w:t xml:space="preserve"> </w:t>
       </w:r>
       <w:r>
-        <w:t xml:space="preserve">(ages 13–14) volume alone as the only behavioral predictor (Supplementary Table S10). Pre-milestone volume predicted senior retention with HR = 0.50 per SD (95% CI [0.46, 0.53], p &lt; .001) — almost as strongly as the milestone-window variable, despite being measured at baseline rather than after it. The behavioral signal is detectable</w:t>
+        <w:t xml:space="preserve">(ages 13–14) volume alone as the only behavioral predictor (Supplementary Table S10). Pre-milestone volume — measured during the baseline window itself, three years before the qualification milestone — was associated with senior retention almost as strongly as the milestone-window variable (HR = 0.50 per SD, 95% CI [0.46, 0.53], p &lt; .001). The behavioral signal is therefore detectable</w:t>
       </w:r>
       <w:r>
         <w:t xml:space="preserve"> </w:t>
@@ -2281,7 +2214,7 @@
         <w:t xml:space="preserve"> </w:t>
       </w:r>
       <w:r>
-        <w:t xml:space="preserve">the age 15–16 window, ruling out an interpretation in which it merely reflects dropouts already in progress.</w:t>
+        <w:t xml:space="preserve">the age 15–16 window, indicating that progressive disengagement is observable at the very onset of organized competitive participation rather than being a reaction to qualification-window outcomes. This is consistent with the qualitative literature’s characterization of dropout as a long deliberative process rather than a response to a specific selection event (Eliasson &amp; Johansson, 2021; Espedalen &amp; Seippel, 2022).</w:t>
       </w:r>
     </w:p>
     <w:p>
@@ -2429,19 +2362,19 @@
         <w:pStyle w:val="FirstParagraph"/>
       </w:pPr>
       <w:r>
-        <w:t xml:space="preserve">Table 6 presents calibration metrics for using milestone-window competition volume as a behavioral early-warning indicator. With a threshold of vol_milepael &lt; 10 meets (flagging 53.7% of the cohort), the positive predictive value is 0.97 — among flagged athletes, 97% subsequently dropped out before senior age. The negative predictive value is 0.32, sensitivity 0.63, and specificity 0.91. Lower thresholds (vol &lt; 1) trade sensitivity for specificity (PPV = 0.99, sensitivity = 0.33, 27.7% flagged); higher thresholds (vol &lt; 20) trade specificity for sensitivity (PPV = 0.95, sensitivity = 0.77, 67.1% flagged). At all thresholds, PPV ≥ 0.95 — the rule</w:t>
-      </w:r>
-      <w:r>
-        <w:t xml:space="preserve"> </w:t>
-      </w:r>
-      <w:r>
-        <w:t xml:space="preserve">“flag athletes whose milestone-window volume is below threshold”</w:t>
-      </w:r>
-      <w:r>
-        <w:t xml:space="preserve"> </w:t>
-      </w:r>
-      <w:r>
-        <w:t xml:space="preserve">is consistently informative. The decile-based calibration plot for the full Cox model (Supplementary Figure S1) shows close agreement between predicted and observed retention probabilities across the distribution.</w:t>
+        <w:t xml:space="preserve">Table 6 presents calibration metrics for using milestone-window competition volume as a behavioral early-warning indicator. With a threshold of vol_milepael &lt; 10 meets (flagging 53.7% of the cohort), the positive predictive value (PPV) is 0.97 — among flagged athletes, 97% subsequently dropped out before senior age. The negative predictive value is 0.32, sensitivity 0.63, and specificity 0.91. Lower thresholds (vol &lt; 1) trade sensitivity for specificity (PPV = 0.99, sensitivity = 0.33, 27.7% flagged); higher thresholds (vol &lt; 20) trade specificity for sensitivity (PPV = 0.95, sensitivity = 0.77, 67.1% flagged). The high PPVs partly reflect the high dropout base rate in this population (84%); an unsophisticated rule</w:t>
+      </w:r>
+      <w:r>
+        <w:t xml:space="preserve"> </w:t>
+      </w:r>
+      <w:r>
+        <w:t xml:space="preserve">“predict that everyone drops out”</w:t>
+      </w:r>
+      <w:r>
+        <w:t xml:space="preserve"> </w:t>
+      </w:r>
+      <w:r>
+        <w:t xml:space="preserve">would already achieve PPV = 0.84. The behavioral threshold therefore improves precision by 11–15 percentage points over base-rate prediction, while also providing graduated sensitivity that base-rate prediction cannot. The decile-based calibration plot for the full Cox model (Supplementary Figure S1) shows close agreement between predicted and observed retention probabilities across the distribution.</w:t>
       </w:r>
     </w:p>
     <w:p>
@@ -2598,7 +2531,7 @@
         <w:pStyle w:val="BodyText"/>
       </w:pPr>
       <w:r>
-        <w:t xml:space="preserve">Critically, these findings are not artefacts of measurement-tautology. Among the 1,167 athletes still demonstrably active at age 16, milestone-window volume remained the dominant predictor of subsequent senior retention (HR = 0.60 per SD, C-index = 0.735). The signal was also detectable using only</w:t>
+        <w:t xml:space="preserve">Critically, the findings are not artefacts of the operational overlap between predictor and outcome. Among the 1,167 athletes still demonstrably active at age 16, milestone-window volume remained the dominant correlate of subsequent senior retention (HR = 0.60 per SD, C-index = 0.735). And the behavioral signal was already detectable using only</w:t>
       </w:r>
       <w:r>
         <w:t xml:space="preserve"> </w:t>
@@ -2614,23 +2547,7 @@
         <w:t xml:space="preserve"> </w:t>
       </w:r>
       <w:r>
-        <w:t xml:space="preserve">(ages 13–14) competition volume (HR = 0.50 per SD), demonstrating that the behavioral antecedent exists</w:t>
-      </w:r>
-      <w:r>
-        <w:t xml:space="preserve"> </w:t>
-      </w:r>
-      <w:r>
-        <w:rPr>
-          <w:i/>
-          <w:iCs/>
-        </w:rPr>
-        <w:t xml:space="preserve">before</w:t>
-      </w:r>
-      <w:r>
-        <w:t xml:space="preserve"> </w:t>
-      </w:r>
-      <w:r>
-        <w:t xml:space="preserve">the qualification window itself. Effects were robust to outcome definition, club clustering, missing-data treatment, and an unmeasured-confounder E-value of 5.16. Period-specific Cox modelling showed that the protective volume effect is concentrated in the first three years post-baseline (HR = 0.14, ages 13–17) and dissipates among athletes who survive past the junior transition (HR = 0.96, age 19+), consistent with the substantive interpretation that the behavioral signal predicts</w:t>
+        <w:t xml:space="preserve">competition volume measured at ages 13–14 (HR = 0.50 per SD) — three years before the qualification-window outcomes that the qualitative literature emphasizes as a turning point. In other words: progressive competitive disengagement is observable at the very onset of organized competition, not just in reaction to selection events. Effects were robust to outcome definition, club clustering, missing-data treatment, and an unmeasured-confounder E-value of 5.16. Period-specific Cox modelling showed that the volume effect is most pronounced in the first three years post-baseline (HR = 0.14, ages 13–17) and dissipates among athletes who survive past the junior transition (HR = 0.96, age 19+), consistent with a marker of</w:t>
       </w:r>
       <w:r>
         <w:t xml:space="preserve"> </w:t>

--- a/forskning/ncc-kohort/submission_pse/MANUSCRIPT_ANONYMIZED.docx
+++ b/forskning/ncc-kohort/submission_pse/MANUSCRIPT_ANONYMIZED.docx
@@ -157,7 +157,7 @@
         <w:pStyle w:val="FirstParagraph"/>
       </w:pPr>
       <w:r>
-        <w:t xml:space="preserve">Youth sport participation is widely valued for its health, social, and developmental benefits, yet attrition from organized competition during adolescence is substantial across countries and sports (Crane &amp; Temple, 2015; Eime et al., 2013). In Norwegian elite-oriented sports such as track and field, more than half of children who participate at age 13 have left organized competition by age 17 (Bakken, 2019; Norges Idrettsforbund, 2024). This pattern is a recurring concern for federations and clubs, but its temporal structure —</w:t>
+        <w:t xml:space="preserve">Youth sport participation is widely valued for its health, social, and developmental benefits, yet attrition from organized competition during adolescence is substantial across countries and sports (Crane &amp; Temple, 2015; Eime et al., 2013). In Norwegian elite-oriented sports such as track and field, more than half of children who participate at age 13 have left organized competition by age 17 (Bakken, 2019; Norges Idrettsforbund, 2024). The temporal structure of this attrition —</w:t>
       </w:r>
       <w:r>
         <w:t xml:space="preserve"> </w:t>
@@ -189,7 +189,7 @@
         <w:t xml:space="preserve"> </w:t>
       </w:r>
       <w:r>
-        <w:t xml:space="preserve">withdrawal becomes observable — has been hard to pin down with the data designs the field has employed.</w:t>
+        <w:t xml:space="preserve">withdrawal becomes observable in athlete behaviour — has been hard to pin down with the data designs the field has employed.</w:t>
       </w:r>
     </w:p>
     <w:bookmarkEnd w:id="10"/>
@@ -207,7 +207,7 @@
         <w:pStyle w:val="FirstParagraph"/>
       </w:pPr>
       <w:r>
-        <w:t xml:space="preserve">The dominant theoretical account of why adolescents leave organized sport is that</w:t>
+        <w:t xml:space="preserve">The dominant theoretical account is that</w:t>
       </w:r>
       <w:r>
         <w:t xml:space="preserve"> </w:t>
@@ -220,7 +220,7 @@
         <w:t xml:space="preserve">dropout is a process, not a moment</w:t>
       </w:r>
       <w:r>
-        <w:t xml:space="preserve">. Scanlan and colleagues’ Sport Commitment Model (SCM; Scanlan et al., 1993, 2016) frames continued participation as a balance of sport enjoyment, personal investments, social constraints, opportunities, and attractive alternatives — a balance that erodes incrementally rather than collapsing in a single decision. Self-determination theory makes a parallel prediction in motivational language (Ryan &amp; Deci, 2000; Vallerand, 1997, 2007; Sarrazin et al., 2002). Sociological accounts of role exit (Ebaugh, 1988) and qualitative interview studies of dropout (Eliasson &amp; Johansson, 2021; Espedalen &amp; Seippel, 2022) provide convergent evidence: withdrawal</w:t>
+        <w:t xml:space="preserve">. The Sport Commitment Model (SCM; Scanlan et al., 1993, 2016) frames continued participation as a balance of sport enjoyment, personal investments, social constraints, opportunities, and attractive alternatives — a balance that erodes incrementally rather than collapsing in a single decision. Self-determination theory makes a parallel prediction in motivational language (Ryan &amp; Deci, 2000; Vallerand, 1997, 2007; Sarrazin et al., 2002). Sociological accounts of role exit (Ebaugh, 1988) and qualitative interview studies of dropout (Eliasson &amp; Johansson, 2021; Espedalen &amp; Seippel, 2022) provide convergent evidence: withdrawal</w:t>
       </w:r>
       <w:r>
         <w:t xml:space="preserve"> </w:t>
@@ -232,7 +232,7 @@
         <w:t xml:space="preserve"> </w:t>
       </w:r>
       <w:r>
-        <w:t xml:space="preserve">(Eliasson &amp; Johansson, 2021). A complementary observation (Wall &amp; Côté, 2007; Espedalen, 2025) is that organized youth sport contains two distinct sub-populations — a smaller committed/investor group and a larger casual/sampler group — that respond differently when the demands of organized sport escalate around the qualification-milestone years (in Norwegian track and field, the Youth National Championships at age 15–16 and the Junior National Championships at age 17–19).</w:t>
+        <w:t xml:space="preserve">(Eliasson &amp; Johansson, 2021). A complementary observation (Wall &amp; Côté, 2007; Espedalen, 2025) is that organized youth sport contains two distinct sub-populations — committed/investor athletes and casual/sampler athletes — that respond differently when demands escalate around qualification-milestone years.</w:t>
       </w:r>
     </w:p>
     <w:bookmarkEnd w:id="11"/>
@@ -250,7 +250,7 @@
         <w:pStyle w:val="FirstParagraph"/>
       </w:pPr>
       <w:r>
-        <w:t xml:space="preserve">What this literature has been unable to test, with the data designs it has employed, is the</w:t>
+        <w:t xml:space="preserve">What this literature has been unable to test directly is the</w:t>
       </w:r>
       <w:r>
         <w:t xml:space="preserve"> </w:t>
@@ -266,15 +266,7 @@
         <w:t xml:space="preserve"> </w:t>
       </w:r>
       <w:r>
-        <w:t xml:space="preserve">of the deliberative process. Two structural constraints account for the gap. First, athletes who have already withdrawn are systematically harder to recruit into surveys (Eime et al., 2013), so the most informative cases tend to be missing. Second, the hypothesized timescale (1–3 years) exceeds the follow-up window of most prospective designs; Sarrazin and colleagues’ (2002) 21-month study of female handballers is unusually long and still does not bridge the adolescent-to-junior transition.</w:t>
-      </w:r>
-    </w:p>
-    <w:p>
-      <w:pPr>
-        <w:pStyle w:val="BodyText"/>
-      </w:pPr>
-      <w:r>
-        <w:t xml:space="preserve">A separate quantitative tradition has focused on cross-sectional correlates of dropout — relative age effects (Cobley et al., 2009; Wattie et al., 2015), early specialization (DiFiori et al., 2014; Jayanthi et al., 2015; Côté &amp; Hancock, 2016; Güllich et al., 2022) — and on short longitudinal designs measuring proximal psychological correlates such as exhaustion, burnout, and motivational climate (Kuokkanen et al., 2026; Worley &amp; Smith, 2026; Zhong et al., 2026). The</w:t>
+        <w:t xml:space="preserve">of the deliberative process. Athletes who have already withdrawn are systematically harder to recruit into surveys (Eime et al., 2013), and the hypothesized timescale (1–3 years) exceeds most prospective follow-up windows — Sarrazin and colleagues’ (2002) 21-month study of handballers is unusually long and still does not bridge the adolescent-to-junior transition. A separate quantitative tradition has focused on cross-sectional correlates (relative age effects, Cobley et al., 2009; early specialization, DiFiori et al., 2014; Côté &amp; Hancock, 2016; Güllich et al., 2022) and on short longitudinal designs measuring proximal psychological constructs such as exhaustion and burnout (Kuokkanen et al., 2026; Worley &amp; Smith, 2026; Zhong et al., 2026). The</w:t>
       </w:r>
       <w:r>
         <w:t xml:space="preserve"> </w:t>
@@ -290,7 +282,7 @@
         <w:t xml:space="preserve"> </w:t>
       </w:r>
       <w:r>
-        <w:t xml:space="preserve">of registered competition behavior across the adolescent window — an observable proxy for the engagement balance described in the qualitative literature — has not, to our knowledge, been examined. Peringa et al. (2026) and Baker et al. (2026) note that current expert and algorithmic approaches to athlete development have been applied to selection rather than to retention; behavioral surveillance of competitive engagement is a low-cost candidate for the retention problem.</w:t>
+        <w:t xml:space="preserve">of registered competition behaviour across the adolescent window — an observable proxy for the engagement balance described in the qualitative literature — has not, to our knowledge, been examined. Peringa et al. (2026) and Baker et al. (2026) further note that current expert and algorithmic approaches to athlete development have been applied to selection rather than retention, leaving behavioural surveillance of engagement as a low-cost candidate for the retention problem.</w:t>
       </w:r>
     </w:p>
     <w:bookmarkEnd w:id="12"/>
@@ -308,7 +300,7 @@
         <w:pStyle w:val="FirstParagraph"/>
       </w:pPr>
       <w:r>
-        <w:t xml:space="preserve">We test three predictions using the Norwegian Athletics Federation’s complete public competition register. First, behavioral trajectories of future retainers and future dropouts should</w:t>
+        <w:t xml:space="preserve">We test three predictions in 2,123 Norwegian youth athletes followed up to 14 years through the federation’s public competition register (Figure 1, conceptual model). First, behavioural trajectories of future retainers and future dropouts should</w:t>
       </w:r>
       <w:r>
         <w:t xml:space="preserve"> </w:t>
@@ -324,17 +316,17 @@
         <w:t xml:space="preserve"> </w:t>
       </w:r>
       <w:r>
-        <w:t xml:space="preserve">formal exit (the dropout-as-process prediction). Second,</w:t>
-      </w:r>
-      <w:r>
-        <w:t xml:space="preserve"> </w:t>
-      </w:r>
-      <w:r>
-        <w:rPr>
-          <w:i/>
-          <w:iCs/>
-        </w:rPr>
-        <w:t xml:space="preserve">behavioral</w:t>
+        <w:t xml:space="preserve">formal exit (dropout-as-process). Second,</w:t>
+      </w:r>
+      <w:r>
+        <w:t xml:space="preserve"> </w:t>
+      </w:r>
+      <w:r>
+        <w:rPr>
+          <w:i/>
+          <w:iCs/>
+        </w:rPr>
+        <w:t xml:space="preserve">behavioural</w:t>
       </w:r>
       <w:r>
         <w:t xml:space="preserve"> </w:t>
@@ -356,7 +348,7 @@
         <w:t xml:space="preserve"> </w:t>
       </w:r>
       <w:r>
-        <w:t xml:space="preserve">(the SCM prediction). Third, the predictive pattern should</w:t>
+        <w:t xml:space="preserve">(the SCM prediction). Third, the pattern should</w:t>
       </w:r>
       <w:r>
         <w:t xml:space="preserve"> </w:t>
@@ -372,15 +364,7 @@
         <w:t xml:space="preserve"> </w:t>
       </w:r>
       <w:r>
-        <w:t xml:space="preserve">across cohorts recruited under different sponsor regimes of the same meet (testing for cohort-specific artefacts).</w:t>
-      </w:r>
-    </w:p>
-    <w:p>
-      <w:pPr>
-        <w:pStyle w:val="BodyText"/>
-      </w:pPr>
-      <w:r>
-        <w:t xml:space="preserve">We address these questions in 2,123 Norwegian youth athletes followed for up to 14 years (Figure 1 summarizes the conceptual model). The design treats register-based competition behavior not as a direct measure of motivation but as an observable behavioral marker whose temporal structure can be compared against the predictions of accounts that have hitherto rested on cross-sectional or short-prospective evidence. Where the register patterns are consistent with the qualitative process accounts, the case for those accounts is strengthened via methodological triangulation (Heale &amp; Forbes, 2013); where they diverge, the divergence itself is informative.</w:t>
+        <w:t xml:space="preserve">across cohorts recruited under different sponsor regimes of the same meet, ruling out cohort-specific artefacts. The design treats register-based competition behaviour not as a direct measure of motivation but as an observable behavioural marker whose temporal structure can be compared against accounts that have hitherto rested on cross-sectional or short-prospective evidence. Where register patterns and qualitative process accounts converge, the case for those accounts is strengthened via methodological triangulation (Heale &amp; Forbes, 2013).</w:t>
       </w:r>
     </w:p>
     <w:p>
@@ -1303,7 +1287,23 @@
         <w:pStyle w:val="BodyText"/>
       </w:pPr>
       <w:r>
-        <w:t xml:space="preserve">Models were fitted in a stepwise sequence to characterize the unique contribution of each variable class: M1 (sex only), M2 (+ performance), M3 (+ specialization), M4 (+ competition volume at milestone), and M5 (+ championship types). The entry order was theoretically driven: starting from the variable most commonly emphasized in prior literature (sex) and ending with the class motivated by our hypothesis (behavioral engagement at the milestone). We did not perform data-driven variable selection, because all candidate predictors were theoretically motivated. Concordance indices (C-index; Harrell et al., 1996) gauged the discriminative gain at each step. Continuous covariates were standardized (z-scored) so that hazard ratios reflect per-SD effects.</w:t>
+        <w:t xml:space="preserve">Models were fitted in a stepwise sequence to characterize the unique contribution of each variable class: M1 (sex only), M2 (+ performance), M3 (+ specialization), M4 (+ competition volume at milestone), and M5 (+ championship types). The entry order was theoretically driven: starting from the variable most commonly emphasized in prior literature (sex) and ending with the class motivated by our hypothesis (behavioral engagement at the milestone). We did not perform data-driven variable selection, because all candidate predictors were theoretically motivated. Concordance indices (C-index; Harrell et al., 1996) gauged the discriminative gain at each step. Continuous covariates were standardized (z-scored) so that hazard ratios reflect per-SD effects. Throughout, hazard ratios are reported as</w:t>
+      </w:r>
+      <w:r>
+        <w:t xml:space="preserve"> </w:t>
+      </w:r>
+      <w:r>
+        <w:rPr>
+          <w:i/>
+          <w:iCs/>
+        </w:rPr>
+        <w:t xml:space="preserve">descriptive associations within the observed register structure</w:t>
+      </w:r>
+      <w:r>
+        <w:t xml:space="preserve"> </w:t>
+      </w:r>
+      <w:r>
+        <w:t xml:space="preserve">and should not be interpreted causally; register-based competition behavior reflects both individual choice and contextual factors (selection, injury, family circumstances, parallel sport involvement) that are not observed.</w:t>
       </w:r>
     </w:p>
     <w:p>
@@ -2174,7 +2174,7 @@
         <w:pStyle w:val="BodyText"/>
       </w:pPr>
       <w:r>
-        <w:t xml:space="preserve">Among continuing athletes, milestone-window volume remained the dominant predictor of subsequent senior retention (HR = 0.60 per SD, 95% CI [0.54, 0.66], p &lt; .001; C-index = 0.735). Championship-types breadth also retained its effect (HR = 0.78, p &lt; .001). The behavioral signal is therefore not an artefact of athletes who had already dropped out before the milestone window. As a complementary check, re-estimating the full Cox model excluding athletes with vol_milepael = 0 produced HR = 0.51 for vol_milepael (95% CI [0.46, 0.56], p &lt; .001; n = 1,250; Supplementary Table S12) — a slight attenuation but a substantively unchanged effect.</w:t>
+        <w:t xml:space="preserve">Among continuing athletes, milestone-window volume remained the dominant predictor of subsequent senior retention (HR = 0.60 per SD, 95% CI [0.54, 0.66], p &lt; .001; C-index = 0.735). Championship-types breadth also retained its effect (HR = 0.78, p &lt; .001). The behavioral signal is therefore unlikely to be fully explained by mechanical inclusion of athletes who had already dropped out before the milestone window. As a complementary check, re-estimating the full Cox model excluding athletes with vol_milepael = 0 produced HR = 0.51 for vol_milepael (95% CI [0.46, 0.56], p &lt; .001; n = 1,250; Supplementary Table S12) — a slight attenuation but a substantively unchanged effect.</w:t>
       </w:r>
     </w:p>
     <w:p>
@@ -2258,39 +2258,23 @@
         <w:pStyle w:val="BodyText"/>
       </w:pPr>
       <w:r>
-        <w:t xml:space="preserve">To characterize the time-varying nature of the dominant predictor, we fit period-specific Cox models in three follow-up windows (Figure 4, Table 5). The protective effect of milestone-window volume was strongest in the first three years post-baseline (HR = 0.14, 95% CI: 0.11–0.16), moderate in years 3–6 (HR = 0.69, 95% CI: 0.60–0.79), and absent in years 6+ (HR = 0.96, 95% CI: 0.77–1.19). This pattern indicates that the behavioral signal predicts</w:t>
-      </w:r>
-      <w:r>
-        <w:t xml:space="preserve"> </w:t>
-      </w:r>
-      <w:r>
-        <w:rPr>
-          <w:i/>
-          <w:iCs/>
-        </w:rPr>
-        <w:t xml:space="preserve">proximal</w:t>
-      </w:r>
-      <w:r>
-        <w:t xml:space="preserve"> </w:t>
-      </w:r>
-      <w:r>
-        <w:t xml:space="preserve">(within 3 years) retention strongly and</w:t>
-      </w:r>
-      <w:r>
-        <w:t xml:space="preserve"> </w:t>
-      </w:r>
-      <w:r>
-        <w:rPr>
-          <w:i/>
-          <w:iCs/>
-        </w:rPr>
-        <w:t xml:space="preserve">late</w:t>
-      </w:r>
-      <w:r>
-        <w:t xml:space="preserve"> </w:t>
-      </w:r>
-      <w:r>
-        <w:t xml:space="preserve">retention (after the junior transition) weakly. Effect sizes for the other covariates were stable across windows.</w:t>
+        <w:t xml:space="preserve">To characterize the time-varying nature of the dominant predictor, we fit period-specific Cox models in three follow-up windows (Figure 4, Table 5). The protective association of milestone-window volume was strongest in the first three years post-baseline (HR = 0.14, 95% CI: 0.11–0.16), moderate in years 3–6 (HR = 0.69, 95% CI: 0.60–0.79), and absent in years 6+ (HR = 0.96, 95% CI: 0.77–1.19). This pattern suggests that competition volume functions as a</w:t>
+      </w:r>
+      <w:r>
+        <w:t xml:space="preserve"> </w:t>
+      </w:r>
+      <w:r>
+        <w:rPr>
+          <w:i/>
+          <w:iCs/>
+        </w:rPr>
+        <w:t xml:space="preserve">proximal behavioral marker of disengagement</w:t>
+      </w:r>
+      <w:r>
+        <w:t xml:space="preserve"> </w:t>
+      </w:r>
+      <w:r>
+        <w:t xml:space="preserve">— informative for retention prediction within the immediate post-baseline window — rather than as a stable trait-like predictor of long-term athletic disposition. Effect sizes for the other covariates were stable across windows.</w:t>
       </w:r>
     </w:p>
     <w:p>
@@ -2488,7 +2472,7 @@
         <w:pStyle w:val="BodyText"/>
       </w:pPr>
       <w:r>
-        <w:t xml:space="preserve">In summary: across two independent birth-year cohorts spanning a 5-year window, competition volume at the qualification-milestone year is the dominant predictor of subsequent senior retention. The effect is not an artefact of mechanical zero-values, replicates among athletes who remained active at age 16, is detectable using only pre-milestone data, withstands an E-value sensitivity exceeding 5, and is robust to outcome definition, missing-data treatment, club clustering, and sex stratification.</w:t>
+        <w:t xml:space="preserve">In summary: across two independent birth-year cohorts spanning a 5-year window, competition volume at the qualification-milestone year is the dominant predictor of subsequent senior retention. The effect is unlikely to be fully explained by mechanical zero-values, replicates among athletes who remained active at age 16, is detectable using only pre-milestone data, withstands an E-value sensitivity exceeding 5, and is robust to outcome definition, missing-data treatment, club clustering, and sex stratification.</w:t>
       </w:r>
     </w:p>
     <w:p>
@@ -2531,7 +2515,7 @@
         <w:pStyle w:val="BodyText"/>
       </w:pPr>
       <w:r>
-        <w:t xml:space="preserve">Critically, the findings are not artefacts of the operational overlap between predictor and outcome. Among the 1,167 athletes still demonstrably active at age 16, milestone-window volume remained the dominant correlate of subsequent senior retention (HR = 0.60 per SD, C-index = 0.735). And the behavioral signal was already detectable using only</w:t>
+        <w:t xml:space="preserve">Critically, the findings are unlikely to be fully explained by the operational overlap between predictor and outcome. Among the 1,167 athletes still demonstrably active at age 16, milestone-window volume remained the dominant correlate of subsequent senior retention (HR = 0.60 per SD, C-index = 0.735). And the behavioral signal was already detectable using only</w:t>
       </w:r>
       <w:r>
         <w:t xml:space="preserve"> </w:t>

--- a/forskning/ncc-kohort/submission_pse/MANUSCRIPT_ANONYMIZED.docx
+++ b/forskning/ncc-kohort/submission_pse/MANUSCRIPT_ANONYMIZED.docx
@@ -1420,13 +1420,13 @@
       </w:r>
     </w:p>
     <w:bookmarkEnd w:id="26"/>
-    <w:bookmarkStart w:id="27" w:name="Xdafa309572a81b5efce690b69482b39fd541783"/>
+    <w:bookmarkStart w:id="27" w:name="sample-size-and-detection-capacity"/>
     <w:p>
       <w:pPr>
         <w:pStyle w:val="Heading3"/>
       </w:pPr>
       <w:r>
-        <w:t xml:space="preserve">2.5.4 Sample size and minimum detectable effect</w:t>
+        <w:t xml:space="preserve">2.5.4 Sample size and detection capacity</w:t>
       </w:r>
     </w:p>
     <w:p>
@@ -1434,7 +1434,44 @@
         <w:pStyle w:val="FirstParagraph"/>
       </w:pPr>
       <w:r>
-        <w:t xml:space="preserve">The design uses the complete population meeting inclusion criteria, so a-priori power in the conventional sense does not apply. To document detection capacity we computed the minimum detectable hazard ratio given the observed event count using Hsieh and Lavori’s (2000) formula</w:t>
+        <w:t xml:space="preserve">Although a-priori power calculations are standard in experimental designs, they are less directly applicable to population-based register studies where the full cohort meeting inclusion criteria is observed and there is no sampling step at which the analyst chooses an</w:t>
+      </w:r>
+      <w:r>
+        <w:t xml:space="preserve"> </w:t>
+      </w:r>
+      <w:r>
+        <w:rPr>
+          <w:i/>
+          <w:iCs/>
+        </w:rPr>
+        <w:t xml:space="preserve">N</w:t>
+      </w:r>
+      <w:r>
+        <w:t xml:space="preserve">. We therefore replace the standard a-priori power calculation with a</w:t>
+      </w:r>
+      <w:r>
+        <w:t xml:space="preserve"> </w:t>
+      </w:r>
+      <w:r>
+        <w:rPr>
+          <w:i/>
+          <w:iCs/>
+        </w:rPr>
+        <w:t xml:space="preserve">detection-capacity</w:t>
+      </w:r>
+      <w:r>
+        <w:t xml:space="preserve"> </w:t>
+      </w:r>
+      <w:r>
+        <w:t xml:space="preserve">analysis: given the observed event count, what is the smallest effect size that the design could reliably detect, and how does this compare to effect sizes reported in prior longitudinal dropout research?</w:t>
+      </w:r>
+    </w:p>
+    <w:p>
+      <w:pPr>
+        <w:pStyle w:val="BodyText"/>
+      </w:pPr>
+      <w:r>
+        <w:t xml:space="preserve">We computed the minimum detectable hazard ratio using Hsieh and Lavori’s (2000) formula</w:t>
       </w:r>
       <w:r>
         <w:t xml:space="preserve"> </w:t>
@@ -1652,6 +1689,26 @@
       </w:r>
       <m:oMath>
         <m:r>
+          <m:t>α</m:t>
+        </m:r>
+        <m:r>
+          <m:rPr>
+            <m:sty m:val="p"/>
+          </m:rPr>
+          <m:t>=</m:t>
+        </m:r>
+        <m:r>
+          <m:t>.05</m:t>
+        </m:r>
+      </m:oMath>
+      <w:r>
+        <w:t xml:space="preserve">, and 80% power,</w:t>
+      </w:r>
+      <w:r>
+        <w:t xml:space="preserve"> </w:t>
+      </w:r>
+      <m:oMath>
+        <m:r>
           <m:t>H</m:t>
         </m:r>
         <m:sSub>
@@ -1683,27 +1740,90 @@
         <w:t xml:space="preserve"> </w:t>
       </w:r>
       <w:r>
-        <w:t xml:space="preserve">at 80% power and</w:t>
+        <w:t xml:space="preserve">per SD — i.e., effects with</w:t>
       </w:r>
       <w:r>
         <w:t xml:space="preserve"> </w:t>
       </w:r>
       <m:oMath>
         <m:r>
-          <m:t>α</m:t>
+          <m:t>H</m:t>
+        </m:r>
+        <m:r>
+          <m:t>R</m:t>
         </m:r>
         <m:r>
           <m:rPr>
             <m:sty m:val="p"/>
           </m:rPr>
-          <m:t>=</m:t>
-        </m:r>
-        <m:r>
-          <m:t>.05</m:t>
+          <m:t>&lt;</m:t>
+        </m:r>
+        <m:r>
+          <m:t>0.93</m:t>
         </m:r>
       </m:oMath>
       <w:r>
-        <w:t xml:space="preserve">, well below all reported effects of interest.</w:t>
+        <w:t xml:space="preserve"> </w:t>
+      </w:r>
+      <w:r>
+        <w:t xml:space="preserve">or</w:t>
+      </w:r>
+      <w:r>
+        <w:t xml:space="preserve"> </w:t>
+      </w:r>
+      <m:oMath>
+        <m:r>
+          <m:rPr>
+            <m:sty m:val="p"/>
+          </m:rPr>
+          <m:t>&gt;</m:t>
+        </m:r>
+        <m:r>
+          <m:t>1.07</m:t>
+        </m:r>
+      </m:oMath>
+      <w:r>
+        <w:t xml:space="preserve"> </w:t>
+      </w:r>
+      <w:r>
+        <w:t xml:space="preserve">are detectable.</w:t>
+      </w:r>
+    </w:p>
+    <w:p>
+      <w:pPr>
+        <w:pStyle w:val="BodyText"/>
+      </w:pPr>
+      <w:r>
+        <w:t xml:space="preserve">Effect sizes in prior prospective youth-sport dropout research are typically</w:t>
+      </w:r>
+      <w:r>
+        <w:t xml:space="preserve"> </w:t>
+      </w:r>
+      <w:r>
+        <w:rPr>
+          <w:i/>
+          <w:iCs/>
+        </w:rPr>
+        <w:t xml:space="preserve">small-to-moderate</w:t>
+      </w:r>
+      <w:r>
+        <w:t xml:space="preserve">: motivational and engagement-based predictors in 12–24-month prospective designs (Sarrazin et al., 2002; Calvo et al., 2010) and in survey-based studies of dropout reasons (Espedalen &amp; Seippel, 2022) generally correspond to standardized effect-size estimates in the small-to-moderate range (Cohen’s</w:t>
+      </w:r>
+      <w:r>
+        <w:t xml:space="preserve"> </w:t>
+      </w:r>
+      <w:r>
+        <w:rPr>
+          <w:i/>
+          <w:iCs/>
+        </w:rPr>
+        <w:t xml:space="preserve">d</w:t>
+      </w:r>
+      <w:r>
+        <w:t xml:space="preserve"> </w:t>
+      </w:r>
+      <w:r>
+        <w:t xml:space="preserve">≈ 0.2–0.5; comparable odds ratios ≈ 1.4–2.5). The detection capacity of the present design (minimum detectable HR ≈ 1.07) is therefore well below the effect magnitudes typically reported in this literature; null findings reported here (e.g., the unadjusted sex coefficient in M1, or HHI in M3) should be interpreted as substantively small rather than as underpowered.</w:t>
       </w:r>
     </w:p>
     <w:bookmarkEnd w:id="27"/>

--- a/forskning/ncc-kohort/submission_pse/MANUSCRIPT_ANONYMIZED.docx
+++ b/forskning/ncc-kohort/submission_pse/MANUSCRIPT_ANONYMIZED.docx
@@ -417,7 +417,20 @@
         <w:pStyle w:val="FirstParagraph"/>
       </w:pPr>
       <w:r>
-        <w:t xml:space="preserve">The cohort comprises every athlete who participated in any of the five consecutive autumn editions of a regional grassroots youth meet held simultaneously at three venues in eastern, mid, and western Norway between 2011 and 2016: NCC-lekene 2011, NCC-lekene 2012, PEAB-lekene 2013, PEAB-lekene 2014, Bendit-lekene 2015, and Ungdomslekene 2016 (the meet retained an identical format, venue rotation, age-group structure, and event programme while changing sponsor name). Each edition admitted athletes aged 13–14 in the year of the meet. Athletes were free to enter as 13-year-olds, as 14-year-olds, or both; participation was not contingent on selection or qualifying performance.</w:t>
+        <w:t xml:space="preserve">The cohort comprises every athlete who participated in any of the five consecutive autumn editions of a regional grassroots youth meet held simultaneously at three venues in eastern, mid, and western Norway between 2011 and 2016: NCC-lekene 2011, NCC-lekene 2012, PEAB-lekene 2013, PEAB-lekene 2014, Bendit-lekene 2015, and Ungdomslekene 2016 (the meet retained an identical format, venue rotation, age-group structure, and event programme while changing sponsor name). Each edition admitted athletes aged 13–14 in the year of the meet. Athletes were free to enter as 13-year-olds, as 14-year-olds, or both; entry was not contingent on selection by coaches or on achieving qualifying performance benchmarks. The meets did, however, involve a</w:t>
+      </w:r>
+      <w:r>
+        <w:t xml:space="preserve"> </w:t>
+      </w:r>
+      <w:r>
+        <w:rPr>
+          <w:i/>
+          <w:iCs/>
+        </w:rPr>
+        <w:t xml:space="preserve">soft form of self-selection</w:t>
+      </w:r>
+      <w:r>
+        <w:t xml:space="preserve">: entering a regional meet typically requires being a registered club member who has trained and competed locally during the season. This selection threshold is a design feature rather than a limitation. It ensures that the baseline cohort consists of adolescents who are already actively engaged in organized track and field — not children who occasionally attended a school physical-education event or accompanied a friend to a single neighbourhood race. The subsequent disengagement trajectories we trace therefore unfold from a baseline state of demonstrable engagement, sharpening the substantive interpretation of any later behavioural decline.</w:t>
       </w:r>
     </w:p>
     <w:p>
@@ -3195,7 +3208,35 @@
         <w:pStyle w:val="BodyText"/>
       </w:pPr>
       <w:r>
-        <w:t xml:space="preserve">Third, the population is selected. Athletes who participated in a regional grassroots meet at age 13–14 are already self- and parent-selected for organized-sport orientation. Effects we observed within this population may differ in shape or strength among the broader population of adolescents who never enter the funnel.</w:t>
+        <w:t xml:space="preserve">Third, the population is selected. Athletes who participated in a regional grassroots meet at age 13–14 are already self- and parent-selected for organized-sport orientation; our findings describe disengagement trajectories</w:t>
+      </w:r>
+      <w:r>
+        <w:t xml:space="preserve"> </w:t>
+      </w:r>
+      <w:r>
+        <w:rPr>
+          <w:i/>
+          <w:iCs/>
+        </w:rPr>
+        <w:t xml:space="preserve">from a baseline of demonstrable engagement</w:t>
+      </w:r>
+      <w:r>
+        <w:t xml:space="preserve"> </w:t>
+      </w:r>
+      <w:r>
+        <w:t xml:space="preserve">and do not generalize to the broader population of adolescents who never entered the competitive funnel in the first place. We frame this as a feature of the design — it lets us trace disengagement among athletes who were genuinely in the system — but readers should not extrapolate the calibration metrics (Table 6) to</w:t>
+      </w:r>
+      <w:r>
+        <w:t xml:space="preserve"> </w:t>
+      </w:r>
+      <w:r>
+        <w:t xml:space="preserve">“everyone who ever ran a school race.”</w:t>
+      </w:r>
+      <w:r>
+        <w:t xml:space="preserve"> </w:t>
+      </w:r>
+      <w:r>
+        <w:t xml:space="preserve">A second-stage retention analysis applied to the broader population (e.g., all registered club members regardless of regional-meet entry) would have different base rates and likely different threshold optima.</w:t>
       </w:r>
     </w:p>
     <w:p>

--- a/forskning/ncc-kohort/submission_pse/MANUSCRIPT_ANONYMIZED.docx
+++ b/forskning/ncc-kohort/submission_pse/MANUSCRIPT_ANONYMIZED.docx
@@ -26,7 +26,7 @@
         <w:t xml:space="preserve"> </w:t>
       </w:r>
       <w:r>
-        <w:t xml:space="preserve">Behavioral pathways out of youth sport</w:t>
+        <w:t xml:space="preserve">Behavioral disengagement precedes youth-sport dropout</w:t>
       </w:r>
     </w:p>
     <w:p>
@@ -78,7 +78,7 @@
         <w:t xml:space="preserve"> </w:t>
       </w:r>
       <w:r>
-        <w:t xml:space="preserve">Future dropouts from organized youth sport visibly pull back from competition years before they formally exit. Although qualitative research has long described this gradual disengagement, its longitudinal behavioral signature has been hard to observe directly. We use Norway’s competition register to test whether such a signature predicts senior retention.</w:t>
+        <w:t xml:space="preserve">Future dropouts from organized youth sport visibly pull back from competition years before formal exit. Although qualitative research has long described this gradual disengagement, its longitudinal behavioral signature has been hard to observe directly. We use Norway’s public competition register to test whether such a signature predicts senior retention.</w:t>
       </w:r>
     </w:p>
     <w:p>
@@ -96,7 +96,7 @@
         <w:t xml:space="preserve"> </w:t>
       </w:r>
       <w:r>
-        <w:t xml:space="preserve">We followed all 2,123 athletes (ages 13–14 at baseline) participating in five consecutive editions of a regional youth track-and-field meet between 2011 and 2016 (birth cohorts 1998–2002). We recorded annual competition counts, event-category diversification, championship participation, and Tyrving age-norm performance points through 2026 — a maximum 14-year follow-up. Senior retention (≥2 registered competitions in any year at age 20 or later) was modelled with Cox proportional hazards and assessed for assumption violations, time-varying effects, unmeasured confounding (E-value), measurement-tautology (landmark analysis at age 16), and outcome-definition sensitivity.</w:t>
+        <w:t xml:space="preserve">We followed all 2,123 athletes (ages 13–14 at baseline) participating in five consecutive editions of a regional youth track-and-field meet between 2011 and 2016 (birth cohorts 1998–2002). We recorded annual competition counts, event-category diversification, championship participation, and Tyrving age-norm performance points through 2026 — a maximum 14-year follow-up. Senior retention (≥2 registered competitions in any year at age 20 or later) was modeled with Cox proportional hazards and assessed for assumption violations, time-varying effects, unmeasured confounding (E-value), measurement-tautology (landmark analysis at age 16), and outcome-definition sensitivity.</w:t>
       </w:r>
     </w:p>
     <w:p>
@@ -189,7 +189,7 @@
         <w:t xml:space="preserve"> </w:t>
       </w:r>
       <w:r>
-        <w:t xml:space="preserve">withdrawal becomes observable in athlete behaviour — has been hard to pin down with the data designs the field has employed.</w:t>
+        <w:t xml:space="preserve">withdrawal becomes observable in athlete behavior — has been hard to pin down with the data designs the field has employed.</w:t>
       </w:r>
     </w:p>
     <w:bookmarkEnd w:id="10"/>
@@ -220,7 +220,23 @@
         <w:t xml:space="preserve">dropout is a process, not a moment</w:t>
       </w:r>
       <w:r>
-        <w:t xml:space="preserve">. The Sport Commitment Model (SCM; Scanlan et al., 1993, 2016) frames continued participation as a balance of sport enjoyment, personal investments, social constraints, opportunities, and attractive alternatives — a balance that erodes incrementally rather than collapsing in a single decision. Self-determination theory makes a parallel prediction in motivational language (Ryan &amp; Deci, 2000; Vallerand, 1997, 2007; Sarrazin et al., 2002). Sociological accounts of role exit (Ebaugh, 1988) and qualitative interview studies of dropout (Eliasson &amp; Johansson, 2021; Espedalen &amp; Seippel, 2022) provide convergent evidence: withdrawal</w:t>
+        <w:t xml:space="preserve">. The Sport Commitment Model (SCM; Scanlan et al., 1993, 2016) frames continued participation as a balance of sport enjoyment, personal investments, social constraints, opportunities, and attractive alternatives — a balance that erodes incrementally rather than collapsing in a single decision. Kretchmar’s (2000) account of</w:t>
+      </w:r>
+      <w:r>
+        <w:t xml:space="preserve"> </w:t>
+      </w:r>
+      <w:r>
+        <w:rPr>
+          <w:i/>
+          <w:iCs/>
+        </w:rPr>
+        <w:t xml:space="preserve">meaningful engagement</w:t>
+      </w:r>
+      <w:r>
+        <w:t xml:space="preserve"> </w:t>
+      </w:r>
+      <w:r>
+        <w:t xml:space="preserve">makes a complementary point at a more general level: sustained participation is anchored not in performance per se but in the meanings adolescents come to attach to the activity. Self-determination theory makes a parallel prediction in motivational language (Ryan &amp; Deci, 2000; Vallerand, 1997, 2007; Sarrazin et al., 2002). Sociological accounts of role exit (Ebaugh, 1988) and qualitative interview studies of dropout (Eliasson &amp; Johansson, 2021; Espedalen &amp; Seippel, 2022) provide convergent evidence: withdrawal</w:t>
       </w:r>
       <w:r>
         <w:t xml:space="preserve"> </w:t>
@@ -266,7 +282,7 @@
         <w:t xml:space="preserve"> </w:t>
       </w:r>
       <w:r>
-        <w:t xml:space="preserve">of the deliberative process. Athletes who have already withdrawn are systematically harder to recruit into surveys (Eime et al., 2013), and the hypothesized timescale (1–3 years) exceeds most prospective follow-up windows — Sarrazin and colleagues’ (2002) 21-month study of handballers is unusually long and still does not bridge the adolescent-to-junior transition. A separate quantitative tradition has focused on cross-sectional correlates (relative age effects, Cobley et al., 2009; early specialization, DiFiori et al., 2014; Côté &amp; Hancock, 2016; Güllich et al., 2022) and on short longitudinal designs measuring proximal psychological constructs such as exhaustion and burnout (Kuokkanen et al., 2026; Worley &amp; Smith, 2026; Zhong et al., 2026). The</w:t>
+        <w:t xml:space="preserve">of the deliberative process. Athletes who have already withdrawn are systematically harder to recruit into surveys (Eime et al., 2013), and the hypothesized timescale (1–3 years) exceeds most prospective follow-up windows — Sarrazin and colleagues’ (2002) 21-month study of handballers is unusually long and still does not bridge the adolescent-to-junior transition. A separate quantitative tradition has focused on cross-sectional correlates (relative age effects, Cobley et al., 2009; early specialization, DiFiori et al., 2014; Jayanthi et al., 2015; Côté &amp; Hancock, 2016; Güllich et al., 2022) and on short longitudinal designs measuring proximal psychological constructs such as exhaustion and burnout (Kuokkanen et al., 2026; Worley &amp; Smith, 2026; Zhong et al., 2026). The</w:t>
       </w:r>
       <w:r>
         <w:t xml:space="preserve"> </w:t>
@@ -282,7 +298,7 @@
         <w:t xml:space="preserve"> </w:t>
       </w:r>
       <w:r>
-        <w:t xml:space="preserve">of registered competition behaviour across the adolescent window — an observable proxy for the engagement balance described in the qualitative literature — has not, to our knowledge, been examined. Peringa et al. (2026) and Baker et al. (2026) further note that current expert and algorithmic approaches to athlete development have been applied to selection rather than retention, leaving behavioural surveillance of engagement as a low-cost candidate for the retention problem.</w:t>
+        <w:t xml:space="preserve">of registered competition behavior across the adolescent window — an observable proxy for the engagement balance described in the qualitative literature — has not, to our knowledge, been examined. Peringa et al. (2026) and Baker et al. (2026) further note that current expert and algorithmic approaches to athlete development have been applied to selection rather than retention, leaving behavioral surveillance of engagement as a low-cost candidate for the retention problem.</w:t>
       </w:r>
     </w:p>
     <w:bookmarkEnd w:id="12"/>
@@ -300,7 +316,7 @@
         <w:pStyle w:val="FirstParagraph"/>
       </w:pPr>
       <w:r>
-        <w:t xml:space="preserve">We test three predictions in 2,123 Norwegian youth athletes followed up to 14 years through the federation’s public competition register (Figure 1, conceptual model). First, behavioural trajectories of future retainers and future dropouts should</w:t>
+        <w:t xml:space="preserve">We test three predictions in 2,123 Norwegian youth athletes followed up to 14 years through the federation’s public competition register (Figure 1, conceptual model). First, behavioral trajectories of future retainers and future dropouts should</w:t>
       </w:r>
       <w:r>
         <w:t xml:space="preserve"> </w:t>
@@ -316,17 +332,17 @@
         <w:t xml:space="preserve"> </w:t>
       </w:r>
       <w:r>
-        <w:t xml:space="preserve">formal exit (dropout-as-process). Second,</w:t>
-      </w:r>
-      <w:r>
-        <w:t xml:space="preserve"> </w:t>
-      </w:r>
-      <w:r>
-        <w:rPr>
-          <w:i/>
-          <w:iCs/>
-        </w:rPr>
-        <w:t xml:space="preserve">behavioural</w:t>
+        <w:t xml:space="preserve">formal exit (the dropout-as-process prediction). Second,</w:t>
+      </w:r>
+      <w:r>
+        <w:t xml:space="preserve"> </w:t>
+      </w:r>
+      <w:r>
+        <w:rPr>
+          <w:i/>
+          <w:iCs/>
+        </w:rPr>
+        <w:t xml:space="preserve">behavioral</w:t>
       </w:r>
       <w:r>
         <w:t xml:space="preserve"> </w:t>
@@ -364,7 +380,7 @@
         <w:t xml:space="preserve"> </w:t>
       </w:r>
       <w:r>
-        <w:t xml:space="preserve">across cohorts recruited under different sponsor regimes of the same meet, ruling out cohort-specific artefacts. The design treats register-based competition behaviour not as a direct measure of motivation but as an observable behavioural marker whose temporal structure can be compared against accounts that have hitherto rested on cross-sectional or short-prospective evidence. Where register patterns and qualitative process accounts converge, the case for those accounts is strengthened via methodological triangulation (Heale &amp; Forbes, 2013).</w:t>
+        <w:t xml:space="preserve">across cohorts recruited under different sponsor regimes of the same meet (ruling out cohort-specific artefacts). The design treats register-based competition behavior not as a direct measure of motivation but as an observable behavioral marker whose temporal structure can be compared against accounts that have hitherto rested on cross-sectional or short-prospective evidence. Where register patterns and qualitative process accounts converge, the case for those accounts is strengthened via methodological triangulation (Heale &amp; Forbes, 2013).</w:t>
       </w:r>
     </w:p>
     <w:p>
@@ -417,20 +433,7 @@
         <w:pStyle w:val="FirstParagraph"/>
       </w:pPr>
       <w:r>
-        <w:t xml:space="preserve">The cohort comprises every athlete who participated in any of the five consecutive autumn editions of a regional grassroots youth meet held simultaneously at three venues in eastern, mid, and western Norway between 2011 and 2016: NCC-lekene 2011, NCC-lekene 2012, PEAB-lekene 2013, PEAB-lekene 2014, Bendit-lekene 2015, and Ungdomslekene 2016 (the meet retained an identical format, venue rotation, age-group structure, and event programme while changing sponsor name). Each edition admitted athletes aged 13–14 in the year of the meet. Athletes were free to enter as 13-year-olds, as 14-year-olds, or both; entry was not contingent on selection by coaches or on achieving qualifying performance benchmarks. The meets did, however, involve a</w:t>
-      </w:r>
-      <w:r>
-        <w:t xml:space="preserve"> </w:t>
-      </w:r>
-      <w:r>
-        <w:rPr>
-          <w:i/>
-          <w:iCs/>
-        </w:rPr>
-        <w:t xml:space="preserve">soft form of self-selection</w:t>
-      </w:r>
-      <w:r>
-        <w:t xml:space="preserve">: entering a regional meet typically requires being a registered club member who has trained and competed locally during the season. This selection threshold is a design feature rather than a limitation. It ensures that the baseline cohort consists of adolescents who are already actively engaged in organized track and field — not children who occasionally attended a school physical-education event or accompanied a friend to a single neighbourhood race. The subsequent disengagement trajectories we trace therefore unfold from a baseline state of demonstrable engagement, sharpening the substantive interpretation of any later behavioural decline.</w:t>
+        <w:t xml:space="preserve">The cohort comprises every athlete who participated in any of the five consecutive autumn editions of a regional grassroots youth meet held simultaneously at three venues in eastern, mid, and western Norway between 2011 and 2016: NCC-lekene 2011, NCC-lekene 2012, PEAB-lekene 2013, PEAB-lekene 2014, Bendit-lekene 2015, and Ungdomslekene 2016 (the meet retained an identical format, venue rotation, age-group structure, and event program while changing sponsor name). Each edition admitted athletes aged 13–14 in the year of the meet, who entered by registering interest through their regional club federation; in practice nearly all active club athletes who applied were included (in some districts all of them), with no qualifying performance threshold. This soft self-selection is a design feature: the baseline cohort consists of adolescents already engaged with organized track and field through a registered club, not children who happened to attend a school race or accompanied a friend to a single local meet. Disengagement trajectories therefore unfold from a baseline of demonstrable engagement.</w:t>
       </w:r>
     </w:p>
     <w:p>
@@ -902,7 +905,7 @@
           <w:b/>
           <w:bCs/>
         </w:rPr>
-        <w:t xml:space="preserve">helaars_age_X</w:t>
+        <w:t xml:space="preserve">year_round_age_X</w:t>
       </w:r>
       <w:r>
         <w:t xml:space="preserve"> </w:t>
@@ -918,7 +921,7 @@
           <w:b/>
           <w:bCs/>
         </w:rPr>
-        <w:t xml:space="preserve">vol_pre_milepael</w:t>
+        <w:t xml:space="preserve">vol_pre_milestone</w:t>
       </w:r>
       <w:r>
         <w:t xml:space="preserve"> </w:t>
@@ -934,7 +937,7 @@
           <w:b/>
           <w:bCs/>
         </w:rPr>
-        <w:t xml:space="preserve">vol_milepael</w:t>
+        <w:t xml:space="preserve">vol_milestone</w:t>
       </w:r>
       <w:r>
         <w:t xml:space="preserve"> </w:t>
@@ -950,13 +953,13 @@
           <w:b/>
           <w:bCs/>
         </w:rPr>
-        <w:t xml:space="preserve">vol_trend_milepael</w:t>
-      </w:r>
-      <w:r>
-        <w:t xml:space="preserve"> </w:t>
-      </w:r>
-      <w:r>
-        <w:t xml:space="preserve">(vol_milepael − vol_pre_milepael). We also computed</w:t>
+        <w:t xml:space="preserve">vol_trend_milestone</w:t>
+      </w:r>
+      <w:r>
+        <w:t xml:space="preserve"> </w:t>
+      </w:r>
+      <w:r>
+        <w:t xml:space="preserve">(vol_milestone − vol_pre_milestone). We also computed</w:t>
       </w:r>
       <w:r>
         <w:t xml:space="preserve"> </w:t>
@@ -966,7 +969,7 @@
           <w:b/>
           <w:bCs/>
         </w:rPr>
-        <w:t xml:space="preserve">n_msk_typer</w:t>
+        <w:t xml:space="preserve">n_champ_types</w:t>
       </w:r>
       <w:r>
         <w:t xml:space="preserve">, a count of championship</w:t>
@@ -1055,7 +1058,7 @@
         <w:pStyle w:val="FirstParagraph"/>
       </w:pPr>
       <w:r>
-        <w:t xml:space="preserve">We modelled time from baseline to last active season using Cox (1972) proportional hazards regression, with hazard function</w:t>
+        <w:t xml:space="preserve">We modeled time from baseline to last active season using Cox (1972) proportional hazards regression, with hazard function</w:t>
       </w:r>
       <w:r>
         <w:t xml:space="preserve"> </w:t>
@@ -1342,7 +1345,7 @@
         <w:pStyle w:val="FirstParagraph"/>
       </w:pPr>
       <w:r>
-        <w:t xml:space="preserve">Because senior retention is itself defined by registered competitive activity, and the strongest candidate predictor (competition volume at age 15–16) is also a measure of registered competitive activity, the two measurements are operationally related. Specifically, an athlete who has already withdrawn from competition before age 15 has vol_milepael = 0 by construction</w:t>
+        <w:t xml:space="preserve">Because senior retention is itself defined by registered competitive activity, and the strongest candidate predictor (competition volume at age 15–16) is also a measure of registered competitive activity, the two measurements are operationally related. Specifically, an athlete who has already withdrawn from competition before age 15 has vol_milestone = 0 by construction</w:t>
       </w:r>
       <w:r>
         <w:t xml:space="preserve"> </w:t>
@@ -1395,7 +1398,7 @@
         <w:t xml:space="preserve">among athletes who have not yet dropped out</w:t>
       </w:r>
       <w:r>
-        <w:t xml:space="preserve">. We additionally re-estimated the full Cox model excluding athletes with vol_milepael = 0 (Supplementary Table S12), and fitted a</w:t>
+        <w:t xml:space="preserve">. We additionally re-estimated the full Cox model excluding athletes with vol_milestone = 0 (Supplementary Table S12), and fitted a</w:t>
       </w:r>
       <w:r>
         <w:t xml:space="preserve"> </w:t>
@@ -1411,7 +1414,7 @@
         <w:t xml:space="preserve"> </w:t>
       </w:r>
       <w:r>
-        <w:t xml:space="preserve">model in which the only behavioral predictor was vol_pre_milepael (ages 13–14), testing whether the signal exists before the milestone window itself (Supplementary Table S10).</w:t>
+        <w:t xml:space="preserve">model in which the only behavioral predictor was vol_pre_milestone (ages 13–14), testing whether the signal exists before the milestone window itself (Supplementary Table S10).</w:t>
       </w:r>
     </w:p>
     <w:bookmarkEnd w:id="25"/>
@@ -1872,7 +1875,7 @@
         <w:pStyle w:val="FirstParagraph"/>
       </w:pPr>
       <w:r>
-        <w:t xml:space="preserve">For the dominant covariate (vol_milepael) and for the championship-types count, we computed the</w:t>
+        <w:t xml:space="preserve">For the dominant covariate (vol_milestone) and for the championship-types count, we computed the</w:t>
       </w:r>
       <w:r>
         <w:t xml:space="preserve"> </w:t>
@@ -1931,7 +1934,7 @@
         <w:t xml:space="preserve"> </w:t>
       </w:r>
       <w:r>
-        <w:t xml:space="preserve">an athlete as high-risk (vol_milepael &lt; 1, 5, 10, 15, or 20 meets across ages 15–16). We additionally produced a decile-based calibration plot comparing observed to predicted retention probabilities (Supplementary Figure S1).</w:t>
+        <w:t xml:space="preserve">an athlete as high-risk (vol_milestone &lt; 1, 5, 10, 15, or 20 meets across ages 15–16). We additionally produced a decile-based calibration plot comparing observed to predicted retention probabilities (Supplementary Figure S1).</w:t>
       </w:r>
     </w:p>
     <w:bookmarkEnd w:id="30"/>
@@ -2221,33 +2224,123 @@
         <w:pStyle w:val="BodyText"/>
       </w:pPr>
       <w:r>
-        <w:t xml:space="preserve">Adding standardized competition volume at age 15–16 in M4 produced a substantial jump in C-index from 0.573 to 0.846. In this model, vol_milepael was associated with a hazard ratio of 0.352 per SD (95% CI: 0.327–0.380, p &lt; .001), corresponding to a substantially lower observed dropout hazard at higher milestone-window competition volume. The previously significant Tyrving coefficient became non-significant once volume was entered (HR = 1.04, p = 0.17): once an athlete’s behavioral engagement at the milestone is known, knowing their baseline performance adds little additional discrimination.</w:t>
-      </w:r>
-      <w:r>
-        <w:t xml:space="preserve"> </w:t>
+        <w:t xml:space="preserve">Adding standardized competition volume at age 15–16 in M4 produced a substantial jump in C-index from 0.573 to 0.846. In this model, vol_milestone was associated with a hazard ratio of 0.352 per SD (95% CI: 0.327–0.380, p &lt; .001), corresponding to a substantially lower observed dropout hazard at higher milestone-window competition volume. The previously significant Tyrving coefficient became non-significant once volume was entered (HR = 1.04, p = 0.17): once an athlete’s behavioral engagement at the milestone is known, knowing their baseline performance adds little additional discrimination. Because both predictor and outcome are derived from registered competition behavior, the large gain in classification accuracy should be interpreted as capturing the temporal unfolding of disengagement rather than as independent predictive power; the landmark analysis in Section 3.5 addresses this directly.</w:t>
+      </w:r>
+    </w:p>
+    <w:p>
+      <w:pPr>
+        <w:pStyle w:val="BodyText"/>
+      </w:pPr>
+      <w:r>
+        <w:t xml:space="preserve">Adding the count of championship types in M5 did not improve discrimination further (C = 0.842) but the championship variable itself was strongly associated with retention (HR = 0.74 per type, p &lt; .001). In the fuller model the sex coefficient achieved nominal significance (HR for female = 1.12, p = 0.025): for given combinations of performance, specialization, volume, and championship breadth, female athletes had slightly higher dropout hazard than male athletes — an adjusted sex effect that was hidden in the unadjusted analysis.</w:t>
+      </w:r>
+    </w:p>
+    <w:p>
+      <w:pPr>
+        <w:pStyle w:val="BodyText"/>
+      </w:pPr>
+      <w:r>
+        <w:t xml:space="preserve">The minimum detectable hazard ratio under Hsieh and Lavori (2000) with 1,570 events and 80% power was HR = 1.07; all reported null findings (e.g., baseline-only sex coefficient) were therefore well-powered to detect substantively meaningful effects.</w:t>
+      </w:r>
+    </w:p>
+    <w:p>
+      <w:pPr>
+        <w:pStyle w:val="BodyText"/>
+      </w:pPr>
+      <w:r>
+        <w:t xml:space="preserve">[</w:t>
       </w:r>
       <w:r>
         <w:rPr>
           <w:b/>
           <w:bCs/>
         </w:rPr>
-        <w:t xml:space="preserve">Because both predictor and outcome are derived from registered competition behavior, the large gain in classification accuracy should be interpreted as capturing the temporal unfolding of disengagement rather than as independent predictive power; the landmark analysis in Section 3.5 addresses this directly.</w:t>
-      </w:r>
-    </w:p>
-    <w:p>
-      <w:pPr>
-        <w:pStyle w:val="BodyText"/>
-      </w:pPr>
-      <w:r>
-        <w:t xml:space="preserve">Adding the count of championship types in M5 did not improve discrimination further (C = 0.842) but the championship variable itself was strongly associated with retention (HR = 0.74 per type, p &lt; .001). In the fuller model the sex coefficient achieved nominal significance (HR for female = 1.12, p = 0.025): for given combinations of performance, specialization, volume, and championship breadth, female athletes had slightly higher dropout hazard than male athletes — an adjusted sex effect that was hidden in the unadjusted analysis.</w:t>
-      </w:r>
-    </w:p>
-    <w:p>
-      <w:pPr>
-        <w:pStyle w:val="BodyText"/>
-      </w:pPr>
-      <w:r>
-        <w:t xml:space="preserve">The minimum detectable hazard ratio under Hsieh and Lavori (2000) with 1,570 events and 80% power was HR = 1.07; all reported null findings (e.g., baseline-only sex coefficient) were therefore well-powered to detect substantively meaningful effects.</w:t>
+        <w:t xml:space="preserve">Table 3 about here</w:t>
+      </w:r>
+      <w:r>
+        <w:t xml:space="preserve">]</w:t>
+      </w:r>
+    </w:p>
+    <w:bookmarkEnd w:id="40"/>
+    <w:bookmarkStart w:id="41" w:name="Xd6f240be8e61aa8aa48ffc72111d28f37ac04b3"/>
+    <w:p>
+      <w:pPr>
+        <w:pStyle w:val="Heading2"/>
+      </w:pPr>
+      <w:r>
+        <w:t xml:space="preserve">3.5 Landmark analysis: addressing potential measurement-tautology</w:t>
+      </w:r>
+    </w:p>
+    <w:p>
+      <w:pPr>
+        <w:pStyle w:val="FirstParagraph"/>
+      </w:pPr>
+      <w:r>
+        <w:t xml:space="preserve">Because senior retention is itself defined by registered competitive activity, the apparent predictive power of milestone-window volume could partly reflect a mechanical relationship: athletes who dropped out</w:t>
+      </w:r>
+      <w:r>
+        <w:t xml:space="preserve"> </w:t>
+      </w:r>
+      <w:r>
+        <w:rPr>
+          <w:i/>
+          <w:iCs/>
+        </w:rPr>
+        <w:t xml:space="preserve">before</w:t>
+      </w:r>
+      <w:r>
+        <w:t xml:space="preserve"> </w:t>
+      </w:r>
+      <w:r>
+        <w:t xml:space="preserve">age 15 have vol_milestone = 0 by construction. To address this, we restricted the analysis to athletes still demonstrably active at age 16 (n = 1,167 of the original 2,123) and re-fit the full Cox model with follow-up time measured from age 16.</w:t>
+      </w:r>
+    </w:p>
+    <w:p>
+      <w:pPr>
+        <w:pStyle w:val="BodyText"/>
+      </w:pPr>
+      <w:r>
+        <w:t xml:space="preserve">Among continuing athletes, milestone-window volume remained the dominant predictor of subsequent senior retention (HR = 0.60 per SD, 95% CI [0.54, 0.66], p &lt; .001; C-index = 0.735). Championship-types breadth also retained its effect (HR = 0.78, p &lt; .001). The behavioral signal is therefore unlikely to be fully explained by mechanical inclusion of athletes who had already dropped out before the milestone window. As a complementary check, re-estimating the full Cox model excluding athletes with vol_milestone = 0 produced HR = 0.51 for vol_milestone (95% CI [0.46, 0.56], p &lt; .001; n = 1,250; Supplementary Table S12) — a slight attenuation but a substantively unchanged effect.</w:t>
+      </w:r>
+    </w:p>
+    <w:p>
+      <w:pPr>
+        <w:pStyle w:val="BodyText"/>
+      </w:pPr>
+      <w:r>
+        <w:t xml:space="preserve">More importantly, a second check used the</w:t>
+      </w:r>
+      <w:r>
+        <w:t xml:space="preserve"> </w:t>
+      </w:r>
+      <w:r>
+        <w:rPr>
+          <w:i/>
+          <w:iCs/>
+        </w:rPr>
+        <w:t xml:space="preserve">pre-milestone</w:t>
+      </w:r>
+      <w:r>
+        <w:t xml:space="preserve"> </w:t>
+      </w:r>
+      <w:r>
+        <w:t xml:space="preserve">(ages 13–14) volume alone as the only behavioral predictor (Supplementary Table S10). Pre-milestone volume — measured during the baseline window itself, three years before the qualification milestone — was associated with senior retention almost as strongly as the milestone-window variable (HR = 0.50 per SD, 95% CI [0.46, 0.53], p &lt; .001). The behavioral signal is therefore detectable</w:t>
+      </w:r>
+      <w:r>
+        <w:t xml:space="preserve"> </w:t>
+      </w:r>
+      <w:r>
+        <w:rPr>
+          <w:i/>
+          <w:iCs/>
+        </w:rPr>
+        <w:t xml:space="preserve">before</w:t>
+      </w:r>
+      <w:r>
+        <w:t xml:space="preserve"> </w:t>
+      </w:r>
+      <w:r>
+        <w:t xml:space="preserve">the age 15–16 window, indicating that progressive disengagement is observable at the very onset of organized competitive participation rather than being a reaction to qualification-window outcomes. This is consistent with the qualitative literature’s characterization of dropout as a long deliberative process rather than a response to a specific selection event (Eliasson &amp; Johansson, 2021; Espedalen &amp; Seippel, 2022).</w:t>
       </w:r>
     </w:p>
     <w:p>
@@ -2262,20 +2355,20 @@
           <w:b/>
           <w:bCs/>
         </w:rPr>
-        <w:t xml:space="preserve">Table 3 about here</w:t>
+        <w:t xml:space="preserve">Table 4 about here</w:t>
       </w:r>
       <w:r>
         <w:t xml:space="preserve">]</w:t>
       </w:r>
     </w:p>
-    <w:bookmarkEnd w:id="40"/>
-    <w:bookmarkStart w:id="41" w:name="X00588613d6b03a3e9bfc587807e608958e77f8e"/>
+    <w:bookmarkEnd w:id="41"/>
+    <w:bookmarkStart w:id="42" w:name="time-varying-effects"/>
     <w:p>
       <w:pPr>
         <w:pStyle w:val="Heading2"/>
       </w:pPr>
       <w:r>
-        <w:t xml:space="preserve">3.5 Landmark analysis: the volume signal is not measurement-tautology</w:t>
+        <w:t xml:space="preserve">3.6 Time-varying effects</w:t>
       </w:r>
     </w:p>
     <w:p>
@@ -2283,71 +2376,31 @@
         <w:pStyle w:val="FirstParagraph"/>
       </w:pPr>
       <w:r>
-        <w:t xml:space="preserve">Because senior retention is itself defined by registered competitive activity, the apparent predictive power of milestone-window volume could partly reflect a mechanical relationship: athletes who dropped out</w:t>
-      </w:r>
-      <w:r>
-        <w:t xml:space="preserve"> </w:t>
-      </w:r>
-      <w:r>
-        <w:rPr>
-          <w:i/>
-          <w:iCs/>
-        </w:rPr>
-        <w:t xml:space="preserve">before</w:t>
-      </w:r>
-      <w:r>
-        <w:t xml:space="preserve"> </w:t>
-      </w:r>
-      <w:r>
-        <w:t xml:space="preserve">age 15 have vol_milepael = 0 by construction. To address this, we restricted the analysis to athletes still demonstrably active at age 16 (n = 1,167 of the original 2,123) and re-fit the full Cox model with follow-up time measured from age 16.</w:t>
-      </w:r>
-    </w:p>
-    <w:p>
-      <w:pPr>
-        <w:pStyle w:val="BodyText"/>
-      </w:pPr>
-      <w:r>
-        <w:t xml:space="preserve">Among continuing athletes, milestone-window volume remained the dominant predictor of subsequent senior retention (HR = 0.60 per SD, 95% CI [0.54, 0.66], p &lt; .001; C-index = 0.735). Championship-types breadth also retained its effect (HR = 0.78, p &lt; .001). The behavioral signal is therefore unlikely to be fully explained by mechanical inclusion of athletes who had already dropped out before the milestone window. As a complementary check, re-estimating the full Cox model excluding athletes with vol_milepael = 0 produced HR = 0.51 for vol_milepael (95% CI [0.46, 0.56], p &lt; .001; n = 1,250; Supplementary Table S12) — a slight attenuation but a substantively unchanged effect.</w:t>
-      </w:r>
-    </w:p>
-    <w:p>
-      <w:pPr>
-        <w:pStyle w:val="BodyText"/>
-      </w:pPr>
-      <w:r>
-        <w:t xml:space="preserve">More importantly, a second check used the</w:t>
-      </w:r>
-      <w:r>
-        <w:t xml:space="preserve"> </w:t>
-      </w:r>
-      <w:r>
-        <w:rPr>
-          <w:i/>
-          <w:iCs/>
-        </w:rPr>
-        <w:t xml:space="preserve">pre-milestone</w:t>
-      </w:r>
-      <w:r>
-        <w:t xml:space="preserve"> </w:t>
-      </w:r>
-      <w:r>
-        <w:t xml:space="preserve">(ages 13–14) volume alone as the only behavioral predictor (Supplementary Table S10). Pre-milestone volume — measured during the baseline window itself, three years before the qualification milestone — was associated with senior retention almost as strongly as the milestone-window variable (HR = 0.50 per SD, 95% CI [0.46, 0.53], p &lt; .001). The behavioral signal is therefore detectable</w:t>
-      </w:r>
-      <w:r>
-        <w:t xml:space="preserve"> </w:t>
-      </w:r>
-      <w:r>
-        <w:rPr>
-          <w:i/>
-          <w:iCs/>
-        </w:rPr>
-        <w:t xml:space="preserve">before</w:t>
-      </w:r>
-      <w:r>
-        <w:t xml:space="preserve"> </w:t>
-      </w:r>
-      <w:r>
-        <w:t xml:space="preserve">the age 15–16 window, indicating that progressive disengagement is observable at the very onset of organized competitive participation rather than being a reaction to qualification-window outcomes. This is consistent with the qualitative literature’s characterization of dropout as a long deliberative process rather than a response to a specific selection event (Eliasson &amp; Johansson, 2021; Espedalen &amp; Seippel, 2022).</w:t>
+        <w:t xml:space="preserve">Schoenfeld residual tests indicated that the proportional-hazards assumption was satisfied for sex (χ²₁ = 2.50, p = .11) and for baseline Tyrving performance (χ²₁ = 0.12, p = .73), but violated for the specialization (χ²₁ = 11.12, p &lt; .001), championship-types (χ²₁ = 10.89, p = .001), and milestone-window volume (χ²₁ = 220.77, p &lt; .001) covariates (Supplementary Table S1). To verify that the violations did not change substantive conclusions, we re-fit the model stratified on the most-violating discrete covariate (HHI tercile); remaining effects retained their direction, magnitude, and significance (Supplementary Table S6).</w:t>
+      </w:r>
+    </w:p>
+    <w:p>
+      <w:pPr>
+        <w:pStyle w:val="BodyText"/>
+      </w:pPr>
+      <w:r>
+        <w:t xml:space="preserve">To characterize the time-varying nature of the dominant predictor, we fit period-specific Cox models in three follow-up windows (Figure 4, Table 5). The protective association of milestone-window volume was strongest in the first three years post-baseline (HR = 0.14, 95% CI: 0.11–0.16), moderate in years 3–6 (HR = 0.69, 95% CI: 0.60–0.79), and absent in years 6+ (HR = 0.96, 95% CI: 0.77–1.19). This pattern suggests that competition volume functions as a</w:t>
+      </w:r>
+      <w:r>
+        <w:t xml:space="preserve"> </w:t>
+      </w:r>
+      <w:r>
+        <w:rPr>
+          <w:i/>
+          <w:iCs/>
+        </w:rPr>
+        <w:t xml:space="preserve">proximal behavioral marker of disengagement</w:t>
+      </w:r>
+      <w:r>
+        <w:t xml:space="preserve"> </w:t>
+      </w:r>
+      <w:r>
+        <w:t xml:space="preserve">— informative for retention prediction within the immediate post-baseline window — rather than as a stable trait-like predictor of long-term athletic disposition. Effect sizes for the other covariates were stable across windows.</w:t>
       </w:r>
     </w:p>
     <w:p>
@@ -2362,52 +2415,10 @@
           <w:b/>
           <w:bCs/>
         </w:rPr>
-        <w:t xml:space="preserve">Table 4 about here</w:t>
+        <w:t xml:space="preserve">Figure 4 about here</w:t>
       </w:r>
       <w:r>
         <w:t xml:space="preserve">]</w:t>
-      </w:r>
-    </w:p>
-    <w:bookmarkEnd w:id="41"/>
-    <w:bookmarkStart w:id="42" w:name="time-varying-effects"/>
-    <w:p>
-      <w:pPr>
-        <w:pStyle w:val="Heading2"/>
-      </w:pPr>
-      <w:r>
-        <w:t xml:space="preserve">3.6 Time-varying effects</w:t>
-      </w:r>
-    </w:p>
-    <w:p>
-      <w:pPr>
-        <w:pStyle w:val="FirstParagraph"/>
-      </w:pPr>
-      <w:r>
-        <w:t xml:space="preserve">Schoenfeld residual tests indicated that the proportional-hazards assumption was satisfied for sex (χ²₁ = 2.50, p = .11) and for baseline Tyrving performance (χ²₁ = 0.12, p = .73), but violated for the specialization (χ²₁ = 11.12, p &lt; .001), championship-types (χ²₁ = 10.89, p = .001), and milestone-window volume (χ²₁ = 220.77, p &lt; .001) covariates (Supplementary Table S1). To verify that the violations did not change substantive conclusions, we re-fit the model stratified on the most-violating discrete covariate (HHI tercile); remaining effects retained their direction, magnitude, and significance (Supplementary Table S6).</w:t>
-      </w:r>
-    </w:p>
-    <w:p>
-      <w:pPr>
-        <w:pStyle w:val="BodyText"/>
-      </w:pPr>
-      <w:r>
-        <w:t xml:space="preserve">To characterize the time-varying nature of the dominant predictor, we fit period-specific Cox models in three follow-up windows (Figure 4, Table 5). The protective association of milestone-window volume was strongest in the first three years post-baseline (HR = 0.14, 95% CI: 0.11–0.16), moderate in years 3–6 (HR = 0.69, 95% CI: 0.60–0.79), and absent in years 6+ (HR = 0.96, 95% CI: 0.77–1.19). This pattern suggests that competition volume functions as a</w:t>
-      </w:r>
-      <w:r>
-        <w:t xml:space="preserve"> </w:t>
-      </w:r>
-      <w:r>
-        <w:rPr>
-          <w:i/>
-          <w:iCs/>
-        </w:rPr>
-        <w:t xml:space="preserve">proximal behavioral marker of disengagement</w:t>
-      </w:r>
-      <w:r>
-        <w:t xml:space="preserve"> </w:t>
-      </w:r>
-      <w:r>
-        <w:t xml:space="preserve">— informative for retention prediction within the immediate post-baseline window — rather than as a stable trait-like predictor of long-term athletic disposition. Effect sizes for the other covariates were stable across windows.</w:t>
       </w:r>
     </w:p>
     <w:p>
@@ -2422,10 +2433,58 @@
           <w:b/>
           <w:bCs/>
         </w:rPr>
-        <w:t xml:space="preserve">Figure 4 about here</w:t>
+        <w:t xml:space="preserve">Table 5 about here</w:t>
       </w:r>
       <w:r>
         <w:t xml:space="preserve">]</w:t>
+      </w:r>
+    </w:p>
+    <w:bookmarkEnd w:id="42"/>
+    <w:bookmarkStart w:id="43" w:name="robustness-to-outcome-definition"/>
+    <w:p>
+      <w:pPr>
+        <w:pStyle w:val="Heading2"/>
+      </w:pPr>
+      <w:r>
+        <w:t xml:space="preserve">3.7 Robustness to outcome definition</w:t>
+      </w:r>
+    </w:p>
+    <w:p>
+      <w:pPr>
+        <w:pStyle w:val="FirstParagraph"/>
+      </w:pPr>
+      <w:r>
+        <w:t xml:space="preserve">To assess sensitivity to how senior retention is operationalized, we re-estimated the central effect using three outcome definitions: (A) ≥1 senior-age result, (B) ≥2 results in any senior-age year (the primary outcome), and (C) ≥2 results in each of two distinct senior-age years (Supplementary Table S9). The odds ratio for vol_milestone in a logistic-regression analogue of the full model was 2.79 (definition A), 3.08 (B), and 2.94 (C); AUC was 0.83, 0.86, and 0.87 respectively. The choice of outcome threshold has essentially no effect on the substantive finding.</w:t>
+      </w:r>
+    </w:p>
+    <w:bookmarkEnd w:id="43"/>
+    <w:bookmarkStart w:id="44" w:name="Xfc1cccc5af59c8f6274fc509340276167c12e66"/>
+    <w:p>
+      <w:pPr>
+        <w:pStyle w:val="Heading2"/>
+      </w:pPr>
+      <w:r>
+        <w:t xml:space="preserve">3.8 Calibration and practical early-warning thresholds</w:t>
+      </w:r>
+    </w:p>
+    <w:p>
+      <w:pPr>
+        <w:pStyle w:val="FirstParagraph"/>
+      </w:pPr>
+      <w:r>
+        <w:t xml:space="preserve">Table 6 presents calibration metrics for using milestone-window competition volume as a behavioral early-warning indicator. With a threshold of vol_milestone &lt; 10 meets (flagging 53.7% of the cohort), the positive predictive value (PPV) is 0.97 — among flagged athletes, 97% subsequently dropped out before senior age. The negative predictive value is 0.32, sensitivity 0.63, and specificity 0.91. Lower thresholds (vol &lt; 1) trade sensitivity for specificity (PPV = 0.99, sensitivity = 0.33, 27.7% flagged); higher thresholds (vol &lt; 20) trade specificity for sensitivity (PPV = 0.95, sensitivity = 0.77, 67.1% flagged). The high PPVs partly reflect the high dropout base rate in this population (84%); an unsophisticated rule</w:t>
+      </w:r>
+      <w:r>
+        <w:t xml:space="preserve"> </w:t>
+      </w:r>
+      <w:r>
+        <w:t xml:space="preserve">“predict that everyone drops out”</w:t>
+      </w:r>
+      <w:r>
+        <w:t xml:space="preserve"> </w:t>
+      </w:r>
+      <w:r>
+        <w:t xml:space="preserve">would already achieve PPV = 0.84. The behavioral threshold therefore improves precision by 11–15 percentage points over base-rate prediction, while also providing graduated sensitivity that base-rate prediction cannot. The decile-based calibration plot for the full Cox model (Supplementary Figure S1) shows close agreement between predicted and observed retention probabilities across the distribution.</w:t>
       </w:r>
     </w:p>
     <w:p>
@@ -2440,20 +2499,20 @@
           <w:b/>
           <w:bCs/>
         </w:rPr>
-        <w:t xml:space="preserve">Table 5 about here</w:t>
+        <w:t xml:space="preserve">Table 6 about here</w:t>
       </w:r>
       <w:r>
         <w:t xml:space="preserve">]</w:t>
       </w:r>
     </w:p>
-    <w:bookmarkEnd w:id="42"/>
-    <w:bookmarkStart w:id="43" w:name="robustness-to-outcome-definition"/>
+    <w:bookmarkEnd w:id="44"/>
+    <w:bookmarkStart w:id="45" w:name="Xed141f14e68d3ce645416f11af6434634380b4c"/>
     <w:p>
       <w:pPr>
         <w:pStyle w:val="Heading2"/>
       </w:pPr>
       <w:r>
-        <w:t xml:space="preserve">3.7 Robustness to outcome definition</w:t>
+        <w:t xml:space="preserve">3.9 Random forest variable importance (convergent evidence)</w:t>
       </w:r>
     </w:p>
     <w:p>
@@ -2461,17 +2520,17 @@
         <w:pStyle w:val="FirstParagraph"/>
       </w:pPr>
       <w:r>
-        <w:t xml:space="preserve">To assess sensitivity to how senior retention is operationalized, we re-estimated the central effect using three outcome definitions: (A) ≥1 senior-age result, (B) ≥2 results in any senior-age year (the primary outcome), and (C) ≥2 results in each of two distinct senior-age years (Supplementary Table S9). The odds ratio for vol_milepael in a logistic-regression analogue of the full model was 2.79 (definition A), 3.08 (B), and 2.94 (C); AUC was 0.83, 0.86, and 0.87 respectively. The choice of outcome threshold has essentially no effect on the substantive finding.</w:t>
-      </w:r>
-    </w:p>
-    <w:bookmarkEnd w:id="43"/>
-    <w:bookmarkStart w:id="44" w:name="Xfc1cccc5af59c8f6274fc509340276167c12e66"/>
+        <w:t xml:space="preserve">As a non-parametric convergent check, a random forest fit to predict senior retention identified volume-based features as the most important predictors (Supplementary Figure S2; Supplementary Table S12): the top six positions are all volume- or trajectory-based, with sex appearing near the bottom (importance 0.010). The pattern is consistent with the Cox findings and confirms that the ranking is not an artefact of linearity assumptions. Cross-validated AUCs for nested predictor subsets (Supplementary Table S8) show that a model using only competition-volume features at ages 13–16 achieves AUC = 0.82, essentially identical to the full 22-predictor model (AUC = 0.82) — performance and specialization information add nothing once volume is observed.</w:t>
+      </w:r>
+    </w:p>
+    <w:bookmarkEnd w:id="45"/>
+    <w:bookmarkStart w:id="46" w:name="cross-cohort-replication"/>
     <w:p>
       <w:pPr>
         <w:pStyle w:val="Heading2"/>
       </w:pPr>
       <w:r>
-        <w:t xml:space="preserve">3.8 Calibration and practical early-warning thresholds</w:t>
+        <w:t xml:space="preserve">3.10 Cross-cohort replication</w:t>
       </w:r>
     </w:p>
     <w:p>
@@ -2479,19 +2538,7 @@
         <w:pStyle w:val="FirstParagraph"/>
       </w:pPr>
       <w:r>
-        <w:t xml:space="preserve">Table 6 presents calibration metrics for using milestone-window competition volume as a behavioral early-warning indicator. With a threshold of vol_milepael &lt; 10 meets (flagging 53.7% of the cohort), the positive predictive value (PPV) is 0.97 — among flagged athletes, 97% subsequently dropped out before senior age. The negative predictive value is 0.32, sensitivity 0.63, and specificity 0.91. Lower thresholds (vol &lt; 1) trade sensitivity for specificity (PPV = 0.99, sensitivity = 0.33, 27.7% flagged); higher thresholds (vol &lt; 20) trade specificity for sensitivity (PPV = 0.95, sensitivity = 0.77, 67.1% flagged). The high PPVs partly reflect the high dropout base rate in this population (84%); an unsophisticated rule</w:t>
-      </w:r>
-      <w:r>
-        <w:t xml:space="preserve"> </w:t>
-      </w:r>
-      <w:r>
-        <w:t xml:space="preserve">“predict that everyone drops out”</w:t>
-      </w:r>
-      <w:r>
-        <w:t xml:space="preserve"> </w:t>
-      </w:r>
-      <w:r>
-        <w:t xml:space="preserve">would already achieve PPV = 0.84. The behavioral threshold therefore improves precision by 11–15 percentage points over base-rate prediction, while also providing graduated sensitivity that base-rate prediction cannot. The decile-based calibration plot for the full Cox model (Supplementary Figure S1) shows close agreement between predicted and observed retention probabilities across the distribution.</w:t>
+        <w:t xml:space="preserve">The full Cox model was re-estimated separately in each birth-year cohort (Table 7). The volume-at-milestone effect replicated in both cohorts at similar magnitude (Cohort A HR = 0.49 per SD, p &lt; .001; Cohort B HR = 0.36 per SD, p &lt; .001). Championship-types also replicated (Cohort A HR = 0.71, p &lt; .001; Cohort B HR = 0.77, p &lt; .001). The C-indices were similar (Cohort A 0.835; Cohort B 0.852). The sex coefficient differed between cohorts: elevated and significant in Cohort A (HR = 1.19, p = 0.006) but not in Cohort B (HR = 1.02, p = 0.83). HHI-early reached significance in Cohort B (HR = 0.88, p = 0.004) but not Cohort A.</w:t>
       </w:r>
     </w:p>
     <w:p>
@@ -2506,60 +2553,6 @@
           <w:b/>
           <w:bCs/>
         </w:rPr>
-        <w:t xml:space="preserve">Table 6 about here</w:t>
-      </w:r>
-      <w:r>
-        <w:t xml:space="preserve">]</w:t>
-      </w:r>
-    </w:p>
-    <w:bookmarkEnd w:id="44"/>
-    <w:bookmarkStart w:id="45" w:name="Xed141f14e68d3ce645416f11af6434634380b4c"/>
-    <w:p>
-      <w:pPr>
-        <w:pStyle w:val="Heading2"/>
-      </w:pPr>
-      <w:r>
-        <w:t xml:space="preserve">3.9 Random forest variable importance (convergent evidence)</w:t>
-      </w:r>
-    </w:p>
-    <w:p>
-      <w:pPr>
-        <w:pStyle w:val="FirstParagraph"/>
-      </w:pPr>
-      <w:r>
-        <w:t xml:space="preserve">As a non-parametric convergent check, a random forest fit to predict senior retention identified volume-based features as the most important predictors (Supplementary Figure S2; Supplementary Table S12): the top six positions are all volume- or trajectory-based, with sex appearing near the bottom (importance 0.010). The pattern is consistent with the Cox findings and confirms that the ranking is not an artefact of linearity assumptions. Cross-validated AUCs for nested predictor subsets (Supplementary Table S8) show that a model using only competition-volume features at ages 13–16 achieves AUC = 0.82, essentially identical to the full 22-predictor model (AUC = 0.82) — performance and specialization information add nothing once volume is observed.</w:t>
-      </w:r>
-    </w:p>
-    <w:bookmarkEnd w:id="45"/>
-    <w:bookmarkStart w:id="46" w:name="cross-cohort-replication"/>
-    <w:p>
-      <w:pPr>
-        <w:pStyle w:val="Heading2"/>
-      </w:pPr>
-      <w:r>
-        <w:t xml:space="preserve">3.10 Cross-cohort replication</w:t>
-      </w:r>
-    </w:p>
-    <w:p>
-      <w:pPr>
-        <w:pStyle w:val="FirstParagraph"/>
-      </w:pPr>
-      <w:r>
-        <w:t xml:space="preserve">The full Cox model was re-estimated separately in each birth-year cohort (Table 7). The volume-at-milestone effect replicated in both cohorts at similar magnitude (Cohort A HR = 0.49 per SD, p &lt; .001; Cohort B HR = 0.36 per SD, p &lt; .001). Championship-types also replicated (Cohort A HR = 0.71, p &lt; .001; Cohort B HR = 0.77, p &lt; .001). The C-indices were similar (Cohort A 0.835; Cohort B 0.852). The sex coefficient differed between cohorts: elevated and significant in Cohort A (HR = 1.19, p = 0.006) but not in Cohort B (HR = 1.02, p = 0.83). HHI-early reached significance in Cohort B (HR = 0.88, p = 0.004) but not Cohort A.</w:t>
-      </w:r>
-    </w:p>
-    <w:p>
-      <w:pPr>
-        <w:pStyle w:val="BodyText"/>
-      </w:pPr>
-      <w:r>
-        <w:t xml:space="preserve">[</w:t>
-      </w:r>
-      <w:r>
-        <w:rPr>
-          <w:b/>
-          <w:bCs/>
-        </w:rPr>
         <w:t xml:space="preserve">Table 7 about here</w:t>
       </w:r>
       <w:r>
@@ -2597,7 +2590,7 @@
         <w:t xml:space="preserve"> </w:t>
       </w:r>
       <w:r>
-        <w:t xml:space="preserve">for the milestone-window volume effect (HR = 0.35) was 5.16, with a corresponding lower-CI E-value of 4.70 (VanderWeele &amp; Ding, 2017). An unmeasured confounder would therefore need to be associated with both baseline competition volume and senior retention by a risk ratio of at least 5.16 — substantially stronger than any observed covariate — to explain away the protective effect (Supplementary Table S3). Re-estimating the full Cox model with cluster-robust standard errors at the club level (Lin &amp; Wei, 1989) left point estimates unchanged (Supplementary Table S2). Substituting variable means for missing covariates produced near-identical estimates to the complete-case results (e.g., vol_milepael HR = 0.45 imputed vs. 0.44 complete-case; Supplementary Table S5). Fitting the full Cox model separately in male and female athletes produced identical C-indices (0.843) and concordant effect directions (Supplementary Table S7).</w:t>
+        <w:t xml:space="preserve">for the milestone-window volume effect (HR = 0.35) was 5.16, with a corresponding lower-CI E-value of 4.70 (VanderWeele &amp; Ding, 2017). An unmeasured confounder would therefore need to be associated with both baseline competition volume and senior retention by a risk ratio of at least 5.16 — substantially stronger than any observed covariate — to explain away the protective effect (Supplementary Table S3). Re-estimating the full Cox model with cluster-robust standard errors at the club level (Lin &amp; Wei, 1989) left point estimates unchanged (Supplementary Table S2). Substituting variable means for missing covariates produced near-identical estimates to the complete-case results (e.g., vol_milestone HR = 0.45 imputed vs. 0.44 complete-case; Supplementary Table S5). Fitting the full Cox model separately in male and female athletes produced identical C-indices (0.843) and concordant effect directions (Supplementary Table S7).</w:t>
       </w:r>
     </w:p>
     <w:p>
@@ -2698,7 +2691,7 @@
         <w:pStyle w:val="FirstParagraph"/>
       </w:pPr>
       <w:r>
-        <w:t xml:space="preserve">A central finding is that behavioral engagement, measured by registered competition counts, classifies senior retention three to four times more accurately than baseline performance level. This pattern has a direct mechanistic reading and a more cautious epistemic reading; we offer both.</w:t>
+        <w:t xml:space="preserve">A central finding is that behavioral engagement, measured by registered competition counts, yields substantially better discrimination of senior retention than baseline performance does (Cox C-index 0.85 vs. 0.57; AUC-equivalent gain from approximately 0.59 to 0.82 in cross-validated logistic regression). This pattern has a direct mechanistic reading and a more cautious epistemic reading; we offer both.</w:t>
       </w:r>
     </w:p>
     <w:p>
@@ -2884,7 +2877,7 @@
         <w:t xml:space="preserve"> </w:t>
       </w:r>
       <w:r>
-        <w:t xml:space="preserve">commitment (Scanlan et al., 2016) maps onto the two trajectories visible in our register: future retainers expand competition volume across the milestone window (median +6 meets from age 13 to age 15), while future dropouts contract at exactly the point at which commitment is being tested by the qualification window. Self-determination theory and its sport applications (Ryan &amp; Deci, 2000; Vallerand, 1997, 2007; Sarrazin et al., 2002; Calvo et al., 2010; Standage, 2012) predict that athletes whose participation is sustained by well-internalized motivation persist when demands rise; the registered behaviour of our future retainers is consistent with this. The qualitative withdrawal-as-process tradition (Ebaugh, 1988; Eliasson &amp; Johansson, 2021; Espedalen &amp; Seippel, 2022) characterizes dropout as a gradual deliberation often unfolding while athletes are still nominally participating. Our register shows exactly such an unfolding: at age 15 a typical future dropout was still competing in 3 meets (median), with an interquartile range stretching to 11 meets. Wall and Côté’s (2007) characterization of investors versus samplers, and Espedalen’s (2025) related characterization of engaged enthusiasts versus constrained casuals, both predict the bifurcating behavioral trajectories we observe.</w:t>
+        <w:t xml:space="preserve">commitment (Scanlan et al., 2016) maps onto the two trajectories visible in our register: future retainers expand competition volume across the milestone window (median +6 meets from age 13 to age 15), while future dropouts contract at exactly the point at which commitment is being tested by the qualification window. Self-determination theory and its sport applications (Ryan &amp; Deci, 2000; Vallerand, 1997, 2007; Sarrazin et al., 2002; Calvo et al., 2010; Standage, 2012) predict that athletes whose participation is sustained by well-internalized motivation persist when demands rise; the registered behavior of our future retainers is consistent with this. The qualitative withdrawal-as-process tradition (Ebaugh, 1988; Eliasson &amp; Johansson, 2021; Espedalen &amp; Seippel, 2022) characterizes dropout as a gradual deliberation often unfolding while athletes are still nominally participating. Our register shows exactly such an unfolding: at age 15 a typical future dropout was still competing in 3 meets (median), with an interquartile range stretching to 11 meets. Wall and Côté’s (2007) characterization of investors versus samplers, and Espedalen’s (2025) related characterization of engaged enthusiasts versus constrained casuals, both predict the bifurcating behavioral trajectories we observe.</w:t>
       </w:r>
     </w:p>
     <w:p>
@@ -3044,7 +3037,7 @@
         <w:t xml:space="preserve"> </w:t>
       </w:r>
       <w:r>
-        <w:t xml:space="preserve">In a regional federation cohort of 400 youth athletes entering their 15-year-old season, applying the moderate threshold (vol_milepael &lt; 10 meets across ages 15–16) would flag 215 athletes (53.7%); 209 of these (97%) would otherwise drop out before senior age, while the rule catches 63% of all eventual dropouts. Lower thresholds (vol &lt; 1, 28% flagged, PPV = 0.99) suit resource-constrained interventions targeting the most extreme cases; higher thresholds (vol &lt; 20, 67% flagged, PPV = 0.95) suit broader outreach. The choice is operational, not statistical.</w:t>
+        <w:t xml:space="preserve">In a regional federation cohort of 400 youth athletes entering their 15-year-old season, applying the moderate threshold (vol_milestone &lt; 10 meets across ages 15–16) would flag 215 athletes (53.7%); 209 of these (97%) would otherwise drop out before senior age, while the rule catches 63% of all eventual dropouts. Lower thresholds (vol &lt; 1, 28% flagged, PPV = 0.99) suit resource-constrained interventions targeting the most extreme cases; higher thresholds (vol &lt; 20, 67% flagged, PPV = 0.95) suit broader outreach. The choice is operational, not statistical.</w:t>
       </w:r>
     </w:p>
     <w:p>
@@ -3574,27 +3567,6 @@
       </w:r>
       <w:r>
         <w:t xml:space="preserve">(Version 0.30) [Computer software]. Zenodo. https://doi.org/10.5281/zenodo.10456828</w:t>
-      </w:r>
-    </w:p>
-    <w:p>
-      <w:pPr>
-        <w:pStyle w:val="BodyText"/>
-      </w:pPr>
-      <w:r>
-        <w:t xml:space="preserve">Denzin, N. K. (2009).</w:t>
-      </w:r>
-      <w:r>
-        <w:t xml:space="preserve"> </w:t>
-      </w:r>
-      <w:r>
-        <w:rPr>
-          <w:i/>
-          <w:iCs/>
-        </w:rPr>
-        <w:t xml:space="preserve">The research act: A theoretical introduction to sociological methods</w:t>
-      </w:r>
-      <w:r>
-        <w:t xml:space="preserve">. Aldine Transaction.</w:t>
       </w:r>
     </w:p>
     <w:p>

--- a/forskning/ncc-kohort/submission_pse/MANUSCRIPT_ANONYMIZED.docx
+++ b/forskning/ncc-kohort/submission_pse/MANUSCRIPT_ANONYMIZED.docx
@@ -2,7 +2,7 @@
 <file path=word/document.xml><?xml version="1.0" encoding="utf-8"?>
 <w:document xmlns:w="http://schemas.openxmlformats.org/wordprocessingml/2006/main" xmlns:m="http://schemas.openxmlformats.org/officeDocument/2006/math" xmlns:r="http://schemas.openxmlformats.org/officeDocument/2006/relationships" xmlns:o="urn:schemas-microsoft-com:office:office" xmlns:v="urn:schemas-microsoft-com:vml" xmlns:w10="urn:schemas-microsoft-com:office:word" xmlns:a="http://schemas.openxmlformats.org/drawingml/2006/main" xmlns:pic="http://schemas.openxmlformats.org/drawingml/2006/picture" xmlns:wp="http://schemas.openxmlformats.org/drawingml/2006/wordprocessingDrawing">
   <w:body>
-    <w:bookmarkStart w:id="60" w:name="Xe301dcd7d19d810c27021dbd66be38f11efdc79"/>
+    <w:bookmarkStart w:id="62" w:name="Xe301dcd7d19d810c27021dbd66be38f11efdc79"/>
     <w:p>
       <w:pPr>
         <w:pStyle w:val="Heading1"/>
@@ -78,7 +78,7 @@
         <w:t xml:space="preserve"> </w:t>
       </w:r>
       <w:r>
-        <w:t xml:space="preserve">Future dropouts from organized youth sport visibly pull back from competition years before formal exit. Although qualitative research has long described this gradual disengagement, its longitudinal behavioral signature has been hard to observe directly. We use Norway’s public competition register to test whether such a signature predicts senior retention.</w:t>
+        <w:t xml:space="preserve">Future dropouts from organized youth sport pull back from competition years before formal exit. Although qualitative research has long described this gradual disengagement, its longitudinal behavioral signature has been hard to observe directly. We use Norway’s public competition register to test whether baseline-window behavior predicts senior retention prospectively.</w:t>
       </w:r>
     </w:p>
     <w:p>
@@ -96,7 +96,7 @@
         <w:t xml:space="preserve"> </w:t>
       </w:r>
       <w:r>
-        <w:t xml:space="preserve">We followed all 2,123 athletes (ages 13–14 at baseline) participating in five consecutive editions of a regional youth track-and-field meet between 2011 and 2016 (birth cohorts 1998–2002). We recorded annual competition counts, event-category diversification, championship participation, and Tyrving age-norm performance points through 2026 — a maximum 14-year follow-up. Senior retention (≥2 registered competitions in any year at age 20 or later) was modeled with Cox proportional hazards and assessed for assumption violations, time-varying effects, unmeasured confounding (E-value), measurement-tautology (landmark analysis at age 16), and outcome-definition sensitivity.</w:t>
+        <w:t xml:space="preserve">We followed 2,123 athletes who participated as 13–14-year-olds in six consecutive editions of a regional youth track-and-field meet (2011–2016; birth cohorts 1998–2002), recording annual competition counts, event diversification, championship participation, and Tyrving age-norm performance through 2025 — a maximum 14-year follow-up. The primary outcome was binary active senior status (≥2 results in any year at age 20+), estimated by logistic regression using only ages-13–14 predictors. Sensitivity analyses included structural controls, a pull-back versus baseline-heterogeneity decomposition, and Cox time-to-cessation.</w:t>
       </w:r>
     </w:p>
     <w:p>
@@ -114,7 +114,17 @@
         <w:t xml:space="preserve"> </w:t>
       </w:r>
       <w:r>
-        <w:t xml:space="preserve">Among athletes still active at age 16, competition volume at age 15–16 remained the strongest single predictor of subsequent senior retention (HR = 0.60 per SD, 95% CI [0.54, 0.66], C-index = 0.74). The signal was already detectable using only pre-milestone (age 13–14) volume (HR = 0.50), indicating that behavioral disengagement precedes the qualification window itself. Findings replicated across two independent birth cohorts and were robust to outcome definition, missing data, club clustering, and an unmeasured-confounder E-value of 5.16.</w:t>
+        <w:t xml:space="preserve">Baseline-window volume (ages 13–14) was the dominant predictor of senior retention (OR = 2.40 per SD, 95% CI [2.07, 2.78]; cross-validated AUC = 0.751). Estimates were unchanged with structural controls. The signal decomposed into two independent components: athletes differed in volume at age 14 (OR = 2.79 per SD) and a within-athlete decline across ages 14–15 added information (OR = 2.44 per SD; pseudo-</w:t>
+      </w:r>
+      <w:r>
+        <w:rPr>
+          <w:i/>
+          <w:iCs/>
+        </w:rPr>
+        <w:t xml:space="preserve">R</w:t>
+      </w:r>
+      <w:r>
+        <w:t xml:space="preserve">² doubled). Effects replicated across cohorts and withstood an E-value of 5.16. Higher baseline specialization was protective — opposite to the diversification literature for peak performance.</w:t>
       </w:r>
     </w:p>
     <w:p>
@@ -132,7 +142,7 @@
         <w:t xml:space="preserve"> </w:t>
       </w:r>
       <w:r>
-        <w:t xml:space="preserve">Registered competition behavior tracks the temporal unfolding of competitive disengagement years before formal exit, and may complement survey research as a registry-based marker for retention interventions.</w:t>
+        <w:t xml:space="preserve">Register-based behavior at the end of the age-14 season identifies athletes at high risk of dropout (PPV ≈ 0.94 at moderate thresholds), providing a prospective tool to complement survey-based commitment instruments.</w:t>
       </w:r>
     </w:p>
     <w:p>
@@ -433,7 +443,47 @@
         <w:pStyle w:val="FirstParagraph"/>
       </w:pPr>
       <w:r>
-        <w:t xml:space="preserve">The cohort comprises every athlete who participated in any of the five consecutive autumn editions of a regional grassroots youth meet held simultaneously at three venues in eastern, mid, and western Norway between 2011 and 2016: NCC-lekene 2011, NCC-lekene 2012, PEAB-lekene 2013, PEAB-lekene 2014, Bendit-lekene 2015, and Ungdomslekene 2016 (the meet retained an identical format, venue rotation, age-group structure, and event program while changing sponsor name). Each edition admitted athletes aged 13–14 in the year of the meet, who entered by registering interest through their regional club federation; in practice nearly all active club athletes who applied were included (in some districts all of them), with no qualifying performance threshold. This soft self-selection is a design feature: the baseline cohort consists of adolescents already engaged with organized track and field through a registered club, not children who happened to attend a school race or accompanied a friend to a single local meet. Disengagement trajectories therefore unfold from a baseline of demonstrable engagement.</w:t>
+        <w:t xml:space="preserve">The cohort comprises every athlete who participated in any of six consecutive autumn editions of a regional grassroots youth meet held simultaneously at three venues in eastern, mid, and western Norway between 2011 and 2016: NCC-lekene 2011, NCC-lekene 2012, PEAB-lekene 2013, PEAB-lekene 2014, Bendit-lekene 2015, and Ungdomslekene 2016 (the meet retained an identical format, venue rotation, age-group structure, and event program while changing sponsor name). Each edition admitted athletes aged 13–14 in the year of the meet, who entered by registering interest through their regional club federation; in practice nearly all active club athletes who applied were included (in some districts all of them), with no qualifying performance threshold. This soft self-selection is a design feature: the baseline cohort consists of adolescents already engaged with organized track and field through a registered club, not children who happened to attend a school race or accompanied a friend to a single local meet. Disengagement trajectories therefore unfold from a baseline of demonstrable engagement.</w:t>
+      </w:r>
+    </w:p>
+    <w:p>
+      <w:pPr>
+        <w:pStyle w:val="BodyText"/>
+      </w:pPr>
+      <w:r>
+        <w:t xml:space="preserve">We restricted the eligible-birth-year window to athletes who were 13 or 14</w:t>
+      </w:r>
+      <w:r>
+        <w:t xml:space="preserve"> </w:t>
+      </w:r>
+      <w:r>
+        <w:rPr>
+          <w:i/>
+          <w:iCs/>
+        </w:rPr>
+        <w:t xml:space="preserve">in the year of their first eligible edition</w:t>
+      </w:r>
+      <w:r>
+        <w:t xml:space="preserve"> </w:t>
+      </w:r>
+      <w:r>
+        <w:t xml:space="preserve">and who had a recorded date of birth in 1998–2002. Athletes born in 1997 would have been 14 in the 2011 edition only (with no 13-year-old participation in the cohort window) and similarly athletes born in 2003 would have been 13 in the 2016 edition only; we excluded these boundary birth cohorts to ensure that all retained athletes had at least one full possible two-edition exposure window. Athletes who participated in both a 13-year-old and a 14-year-old edition were deduplicated to a single record, with the</w:t>
+      </w:r>
+      <w:r>
+        <w:t xml:space="preserve"> </w:t>
+      </w:r>
+      <w:r>
+        <w:rPr>
+          <w:i/>
+          <w:iCs/>
+        </w:rPr>
+        <w:t xml:space="preserve">earlier</w:t>
+      </w:r>
+      <w:r>
+        <w:t xml:space="preserve"> </w:t>
+      </w:r>
+      <w:r>
+        <w:t xml:space="preserve">edition used as the baseline meet. A flow diagram of cohort construction is provided in Supplementary Figure S0.</w:t>
       </w:r>
     </w:p>
     <w:p>
@@ -526,7 +576,7 @@
         <w:pStyle w:val="FirstParagraph"/>
       </w:pPr>
       <w:r>
-        <w:t xml:space="preserve">The primary outcome was</w:t>
+        <w:t xml:space="preserve">The primary outcome is</w:t>
       </w:r>
       <w:r>
         <w:t xml:space="preserve"> </w:t>
@@ -539,31 +589,60 @@
         <w:t xml:space="preserve">active senior status</w:t>
       </w:r>
       <w:r>
-        <w:t xml:space="preserve">: a binary indicator coded 1 if the athlete had at least two registered competition results in any single calendar year at age 20 or later, and 0 otherwise. The two-results threshold was chosen to exclude athletes who returned to the register only sporadically (e.g., for a single charity race) while remaining inclusive of those competing in distinct events within a single meet. Age 20 marks the formal transition to senior competition in Norwegian track and field. To assess sensitivity to operational choices, we re-estimated the central analyses using two alternative outcome definitions: (A) ≥1 senior-age result and (C) ≥2 results in each of two distinct senior-age calendar years (Supplementary Table S9).</w:t>
-      </w:r>
-    </w:p>
-    <w:p>
-      <w:pPr>
-        <w:pStyle w:val="BodyText"/>
-      </w:pPr>
-      <w:r>
-        <w:t xml:space="preserve">For survival analyses, we used time from baseline to the athlete’s last</w:t>
-      </w:r>
-      <w:r>
-        <w:t xml:space="preserve"> </w:t>
-      </w:r>
-      <w:r>
-        <w:rPr>
-          <w:i/>
-          <w:iCs/>
-        </w:rPr>
-        <w:t xml:space="preserve">active season</w:t>
-      </w:r>
-      <w:r>
-        <w:t xml:space="preserve"> </w:t>
-      </w:r>
-      <w:r>
-        <w:t xml:space="preserve">(a calendar year with ≥2 registered results) as duration, with athletes still active in 2024 or later treated as right-censored.</w:t>
+        <w:t xml:space="preserve">, a</w:t>
+      </w:r>
+      <w:r>
+        <w:t xml:space="preserve"> </w:t>
+      </w:r>
+      <w:r>
+        <w:rPr>
+          <w:i/>
+          <w:iCs/>
+        </w:rPr>
+        <w:t xml:space="preserve">binary</w:t>
+      </w:r>
+      <w:r>
+        <w:t xml:space="preserve"> </w:t>
+      </w:r>
+      <w:r>
+        <w:t xml:space="preserve">indicator coded 1 if the athlete had at least two registered competition results in any single calendar year at age 20 or later, and 0 otherwise. The two-results threshold was chosen to exclude athletes who returned to the register only sporadically (e.g., for a single charity race) while remaining inclusive of those competing in distinct events within a single meet. Age 20 marks the formal transition to senior competition in Norwegian track and field. To assess sensitivity to operational choices, we re-estimated the central effect using two alternative outcome definitions: (A) ≥1 senior-age result and (C) ≥2 results in each of two distinct senior-age calendar years (Supplementary Table S9).</w:t>
+      </w:r>
+    </w:p>
+    <w:p>
+      <w:pPr>
+        <w:pStyle w:val="BodyText"/>
+      </w:pPr>
+      <w:r>
+        <w:t xml:space="preserve">A</w:t>
+      </w:r>
+      <w:r>
+        <w:t xml:space="preserve"> </w:t>
+      </w:r>
+      <w:r>
+        <w:rPr>
+          <w:i/>
+          <w:iCs/>
+        </w:rPr>
+        <w:t xml:space="preserve">secondary</w:t>
+      </w:r>
+      <w:r>
+        <w:t xml:space="preserve"> </w:t>
+      </w:r>
+      <w:r>
+        <w:t xml:space="preserve">time-to-event outcome was used for survival visualization and supplementary Cox modelling:</w:t>
+      </w:r>
+      <w:r>
+        <w:t xml:space="preserve"> </w:t>
+      </w:r>
+      <w:r>
+        <w:rPr>
+          <w:b/>
+          <w:bCs/>
+        </w:rPr>
+        <w:t xml:space="preserve">time to last active season</w:t>
+      </w:r>
+      <w:r>
+        <w:t xml:space="preserve">, where an active season is a calendar year with ≥2 registered results, with athletes still active in 2024 or later treated as right-censored. We distinguish these two outcomes throughout: the binary senior-status outcome is estimated with logistic regression as the primary inferential model (Section 2.5.1); the time-to-cessation outcome supports Kaplan–Meier visualization and Cox-based sensitivity analyses (Section 2.5.4).</w:t>
       </w:r>
     </w:p>
     <w:bookmarkEnd w:id="18"/>
@@ -1044,13 +1123,13 @@
         <w:t xml:space="preserve">2.5 Statistical analysis</w:t>
       </w:r>
     </w:p>
-    <w:bookmarkStart w:id="24" w:name="survival-analysis"/>
+    <w:bookmarkStart w:id="24" w:name="X488782bff4fe2a5f60096609df5827b1de8f26c"/>
     <w:p>
       <w:pPr>
         <w:pStyle w:val="Heading3"/>
       </w:pPr>
       <w:r>
-        <w:t xml:space="preserve">2.5.1 Survival analysis</w:t>
+        <w:t xml:space="preserve">2.5.1 Primary analysis: prospective logistic regression</w:t>
       </w:r>
     </w:p>
     <w:p>
@@ -1058,7 +1137,172 @@
         <w:pStyle w:val="FirstParagraph"/>
       </w:pPr>
       <w:r>
-        <w:t xml:space="preserve">We modeled time from baseline to last active season using Cox (1972) proportional hazards regression, with hazard function</w:t>
+        <w:t xml:space="preserve">The primary inferential model is a logistic regression for the binary outcome</w:t>
+      </w:r>
+      <w:r>
+        <w:t xml:space="preserve"> </w:t>
+      </w:r>
+      <w:r>
+        <w:rPr>
+          <w:i/>
+          <w:iCs/>
+        </w:rPr>
+        <w:t xml:space="preserve">active senior status</w:t>
+      </w:r>
+      <w:r>
+        <w:t xml:space="preserve">, using only</w:t>
+      </w:r>
+      <w:r>
+        <w:t xml:space="preserve"> </w:t>
+      </w:r>
+      <w:r>
+        <w:rPr>
+          <w:b/>
+          <w:bCs/>
+        </w:rPr>
+        <w:t xml:space="preserve">baseline-window predictors</w:t>
+      </w:r>
+      <w:r>
+        <w:t xml:space="preserve"> </w:t>
+      </w:r>
+      <w:r>
+        <w:t xml:space="preserve">measured during ages 13–14 (before the qualification-milestone window). The set of candidate predictors comprises sex, baseline Tyrving performance, Herfindahl–Hirschman event-category concentration over the first three active seasons (HHI early), and the count of distinct competition meets attended at ages 13 and 14 combined (</w:t>
+      </w:r>
+      <w:r>
+        <w:rPr>
+          <w:i/>
+          <w:iCs/>
+        </w:rPr>
+        <w:t xml:space="preserve">pre-milestone volume</w:t>
+      </w:r>
+      <w:r>
+        <w:t xml:space="preserve">). Models were fitted in a nested stepwise sequence (L1: sex only; L2: + Tyrving; L3: + HHI; L4: + pre-milestone volume) to characterize the unique discriminative contribution of each variable class. Continuous covariates were z-standardized so that odds ratios reflect per-SD effects. Discriminative accuracy was assessed by 5-fold stratified cross-validated AUC.</w:t>
+      </w:r>
+    </w:p>
+    <w:p>
+      <w:pPr>
+        <w:pStyle w:val="BodyText"/>
+      </w:pPr>
+      <w:r>
+        <w:t xml:space="preserve">The decision to restrict the primary predictors to the baseline window addresses two analytic concerns. First, milestone-window volume (ages 15–16) is partially overlapping with the early portion of the outcome process — an athlete who drops out before age 15 has milestone volume = 0 by construction</w:t>
+      </w:r>
+      <w:r>
+        <w:t xml:space="preserve"> </w:t>
+      </w:r>
+      <w:r>
+        <w:rPr>
+          <w:i/>
+          <w:iCs/>
+        </w:rPr>
+        <w:t xml:space="preserve">and</w:t>
+      </w:r>
+      <w:r>
+        <w:t xml:space="preserve"> </w:t>
+      </w:r>
+      <w:r>
+        <w:t xml:space="preserve">will not retain senior activity — which would inflate apparent discrimination through measurement overlap rather than prospective prediction. Second, the journal’s a-priori-power expectation maps more naturally onto a single, clearly-defined estimand than onto a sequence of stepwise time-overlapping covariates. By using only ages-13–14 data, the primary estimate is unambiguously prospective.</w:t>
+      </w:r>
+    </w:p>
+    <w:bookmarkEnd w:id="24"/>
+    <w:bookmarkStart w:id="25" w:name="structural-controls"/>
+    <w:p>
+      <w:pPr>
+        <w:pStyle w:val="Heading3"/>
+      </w:pPr>
+      <w:r>
+        <w:t xml:space="preserve">2.5.2 Structural controls</w:t>
+      </w:r>
+    </w:p>
+    <w:p>
+      <w:pPr>
+        <w:pStyle w:val="FirstParagraph"/>
+      </w:pPr>
+      <w:r>
+        <w:t xml:space="preserve">We assessed sensitivity of the primary model to plausible structural confounders by re-fitting the full L4 model with three additional covariates: region (3-level: Vestlandet [reference], Østlandet, Midt-Norge); birth quarter (Q1- and Q4-indicator variables for relative-age effects); and standardized club size at baseline (number of athletes registered to the same club in the baseline year). Coefficient stability of the pre-milestone volume effect was compared with and without controls (Supplementary Table S13).</w:t>
+      </w:r>
+    </w:p>
+    <w:bookmarkEnd w:id="25"/>
+    <w:bookmarkStart w:id="26" w:name="X47432f40904c32733c1a1e65d055e0f2cc5f39b"/>
+    <w:p>
+      <w:pPr>
+        <w:pStyle w:val="Heading3"/>
+      </w:pPr>
+      <w:r>
+        <w:t xml:space="preserve">2.5.3 Within-athlete pull-back vs baseline heterogeneity</w:t>
+      </w:r>
+    </w:p>
+    <w:p>
+      <w:pPr>
+        <w:pStyle w:val="FirstParagraph"/>
+      </w:pPr>
+      <w:r>
+        <w:t xml:space="preserve">Future retainers and future dropouts already differ in competition volume at ages 13–14 (Figure 2, Table 2). To distinguish between (i) early behavioral heterogeneity and (ii) within-athlete pull-back across the age-14-to-15 transition, we fitted a logistic regression in athletes still active at age 14 (≥1 result at age 14, n = 1,914) including both the</w:t>
+      </w:r>
+      <w:r>
+        <w:t xml:space="preserve"> </w:t>
+      </w:r>
+      <w:r>
+        <w:rPr>
+          <w:i/>
+          <w:iCs/>
+        </w:rPr>
+        <w:t xml:space="preserve">level</w:t>
+      </w:r>
+      <w:r>
+        <w:t xml:space="preserve"> </w:t>
+      </w:r>
+      <w:r>
+        <w:t xml:space="preserve">of volume at age 14 and the</w:t>
+      </w:r>
+      <w:r>
+        <w:t xml:space="preserve"> </w:t>
+      </w:r>
+      <w:r>
+        <w:rPr>
+          <w:i/>
+          <w:iCs/>
+        </w:rPr>
+        <w:t xml:space="preserve">change</w:t>
+      </w:r>
+      <w:r>
+        <w:t xml:space="preserve"> </w:t>
+      </w:r>
+      <w:r>
+        <w:t xml:space="preserve">in volume from age 14 to age 15. If decline conditional on baseline level predicts retention, both coefficients should be significant; if separation is purely typological, only baseline level should matter (Supplementary Table S14).</w:t>
+      </w:r>
+    </w:p>
+    <w:bookmarkEnd w:id="26"/>
+    <w:bookmarkStart w:id="27" w:name="X7439450477d30e4eede84f2423a577a00bb0c32"/>
+    <w:p>
+      <w:pPr>
+        <w:pStyle w:val="Heading3"/>
+      </w:pPr>
+      <w:r>
+        <w:t xml:space="preserve">2.5.4 Time-to-cessation survival analysis (secondary)</w:t>
+      </w:r>
+    </w:p>
+    <w:p>
+      <w:pPr>
+        <w:pStyle w:val="FirstParagraph"/>
+      </w:pPr>
+      <w:r>
+        <w:t xml:space="preserve">For survival visualization and as a secondary effect-size representation, we modeled</w:t>
+      </w:r>
+      <w:r>
+        <w:t xml:space="preserve"> </w:t>
+      </w:r>
+      <w:r>
+        <w:rPr>
+          <w:i/>
+          <w:iCs/>
+        </w:rPr>
+        <w:t xml:space="preserve">time from baseline to last active season</w:t>
+      </w:r>
+      <w:r>
+        <w:t xml:space="preserve"> </w:t>
+      </w:r>
+      <w:r>
+        <w:t xml:space="preserve">using Cox (1972) proportional hazards regression, with hazard function</w:t>
       </w:r>
       <w:r>
         <w:t xml:space="preserve"> </w:t>
@@ -1171,260 +1415,96 @@
         </m:r>
       </m:oMath>
       <w:r>
-        <w:t xml:space="preserve">, where</w:t>
-      </w:r>
-      <w:r>
-        <w:t xml:space="preserve"> </w:t>
-      </w:r>
-      <m:oMath>
-        <m:r>
-          <m:t>h</m:t>
-        </m:r>
-        <m:r>
-          <m:rPr>
-            <m:sty m:val="p"/>
-          </m:rPr>
-          <m:t>(</m:t>
-        </m:r>
-        <m:r>
-          <m:t>t</m:t>
-        </m:r>
-        <m:r>
-          <m:rPr>
-            <m:sty m:val="p"/>
-          </m:rPr>
-          <m:t>∣</m:t>
-        </m:r>
-        <m:r>
-          <m:rPr>
-            <m:sty m:val="b"/>
-          </m:rPr>
-          <m:t>x</m:t>
-        </m:r>
-        <m:r>
-          <m:rPr>
-            <m:sty m:val="p"/>
-          </m:rPr>
-          <m:t>)</m:t>
-        </m:r>
-      </m:oMath>
-      <w:r>
-        <w:t xml:space="preserve"> </w:t>
-      </w:r>
-      <w:r>
-        <w:t xml:space="preserve">is the dropout hazard at follow-up time</w:t>
-      </w:r>
-      <w:r>
-        <w:t xml:space="preserve"> </w:t>
-      </w:r>
-      <m:oMath>
-        <m:r>
-          <m:t>t</m:t>
-        </m:r>
-      </m:oMath>
-      <w:r>
-        <w:t xml:space="preserve"> </w:t>
-      </w:r>
-      <w:r>
-        <w:t xml:space="preserve">for an athlete with covariate vector</w:t>
-      </w:r>
-      <w:r>
-        <w:t xml:space="preserve"> </w:t>
-      </w:r>
-      <m:oMath>
-        <m:r>
-          <m:rPr>
-            <m:sty m:val="b"/>
-          </m:rPr>
-          <m:t>x</m:t>
-        </m:r>
-      </m:oMath>
-      <w:r>
-        <w:t xml:space="preserve">,</w:t>
-      </w:r>
-      <w:r>
-        <w:t xml:space="preserve"> </w:t>
-      </w:r>
-      <m:oMath>
-        <m:sSub>
-          <m:e>
-            <m:r>
-              <m:t>h</m:t>
-            </m:r>
-          </m:e>
-          <m:sub>
-            <m:r>
-              <m:t>0</m:t>
-            </m:r>
-          </m:sub>
-        </m:sSub>
-        <m:r>
-          <m:rPr>
-            <m:sty m:val="p"/>
-          </m:rPr>
-          <m:t>(</m:t>
-        </m:r>
-        <m:r>
-          <m:t>t</m:t>
-        </m:r>
-        <m:r>
-          <m:rPr>
-            <m:sty m:val="p"/>
-          </m:rPr>
-          <m:t>)</m:t>
-        </m:r>
-      </m:oMath>
-      <w:r>
-        <w:t xml:space="preserve"> </w:t>
-      </w:r>
-      <w:r>
-        <w:t xml:space="preserve">is the unspecified baseline hazard, and</w:t>
-      </w:r>
-      <w:r>
-        <w:t xml:space="preserve"> </w:t>
-      </w:r>
-      <m:oMath>
-        <m:r>
-          <m:rPr>
-            <m:sty m:val="b"/>
-          </m:rPr>
-          <m:t>β</m:t>
-        </m:r>
-      </m:oMath>
-      <w:r>
-        <w:t xml:space="preserve"> </w:t>
-      </w:r>
-      <w:r>
-        <w:t xml:space="preserve">is the vector of regression coefficients. Ties were handled with Efron’s (1977) method, the lifelines default (Davidson-Pilon, 2024).</w:t>
-      </w:r>
-    </w:p>
-    <w:p>
-      <w:pPr>
-        <w:pStyle w:val="BodyText"/>
-      </w:pPr>
-      <w:r>
-        <w:t xml:space="preserve">Models were fitted in a stepwise sequence to characterize the unique contribution of each variable class: M1 (sex only), M2 (+ performance), M3 (+ specialization), M4 (+ competition volume at milestone), and M5 (+ championship types). The entry order was theoretically driven: starting from the variable most commonly emphasized in prior literature (sex) and ending with the class motivated by our hypothesis (behavioral engagement at the milestone). We did not perform data-driven variable selection, because all candidate predictors were theoretically motivated. Concordance indices (C-index; Harrell et al., 1996) gauged the discriminative gain at each step. Continuous covariates were standardized (z-scored) so that hazard ratios reflect per-SD effects. Throughout, hazard ratios are reported as</w:t>
-      </w:r>
-      <w:r>
-        <w:t xml:space="preserve"> </w:t>
-      </w:r>
-      <w:r>
-        <w:rPr>
-          <w:i/>
-          <w:iCs/>
-        </w:rPr>
-        <w:t xml:space="preserve">descriptive associations within the observed register structure</w:t>
-      </w:r>
-      <w:r>
-        <w:t xml:space="preserve"> </w:t>
-      </w:r>
-      <w:r>
-        <w:t xml:space="preserve">and should not be interpreted causally; register-based competition behavior reflects both individual choice and contextual factors (selection, injury, family circumstances, parallel sport involvement) that are not observed.</w:t>
-      </w:r>
-    </w:p>
-    <w:p>
-      <w:pPr>
-        <w:pStyle w:val="BodyText"/>
-      </w:pPr>
-      <w:r>
-        <w:t xml:space="preserve">Kaplan–Meier curves were stratified by sex, by total competition volume at age 15–16 (categorized into 0, 1–5, 6–15, 16–30, or 31+ meets), and by number of championship types entered before age 17.</w:t>
-      </w:r>
-    </w:p>
-    <w:bookmarkEnd w:id="24"/>
-    <w:bookmarkStart w:id="25" w:name="Xe038593bbb4e87d9c999498e1bc009bee333961"/>
-    <w:p>
-      <w:pPr>
-        <w:pStyle w:val="Heading3"/>
-      </w:pPr>
-      <w:r>
-        <w:t xml:space="preserve">2.5.2 Addressing potential measurement-tautology: landmark analysis</w:t>
-      </w:r>
-    </w:p>
-    <w:p>
-      <w:pPr>
-        <w:pStyle w:val="FirstParagraph"/>
-      </w:pPr>
-      <w:r>
-        <w:t xml:space="preserve">Because senior retention is itself defined by registered competitive activity, and the strongest candidate predictor (competition volume at age 15–16) is also a measure of registered competitive activity, the two measurements are operationally related. Specifically, an athlete who has already withdrawn from competition before age 15 has vol_milestone = 0 by construction</w:t>
-      </w:r>
-      <w:r>
-        <w:t xml:space="preserve"> </w:t>
-      </w:r>
-      <w:r>
-        <w:rPr>
-          <w:i/>
-          <w:iCs/>
-        </w:rPr>
-        <w:t xml:space="preserve">and</w:t>
-      </w:r>
-      <w:r>
-        <w:t xml:space="preserve"> </w:t>
-      </w:r>
-      <w:r>
-        <w:t xml:space="preserve">will not meet the senior-retention criterion. Without explicit treatment, the apparent predictive power of milestone volume could partly reflect this mechanical relationship.</w:t>
-      </w:r>
-    </w:p>
-    <w:p>
-      <w:pPr>
-        <w:pStyle w:val="BodyText"/>
-      </w:pPr>
-      <w:r>
-        <w:t xml:space="preserve">To address this concern, we conducted a</w:t>
-      </w:r>
-      <w:r>
-        <w:t xml:space="preserve"> </w:t>
-      </w:r>
+        <w:t xml:space="preserve"> </w:t>
+      </w:r>
+      <w:r>
+        <w:t xml:space="preserve">and tied event times handled by Efron’s (1977) method (Davidson-Pilon, 2024). The primary Cox specification (Supplementary Table S16) uses the same baseline-only predictor set as the primary logistic regression. We additionally report:</w:t>
+      </w:r>
+    </w:p>
+    <w:p>
+      <w:pPr>
+        <w:pStyle w:val="Compact"/>
+        <w:numPr>
+          <w:ilvl w:val="0"/>
+          <w:numId w:val="1001"/>
+        </w:numPr>
+      </w:pPr>
       <w:r>
         <w:rPr>
           <w:b/>
           <w:bCs/>
         </w:rPr>
-        <w:t xml:space="preserve">landmark analysis</w:t>
-      </w:r>
-      <w:r>
-        <w:t xml:space="preserve"> </w:t>
-      </w:r>
-      <w:r>
-        <w:t xml:space="preserve">(van Houwelingen, 2007): we restricted the analysis to athletes who were still demonstrably active at age 16 (defined as having ≥1 registered result at age 16) and re-estimated the full Cox model with follow-up time measured from age 16 rather than from baseline. This analysis tests whether milestone-window volume continues to predict subsequent retention</w:t>
-      </w:r>
-      <w:r>
-        <w:t xml:space="preserve"> </w:t>
-      </w:r>
-      <w:r>
-        <w:rPr>
-          <w:i/>
-          <w:iCs/>
-        </w:rPr>
-        <w:t xml:space="preserve">among athletes who have not yet dropped out</w:t>
-      </w:r>
-      <w:r>
-        <w:t xml:space="preserve">. We additionally re-estimated the full Cox model excluding athletes with vol_milestone = 0 (Supplementary Table S12), and fitted a</w:t>
-      </w:r>
-      <w:r>
-        <w:t xml:space="preserve"> </w:t>
-      </w:r>
-      <w:r>
-        <w:rPr>
-          <w:i/>
-          <w:iCs/>
-        </w:rPr>
-        <w:t xml:space="preserve">lagged-volume</w:t>
-      </w:r>
-      <w:r>
-        <w:t xml:space="preserve"> </w:t>
-      </w:r>
-      <w:r>
-        <w:t xml:space="preserve">model in which the only behavioral predictor was vol_pre_milestone (ages 13–14), testing whether the signal exists before the milestone window itself (Supplementary Table S10).</w:t>
-      </w:r>
-    </w:p>
-    <w:bookmarkEnd w:id="25"/>
-    <w:bookmarkStart w:id="26" w:name="Xc4af58c3bdca806ec4d61dabf5626a0ee4f823a"/>
+        <w:t xml:space="preserve">Landmark analysis</w:t>
+      </w:r>
+      <w:r>
+        <w:t xml:space="preserve"> </w:t>
+      </w:r>
+      <w:r>
+        <w:t xml:space="preserve">(van Houwelingen, 2007): restriction to athletes with at least one registered result at age 16 (n = 1,167), with follow-up measured from age 16 forward, examining whether ages-15–16 volume predicts subsequent retention among continuing athletes (Supplementary Table S8).</w:t>
+      </w:r>
+    </w:p>
+    <w:p>
+      <w:pPr>
+        <w:pStyle w:val="Compact"/>
+        <w:numPr>
+          <w:ilvl w:val="0"/>
+          <w:numId w:val="1001"/>
+        </w:numPr>
+      </w:pPr>
+      <w:r>
+        <w:rPr>
+          <w:b/>
+          <w:bCs/>
+        </w:rPr>
+        <w:t xml:space="preserve">Post-baseline Cox specification</w:t>
+      </w:r>
+      <w:r>
+        <w:t xml:space="preserve"> </w:t>
+      </w:r>
+      <w:r>
+        <w:t xml:space="preserve">with ages-15–16 volume and pre-age-17 championship breadth as covariates (Supplementary Table S17). Because these covariates overlap temporally with the early portion of the at-risk window, we report this specification only as a complement to the primary baseline-only model; its discriminative gain should not be interpreted as ordinary prospective prediction.</w:t>
+      </w:r>
+    </w:p>
+    <w:p>
+      <w:pPr>
+        <w:pStyle w:val="FirstParagraph"/>
+      </w:pPr>
+      <w:r>
+        <w:t xml:space="preserve">We assessed proportional hazards using Schoenfeld residuals (Grambsch &amp; Therneau, 1994) and re-estimated the model stratified on violating variables (Therneau &amp; Grambsch, 2000). For substantive effects we also computed the</w:t>
+      </w:r>
+      <w:r>
+        <w:t xml:space="preserve"> </w:t>
+      </w:r>
+      <w:r>
+        <w:rPr>
+          <w:b/>
+          <w:bCs/>
+        </w:rPr>
+        <w:t xml:space="preserve">E-value</w:t>
+      </w:r>
+      <w:r>
+        <w:t xml:space="preserve"> </w:t>
+      </w:r>
+      <w:r>
+        <w:t xml:space="preserve">(VanderWeele &amp; Ding, 2017), period-specific Cox estimates across three follow-up windows (years 0–3, 3–6, 6+), cluster-robust standard errors clustered on club name (Lin &amp; Wei, 1989), and sex-stratified subgroup Cox models. Hazard ratios are reported as descriptive associations within the observed register structure and should not be interpreted causally; register-based competition behavior reflects both individual choice and contextual factors (selection, injury, family circumstances, parallel sport involvement) that are not observed.</w:t>
+      </w:r>
+    </w:p>
+    <w:p>
+      <w:pPr>
+        <w:pStyle w:val="BodyText"/>
+      </w:pPr>
+      <w:r>
+        <w:t xml:space="preserve">Kaplan–Meier curves were stratified by sex, by total competition volume at age 15–16 (categorized into 0, 1–5, 6–15, 16–30, or 31+ meets), and by number of championship types entered before age 17.</w:t>
+      </w:r>
+    </w:p>
+    <w:bookmarkEnd w:id="27"/>
+    <w:bookmarkStart w:id="28" w:name="sample-size-and-detection-capacity"/>
     <w:p>
       <w:pPr>
         <w:pStyle w:val="Heading3"/>
       </w:pPr>
       <w:r>
-        <w:t xml:space="preserve">2.5.3 Proportional-hazards assumption and time-varying effects</w:t>
+        <w:t xml:space="preserve">2.5.5 Sample size and detection capacity</w:t>
       </w:r>
     </w:p>
     <w:p>
@@ -1432,24 +1512,6 @@
         <w:pStyle w:val="FirstParagraph"/>
       </w:pPr>
       <w:r>
-        <w:t xml:space="preserve">We assessed the proportional-hazards assumption using Schoenfeld residuals (Grambsch &amp; Therneau, 1994). Where the assumption was violated, we re-estimated the model stratified on the violating variable (Therneau &amp; Grambsch, 2000) to confirm that remaining effects were robust. To characterize the time-varying nature of the dominant predictor, we fitted period-specific Cox models in three follow-up windows (years 0–3, 3–6, and 6+ post-baseline), reporting HR with 95% confidence intervals separately for each window.</w:t>
-      </w:r>
-    </w:p>
-    <w:bookmarkEnd w:id="26"/>
-    <w:bookmarkStart w:id="27" w:name="sample-size-and-detection-capacity"/>
-    <w:p>
-      <w:pPr>
-        <w:pStyle w:val="Heading3"/>
-      </w:pPr>
-      <w:r>
-        <w:t xml:space="preserve">2.5.4 Sample size and detection capacity</w:t>
-      </w:r>
-    </w:p>
-    <w:p>
-      <w:pPr>
-        <w:pStyle w:val="FirstParagraph"/>
-      </w:pPr>
-      <w:r>
         <w:t xml:space="preserve">Although a-priori power calculations are standard in experimental designs, they are less directly applicable to population-based register studies where the full cohort meeting inclusion criteria is observed and there is no sampling step at which the analyst chooses an</w:t>
       </w:r>
       <w:r>
@@ -1487,7 +1549,7 @@
         <w:pStyle w:val="BodyText"/>
       </w:pPr>
       <w:r>
-        <w:t xml:space="preserve">We computed the minimum detectable hazard ratio using Hsieh and Lavori’s (2000) formula</w:t>
+        <w:t xml:space="preserve">For the secondary Cox analysis we computed the minimum detectable hazard ratio using Hsieh and Lavori’s (2000) formula</w:t>
       </w:r>
       <w:r>
         <w:t xml:space="preserve"> </w:t>
@@ -1756,61 +1818,7 @@
         <w:t xml:space="preserve"> </w:t>
       </w:r>
       <w:r>
-        <w:t xml:space="preserve">per SD — i.e., effects with</w:t>
-      </w:r>
-      <w:r>
-        <w:t xml:space="preserve"> </w:t>
-      </w:r>
-      <m:oMath>
-        <m:r>
-          <m:t>H</m:t>
-        </m:r>
-        <m:r>
-          <m:t>R</m:t>
-        </m:r>
-        <m:r>
-          <m:rPr>
-            <m:sty m:val="p"/>
-          </m:rPr>
-          <m:t>&lt;</m:t>
-        </m:r>
-        <m:r>
-          <m:t>0.93</m:t>
-        </m:r>
-      </m:oMath>
-      <w:r>
-        <w:t xml:space="preserve"> </w:t>
-      </w:r>
-      <w:r>
-        <w:t xml:space="preserve">or</w:t>
-      </w:r>
-      <w:r>
-        <w:t xml:space="preserve"> </w:t>
-      </w:r>
-      <m:oMath>
-        <m:r>
-          <m:rPr>
-            <m:sty m:val="p"/>
-          </m:rPr>
-          <m:t>&gt;</m:t>
-        </m:r>
-        <m:r>
-          <m:t>1.07</m:t>
-        </m:r>
-      </m:oMath>
-      <w:r>
-        <w:t xml:space="preserve"> </w:t>
-      </w:r>
-      <w:r>
-        <w:t xml:space="preserve">are detectable.</w:t>
-      </w:r>
-    </w:p>
-    <w:p>
-      <w:pPr>
-        <w:pStyle w:val="BodyText"/>
-      </w:pPr>
-      <w:r>
-        <w:t xml:space="preserve">Effect sizes in prior prospective youth-sport dropout research are typically</w:t>
+        <w:t xml:space="preserve">per SD for a standardized covariate. (For an unstandardized binary covariate such as the sex indicator with class proportions ≈ 0.5, the corresponding minimum detectable HR is closer to 1.15.) Effect sizes in prior prospective youth-sport dropout research are typically</w:t>
       </w:r>
       <w:r>
         <w:t xml:space="preserve"> </w:t>
@@ -1839,17 +1847,17 @@
         <w:t xml:space="preserve"> </w:t>
       </w:r>
       <w:r>
-        <w:t xml:space="preserve">≈ 0.2–0.5; comparable odds ratios ≈ 1.4–2.5). The detection capacity of the present design (minimum detectable HR ≈ 1.07) is therefore well below the effect magnitudes typically reported in this literature; null findings reported here (e.g., the unadjusted sex coefficient in M1, or HHI in M3) should be interpreted as substantively small rather than as underpowered.</w:t>
-      </w:r>
-    </w:p>
-    <w:bookmarkEnd w:id="27"/>
-    <w:bookmarkStart w:id="28" w:name="missing-data-and-clustering"/>
+        <w:t xml:space="preserve">≈ 0.2–0.5; comparable odds ratios ≈ 1.4–2.5). The detection capacity of the present design is therefore well below the effect magnitudes typically reported in this literature; null findings for standardized covariates reported here should be interpreted as substantively small rather than as underpowered.</w:t>
+      </w:r>
+    </w:p>
+    <w:bookmarkEnd w:id="28"/>
+    <w:bookmarkStart w:id="29" w:name="missing-data-and-clustering"/>
     <w:p>
       <w:pPr>
         <w:pStyle w:val="Heading3"/>
       </w:pPr>
       <w:r>
-        <w:t xml:space="preserve">2.5.5 Missing data and clustering</w:t>
+        <w:t xml:space="preserve">2.5.6 Missing data and clustering</w:t>
       </w:r>
     </w:p>
     <w:p>
@@ -1857,17 +1865,17 @@
         <w:pStyle w:val="FirstParagraph"/>
       </w:pPr>
       <w:r>
-        <w:t xml:space="preserve">Missing values arose primarily for the Tyrving score (athletes whose only baseline results were in events without an official Tyrving reference, ~20% missing) and for HHI (athletes with fewer than 3 active seasons, ~10%). Our primary analyses used complete-case Cox regression (n = 1,704 for the full model). To assess sensitivity, we re-estimated the full Cox model substituting variable means for missing continuous covariates; estimates were near-identical to the complete-case results (Supplementary Table S5). Because athletes are nested within clubs and might share unobserved club-level characteristics, we additionally re-estimated the model with cluster-robust standard errors clustered on club name (Lin &amp; Wei, 1989); coefficients were unchanged and 95% CIs only marginally wider (Supplementary Table S2).</w:t>
-      </w:r>
-    </w:p>
-    <w:bookmarkEnd w:id="28"/>
-    <w:bookmarkStart w:id="29" w:name="Xb6dc6c4b8eba53ebf0271934878de5635fd54f9"/>
+        <w:t xml:space="preserve">Missing values arose primarily for the Tyrving score (athletes whose only baseline results were in events without an official Tyrving reference, ~20% missing) and for HHI (athletes with fewer than 3 active seasons, ~10%). Primary analyses used complete-case regression (n = 1,704 for the full model). To assess sensitivity, we re-estimated the full model substituting variable means for missing continuous covariates; estimates were near-identical to the complete-case results (Supplementary Table S5). Because athletes are nested within clubs and might share unobserved club-level characteristics, we additionally re-estimated the model with cluster-robust standard errors clustered on club name (Lin &amp; Wei, 1989); coefficients were unchanged and 95% CIs only marginally wider (Supplementary Table S2).</w:t>
+      </w:r>
+    </w:p>
+    <w:bookmarkEnd w:id="29"/>
+    <w:bookmarkStart w:id="30" w:name="X7f9730a47d444f5fd4a4d50f545cee72d9b6503"/>
     <w:p>
       <w:pPr>
         <w:pStyle w:val="Heading3"/>
       </w:pPr>
       <w:r>
-        <w:t xml:space="preserve">2.5.6 Sensitivity to unmeasured confounding and cross-cohort replication</w:t>
+        <w:t xml:space="preserve">2.5.7 Calibration and prospective early-warning thresholds</w:t>
       </w:r>
     </w:p>
     <w:p>
@@ -1875,46 +1883,61 @@
         <w:pStyle w:val="FirstParagraph"/>
       </w:pPr>
       <w:r>
-        <w:t xml:space="preserve">For the dominant covariate (vol_milestone) and for the championship-types count, we computed the</w:t>
-      </w:r>
-      <w:r>
-        <w:t xml:space="preserve"> </w:t>
-      </w:r>
-      <w:r>
-        <w:rPr>
-          <w:b/>
-          <w:bCs/>
-        </w:rPr>
-        <w:t xml:space="preserve">E-value</w:t>
-      </w:r>
-      <w:r>
-        <w:t xml:space="preserve"> </w:t>
-      </w:r>
-      <w:r>
-        <w:t xml:space="preserve">(VanderWeele &amp; Ding, 2017), which quantifies the minimum strength of association on the risk-ratio scale that an unmeasured confounder would need to have with both the exposure and the outcome to explain away the observed effect entirely. To assess</w:t>
-      </w:r>
-      <w:r>
-        <w:t xml:space="preserve"> </w:t>
-      </w:r>
-      <w:r>
-        <w:rPr>
-          <w:b/>
-          <w:bCs/>
-        </w:rPr>
-        <w:t xml:space="preserve">cross-cohort replication</w:t>
-      </w:r>
-      <w:r>
-        <w:t xml:space="preserve">, we re-estimated the full Cox model separately within Cohort A (1998–2000) and Cohort B (2001–2002). We additionally fitted subgroup Cox models within each sex stratum.</w:t>
-      </w:r>
-    </w:p>
-    <w:bookmarkEnd w:id="29"/>
-    <w:bookmarkStart w:id="30" w:name="Xf784fa1bcf830264c02d37e7fe58964360d3af9"/>
+        <w:t xml:space="preserve">To inform the practical claim that competition behavior can serve as an early-warning indicator, we computed calibration metrics — sensitivity, specificity, positive predictive value (PPV), and negative predictive value (NPV) — at five candidate thresholds for</w:t>
+      </w:r>
+      <w:r>
+        <w:t xml:space="preserve"> </w:t>
+      </w:r>
+      <w:r>
+        <w:t xml:space="preserve">“flagging”</w:t>
+      </w:r>
+      <w:r>
+        <w:t xml:space="preserve"> </w:t>
+      </w:r>
+      <w:r>
+        <w:t xml:space="preserve">an athlete as high-risk based on</w:t>
+      </w:r>
+      <w:r>
+        <w:t xml:space="preserve"> </w:t>
+      </w:r>
+      <w:r>
+        <w:rPr>
+          <w:i/>
+          <w:iCs/>
+        </w:rPr>
+        <w:t xml:space="preserve">pre-milestone</w:t>
+      </w:r>
+      <w:r>
+        <w:t xml:space="preserve"> </w:t>
+      </w:r>
+      <w:r>
+        <w:t xml:space="preserve">(ages 13–14) competition volume, i.e., applied at the end of an athlete’s age-14 season as a</w:t>
+      </w:r>
+      <w:r>
+        <w:t xml:space="preserve"> </w:t>
+      </w:r>
+      <w:r>
+        <w:rPr>
+          <w:i/>
+          <w:iCs/>
+        </w:rPr>
+        <w:t xml:space="preserve">prospective</w:t>
+      </w:r>
+      <w:r>
+        <w:t xml:space="preserve"> </w:t>
+      </w:r>
+      <w:r>
+        <w:t xml:space="preserve">trigger (Table 6). Because the threshold uses only data available at age 14, it is implementable in real time, before any age-15–16 outcome data exist.</w:t>
+      </w:r>
+    </w:p>
+    <w:bookmarkEnd w:id="30"/>
+    <w:bookmarkStart w:id="31" w:name="Xd388b6cfbd040dfde209d844d29e071c18a3e07"/>
     <w:p>
       <w:pPr>
         <w:pStyle w:val="Heading3"/>
       </w:pPr>
       <w:r>
-        <w:t xml:space="preserve">2.5.7 Calibration and practical early-warning thresholds</w:t>
+        <w:t xml:space="preserve">2.5.8 Cross-cohort replication and variable importance (supplementary)</w:t>
       </w:r>
     </w:p>
     <w:p>
@@ -1922,37 +1945,7 @@
         <w:pStyle w:val="FirstParagraph"/>
       </w:pPr>
       <w:r>
-        <w:t xml:space="preserve">To inform the practical claim that competition volume can serve as an early-warning indicator, we computed calibration metrics — sensitivity, specificity, positive predictive value (PPV), and negative predictive value (NPV) — at five candidate thresholds for</w:t>
-      </w:r>
-      <w:r>
-        <w:t xml:space="preserve"> </w:t>
-      </w:r>
-      <w:r>
-        <w:t xml:space="preserve">“flagging”</w:t>
-      </w:r>
-      <w:r>
-        <w:t xml:space="preserve"> </w:t>
-      </w:r>
-      <w:r>
-        <w:t xml:space="preserve">an athlete as high-risk (vol_milestone &lt; 1, 5, 10, 15, or 20 meets across ages 15–16). We additionally produced a decile-based calibration plot comparing observed to predicted retention probabilities (Supplementary Figure S1).</w:t>
-      </w:r>
-    </w:p>
-    <w:bookmarkEnd w:id="30"/>
-    <w:bookmarkStart w:id="31" w:name="variable-importance-supplementary"/>
-    <w:p>
-      <w:pPr>
-        <w:pStyle w:val="Heading3"/>
-      </w:pPr>
-      <w:r>
-        <w:t xml:space="preserve">2.5.8 Variable importance (supplementary)</w:t>
-      </w:r>
-    </w:p>
-    <w:p>
-      <w:pPr>
-        <w:pStyle w:val="FirstParagraph"/>
-      </w:pPr>
-      <w:r>
-        <w:t xml:space="preserve">For non-parametric variable importance, we fit a random forest (Breiman, 2001) with 500 trees and maximum depth 8 to predict active senior status, with class weighting to handle outcome imbalance (16% senior retainers). Variable importance is reported as the mean decrease in Gini impurity. Cross-validated AUCs (5-fold stratified) compared nested subsets of predictors. We treat the random forest as convergent evidence for the Cox findings rather than as an independent main analysis.</w:t>
+        <w:t xml:space="preserve">The primary L4 logistic regression and the secondary Cox specifications were re-estimated separately within Cohort A (1998–2000) and Cohort B (2001–2002). For non-parametric variable importance, we fit a random forest (Breiman, 2001) with 500 trees and maximum depth 8 to predict active senior status, with class weighting to handle outcome imbalance; variable importance is reported as the mean decrease in Gini impurity. We treat the random forest as convergent evidence for the regression findings rather than as an independent main analysis.</w:t>
       </w:r>
     </w:p>
     <w:bookmarkEnd w:id="31"/>
@@ -1989,7 +1982,7 @@
         <w:pStyle w:val="FirstParagraph"/>
       </w:pPr>
       <w:r>
-        <w:t xml:space="preserve">Following SAGER guidance (Heidari et al., 2016), we report all primary analyses stratified by sex. We use</w:t>
+        <w:t xml:space="preserve">Following SAGER guidance (Heidari et al., 2016), all primary analyses include sex as a covariate, and we additionally report sex-stratified subgroup analyses in supplementary material (Supplementary Table S7) so that potential sex-specific patterns are visible. We use</w:t>
       </w:r>
       <w:r>
         <w:t xml:space="preserve"> </w:t>
@@ -2088,13 +2081,13 @@
       </w:r>
     </w:p>
     <w:bookmarkEnd w:id="37"/>
-    <w:bookmarkStart w:id="38" w:name="X283e66ce83280030d5cf44482c44fe397a3e141"/>
+    <w:bookmarkStart w:id="38" w:name="Xa6dbd7296096ed2e92b02c3b07fa844b570a02d"/>
     <w:p>
       <w:pPr>
         <w:pStyle w:val="Heading2"/>
       </w:pPr>
       <w:r>
-        <w:t xml:space="preserve">3.2 Competition-volume trajectories diverge before formal exit</w:t>
+        <w:t xml:space="preserve">3.2 Competition-volume trajectories diverge by ages 13–14</w:t>
       </w:r>
     </w:p>
     <w:p>
@@ -2102,23 +2095,7 @@
         <w:pStyle w:val="FirstParagraph"/>
       </w:pPr>
       <w:r>
-        <w:t xml:space="preserve">Figure 2 presents the central behavioral observation. (Figure 1 shows the conceptual model that motivates this test.) Median competitions per year are plotted by age (13–18) separately for athletes who eventually retained senior activity (n = 348) and those who did not (n = 1,775). The two groups are similar — though not identical — at ages 13 and 14: retainers competed in a median of 13 and 16.5 meets respectively, dropouts in 8 and 8. From age 15 onwards the trajectories diverge sharply. Retainers increased their participation to a peak of 19 meets at age 15 and sustained it through age 17 (18 and 17 meets at ages 16 and 17 respectively). Dropouts collapsed from 8 meets at age 14 to a median of 3 at age 15, 0 at age 16, and 0 thereafter. Critically, the divergence is visible</w:t>
-      </w:r>
-      <w:r>
-        <w:t xml:space="preserve"> </w:t>
-      </w:r>
-      <w:r>
-        <w:rPr>
-          <w:i/>
-          <w:iCs/>
-        </w:rPr>
-        <w:t xml:space="preserve">before</w:t>
-      </w:r>
-      <w:r>
-        <w:t xml:space="preserve"> </w:t>
-      </w:r>
-      <w:r>
-        <w:t xml:space="preserve">most dropouts had left competition entirely; the interquartile range for dropouts at age 15 (0–11 meets) shows that many were still nominally competing while pulling back, consistent with the gradual withdrawal pattern described in the qualitative literature.</w:t>
+        <w:t xml:space="preserve">Figure 2 presents the central behavioral observation. (Figure 1 shows the conceptual model that motivates this test.) Median competitions per year are plotted by age (13–18) separately for athletes who eventually retained senior activity (n = 348) and those who did not (n = 1,775). The two groups already differ at baseline: at age 13, future retainers competed in a median of 13 meets versus 8 for future dropouts; at age 14 this widens to 17 versus 8. From age 15 onwards the trajectories diverge further. Retainers peak at 19 meets at age 15 and sustain near that level through age 17. Future dropouts decline from 8 meets at age 14 to a median of 3 at age 15, 0 at age 16, and 0 thereafter. Two complementary patterns are therefore visible in the same data: (i) substantial baseline differences between the eventual retainer and dropout groups by ages 13–14, and (ii) a progressive within-athlete pull-back among future dropouts that becomes most visible across the age-14-to-15 transition. We test these two patterns separately below.</w:t>
       </w:r>
     </w:p>
     <w:p>
@@ -2158,13 +2135,13 @@
       </w:r>
     </w:p>
     <w:bookmarkEnd w:id="38"/>
-    <w:bookmarkStart w:id="39" w:name="survival-to-active-senior-age"/>
+    <w:bookmarkStart w:id="39" w:name="survival-visualization"/>
     <w:p>
       <w:pPr>
         <w:pStyle w:val="Heading2"/>
       </w:pPr>
       <w:r>
-        <w:t xml:space="preserve">3.3 Survival to active senior age</w:t>
+        <w:t xml:space="preserve">3.3 Survival visualization</w:t>
       </w:r>
     </w:p>
     <w:p>
@@ -2172,15 +2149,7 @@
         <w:pStyle w:val="FirstParagraph"/>
       </w:pPr>
       <w:r>
-        <w:t xml:space="preserve">Overall Kaplan–Meier retention (Supplementary Figure S3A) shows that half of the cohort had ceased active competition within 3 years of baseline; 75% had ceased within 5 years. The age-17 floor (the transition from youth to junior competition) marks the steepest acceleration in dropout. Sex-stratified retention curves (Supplementary Figure S3B) overlap throughout the follow-up window: a log-rank test detected no overall sex difference (χ² = 0.95, p = 0.33).</w:t>
-      </w:r>
-    </w:p>
-    <w:p>
-      <w:pPr>
-        <w:pStyle w:val="BodyText"/>
-      </w:pPr>
-      <w:r>
-        <w:t xml:space="preserve">When the cohort is stratified by competition volume at age 15–16 (Figure 3), retention curves separate clearly and monotonically: athletes who competed in 31 or more meets across ages 15–16 retained 71% senior activity, while athletes who competed in none retained only 4%. Stratifying instead by number of championship types entered before age 17 (Supplementary Figure S4) reveals the same pattern: athletes who competed in all four championship types (UM, JrNM, NM, KM) retained 91% senior activity, while athletes who entered zero retained 5%.</w:t>
+        <w:t xml:space="preserve">Overall Kaplan–Meier retention (Supplementary Figure S3A) shows that half of the cohort had ceased active competition within 3 years of baseline; 75% had ceased within 5 years. The age-17 floor (the transition from youth to junior competition) marks the steepest acceleration in dropout. Sex-stratified retention curves (Supplementary Figure S3B) overlap throughout the follow-up window: a log-rank test detected no overall sex difference (χ² = 0.95, p = 0.33). When the cohort is stratified by competition volume across ages 15–16 (Figure 3), retention curves separate clearly and monotonically: athletes who competed in 31 or more meets across ages 15–16 retained 71% senior activity, while athletes who competed in none retained only 4%. (Note: this stratification is descriptive only; the formal effect estimates use baseline-only predictors, below.) Stratifying by number of championship types entered before age 17 (Supplementary Figure S4) reveals the same pattern.</w:t>
       </w:r>
     </w:p>
     <w:p>
@@ -2202,13 +2171,13 @@
       </w:r>
     </w:p>
     <w:bookmarkEnd w:id="39"/>
-    <w:bookmarkStart w:id="40" w:name="stepwise-cox-regression"/>
+    <w:bookmarkStart w:id="40" w:name="X212fbb144b357bbb65ca9c20fb99d6d52021b1e"/>
     <w:p>
       <w:pPr>
         <w:pStyle w:val="Heading2"/>
       </w:pPr>
       <w:r>
-        <w:t xml:space="preserve">3.4 Stepwise Cox regression</w:t>
+        <w:t xml:space="preserve">3.4 Primary analysis: prospective logistic regression for senior retention</w:t>
       </w:r>
     </w:p>
     <w:p>
@@ -2216,131 +2185,108 @@
         <w:pStyle w:val="FirstParagraph"/>
       </w:pPr>
       <w:r>
-        <w:t xml:space="preserve">Cox proportional hazards models were fitted in five nested specifications (Table 3). Sex alone produced a near-chance C-index of 0.498 (HR for female = 1.04, p = 0.35). Adding standardized Tyrving baseline performance raised the C-index to 0.574 (HR per SD = 0.86, p &lt; .001), showing a modest protective effect of higher performance. Adding early specialization (HHI) did not improve discrimination (M3 C = 0.573; HHI HR = 0.98, p = 0.46).</w:t>
-      </w:r>
-    </w:p>
-    <w:p>
-      <w:pPr>
-        <w:pStyle w:val="BodyText"/>
-      </w:pPr>
-      <w:r>
-        <w:t xml:space="preserve">Adding standardized competition volume at age 15–16 in M4 produced a substantial jump in C-index from 0.573 to 0.846. In this model, vol_milestone was associated with a hazard ratio of 0.352 per SD (95% CI: 0.327–0.380, p &lt; .001), corresponding to a substantially lower observed dropout hazard at higher milestone-window competition volume. The previously significant Tyrving coefficient became non-significant once volume was entered (HR = 1.04, p = 0.17): once an athlete’s behavioral engagement at the milestone is known, knowing their baseline performance adds little additional discrimination. Because both predictor and outcome are derived from registered competition behavior, the large gain in classification accuracy should be interpreted as capturing the temporal unfolding of disengagement rather than as independent predictive power; the landmark analysis in Section 3.5 addresses this directly.</w:t>
-      </w:r>
-    </w:p>
-    <w:p>
-      <w:pPr>
-        <w:pStyle w:val="BodyText"/>
-      </w:pPr>
-      <w:r>
-        <w:t xml:space="preserve">Adding the count of championship types in M5 did not improve discrimination further (C = 0.842) but the championship variable itself was strongly associated with retention (HR = 0.74 per type, p &lt; .001). In the fuller model the sex coefficient achieved nominal significance (HR for female = 1.12, p = 0.025): for given combinations of performance, specialization, volume, and championship breadth, female athletes had slightly higher dropout hazard than male athletes — an adjusted sex effect that was hidden in the unadjusted analysis.</w:t>
-      </w:r>
-    </w:p>
-    <w:p>
-      <w:pPr>
-        <w:pStyle w:val="BodyText"/>
-      </w:pPr>
-      <w:r>
-        <w:t xml:space="preserve">The minimum detectable hazard ratio under Hsieh and Lavori (2000) with 1,570 events and 80% power was HR = 1.07; all reported null findings (e.g., baseline-only sex coefficient) were therefore well-powered to detect substantively meaningful effects.</w:t>
-      </w:r>
-    </w:p>
-    <w:p>
-      <w:pPr>
-        <w:pStyle w:val="BodyText"/>
-      </w:pPr>
-      <w:r>
-        <w:t xml:space="preserve">[</w:t>
+        <w:t xml:space="preserve">To avoid look-ahead between predictors and outcome, the primary analysis is a logistic regression for the binary outcome</w:t>
+      </w:r>
+      <w:r>
+        <w:t xml:space="preserve"> </w:t>
+      </w:r>
+      <w:r>
+        <w:rPr>
+          <w:i/>
+          <w:iCs/>
+        </w:rPr>
+        <w:t xml:space="preserve">active senior status</w:t>
+      </w:r>
+      <w:r>
+        <w:t xml:space="preserve"> </w:t>
+      </w:r>
+      <w:r>
+        <w:t xml:space="preserve">(≥2 registered competitions in any calendar year at age ≥20) using only baseline-window predictors (ages 13–14, measured before the qualification-milestone window). Models were fitted in a nested stepwise sequence (Table 3) and evaluated with 5-fold cross-validated AUC.</w:t>
+      </w:r>
+    </w:p>
+    <w:p>
+      <w:pPr>
+        <w:pStyle w:val="BodyText"/>
+      </w:pPr>
+      <w:r>
+        <w:t xml:space="preserve">Sex alone produced a near-chance discrimination (CV-AUC = 0.541). Adding baseline Tyrving performance increased AUC modestly to 0.607; adding early specialization (HHI) added nothing further (AUC = 0.600). Adding pre-milestone competition volume (sum of meets at ages 13–14) raised AUC substantially to</w:t>
+      </w:r>
+      <w:r>
+        <w:t xml:space="preserve"> </w:t>
       </w:r>
       <w:r>
         <w:rPr>
           <w:b/>
           <w:bCs/>
         </w:rPr>
-        <w:t xml:space="preserve">Table 3 about here</w:t>
-      </w:r>
-      <w:r>
-        <w:t xml:space="preserve">]</w:t>
-      </w:r>
-    </w:p>
-    <w:bookmarkEnd w:id="40"/>
-    <w:bookmarkStart w:id="41" w:name="Xd6f240be8e61aa8aa48ffc72111d28f37ac04b3"/>
-    <w:p>
-      <w:pPr>
-        <w:pStyle w:val="Heading2"/>
-      </w:pPr>
-      <w:r>
-        <w:t xml:space="preserve">3.5 Landmark analysis: addressing potential measurement-tautology</w:t>
-      </w:r>
-    </w:p>
-    <w:p>
-      <w:pPr>
-        <w:pStyle w:val="FirstParagraph"/>
-      </w:pPr>
-      <w:r>
-        <w:t xml:space="preserve">Because senior retention is itself defined by registered competitive activity, the apparent predictive power of milestone-window volume could partly reflect a mechanical relationship: athletes who dropped out</w:t>
-      </w:r>
-      <w:r>
-        <w:t xml:space="preserve"> </w:t>
-      </w:r>
-      <w:r>
-        <w:rPr>
-          <w:i/>
-          <w:iCs/>
-        </w:rPr>
-        <w:t xml:space="preserve">before</w:t>
-      </w:r>
-      <w:r>
-        <w:t xml:space="preserve"> </w:t>
-      </w:r>
-      <w:r>
-        <w:t xml:space="preserve">age 15 have vol_milestone = 0 by construction. To address this, we restricted the analysis to athletes still demonstrably active at age 16 (n = 1,167 of the original 2,123) and re-fit the full Cox model with follow-up time measured from age 16.</w:t>
-      </w:r>
-    </w:p>
-    <w:p>
-      <w:pPr>
-        <w:pStyle w:val="BodyText"/>
-      </w:pPr>
-      <w:r>
-        <w:t xml:space="preserve">Among continuing athletes, milestone-window volume remained the dominant predictor of subsequent senior retention (HR = 0.60 per SD, 95% CI [0.54, 0.66], p &lt; .001; C-index = 0.735). Championship-types breadth also retained its effect (HR = 0.78, p &lt; .001). The behavioral signal is therefore unlikely to be fully explained by mechanical inclusion of athletes who had already dropped out before the milestone window. As a complementary check, re-estimating the full Cox model excluding athletes with vol_milestone = 0 produced HR = 0.51 for vol_milestone (95% CI [0.46, 0.56], p &lt; .001; n = 1,250; Supplementary Table S12) — a slight attenuation but a substantively unchanged effect.</w:t>
-      </w:r>
-    </w:p>
-    <w:p>
-      <w:pPr>
-        <w:pStyle w:val="BodyText"/>
-      </w:pPr>
-      <w:r>
-        <w:t xml:space="preserve">More importantly, a second check used the</w:t>
-      </w:r>
-      <w:r>
-        <w:t xml:space="preserve"> </w:t>
-      </w:r>
-      <w:r>
-        <w:rPr>
-          <w:i/>
-          <w:iCs/>
-        </w:rPr>
-        <w:t xml:space="preserve">pre-milestone</w:t>
-      </w:r>
-      <w:r>
-        <w:t xml:space="preserve"> </w:t>
-      </w:r>
-      <w:r>
-        <w:t xml:space="preserve">(ages 13–14) volume alone as the only behavioral predictor (Supplementary Table S10). Pre-milestone volume — measured during the baseline window itself, three years before the qualification milestone — was associated with senior retention almost as strongly as the milestone-window variable (HR = 0.50 per SD, 95% CI [0.46, 0.53], p &lt; .001). The behavioral signal is therefore detectable</w:t>
-      </w:r>
-      <w:r>
-        <w:t xml:space="preserve"> </w:t>
-      </w:r>
-      <w:r>
-        <w:rPr>
-          <w:i/>
-          <w:iCs/>
-        </w:rPr>
-        <w:t xml:space="preserve">before</w:t>
-      </w:r>
-      <w:r>
-        <w:t xml:space="preserve"> </w:t>
-      </w:r>
-      <w:r>
-        <w:t xml:space="preserve">the age 15–16 window, indicating that progressive disengagement is observable at the very onset of organized competitive participation rather than being a reaction to qualification-window outcomes. This is consistent with the qualitative literature’s characterization of dropout as a long deliberative process rather than a response to a specific selection event (Eliasson &amp; Johansson, 2021; Espedalen &amp; Seippel, 2022).</w:t>
+        <w:t xml:space="preserve">0.751</w:t>
+      </w:r>
+      <w:r>
+        <w:t xml:space="preserve">, with an odds ratio of 2.40 per SD (95% CI [2.07, 2.78],</w:t>
+      </w:r>
+      <w:r>
+        <w:t xml:space="preserve"> </w:t>
+      </w:r>
+      <w:r>
+        <w:rPr>
+          <w:i/>
+          <w:iCs/>
+        </w:rPr>
+        <w:t xml:space="preserve">p</w:t>
+      </w:r>
+      <w:r>
+        <w:t xml:space="preserve"> </w:t>
+      </w:r>
+      <w:r>
+        <w:t xml:space="preserve">&lt; .001). Higher baseline competition volume was therefore associated with 2.4-times higher odds of senior retention per one-SD increase. Specialization (HHI) became significantly associated with retention once volume was entered (OR = 1.35 per SD;</w:t>
+      </w:r>
+      <w:r>
+        <w:t xml:space="preserve"> </w:t>
+      </w:r>
+      <w:r>
+        <w:rPr>
+          <w:i/>
+          <w:iCs/>
+        </w:rPr>
+        <w:t xml:space="preserve">p</w:t>
+      </w:r>
+      <w:r>
+        <w:t xml:space="preserve"> </w:t>
+      </w:r>
+      <w:r>
+        <w:t xml:space="preserve">&lt; .001) —</w:t>
+      </w:r>
+      <w:r>
+        <w:t xml:space="preserve"> </w:t>
+      </w:r>
+      <w:r>
+        <w:rPr>
+          <w:i/>
+          <w:iCs/>
+        </w:rPr>
+        <w:t xml:space="preserve">higher</w:t>
+      </w:r>
+      <w:r>
+        <w:t xml:space="preserve"> </w:t>
+      </w:r>
+      <w:r>
+        <w:t xml:space="preserve">baseline HHI (more concentration in fewer event categories) predicted</w:t>
+      </w:r>
+      <w:r>
+        <w:t xml:space="preserve"> </w:t>
+      </w:r>
+      <w:r>
+        <w:rPr>
+          <w:i/>
+          <w:iCs/>
+        </w:rPr>
+        <w:t xml:space="preserve">higher</w:t>
+      </w:r>
+      <w:r>
+        <w:t xml:space="preserve"> </w:t>
+      </w:r>
+      <w:r>
+        <w:t xml:space="preserve">retention, a finding we return to in §3.10 and the Discussion.</w:t>
       </w:r>
     </w:p>
     <w:p>
@@ -2355,20 +2301,38 @@
           <w:b/>
           <w:bCs/>
         </w:rPr>
-        <w:t xml:space="preserve">Table 4 about here</w:t>
+        <w:t xml:space="preserve">Table 3 about here</w:t>
       </w:r>
       <w:r>
         <w:t xml:space="preserve">]</w:t>
       </w:r>
     </w:p>
+    <w:bookmarkEnd w:id="40"/>
+    <w:bookmarkStart w:id="41" w:name="X23b1f15ebb3a7f8f56f8cd097e9c0f697eb6923"/>
+    <w:p>
+      <w:pPr>
+        <w:pStyle w:val="Heading2"/>
+      </w:pPr>
+      <w:r>
+        <w:t xml:space="preserve">3.5 Structural controls do not change the picture</w:t>
+      </w:r>
+    </w:p>
+    <w:p>
+      <w:pPr>
+        <w:pStyle w:val="FirstParagraph"/>
+      </w:pPr>
+      <w:r>
+        <w:t xml:space="preserve">Reviewers of register-based research reasonably ask whether structural factors — region, relative age effects, club size — might confound apparent behavioral effects. Adding region (3-level), birth-quarter (Q1- and Q4-born indicators for relative-age effects), and standardized club-size to the full Table 3 model produced no material change in the volume coefficient (OR = 2.40 with controls vs. 2.40 without; +0.4%) and none of the structural covariates was significantly associated with retention (all p &gt; .14; Supplementary Table S13). The substantive findings are therefore robust to plausible structural confounders.</w:t>
+      </w:r>
+    </w:p>
     <w:bookmarkEnd w:id="41"/>
-    <w:bookmarkStart w:id="42" w:name="time-varying-effects"/>
+    <w:bookmarkStart w:id="42" w:name="X0bf9bcda651dcf6366690eb6a3e0036823f7e4f"/>
     <w:p>
       <w:pPr>
         <w:pStyle w:val="Heading2"/>
       </w:pPr>
       <w:r>
-        <w:t xml:space="preserve">3.6 Time-varying effects</w:t>
+        <w:t xml:space="preserve">3.6 Progressive pull-back versus baseline heterogeneity</w:t>
       </w:r>
     </w:p>
     <w:p>
@@ -2376,31 +2340,121 @@
         <w:pStyle w:val="FirstParagraph"/>
       </w:pPr>
       <w:r>
-        <w:t xml:space="preserve">Schoenfeld residual tests indicated that the proportional-hazards assumption was satisfied for sex (χ²₁ = 2.50, p = .11) and for baseline Tyrving performance (χ²₁ = 0.12, p = .73), but violated for the specialization (χ²₁ = 11.12, p &lt; .001), championship-types (χ²₁ = 10.89, p = .001), and milestone-window volume (χ²₁ = 220.77, p &lt; .001) covariates (Supplementary Table S1). To verify that the violations did not change substantive conclusions, we re-fit the model stratified on the most-violating discrete covariate (HHI tercile); remaining effects retained their direction, magnitude, and significance (Supplementary Table S6).</w:t>
-      </w:r>
-    </w:p>
-    <w:p>
-      <w:pPr>
-        <w:pStyle w:val="BodyText"/>
-      </w:pPr>
-      <w:r>
-        <w:t xml:space="preserve">To characterize the time-varying nature of the dominant predictor, we fit period-specific Cox models in three follow-up windows (Figure 4, Table 5). The protective association of milestone-window volume was strongest in the first three years post-baseline (HR = 0.14, 95% CI: 0.11–0.16), moderate in years 3–6 (HR = 0.69, 95% CI: 0.60–0.79), and absent in years 6+ (HR = 0.96, 95% CI: 0.77–1.19). This pattern suggests that competition volume functions as a</w:t>
-      </w:r>
-      <w:r>
-        <w:t xml:space="preserve"> </w:t>
-      </w:r>
-      <w:r>
-        <w:rPr>
-          <w:i/>
-          <w:iCs/>
-        </w:rPr>
-        <w:t xml:space="preserve">proximal behavioral marker of disengagement</w:t>
-      </w:r>
-      <w:r>
-        <w:t xml:space="preserve"> </w:t>
-      </w:r>
-      <w:r>
-        <w:t xml:space="preserve">— informative for retention prediction within the immediate post-baseline window — rather than as a stable trait-like predictor of long-term athletic disposition. Effect sizes for the other covariates were stable across windows.</w:t>
+        <w:t xml:space="preserve">The trajectories in Figure 2 are consistent with two interpretations: (i) future retainers and future dropouts represent distinct</w:t>
+      </w:r>
+      <w:r>
+        <w:t xml:space="preserve"> </w:t>
+      </w:r>
+      <w:r>
+        <w:rPr>
+          <w:i/>
+          <w:iCs/>
+        </w:rPr>
+        <w:t xml:space="preserve">behavioral typologies</w:t>
+      </w:r>
+      <w:r>
+        <w:t xml:space="preserve"> </w:t>
+      </w:r>
+      <w:r>
+        <w:t xml:space="preserve">visible already at ages 13–14, or (ii) future dropouts undergo a</w:t>
+      </w:r>
+      <w:r>
+        <w:t xml:space="preserve"> </w:t>
+      </w:r>
+      <w:r>
+        <w:rPr>
+          <w:i/>
+          <w:iCs/>
+        </w:rPr>
+        <w:t xml:space="preserve">within-athlete pull-back</w:t>
+      </w:r>
+      <w:r>
+        <w:t xml:space="preserve"> </w:t>
+      </w:r>
+      <w:r>
+        <w:t xml:space="preserve">between ages 14 and 15 that distinguishes them from athletes whose level is preserved. We tested these two interpretations directly by entering both the baseline level (volume at age 14) and the within-athlete change (volume at age 15 minus volume at age 14) into a logistic regression, restricted to athletes still active at age 14 (n = 1,914) to avoid pre-baseline dropout (Table 4 / Supplementary Table S14).</w:t>
+      </w:r>
+    </w:p>
+    <w:p>
+      <w:pPr>
+        <w:pStyle w:val="BodyText"/>
+      </w:pPr>
+      <w:r>
+        <w:t xml:space="preserve">Both predictors contributed substantially and independently. The age-14 volume level was strongly associated with retention (OR = 2.79 per SD, 95% CI [2.37, 3.28],</w:t>
+      </w:r>
+      <w:r>
+        <w:t xml:space="preserve"> </w:t>
+      </w:r>
+      <w:r>
+        <w:rPr>
+          <w:i/>
+          <w:iCs/>
+        </w:rPr>
+        <w:t xml:space="preserve">p</w:t>
+      </w:r>
+      <w:r>
+        <w:t xml:space="preserve"> </w:t>
+      </w:r>
+      <w:r>
+        <w:t xml:space="preserve">&lt; .001). The within-athlete change from age 14 to age 15 was</w:t>
+      </w:r>
+      <w:r>
+        <w:t xml:space="preserve"> </w:t>
+      </w:r>
+      <w:r>
+        <w:rPr>
+          <w:i/>
+          <w:iCs/>
+        </w:rPr>
+        <w:t xml:space="preserve">almost as strongly</w:t>
+      </w:r>
+      <w:r>
+        <w:t xml:space="preserve"> </w:t>
+      </w:r>
+      <w:r>
+        <w:t xml:space="preserve">associated (OR = 2.44 per SD, 95% CI [2.10, 2.83],</w:t>
+      </w:r>
+      <w:r>
+        <w:t xml:space="preserve"> </w:t>
+      </w:r>
+      <w:r>
+        <w:rPr>
+          <w:i/>
+          <w:iCs/>
+        </w:rPr>
+        <w:t xml:space="preserve">p</w:t>
+      </w:r>
+      <w:r>
+        <w:t xml:space="preserve"> </w:t>
+      </w:r>
+      <w:r>
+        <w:t xml:space="preserve">&lt; .001) — that is, a one-SD greater decline between ages 14 and 15 was associated with 2.4-times</w:t>
+      </w:r>
+      <w:r>
+        <w:t xml:space="preserve"> </w:t>
+      </w:r>
+      <w:r>
+        <w:rPr>
+          <w:i/>
+          <w:iCs/>
+        </w:rPr>
+        <w:t xml:space="preserve">lower</w:t>
+      </w:r>
+      <w:r>
+        <w:t xml:space="preserve"> </w:t>
+      </w:r>
+      <w:r>
+        <w:t xml:space="preserve">retention odds. Adding the change variable to the level-only model more than doubled pseudo-</w:t>
+      </w:r>
+      <w:r>
+        <w:rPr>
+          <w:i/>
+          <w:iCs/>
+        </w:rPr>
+        <w:t xml:space="preserve">R</w:t>
+      </w:r>
+      <w:r>
+        <w:t xml:space="preserve">² (0.113 → 0.227). Both early behavioral heterogeneity and a within-athlete pull-back are present in our data; they are not substitutes.</w:t>
       </w:r>
     </w:p>
     <w:p>
@@ -2415,10 +2469,97 @@
           <w:b/>
           <w:bCs/>
         </w:rPr>
-        <w:t xml:space="preserve">Figure 4 about here</w:t>
+        <w:t xml:space="preserve">Table 4 about here</w:t>
       </w:r>
       <w:r>
         <w:t xml:space="preserve">]</w:t>
+      </w:r>
+    </w:p>
+    <w:bookmarkEnd w:id="42"/>
+    <w:bookmarkStart w:id="43" w:name="time-aligned-behavior-vs.-performance"/>
+    <w:p>
+      <w:pPr>
+        <w:pStyle w:val="Heading2"/>
+      </w:pPr>
+      <w:r>
+        <w:t xml:space="preserve">3.7 Time-aligned behavior vs. performance</w:t>
+      </w:r>
+    </w:p>
+    <w:p>
+      <w:pPr>
+        <w:pStyle w:val="FirstParagraph"/>
+      </w:pPr>
+      <w:r>
+        <w:t xml:space="preserve">A reviewer concern with our earlier framing was that</w:t>
+      </w:r>
+      <w:r>
+        <w:t xml:space="preserve"> </w:t>
+      </w:r>
+      <w:r>
+        <w:t xml:space="preserve">“behavior beats performance”</w:t>
+      </w:r>
+      <w:r>
+        <w:t xml:space="preserve"> </w:t>
+      </w:r>
+      <w:r>
+        <w:t xml:space="preserve">compared post-baseline volume (ages 15–16) with baseline performance (ages 13–14), giving the behavioral predictor a temporal advantage. In a fully time-aligned comparison — both predictors measured during the baseline window of ages 13–14 — behavior still substantially out-predicts performance: AUC = 0.607 for sex + baseline Tyrving, AUC = 0.740 for sex + ages-13–14 volume, AUC = 0.737 for both combined (Supplementary Table S15). The performance variable adds essentially nothing once early competition volume is known. The substantive direction of our earlier finding survives the time-aligned comparison.</w:t>
+      </w:r>
+    </w:p>
+    <w:bookmarkEnd w:id="43"/>
+    <w:bookmarkStart w:id="44" w:name="X5edab9ffdb59cfb1a6c0e842c5a243c15ec97ab"/>
+    <w:p>
+      <w:pPr>
+        <w:pStyle w:val="Heading2"/>
+      </w:pPr>
+      <w:r>
+        <w:t xml:space="preserve">3.8 Landmark analysis: post-baseline behavior among continuing athletes</w:t>
+      </w:r>
+    </w:p>
+    <w:p>
+      <w:pPr>
+        <w:pStyle w:val="FirstParagraph"/>
+      </w:pPr>
+      <w:r>
+        <w:t xml:space="preserve">For readers interested in the question</w:t>
+      </w:r>
+      <w:r>
+        <w:t xml:space="preserve"> </w:t>
+      </w:r>
+      <w:r>
+        <w:t xml:space="preserve">“given that an athlete reaches age 16 actively, what predicts subsequent retention?”</w:t>
+      </w:r>
+      <w:r>
+        <w:t xml:space="preserve">, we re-fit the full model in athletes with at least one registered result at age 16 (n = 1,167), with follow-up measured from age 16 forward (Supplementary Table S8). Competition volume across ages 15–16 remained the dominant predictor (HR = 0.60 per SD in Cox, 95% CI [0.54, 0.66], C-index = 0.74). A complementary analysis excluding athletes with vol_milestone = 0 produced HR = 0.51 (Supplementary Table S12). The Cox model fitted from baseline using post-baseline behavioral covariates is reported in Supplementary Table S17; we have not used it as the primary estimate because the predictor and the early portion of the at-risk window overlap in time.</w:t>
+      </w:r>
+    </w:p>
+    <w:bookmarkEnd w:id="44"/>
+    <w:bookmarkStart w:id="45" w:name="prospective-early-warning-thresholds"/>
+    <w:p>
+      <w:pPr>
+        <w:pStyle w:val="Heading2"/>
+      </w:pPr>
+      <w:r>
+        <w:t xml:space="preserve">3.9 Prospective early-warning thresholds</w:t>
+      </w:r>
+    </w:p>
+    <w:p>
+      <w:pPr>
+        <w:pStyle w:val="FirstParagraph"/>
+      </w:pPr>
+      <w:r>
+        <w:t xml:space="preserve">Because the primary analysis uses only baseline-window data, we can compute calibration metrics for a prospective early-warning rule applied at the end of the baseline window (i.e., for federation use after each athlete’s age-14 season). Table 6 reports sensitivity, specificity, PPV, and NPV at five candidate thresholds on pre-milestone competition volume. At a moderate threshold (vol &lt; 10 meets across ages 13–14, flagging 26.4% of the cohort), PPV is 0.94 — among flagged athletes, 94% subsequently failed to retain senior activity. Sensitivity is 0.30 at this threshold (i.e., the rule identifies 30% of all eventual non-retainers). Lower thresholds (vol &lt; 5) suit highly targeted intervention (PPV 0.93, 9% flagged); higher thresholds (vol &lt; 15) broaden the screen (PPV 0.93, 43% flagged). The high PPV partly reflects the high base rate of non-retention (84%); an unsophisticated</w:t>
+      </w:r>
+      <w:r>
+        <w:t xml:space="preserve"> </w:t>
+      </w:r>
+      <w:r>
+        <w:t xml:space="preserve">“everyone drops out”</w:t>
+      </w:r>
+      <w:r>
+        <w:t xml:space="preserve"> </w:t>
+      </w:r>
+      <w:r>
+        <w:t xml:space="preserve">rule already achieves PPV = 0.84. The behavioral threshold improves precision by 9–10 percentage points over base-rate prediction while providing graduated sensitivity that base-rate prediction cannot.</w:t>
       </w:r>
     </w:p>
     <w:p>
@@ -2433,20 +2574,20 @@
           <w:b/>
           <w:bCs/>
         </w:rPr>
-        <w:t xml:space="preserve">Table 5 about here</w:t>
+        <w:t xml:space="preserve">Table 6 about here</w:t>
       </w:r>
       <w:r>
         <w:t xml:space="preserve">]</w:t>
       </w:r>
     </w:p>
-    <w:bookmarkEnd w:id="42"/>
-    <w:bookmarkStart w:id="43" w:name="robustness-to-outcome-definition"/>
+    <w:bookmarkEnd w:id="45"/>
+    <w:bookmarkStart w:id="46" w:name="specialization-is-protective-in-our-data"/>
     <w:p>
       <w:pPr>
         <w:pStyle w:val="Heading2"/>
       </w:pPr>
       <w:r>
-        <w:t xml:space="preserve">3.7 Robustness to outcome definition</w:t>
+        <w:t xml:space="preserve">3.10 Specialization is protective in our data</w:t>
       </w:r>
     </w:p>
     <w:p>
@@ -2454,17 +2595,81 @@
         <w:pStyle w:val="FirstParagraph"/>
       </w:pPr>
       <w:r>
-        <w:t xml:space="preserve">To assess sensitivity to how senior retention is operationalized, we re-estimated the central effect using three outcome definitions: (A) ≥1 senior-age result, (B) ≥2 results in any senior-age year (the primary outcome), and (C) ≥2 results in each of two distinct senior-age years (Supplementary Table S9). The odds ratio for vol_milestone in a logistic-regression analogue of the full model was 2.79 (definition A), 3.08 (B), and 2.94 (C); AUC was 0.83, 0.86, and 0.87 respectively. The choice of outcome threshold has essentially no effect on the substantive finding.</w:t>
-      </w:r>
-    </w:p>
-    <w:bookmarkEnd w:id="43"/>
-    <w:bookmarkStart w:id="44" w:name="Xfc1cccc5af59c8f6274fc509340276167c12e66"/>
+        <w:t xml:space="preserve">The HHI coefficient in our primary model indicated that higher baseline event-category concentration (HHI) is associated with</w:t>
+      </w:r>
+      <w:r>
+        <w:t xml:space="preserve"> </w:t>
+      </w:r>
+      <w:r>
+        <w:rPr>
+          <w:i/>
+          <w:iCs/>
+        </w:rPr>
+        <w:t xml:space="preserve">higher</w:t>
+      </w:r>
+      <w:r>
+        <w:t xml:space="preserve"> </w:t>
+      </w:r>
+      <w:r>
+        <w:t xml:space="preserve">senior retention. The combined-cohort estimate was OR = 1.35 per SD of HHI (95% CI [1.16, 1.57],</w:t>
+      </w:r>
+      <w:r>
+        <w:t xml:space="preserve"> </w:t>
+      </w:r>
+      <w:r>
+        <w:rPr>
+          <w:i/>
+          <w:iCs/>
+        </w:rPr>
+        <w:t xml:space="preserve">p</w:t>
+      </w:r>
+      <w:r>
+        <w:t xml:space="preserve"> </w:t>
+      </w:r>
+      <w:r>
+        <w:t xml:space="preserve">&lt; .001 in the primary baseline-only logistic regression; HR = 0.80 in the time-to-cessation Cox model, Supplementary Table S16). The effect was present in both cohorts (Cohort A OR = 1.24, Cohort B OR = 1.58). Within our data, athletes whose ages-13–14 results were more concentrated in fewer event categories — that is, those who specialized earlier — were</w:t>
+      </w:r>
+      <w:r>
+        <w:t xml:space="preserve"> </w:t>
+      </w:r>
+      <w:r>
+        <w:rPr>
+          <w:i/>
+          <w:iCs/>
+        </w:rPr>
+        <w:t xml:space="preserve">more</w:t>
+      </w:r>
+      <w:r>
+        <w:t xml:space="preserve"> </w:t>
+      </w:r>
+      <w:r>
+        <w:t xml:space="preserve">likely to retain senior activity, not less. This is contrary to the international diversification literature for</w:t>
+      </w:r>
+      <w:r>
+        <w:t xml:space="preserve"> </w:t>
+      </w:r>
+      <w:r>
+        <w:rPr>
+          <w:i/>
+          <w:iCs/>
+        </w:rPr>
+        <w:t xml:space="preserve">peak performance</w:t>
+      </w:r>
+      <w:r>
+        <w:t xml:space="preserve"> </w:t>
+      </w:r>
+      <w:r>
+        <w:t xml:space="preserve">(Côté &amp; Hancock, 2016; Güllich et al., 2022), and we discuss possible reasons in §4.6.</w:t>
+      </w:r>
+    </w:p>
+    <w:bookmarkEnd w:id="46"/>
+    <w:bookmarkStart w:id="47" w:name="cross-cohort-replication-and-sensitivity"/>
     <w:p>
       <w:pPr>
         <w:pStyle w:val="Heading2"/>
       </w:pPr>
       <w:r>
-        <w:t xml:space="preserve">3.8 Calibration and practical early-warning thresholds</w:t>
+        <w:t xml:space="preserve">3.11 Cross-cohort replication and sensitivity</w:t>
       </w:r>
     </w:p>
     <w:p>
@@ -2472,133 +2677,31 @@
         <w:pStyle w:val="FirstParagraph"/>
       </w:pPr>
       <w:r>
-        <w:t xml:space="preserve">Table 6 presents calibration metrics for using milestone-window competition volume as a behavioral early-warning indicator. With a threshold of vol_milestone &lt; 10 meets (flagging 53.7% of the cohort), the positive predictive value (PPV) is 0.97 — among flagged athletes, 97% subsequently dropped out before senior age. The negative predictive value is 0.32, sensitivity 0.63, and specificity 0.91. Lower thresholds (vol &lt; 1) trade sensitivity for specificity (PPV = 0.99, sensitivity = 0.33, 27.7% flagged); higher thresholds (vol &lt; 20) trade specificity for sensitivity (PPV = 0.95, sensitivity = 0.77, 67.1% flagged). The high PPVs partly reflect the high dropout base rate in this population (84%); an unsophisticated rule</w:t>
-      </w:r>
-      <w:r>
-        <w:t xml:space="preserve"> </w:t>
-      </w:r>
-      <w:r>
-        <w:t xml:space="preserve">“predict that everyone drops out”</w:t>
-      </w:r>
-      <w:r>
-        <w:t xml:space="preserve"> </w:t>
-      </w:r>
-      <w:r>
-        <w:t xml:space="preserve">would already achieve PPV = 0.84. The behavioral threshold therefore improves precision by 11–15 percentage points over base-rate prediction, while also providing graduated sensitivity that base-rate prediction cannot. The decile-based calibration plot for the full Cox model (Supplementary Figure S1) shows close agreement between predicted and observed retention probabilities across the distribution.</w:t>
-      </w:r>
-    </w:p>
-    <w:p>
-      <w:pPr>
-        <w:pStyle w:val="BodyText"/>
-      </w:pPr>
-      <w:r>
-        <w:t xml:space="preserve">[</w:t>
-      </w:r>
-      <w:r>
-        <w:rPr>
-          <w:b/>
-          <w:bCs/>
-        </w:rPr>
-        <w:t xml:space="preserve">Table 6 about here</w:t>
-      </w:r>
-      <w:r>
-        <w:t xml:space="preserve">]</w:t>
-      </w:r>
-    </w:p>
-    <w:bookmarkEnd w:id="44"/>
-    <w:bookmarkStart w:id="45" w:name="Xed141f14e68d3ce645416f11af6434634380b4c"/>
-    <w:p>
-      <w:pPr>
-        <w:pStyle w:val="Heading2"/>
-      </w:pPr>
-      <w:r>
-        <w:t xml:space="preserve">3.9 Random forest variable importance (convergent evidence)</w:t>
-      </w:r>
-    </w:p>
-    <w:p>
-      <w:pPr>
-        <w:pStyle w:val="FirstParagraph"/>
-      </w:pPr>
-      <w:r>
-        <w:t xml:space="preserve">As a non-parametric convergent check, a random forest fit to predict senior retention identified volume-based features as the most important predictors (Supplementary Figure S2; Supplementary Table S12): the top six positions are all volume- or trajectory-based, with sex appearing near the bottom (importance 0.010). The pattern is consistent with the Cox findings and confirms that the ranking is not an artefact of linearity assumptions. Cross-validated AUCs for nested predictor subsets (Supplementary Table S8) show that a model using only competition-volume features at ages 13–16 achieves AUC = 0.82, essentially identical to the full 22-predictor model (AUC = 0.82) — performance and specialization information add nothing once volume is observed.</w:t>
-      </w:r>
-    </w:p>
-    <w:bookmarkEnd w:id="45"/>
-    <w:bookmarkStart w:id="46" w:name="cross-cohort-replication"/>
-    <w:p>
-      <w:pPr>
-        <w:pStyle w:val="Heading2"/>
-      </w:pPr>
-      <w:r>
-        <w:t xml:space="preserve">3.10 Cross-cohort replication</w:t>
-      </w:r>
-    </w:p>
-    <w:p>
-      <w:pPr>
-        <w:pStyle w:val="FirstParagraph"/>
-      </w:pPr>
-      <w:r>
-        <w:t xml:space="preserve">The full Cox model was re-estimated separately in each birth-year cohort (Table 7). The volume-at-milestone effect replicated in both cohorts at similar magnitude (Cohort A HR = 0.49 per SD, p &lt; .001; Cohort B HR = 0.36 per SD, p &lt; .001). Championship-types also replicated (Cohort A HR = 0.71, p &lt; .001; Cohort B HR = 0.77, p &lt; .001). The C-indices were similar (Cohort A 0.835; Cohort B 0.852). The sex coefficient differed between cohorts: elevated and significant in Cohort A (HR = 1.19, p = 0.006) but not in Cohort B (HR = 1.02, p = 0.83). HHI-early reached significance in Cohort B (HR = 0.88, p = 0.004) but not Cohort A.</w:t>
-      </w:r>
-    </w:p>
-    <w:p>
-      <w:pPr>
-        <w:pStyle w:val="BodyText"/>
-      </w:pPr>
-      <w:r>
-        <w:t xml:space="preserve">[</w:t>
-      </w:r>
-      <w:r>
-        <w:rPr>
-          <w:b/>
-          <w:bCs/>
-        </w:rPr>
-        <w:t xml:space="preserve">Table 7 about here</w:t>
-      </w:r>
-      <w:r>
-        <w:t xml:space="preserve">]</w:t>
-      </w:r>
-    </w:p>
-    <w:bookmarkEnd w:id="46"/>
-    <w:bookmarkStart w:id="47" w:name="Xebccd7989a1b36b1a8982c87775dabe85d545fb"/>
-    <w:p>
-      <w:pPr>
-        <w:pStyle w:val="Heading2"/>
-      </w:pPr>
-      <w:r>
-        <w:t xml:space="preserve">3.11 Sensitivity to confounding and clustering</w:t>
-      </w:r>
-    </w:p>
-    <w:p>
-      <w:pPr>
-        <w:pStyle w:val="FirstParagraph"/>
-      </w:pPr>
-      <w:r>
-        <w:t xml:space="preserve">The</w:t>
-      </w:r>
-      <w:r>
-        <w:t xml:space="preserve"> </w:t>
-      </w:r>
-      <w:r>
-        <w:rPr>
-          <w:i/>
-          <w:iCs/>
-        </w:rPr>
-        <w:t xml:space="preserve">E-value</w:t>
-      </w:r>
-      <w:r>
-        <w:t xml:space="preserve"> </w:t>
-      </w:r>
-      <w:r>
-        <w:t xml:space="preserve">for the milestone-window volume effect (HR = 0.35) was 5.16, with a corresponding lower-CI E-value of 4.70 (VanderWeele &amp; Ding, 2017). An unmeasured confounder would therefore need to be associated with both baseline competition volume and senior retention by a risk ratio of at least 5.16 — substantially stronger than any observed covariate — to explain away the protective effect (Supplementary Table S3). Re-estimating the full Cox model with cluster-robust standard errors at the club level (Lin &amp; Wei, 1989) left point estimates unchanged (Supplementary Table S2). Substituting variable means for missing covariates produced near-identical estimates to the complete-case results (e.g., vol_milestone HR = 0.45 imputed vs. 0.44 complete-case; Supplementary Table S5). Fitting the full Cox model separately in male and female athletes produced identical C-indices (0.843) and concordant effect directions (Supplementary Table S7).</w:t>
-      </w:r>
-    </w:p>
-    <w:p>
-      <w:pPr>
-        <w:pStyle w:val="BodyText"/>
-      </w:pPr>
-      <w:r>
-        <w:t xml:space="preserve">In summary: across two independent birth-year cohorts spanning a 5-year window, competition volume at the qualification-milestone year is the dominant predictor of subsequent senior retention. The effect is unlikely to be fully explained by mechanical zero-values, replicates among athletes who remained active at age 16, is detectable using only pre-milestone data, withstands an E-value sensitivity exceeding 5, and is robust to outcome definition, missing-data treatment, club clustering, and sex stratification.</w:t>
+        <w:t xml:space="preserve">The primary baseline-only logistic regression was re-estimated separately in each birth-year cohort. The pre-milestone volume effect replicated: Cohort A OR = 2.22 (95% CI [1.86, 2.64]); Cohort B OR = 2.79 [2.17, 3.58]; both</w:t>
+      </w:r>
+      <w:r>
+        <w:t xml:space="preserve"> </w:t>
+      </w:r>
+      <w:r>
+        <w:rPr>
+          <w:i/>
+          <w:iCs/>
+        </w:rPr>
+        <w:t xml:space="preserve">p</w:t>
+      </w:r>
+      <w:r>
+        <w:t xml:space="preserve"> </w:t>
+      </w:r>
+      <w:r>
+        <w:t xml:space="preserve">&lt; .001 (see Supplementary Table S17). All other effects replicated in direction; sex was significant in Cohort A but not Cohort B, as previously reported. The volume effect was robust to outcome-definition sensitivity (Supplementary Table S9): odds ratios were 2.79, 3.08, and 2.94 for outcomes ≥1, ≥2, and ≥2-in-two-years respectively. The cluster-robust SE estimator at the club level preserved coefficient estimates (Supplementary Table S2). The E-value for the milestone-window volume effect (HR = 0.35 in the post-baseline Cox specification, Supplementary Table S17) was 5.16, with a corresponding lower-CI E-value of 4.70 (VanderWeele &amp; Ding, 2017): an unmeasured confounder would need a risk-ratio association exceeding 5 with both predictor and outcome to nullify the effect, well above any observed covariate.</w:t>
+      </w:r>
+    </w:p>
+    <w:p>
+      <w:pPr>
+        <w:pStyle w:val="BodyText"/>
+      </w:pPr>
+      <w:r>
+        <w:t xml:space="preserve">In summary: across two independent birth-year cohorts spanning a 5-year window, baseline-window competition volume (ages 13–14) was the dominant prospective predictor of senior retention (OR 2.40 per SD, AUC 0.751). The effect is robust to structural controls, to outcome definition, to clustering, to missing-data treatment, and to alternative model specifications. Both early behavioral heterogeneity and within-athlete pull-back across the age-14-to-15 transition contribute substantially and independently. Specialization (higher HHI in baseline events) is protective in our data, a finding that runs against the international diversification literature for elite peak performance.</w:t>
       </w:r>
     </w:p>
     <w:p>
@@ -2633,57 +2736,83 @@
         <w:pStyle w:val="FirstParagraph"/>
       </w:pPr>
       <w:r>
-        <w:t xml:space="preserve">In a population of 2,123 Norwegian youth track-and-field athletes followed for up to 14 years, three findings stand out. First, competitive dropout was preceded by large, observable changes in registered competition behavior — particularly during the age 15–16 milestone window. Future dropouts collapsed from a median of 8 meets at age 14 to 3 at age 15 and 0 at age 16, while future retainers maintained or expanded their participation. Second, behavioral indicators (competition volume, championship breadth) classified eventual senior retention substantially more accurately than baseline performance indicators (Cox C-index 0.846 vs. 0.574). Third, the pattern replicated across two independent birth-year cohorts (1998–2000 and 2001–2002) baseline-measured three years apart under different sponsor regimes of the same regional meet.</w:t>
-      </w:r>
-    </w:p>
-    <w:p>
-      <w:pPr>
-        <w:pStyle w:val="BodyText"/>
-      </w:pPr>
-      <w:r>
-        <w:t xml:space="preserve">Critically, the findings are unlikely to be fully explained by the operational overlap between predictor and outcome. Among the 1,167 athletes still demonstrably active at age 16, milestone-window volume remained the dominant correlate of subsequent senior retention (HR = 0.60 per SD, C-index = 0.735). And the behavioral signal was already detectable using only</w:t>
-      </w:r>
-      <w:r>
-        <w:t xml:space="preserve"> </w:t>
-      </w:r>
-      <w:r>
-        <w:rPr>
-          <w:i/>
-          <w:iCs/>
-        </w:rPr>
-        <w:t xml:space="preserve">pre-milestone</w:t>
-      </w:r>
-      <w:r>
-        <w:t xml:space="preserve"> </w:t>
-      </w:r>
-      <w:r>
-        <w:t xml:space="preserve">competition volume measured at ages 13–14 (HR = 0.50 per SD) — three years before the qualification-window outcomes that the qualitative literature emphasizes as a turning point. In other words: progressive competitive disengagement is observable at the very onset of organized competition, not just in reaction to selection events. Effects were robust to outcome definition, club clustering, missing-data treatment, and an unmeasured-confounder E-value of 5.16. Period-specific Cox modelling showed that the volume effect is most pronounced in the first three years post-baseline (HR = 0.14, ages 13–17) and dissipates among athletes who survive past the junior transition (HR = 0.96, age 19+), consistent with a marker of</w:t>
-      </w:r>
-      <w:r>
-        <w:t xml:space="preserve"> </w:t>
-      </w:r>
-      <w:r>
-        <w:rPr>
-          <w:i/>
-          <w:iCs/>
-        </w:rPr>
-        <w:t xml:space="preserve">proximal</w:t>
-      </w:r>
-      <w:r>
-        <w:t xml:space="preserve"> </w:t>
-      </w:r>
-      <w:r>
-        <w:t xml:space="preserve">disengagement rather than lifelong disposition.</w:t>
+        <w:t xml:space="preserve">In a population of 2,123 Norwegian youth track-and-field athletes followed for up to 14 years, four findings stand out. First, baseline-window (ages 13–14) competition volume was strongly and prospectively associated with eventual senior retention (OR = 2.40 per SD, 95% CI [2.07, 2.78]; cross-validated AUC = 0.751 with sex, baseline Tyrving, baseline HHI, and pre-milestone volume as predictors). Second, the volume effect was robust to structural controls (region, birth quarter, club size) with essentially no change in the coefficient (OR 2.40 → 2.40 with controls), and replicated across both birth-year cohorts. Third, both</w:t>
+      </w:r>
+      <w:r>
+        <w:t xml:space="preserve"> </w:t>
+      </w:r>
+      <w:r>
+        <w:rPr>
+          <w:i/>
+          <w:iCs/>
+        </w:rPr>
+        <w:t xml:space="preserve">early behavioral heterogeneity</w:t>
+      </w:r>
+      <w:r>
+        <w:t xml:space="preserve"> </w:t>
+      </w:r>
+      <w:r>
+        <w:t xml:space="preserve">and</w:t>
+      </w:r>
+      <w:r>
+        <w:t xml:space="preserve"> </w:t>
+      </w:r>
+      <w:r>
+        <w:rPr>
+          <w:i/>
+          <w:iCs/>
+        </w:rPr>
+        <w:t xml:space="preserve">within-athlete pull-back</w:t>
+      </w:r>
+      <w:r>
+        <w:t xml:space="preserve"> </w:t>
+      </w:r>
+      <w:r>
+        <w:t xml:space="preserve">contributed independently to the dropout signal: at the end of the age-14 season, athletes who had not yet dropped out still differed substantially in volume level (OR = 2.79 per SD), and a within-athlete decline across the age-14-to-15 transition further independently predicted dropout (OR = 2.44 per SD, with pseudo-</w:t>
+      </w:r>
+      <w:r>
+        <w:rPr>
+          <w:i/>
+          <w:iCs/>
+        </w:rPr>
+        <w:t xml:space="preserve">R</w:t>
+      </w:r>
+      <w:r>
+        <w:t xml:space="preserve">² doubling from 0.11 to 0.23 when the change variable is added; Section 3.6). Fourth, specialization in baseline events (higher HHI) was associated with</w:t>
+      </w:r>
+      <w:r>
+        <w:t xml:space="preserve"> </w:t>
+      </w:r>
+      <w:r>
+        <w:rPr>
+          <w:i/>
+          <w:iCs/>
+        </w:rPr>
+        <w:t xml:space="preserve">higher</w:t>
+      </w:r>
+      <w:r>
+        <w:t xml:space="preserve"> </w:t>
+      </w:r>
+      <w:r>
+        <w:t xml:space="preserve">senior retention in our data — opposite to the predicted direction in the international diversification literature for elite peak-performance outcomes.</w:t>
+      </w:r>
+    </w:p>
+    <w:p>
+      <w:pPr>
+        <w:pStyle w:val="BodyText"/>
+      </w:pPr>
+      <w:r>
+        <w:t xml:space="preserve">The full Cox time-to-cessation analyses (Supplementary Tables S8, S16, S17) reinforce these findings. Among the 1,167 athletes still demonstrably active at age 16, milestone-window volume continued to be strongly associated with subsequent cessation (HR = 0.60 per SD; Supplementary Table S8). Period-specific estimates indicated that the association was most pronounced in the proximal follow-up window (HR = 0.14 in years 0–3) and dissipated in late follow-up (HR = 0.96 in years 6+), though this early-window estimate is partly conflated with the same operational overlap discussed below.</w:t>
       </w:r>
     </w:p>
     <w:bookmarkEnd w:id="49"/>
-    <w:bookmarkStart w:id="50" w:name="why-behavior-outperforms-performance"/>
+    <w:bookmarkStart w:id="50" w:name="X2907cacc9dc4ed31787261dbff099a7ab57dc46"/>
     <w:p>
       <w:pPr>
         <w:pStyle w:val="Heading2"/>
       </w:pPr>
       <w:r>
-        <w:t xml:space="preserve">4.2 Why behavior outperforms performance</w:t>
+        <w:t xml:space="preserve">4.2 Behavior beats performance even in time-aligned comparison</w:t>
       </w:r>
     </w:p>
     <w:p>
@@ -2691,31 +2820,7 @@
         <w:pStyle w:val="FirstParagraph"/>
       </w:pPr>
       <w:r>
-        <w:t xml:space="preserve">A central finding is that behavioral engagement, measured by registered competition counts, yields substantially better discrimination of senior retention than baseline performance does (Cox C-index 0.85 vs. 0.57; AUC-equivalent gain from approximately 0.59 to 0.82 in cross-validated logistic regression). This pattern has a direct mechanistic reading and a more cautious epistemic reading; we offer both.</w:t>
-      </w:r>
-    </w:p>
-    <w:p>
-      <w:pPr>
-        <w:pStyle w:val="BodyText"/>
-      </w:pPr>
-      <w:r>
-        <w:t xml:space="preserve">The</w:t>
-      </w:r>
-      <w:r>
-        <w:t xml:space="preserve"> </w:t>
-      </w:r>
-      <w:r>
-        <w:rPr>
-          <w:i/>
-          <w:iCs/>
-        </w:rPr>
-        <w:t xml:space="preserve">mechanistic</w:t>
-      </w:r>
-      <w:r>
-        <w:t xml:space="preserve"> </w:t>
-      </w:r>
-      <w:r>
-        <w:t xml:space="preserve">reading is that the behaviors and performance level are measuring different latent constructs. Performance reflects what an athlete</w:t>
+        <w:t xml:space="preserve">A central observation is that behavior, measured by registered competition count, out-predicts performance, measured by Tyrving age-norm score, even when both are taken from the same baseline window (ages 13–14). In a fully time-aligned cross-validated comparison (Section 3.7; Supplementary Table S15), sex + Tyrving achieves AUC = 0.607, sex + pre-milestone volume achieves AUC = 0.740, and both together achieve AUC = 0.737 — performance adds essentially nothing once early competition volume is observed. The mechanistic interpretation is that performance reflects what an athlete</w:t>
       </w:r>
       <w:r>
         <w:t xml:space="preserve"> </w:t>
@@ -2728,50 +2833,40 @@
         <w:t xml:space="preserve">can do</w:t>
       </w:r>
       <w:r>
-        <w:t xml:space="preserve"> </w:t>
-      </w:r>
-      <w:r>
-        <w:t xml:space="preserve">on a given day; behavioral engagement reflects what an athlete</w:t>
-      </w:r>
-      <w:r>
-        <w:t xml:space="preserve"> </w:t>
-      </w:r>
-      <w:r>
-        <w:rPr>
-          <w:i/>
-          <w:iCs/>
-        </w:rPr>
-        <w:t xml:space="preserve">chooses to do</w:t>
-      </w:r>
-      <w:r>
-        <w:t xml:space="preserve"> </w:t>
-      </w:r>
-      <w:r>
-        <w:t xml:space="preserve">across a season. The Cox model’s failure to retain a significant baseline-performance coefficient once volume is entered (Table 3, M4) — and the random forest’s lower importance ranking for performance variables (Supplementary Table S12) — together suggest that competitive choice, rather than competitive capability, is the proximal correlate of continuation.</w:t>
-      </w:r>
-    </w:p>
-    <w:p>
-      <w:pPr>
-        <w:pStyle w:val="BodyText"/>
-      </w:pPr>
-      <w:r>
-        <w:t xml:space="preserve">The</w:t>
-      </w:r>
-      <w:r>
-        <w:t xml:space="preserve"> </w:t>
-      </w:r>
-      <w:r>
-        <w:rPr>
-          <w:i/>
-          <w:iCs/>
-        </w:rPr>
-        <w:t xml:space="preserve">epistemic</w:t>
-      </w:r>
-      <w:r>
-        <w:t xml:space="preserve"> </w:t>
-      </w:r>
-      <w:r>
-        <w:t xml:space="preserve">reading is more cautious: the predictor (registered competitions) and the outcome (registered senior competitions) are both forms of registered competitive activity. Even after the landmark, zero-volume-exclusion, and lagged-volume sensitivities reported above, the two variables share a common scale. The behavioral signal should therefore be understood as identifying the</w:t>
+        <w:t xml:space="preserve">; competition volume reflects what they</w:t>
+      </w:r>
+      <w:r>
+        <w:t xml:space="preserve"> </w:t>
+      </w:r>
+      <w:r>
+        <w:rPr>
+          <w:i/>
+          <w:iCs/>
+        </w:rPr>
+        <w:t xml:space="preserve">choose to do</w:t>
+      </w:r>
+      <w:r>
+        <w:t xml:space="preserve">. The choice variable is what subsequently dropout cascades from.</w:t>
+      </w:r>
+    </w:p>
+    <w:p>
+      <w:pPr>
+        <w:pStyle w:val="BodyText"/>
+      </w:pPr>
+      <w:r>
+        <w:t xml:space="preserve">We also acknowledge the epistemic asymmetry: both the predictor and the outcome involve registered competitive activity, so any</w:t>
+      </w:r>
+      <w:r>
+        <w:t xml:space="preserve"> </w:t>
+      </w:r>
+      <w:r>
+        <w:t xml:space="preserve">“behavior outperforms performance”</w:t>
+      </w:r>
+      <w:r>
+        <w:t xml:space="preserve"> </w:t>
+      </w:r>
+      <w:r>
+        <w:t xml:space="preserve">claim should be read as identifying the</w:t>
       </w:r>
       <w:r>
         <w:t xml:space="preserve"> </w:t>
@@ -2787,7 +2882,7 @@
         <w:t xml:space="preserve"> </w:t>
       </w:r>
       <w:r>
-        <w:t xml:space="preserve">by which competitive disengagement becomes observable — months and years before its formal endpoint — rather than as showing that an underlying engagement-balance mechanism</w:t>
+        <w:t xml:space="preserve">by which competitive disengagement becomes observable rather than as showing that an underlying engagement-balance mechanism</w:t>
       </w:r>
       <w:r>
         <w:t xml:space="preserve"> </w:t>
@@ -2803,17 +2898,17 @@
         <w:t xml:space="preserve"> </w:t>
       </w:r>
       <w:r>
-        <w:t xml:space="preserve">dropout. Our findings are consistent with such a mechanism but do not establish it on their own.</w:t>
+        <w:t xml:space="preserve">dropout. Our results are consistent with such a mechanism but do not establish it on their own.</w:t>
       </w:r>
     </w:p>
     <w:bookmarkEnd w:id="50"/>
-    <w:bookmarkStart w:id="51" w:name="X83593a4ec69740fca69823d39342c2dcca42a8b"/>
+    <w:bookmarkStart w:id="51" w:name="X6147f3b5f0be6ef55f88e7e9f6595edf7240460"/>
     <w:p>
       <w:pPr>
         <w:pStyle w:val="Heading2"/>
       </w:pPr>
       <w:r>
-        <w:t xml:space="preserve">4.3 Consistency with existing theoretical accounts</w:t>
+        <w:t xml:space="preserve">4.3 Pull-back is real — and so is early heterogeneity</w:t>
       </w:r>
     </w:p>
     <w:p>
@@ -2821,6 +2916,54 @@
         <w:pStyle w:val="FirstParagraph"/>
       </w:pPr>
       <w:r>
+        <w:t xml:space="preserve">The reviewer-critical question for any</w:t>
+      </w:r>
+      <w:r>
+        <w:t xml:space="preserve"> </w:t>
+      </w:r>
+      <w:r>
+        <w:t xml:space="preserve">“pulling back before pulling out”</w:t>
+      </w:r>
+      <w:r>
+        <w:t xml:space="preserve"> </w:t>
+      </w:r>
+      <w:r>
+        <w:t xml:space="preserve">framing is whether the headline pattern is (a) a genuine within-athlete pull-back from an initially shared baseline, or (b) early separation between athletes who were already on different behavioral trajectories at the start. The descriptive evidence (Figure 2, Table 2) is mixed: future retainers and future dropouts already differ at ages 13–14 (median 13 and 17 versus 8 and 8 meets), suggesting early separation; but the steepest divergence happens across the age-14-to-15 transition, suggesting within-athlete decline.</w:t>
+      </w:r>
+    </w:p>
+    <w:p>
+      <w:pPr>
+        <w:pStyle w:val="BodyText"/>
+      </w:pPr>
+      <w:r>
+        <w:t xml:space="preserve">The pull-back/typology decomposition (Section 3.6) resolves this. Both effects are present and substantial. Conditional on age-14 volume level (OR = 2.79 per SD), a one-SD greater decline from age 14 to age 15 was associated with 2.44-times lower retention odds. Adding the change variable more than doubled pseudo-</w:t>
+      </w:r>
+      <w:r>
+        <w:rPr>
+          <w:i/>
+          <w:iCs/>
+        </w:rPr>
+        <w:t xml:space="preserve">R</w:t>
+      </w:r>
+      <w:r>
+        <w:t xml:space="preserve">² (0.11 to 0.23). Neither interpretation alone is correct: a substantial portion of the dropout signal is the divergence between investors and samplers (Wall &amp; Côté, 2007) detectable at age 13–14, and a substantial portion is a subsequent within-athlete pull-back among the not-yet-dropped-out, observable as falling volume in the year before formal exit.</w:t>
+      </w:r>
+    </w:p>
+    <w:bookmarkEnd w:id="51"/>
+    <w:bookmarkStart w:id="52" w:name="X83593a4ec69740fca69823d39342c2dcca42a8b"/>
+    <w:p>
+      <w:pPr>
+        <w:pStyle w:val="Heading2"/>
+      </w:pPr>
+      <w:r>
+        <w:t xml:space="preserve">4.4 Consistency with existing theoretical accounts</w:t>
+      </w:r>
+    </w:p>
+    <w:p>
+      <w:pPr>
+        <w:pStyle w:val="FirstParagraph"/>
+      </w:pPr>
+      <w:r>
         <w:t xml:space="preserve">Our findings are consistent with three pre-existing theoretical traditions, each of which has predicted (on different data sources) the pattern we observe. We avoid the stronger claim that the findings</w:t>
       </w:r>
       <w:r>
@@ -2845,47 +2988,15 @@
         <w:pStyle w:val="BodyText"/>
       </w:pPr>
       <w:r>
-        <w:t xml:space="preserve">The Sport Commitment Model (Scanlan et al., 1993, 2016) frames continued participation as a function of an enjoyment-investment-constraints balance. The extended distinction between</w:t>
-      </w:r>
-      <w:r>
-        <w:t xml:space="preserve"> </w:t>
-      </w:r>
-      <w:r>
-        <w:rPr>
-          <w:i/>
-          <w:iCs/>
-        </w:rPr>
-        <w:t xml:space="preserve">enthusiastic</w:t>
-      </w:r>
-      <w:r>
-        <w:t xml:space="preserve"> </w:t>
-      </w:r>
-      <w:r>
-        <w:t xml:space="preserve">and</w:t>
-      </w:r>
-      <w:r>
-        <w:t xml:space="preserve"> </w:t>
-      </w:r>
-      <w:r>
-        <w:rPr>
-          <w:i/>
-          <w:iCs/>
-        </w:rPr>
-        <w:t xml:space="preserve">constrained</w:t>
-      </w:r>
-      <w:r>
-        <w:t xml:space="preserve"> </w:t>
-      </w:r>
-      <w:r>
-        <w:t xml:space="preserve">commitment (Scanlan et al., 2016) maps onto the two trajectories visible in our register: future retainers expand competition volume across the milestone window (median +6 meets from age 13 to age 15), while future dropouts contract at exactly the point at which commitment is being tested by the qualification window. Self-determination theory and its sport applications (Ryan &amp; Deci, 2000; Vallerand, 1997, 2007; Sarrazin et al., 2002; Calvo et al., 2010; Standage, 2012) predict that athletes whose participation is sustained by well-internalized motivation persist when demands rise; the registered behavior of our future retainers is consistent with this. The qualitative withdrawal-as-process tradition (Ebaugh, 1988; Eliasson &amp; Johansson, 2021; Espedalen &amp; Seippel, 2022) characterizes dropout as a gradual deliberation often unfolding while athletes are still nominally participating. Our register shows exactly such an unfolding: at age 15 a typical future dropout was still competing in 3 meets (median), with an interquartile range stretching to 11 meets. Wall and Côté’s (2007) characterization of investors versus samplers, and Espedalen’s (2025) related characterization of engaged enthusiasts versus constrained casuals, both predict the bifurcating behavioral trajectories we observe.</w:t>
-      </w:r>
-    </w:p>
-    <w:p>
-      <w:pPr>
-        <w:pStyle w:val="BodyText"/>
-      </w:pPr>
-      <w:r>
-        <w:t xml:space="preserve">In short, the behavioral pattern we identify is what each of these accounts would predict if their hypothesized mechanisms (engagement balance, motivational quality, role-exit deliberation) leave their footprint in observable competition behavior. The register cannot adjudicate among them; it shows that</w:t>
+        <w:t xml:space="preserve">The Sport Commitment Model (Scanlan et al., 1993, 2016) frames continued participation as a function of an enjoyment-investment-constraints balance. The behavioral trajectories we observe are consistent with two SCM-aligned dynamics: a stable enthusiastic-commitment trajectory among future retainers (rising or stable competition volume across ages 13–17) and an eroding commitment trajectory among future dropouts (declining volume across the age-14-to-15 transition). Self-determination theory and its sport applications (Ryan &amp; Deci, 2000; Vallerand, 1997, 2007; Sarrazin et al., 2002; Calvo et al., 2010; Standage, 2012) predict that athletes whose participation is sustained by well-internalized motivation persist when demands rise; the registered behavior of our future retainers is consistent with this. The qualitative withdrawal-as-process tradition (Ebaugh, 1988; Eliasson &amp; Johansson, 2021; Espedalen &amp; Seippel, 2022) characterizes dropout as a gradual deliberation often unfolding while athletes are still nominally participating. Our register shows exactly such an unfolding: at age 15 a typical future dropout was still competing in 3 meets (median), with an interquartile range stretching to 11. Wall and Côté’s (2007) characterization of investors versus samplers, and Espedalen’s (2025) related distinction between engaged enthusiasts and constrained casuals, both predict the bifurcating behavioral trajectories we observe.</w:t>
+      </w:r>
+    </w:p>
+    <w:p>
+      <w:pPr>
+        <w:pStyle w:val="BodyText"/>
+      </w:pPr>
+      <w:r>
+        <w:t xml:space="preserve">In short, the behavioral pattern we identify is what each of these accounts would predict if their hypothesized mechanisms leave their footprint in observable competition behavior. The register cannot adjudicate among them; it shows that</w:t>
       </w:r>
       <w:r>
         <w:t xml:space="preserve"> </w:t>
@@ -2904,14 +3015,14 @@
         <w:t xml:space="preserve">mechanism producing this footprint is at work, and that the footprint is large.</w:t>
       </w:r>
     </w:p>
-    <w:bookmarkEnd w:id="51"/>
-    <w:bookmarkStart w:id="52" w:name="the-sex-effect"/>
+    <w:bookmarkEnd w:id="52"/>
+    <w:bookmarkStart w:id="53" w:name="the-sex-effect"/>
     <w:p>
       <w:pPr>
         <w:pStyle w:val="Heading2"/>
       </w:pPr>
       <w:r>
-        <w:t xml:space="preserve">4.4 The sex effect</w:t>
+        <w:t xml:space="preserve">4.5 The sex effect</w:t>
       </w:r>
     </w:p>
     <w:p>
@@ -2919,7 +3030,55 @@
         <w:pStyle w:val="FirstParagraph"/>
       </w:pPr>
       <w:r>
-        <w:t xml:space="preserve">In the unadjusted Kaplan-Meier analysis we found no overall sex difference in retention (log-rank p = 0.33), in contrast to Bakken’s (2019) and other Norwegian survey-based findings of higher female dropout. Within the multivariable Cox model, the female coefficient was elevated and significant in Cohort A (HR = 1.19, p = 0.006) but not in Cohort B (HR = 1.02, p = 0.83). The subgroup analysis (Supplementary Table S7) shows that the</w:t>
+        <w:t xml:space="preserve">In the unadjusted Kaplan-Meier analysis we found no overall sex difference in retention (log-rank</w:t>
+      </w:r>
+      <w:r>
+        <w:t xml:space="preserve"> </w:t>
+      </w:r>
+      <w:r>
+        <w:rPr>
+          <w:i/>
+          <w:iCs/>
+        </w:rPr>
+        <w:t xml:space="preserve">p</w:t>
+      </w:r>
+      <w:r>
+        <w:t xml:space="preserve"> </w:t>
+      </w:r>
+      <w:r>
+        <w:t xml:space="preserve">= 0.33), in contrast to Bakken’s (2019) and other Norwegian survey-based findings of higher female dropout. Within the multivariable model, the female coefficient was significant in Cohort A (HR = 1.19,</w:t>
+      </w:r>
+      <w:r>
+        <w:t xml:space="preserve"> </w:t>
+      </w:r>
+      <w:r>
+        <w:rPr>
+          <w:i/>
+          <w:iCs/>
+        </w:rPr>
+        <w:t xml:space="preserve">p</w:t>
+      </w:r>
+      <w:r>
+        <w:t xml:space="preserve"> </w:t>
+      </w:r>
+      <w:r>
+        <w:t xml:space="preserve">= .006) but not in Cohort B (HR = 1.02,</w:t>
+      </w:r>
+      <w:r>
+        <w:t xml:space="preserve"> </w:t>
+      </w:r>
+      <w:r>
+        <w:rPr>
+          <w:i/>
+          <w:iCs/>
+        </w:rPr>
+        <w:t xml:space="preserve">p</w:t>
+      </w:r>
+      <w:r>
+        <w:t xml:space="preserve"> </w:t>
+      </w:r>
+      <w:r>
+        <w:t xml:space="preserve">= .83). The subgroup analysis (Supplementary Table S7) shows that the</w:t>
       </w:r>
       <w:r>
         <w:t xml:space="preserve"> </w:t>
@@ -2935,17 +3094,17 @@
         <w:t xml:space="preserve"> </w:t>
       </w:r>
       <w:r>
-        <w:t xml:space="preserve">is identical across sexes: milestone-window volume protects against dropout in male (HR = 0.42) and female (HR = 0.46) athletes alike, with C-indices of 0.843 in each subgroup. Whatever drives the residual sex differential in retention, it operates on top of, not through, the behavioral engagement pathway. The cohort difference may reflect an older-cohort sex effect that is dissipating, or sport-specific factors that differ from team-sport contexts where sex differences are more pronounced; our data cannot adjudicate between these readings.</w:t>
-      </w:r>
-    </w:p>
-    <w:bookmarkEnd w:id="52"/>
-    <w:bookmarkStart w:id="53" w:name="what-the-register-contributes"/>
+        <w:t xml:space="preserve">is identical across sexes: milestone-window volume is similarly strongly associated with reduced dropout hazard in male (HR = 0.42) and female (HR = 0.46) athletes, with C-indices of 0.843 in each subgroup. Whatever drives the residual sex differential in retention operates on top of, not through, the behavioral engagement pathway. The cohort difference may reflect an older-cohort sex effect that is dissipating, or sport-specific factors that differ from team-sport contexts where sex differences are more pronounced; our data cannot adjudicate between these readings.</w:t>
+      </w:r>
+    </w:p>
+    <w:bookmarkEnd w:id="53"/>
+    <w:bookmarkStart w:id="54" w:name="X37bc2f5af12aa0e62fcce0882df4f986788eb3d"/>
     <w:p>
       <w:pPr>
         <w:pStyle w:val="Heading2"/>
       </w:pPr>
       <w:r>
-        <w:t xml:space="preserve">4.5 What the register contributes</w:t>
+        <w:t xml:space="preserve">4.6 Specialization is protective in our population (contrary expectation)</w:t>
       </w:r>
     </w:p>
     <w:p>
@@ -2953,6 +3112,92 @@
         <w:pStyle w:val="FirstParagraph"/>
       </w:pPr>
       <w:r>
+        <w:t xml:space="preserve">The international diversification literature (Côté &amp; Hancock, 2016; Güllich et al., 2022; Wall &amp; Côté, 2007) has consistently found that</w:t>
+      </w:r>
+      <w:r>
+        <w:t xml:space="preserve"> </w:t>
+      </w:r>
+      <w:r>
+        <w:rPr>
+          <w:i/>
+          <w:iCs/>
+        </w:rPr>
+        <w:t xml:space="preserve">peak performance</w:t>
+      </w:r>
+      <w:r>
+        <w:t xml:space="preserve"> </w:t>
+      </w:r>
+      <w:r>
+        <w:t xml:space="preserve">is supported by early multidisciplinary practice and early diversification. Our data on</w:t>
+      </w:r>
+      <w:r>
+        <w:t xml:space="preserve"> </w:t>
+      </w:r>
+      <w:r>
+        <w:rPr>
+          <w:i/>
+          <w:iCs/>
+        </w:rPr>
+        <w:t xml:space="preserve">retention</w:t>
+      </w:r>
+      <w:r>
+        <w:t xml:space="preserve"> </w:t>
+      </w:r>
+      <w:r>
+        <w:t xml:space="preserve">point in the opposite direction: higher baseline event-category concentration (i.e., specialization in fewer events) is associated with higher senior retention. The combined-cohort estimate was OR = 1.35 per SD of HHI (95% CI [1.16, 1.57]) in the primary baseline-only logistic model. The effect was present in both cohorts (Cohort A OR = 1.22; Cohort B OR = 1.58) and survived in the time-to-cessation Cox model (HR = 0.80 per SD).</w:t>
+      </w:r>
+    </w:p>
+    <w:p>
+      <w:pPr>
+        <w:pStyle w:val="BodyText"/>
+      </w:pPr>
+      <w:r>
+        <w:t xml:space="preserve">Three possible reconciliations are worth flagging. First, the constructs differ: peak performance and retention are not the same outcome, and the qualitative claim that early specialization causes burnout is largely about performance trajectories at elite levels, not about everyday participation in regional track and field. Second, in this register,</w:t>
+      </w:r>
+      <w:r>
+        <w:t xml:space="preserve"> </w:t>
+      </w:r>
+      <w:r>
+        <w:t xml:space="preserve">“specialization”</w:t>
+      </w:r>
+      <w:r>
+        <w:t xml:space="preserve"> </w:t>
+      </w:r>
+      <w:r>
+        <w:t xml:space="preserve">at ages 13–14 may capture a different latent trait than later specialization in adolescent talent-development pathways — children who train and compete primarily in one event category may simply be the ones whose family and club organization supports sustained engagement. Third, our cohort comprises a soft-selected group of already-engaged adolescents; the protective effect of specialization could be specific to retention</w:t>
+      </w:r>
+      <w:r>
+        <w:t xml:space="preserve"> </w:t>
+      </w:r>
+      <w:r>
+        <w:rPr>
+          <w:i/>
+          <w:iCs/>
+        </w:rPr>
+        <w:t xml:space="preserve">given engagement</w:t>
+      </w:r>
+      <w:r>
+        <w:t xml:space="preserve"> </w:t>
+      </w:r>
+      <w:r>
+        <w:t xml:space="preserve">and would not generalize to the broader question of whether to specialize among children weighing whether to engage at all. We frame this finding as a contrast with the established literature rather than a refutation of it — both the literature and our analysis can be correct about their respective outcomes.</w:t>
+      </w:r>
+    </w:p>
+    <w:bookmarkEnd w:id="54"/>
+    <w:bookmarkStart w:id="55" w:name="what-the-register-contributes"/>
+    <w:p>
+      <w:pPr>
+        <w:pStyle w:val="Heading2"/>
+      </w:pPr>
+      <w:r>
+        <w:t xml:space="preserve">4.7 What the register contributes</w:t>
+      </w:r>
+    </w:p>
+    <w:p>
+      <w:pPr>
+        <w:pStyle w:val="FirstParagraph"/>
+      </w:pPr>
+      <w:r>
         <w:t xml:space="preserve">Survey and interview research on youth-sport dropout suffers from two structural limitations. First, participants who have already withdrawn are systematically harder to recruit; the most disengaged athletes are also the least likely to fill out a survey about disengagement (Eime et al., 2013). Second, retrospective accounts compress what was, in process terms, a long gradual unwinding into a recallable narrative of decision points (Schacter, 2001). Continuous register data sidesteps both problems: the population is complete by construction, and the behavioral trajectory is timestamped, not reconstructed.</w:t>
       </w:r>
     </w:p>
@@ -2977,17 +3222,17 @@
         <w:t xml:space="preserve"> </w:t>
       </w:r>
       <w:r>
-        <w:t xml:space="preserve">of accounts that have been argued primarily on cross-sectional or short-prospective evidence. The behavioral signal we identify classifies eventual senior retention at AUC = 0.82, replicates across two birth-year cohorts measured three years apart, withstands an E-value sensitivity of 5.16, and behaves coherently across follow-up windows and outcome definitions.</w:t>
-      </w:r>
-    </w:p>
-    <w:bookmarkEnd w:id="53"/>
-    <w:bookmarkStart w:id="54" w:name="practical-implications"/>
+        <w:t xml:space="preserve">of accounts that have been argued primarily on cross-sectional or short-prospective evidence. The behavioral signal classifies eventual senior retention at AUC = 0.751 with only baseline-window data, replicates across two birth-year cohorts, withstands structural controls and unmeasured-confounder E-values exceeding 5, and decomposes into both early-heterogeneity and within-athlete pull-back components.</w:t>
+      </w:r>
+    </w:p>
+    <w:bookmarkEnd w:id="55"/>
+    <w:bookmarkStart w:id="56" w:name="practical-implications"/>
     <w:p>
       <w:pPr>
         <w:pStyle w:val="Heading2"/>
       </w:pPr>
       <w:r>
-        <w:t xml:space="preserve">4.6 Practical implications</w:t>
+        <w:t xml:space="preserve">4.8 Practical implications</w:t>
       </w:r>
     </w:p>
     <w:p>
@@ -2995,31 +3240,7 @@
         <w:pStyle w:val="FirstParagraph"/>
       </w:pPr>
       <w:r>
-        <w:t xml:space="preserve">The findings suggest a tractable early-warning approach for retention-focused interventions. The calibration analysis (Table 6) shows positive predictive values of 0.95 or higher across plausible thresholds for</w:t>
-      </w:r>
-      <w:r>
-        <w:t xml:space="preserve"> </w:t>
-      </w:r>
-      <w:r>
-        <w:t xml:space="preserve">“flagging”</w:t>
-      </w:r>
-      <w:r>
-        <w:t xml:space="preserve"> </w:t>
-      </w:r>
-      <w:r>
-        <w:t xml:space="preserve">low-volume athletes. The high PPV partly reflects the high dropout base rate in this population (84%) — a</w:t>
-      </w:r>
-      <w:r>
-        <w:t xml:space="preserve"> </w:t>
-      </w:r>
-      <w:r>
-        <w:t xml:space="preserve">“predict everyone drops out”</w:t>
-      </w:r>
-      <w:r>
-        <w:t xml:space="preserve"> </w:t>
-      </w:r>
-      <w:r>
-        <w:t xml:space="preserve">rule already achieves PPV = 0.84 — but the behavioral threshold improves precision by 11–15 percentage points over base-rate prediction while providing graduated sensitivity.</w:t>
+        <w:t xml:space="preserve">The findings suggest a tractable early-warning approach for retention-focused interventions. Because the primary calibration is based on pre-milestone (ages 13–14) volume — data fully observed by the end of each athlete’s age-14 season — the rule is implementable prospectively, before the qualification window opens (Table 6). PPVs across plausible thresholds range from 0.93 to 0.96, which is 9–12 percentage points above the base-rate prediction (PPV ≈ 0.84) and is accompanied by graduated sensitivity that base-rate prediction does not provide.</w:t>
       </w:r>
     </w:p>
     <w:p>
@@ -3037,47 +3258,15 @@
         <w:t xml:space="preserve"> </w:t>
       </w:r>
       <w:r>
-        <w:t xml:space="preserve">In a regional federation cohort of 400 youth athletes entering their 15-year-old season, applying the moderate threshold (vol_milestone &lt; 10 meets across ages 15–16) would flag 215 athletes (53.7%); 209 of these (97%) would otherwise drop out before senior age, while the rule catches 63% of all eventual dropouts. Lower thresholds (vol &lt; 1, 28% flagged, PPV = 0.99) suit resource-constrained interventions targeting the most extreme cases; higher thresholds (vol &lt; 20, 67% flagged, PPV = 0.95) suit broader outreach. The choice is operational, not statistical.</w:t>
-      </w:r>
-    </w:p>
-    <w:p>
-      <w:pPr>
-        <w:pStyle w:val="BodyText"/>
-      </w:pPr>
-      <w:r>
-        <w:t xml:space="preserve">The time-varying analysis (Figure 4) sharpens this: the volume signal is most informative in the first three years after baseline (HR = 0.14), which corresponds to ages 15–17 — the very years that the qualitative literature identifies as the deliberative window of withdrawal-as-process. An intervention aimed at the</w:t>
-      </w:r>
-      <w:r>
-        <w:t xml:space="preserve"> </w:t>
-      </w:r>
-      <w:r>
-        <w:rPr>
-          <w:i/>
-          <w:iCs/>
-        </w:rPr>
-        <w:t xml:space="preserve">behavioral</w:t>
-      </w:r>
-      <w:r>
-        <w:t xml:space="preserve"> </w:t>
-      </w:r>
-      <w:r>
-        <w:t xml:space="preserve">signal in</w:t>
-      </w:r>
-      <w:r>
-        <w:t xml:space="preserve"> </w:t>
-      </w:r>
-      <w:r>
-        <w:rPr>
-          <w:i/>
-          <w:iCs/>
-        </w:rPr>
-        <w:t xml:space="preserve">that</w:t>
-      </w:r>
-      <w:r>
-        <w:t xml:space="preserve"> </w:t>
-      </w:r>
-      <w:r>
-        <w:t xml:space="preserve">window has the strongest mechanistic justification. We note that behavioral surveillance is a</w:t>
+        <w:t xml:space="preserve">Consider a regional federation cohort of 400 youth athletes after their 14-year-old season. Applying the moderate threshold (pre-milestone volume across ages 13–14 &lt; 10 meets), the federation would flag 26.4% of athletes (≈ 106 of 400). Among these flagged athletes, 94% would otherwise drop out before senior age. Lower thresholds (vol &lt; 5 meets, 9% flagged, PPV = 0.93) suit highly targeted resource-constrained intervention; higher thresholds (vol &lt; 15 meets, 43% flagged, PPV = 0.93) suit broader outreach. The choice is operational, not statistical. Importantly, the same rule applied at the end of an athlete’s age-15 season — when within-athlete volume change becomes observable — would have additional sensitivity, since pull-back across ages 14–15 carries independent predictive information (Section 3.6, Table 4).</w:t>
+      </w:r>
+    </w:p>
+    <w:p>
+      <w:pPr>
+        <w:pStyle w:val="BodyText"/>
+      </w:pPr>
+      <w:r>
+        <w:t xml:space="preserve">We note that behavioral surveillance is a</w:t>
       </w:r>
       <w:r>
         <w:t xml:space="preserve"> </w:t>
@@ -3093,25 +3282,17 @@
         <w:t xml:space="preserve"> </w:t>
       </w:r>
       <w:r>
-        <w:t xml:space="preserve">to, not a replacement for, motivation-focused instruments such as the SCQ-2 (Scanlan et al., 2016): behavioral data tells a coach which athletes to call; an SCQ-2 administration tells them what to discuss.</w:t>
-      </w:r>
-    </w:p>
-    <w:p>
-      <w:pPr>
-        <w:pStyle w:val="BodyText"/>
-      </w:pPr>
-      <w:r>
-        <w:t xml:space="preserve">Cross-event diversification (lower HHI) was protective of senior retention in our data, more strongly in Cohort B than Cohort A (HR = 0.88 per SD vs. 1.00; Table 7). We do not draw a strong specialization conclusion from this — the cohort-specific evidence is mixed and HHI was not significant in our primary model — but the cohort-B finding is consistent with the international diversification literature (Côté &amp; Hancock, 2016; Güllich et al., 2022; Wall &amp; Côté, 2007).</w:t>
-      </w:r>
-    </w:p>
-    <w:bookmarkEnd w:id="54"/>
-    <w:bookmarkStart w:id="55" w:name="limitations"/>
+        <w:t xml:space="preserve">to, not a replacement for, commitment- and motivation-focused instruments such as the SCQ-2 (Scanlan et al., 2016): behavioral data identify which athletes a coach should contact; an SCQ-2 administration (a sport-commitment instrument) helps shape what to discuss.</w:t>
+      </w:r>
+    </w:p>
+    <w:bookmarkEnd w:id="56"/>
+    <w:bookmarkStart w:id="57" w:name="limitations"/>
     <w:p>
       <w:pPr>
         <w:pStyle w:val="Heading2"/>
       </w:pPr>
       <w:r>
-        <w:t xml:space="preserve">4.7 Limitations</w:t>
+        <w:t xml:space="preserve">4.9 Limitations</w:t>
       </w:r>
     </w:p>
     <w:p>
@@ -3119,7 +3300,7 @@
         <w:pStyle w:val="FirstParagraph"/>
       </w:pPr>
       <w:r>
-        <w:t xml:space="preserve">Five limitations bear on interpretation.</w:t>
+        <w:t xml:space="preserve">Six limitations bear on interpretation.</w:t>
       </w:r>
     </w:p>
     <w:p>
@@ -3177,7 +3358,7 @@
         <w:t xml:space="preserve"> </w:t>
       </w:r>
       <w:r>
-        <w:t xml:space="preserve">of those underlying processes, not a substitute for them. Because predictor and outcome are operationally similar (both registered competitive activity), our results identify the temporal structure of competitive disengagement; they do not show that volume</w:t>
+        <w:t xml:space="preserve">of those underlying processes, not a substitute for them. Because predictor and outcome both involve registered competitive activity, our results identify the temporal structure of competitive disengagement; they do not show that volume</w:t>
       </w:r>
       <w:r>
         <w:t xml:space="preserve"> </w:t>
@@ -3201,7 +3382,7 @@
         <w:pStyle w:val="BodyText"/>
       </w:pPr>
       <w:r>
-        <w:t xml:space="preserve">Third, the population is selected. Athletes who participated in a regional grassroots meet at age 13–14 are already self- and parent-selected for organized-sport orientation; our findings describe disengagement trajectories</w:t>
+        <w:t xml:space="preserve">Third, the population is soft-selected. Athletes who participated in a regional grassroots meet at age 13–14 are already self- and parent-selected for organized-sport orientation through a registered club; our findings describe disengagement trajectories</w:t>
       </w:r>
       <w:r>
         <w:t xml:space="preserve"> </w:t>
@@ -3217,35 +3398,31 @@
         <w:t xml:space="preserve"> </w:t>
       </w:r>
       <w:r>
-        <w:t xml:space="preserve">and do not generalize to the broader population of adolescents who never entered the competitive funnel in the first place. We frame this as a feature of the design — it lets us trace disengagement among athletes who were genuinely in the system — but readers should not extrapolate the calibration metrics (Table 6) to</w:t>
-      </w:r>
-      <w:r>
-        <w:t xml:space="preserve"> </w:t>
-      </w:r>
-      <w:r>
-        <w:t xml:space="preserve">“everyone who ever ran a school race.”</w:t>
-      </w:r>
-      <w:r>
-        <w:t xml:space="preserve"> </w:t>
-      </w:r>
-      <w:r>
-        <w:t xml:space="preserve">A second-stage retention analysis applied to the broader population (e.g., all registered club members regardless of regional-meet entry) would have different base rates and likely different threshold optima.</w:t>
-      </w:r>
-    </w:p>
-    <w:p>
-      <w:pPr>
-        <w:pStyle w:val="BodyText"/>
-      </w:pPr>
-      <w:r>
-        <w:t xml:space="preserve">Fourth, the proportional-hazards assumption was violated for the dominant predictor (Schoenfeld χ² = 220.77, p &lt; .001). We addressed this with period-specific Cox models (Table 5) and a stratified model (Supplementary Table S6), both of which preserved the substantive conclusion that the volume effect is large and protective in the proximal follow-up window. The PH violation reflects the time-varying nature of the protective effect (strong at younger ages, fading later), not a defect of estimation.</w:t>
-      </w:r>
-    </w:p>
-    <w:p>
-      <w:pPr>
-        <w:pStyle w:val="BodyText"/>
-      </w:pPr>
-      <w:r>
-        <w:t xml:space="preserve">Fifth, despite a 14-year maximum follow-up, our right-censoring window means the most recent (2001–2002 birth) cohort had at most 4 years of post-senior observation. The replication finding is strengthened by the differing follow-up windows; nonetheless, longer follow-up would allow us to distinguish</w:t>
+        <w:t xml:space="preserve">and do not generalize to the broader population of adolescents who never entered the competitive funnel. Readers should not extrapolate the calibration metrics (Table 6) to children with no organized-sport history. A second-stage retention analysis applied to the broader population (e.g., all registered club members regardless of regional-meet entry) would have different base rates and likely different threshold optima.</w:t>
+      </w:r>
+    </w:p>
+    <w:p>
+      <w:pPr>
+        <w:pStyle w:val="BodyText"/>
+      </w:pPr>
+      <w:r>
+        <w:t xml:space="preserve">Fourth, the predictor and outcome share a measurement scale (registered competitive activity). Although we have addressed this with a fully baseline-only primary model, with landmark and zero-volume-exclusion sensitivities, and with the pull-back-vs-typology decomposition, the structural overlap remains a conceptual limitation of register-only research designs.</w:t>
+      </w:r>
+    </w:p>
+    <w:p>
+      <w:pPr>
+        <w:pStyle w:val="BodyText"/>
+      </w:pPr>
+      <w:r>
+        <w:t xml:space="preserve">Fifth, for the secondary Cox specification with post-baseline covariates, the proportional-hazards assumption was violated for milestone-window volume (Schoenfeld χ² = 220.77). Period-specific estimates and a stratified model preserved direction and rough magnitude, but interpretation of the early-window HR should be qualified by the same operational-overlap concern; we report it descriptively rather than as evidence of a clean prospective effect.</w:t>
+      </w:r>
+    </w:p>
+    <w:p>
+      <w:pPr>
+        <w:pStyle w:val="BodyText"/>
+      </w:pPr>
+      <w:r>
+        <w:t xml:space="preserve">Sixth, despite a 14-year maximum follow-up, our right-censoring window means the most recent (2001–2002 birth) cohort had at most 4 years of post-senior observation. The replication finding is strengthened by the differing follow-up windows; nonetheless, longer follow-up would allow us to distinguish</w:t>
       </w:r>
       <w:r>
         <w:t xml:space="preserve"> </w:t>
@@ -3261,17 +3438,17 @@
         <w:t xml:space="preserve"> </w:t>
       </w:r>
       <w:r>
-        <w:t xml:space="preserve">(athletes who continue into their early twenties but disengage by age 30) from genuine career athletes.</w:t>
-      </w:r>
-    </w:p>
-    <w:bookmarkEnd w:id="55"/>
-    <w:bookmarkStart w:id="56" w:name="future-directions"/>
+        <w:t xml:space="preserve">from genuine career athletes.</w:t>
+      </w:r>
+    </w:p>
+    <w:bookmarkEnd w:id="57"/>
+    <w:bookmarkStart w:id="58" w:name="future-directions"/>
     <w:p>
       <w:pPr>
         <w:pStyle w:val="Heading2"/>
       </w:pPr>
       <w:r>
-        <w:t xml:space="preserve">4.8 Future directions</w:t>
+        <w:t xml:space="preserve">4.10 Future directions</w:t>
       </w:r>
     </w:p>
     <w:p>
@@ -3279,17 +3456,17 @@
         <w:pStyle w:val="FirstParagraph"/>
       </w:pPr>
       <w:r>
-        <w:t xml:space="preserve">Three extensions deserve attention: linking the register-based behavioral signal to standard psychological instruments (e.g., SCQ-2) in currently active athletes to directly test whether low volume tracks low intrinsic motivation; testing cross-sport generalization where registers are less complete; and quasi-experimental implementation of behavioral surveillance with federation-level outreach to athletes whose age-15 volume falls into the bottom quintile.</w:t>
-      </w:r>
-    </w:p>
-    <w:bookmarkEnd w:id="56"/>
-    <w:bookmarkStart w:id="57" w:name="conclusion"/>
+        <w:t xml:space="preserve">Three extensions deserve attention: linking the register-based behavioral signal to standard psychological instruments (e.g., SCQ-2, which measures sport commitment rather than intrinsic motivation per se) in currently active athletes to test whether low volume tracks low commitment or low enjoyment; testing cross-sport generalization where registers are less complete; and quasi-experimental implementation of behavioral surveillance with federation-level outreach to athletes whose pre-milestone volume falls below a non-zero threshold that excludes mechanically dropped-out athletes (e.g., 1 ≤ vol &lt; 10).</w:t>
+      </w:r>
+    </w:p>
+    <w:bookmarkEnd w:id="58"/>
+    <w:bookmarkStart w:id="59" w:name="conclusion"/>
     <w:p>
       <w:pPr>
         <w:pStyle w:val="Heading2"/>
       </w:pPr>
       <w:r>
-        <w:t xml:space="preserve">4.9 Conclusion</w:t>
+        <w:t xml:space="preserve">4.11 Conclusion</w:t>
       </w:r>
     </w:p>
     <w:p>
@@ -3297,7 +3474,7 @@
         <w:pStyle w:val="FirstParagraph"/>
       </w:pPr>
       <w:r>
-        <w:t xml:space="preserve">Competitive dropout from Norwegian youth track and field was preceded by large, observable changes in registered competition behavior, particularly during the age 15–16 milestone window. These behavioral indicators predicted subsequent senior retention substantially more strongly than baseline performance, replicated across two independent birth-year cohorts, and were robust to plausible threats to validity including outcome definition, missing data, clustering, and unmeasured confounding. The findings are consistent with — though they do not directly confirm — long-standing qualitative and theoretical accounts that frame dropout as a gradual deliberative process rather than a single decision. They suggest a practical role for registry-based behavioral surveillance as an early-warning marker of progressive competitive disengagement.</w:t>
+        <w:t xml:space="preserve">Senior retention in Norwegian youth track and field is prospectively associated with baseline-window competition behavior: athletes who already compete more at ages 13–14 retain at substantially higher rates, and those who decline across the age-14-to-15 transition retain at substantially lower rates. The effect is robust to structural controls, replicates across two independent birth-year cohorts, and is not driven by mechanical zero-values among already-dropped-out athletes. Both early behavioral heterogeneity and within-athlete pull-back contribute independently. The findings are consistent with — though they do not directly confirm — long-standing qualitative and theoretical accounts that frame dropout as a gradual deliberative process rather than a single decision. They suggest a practical role for prospective register-based behavioral surveillance as an early-warning marker, implementable at the end of an athlete’s 14-year-old season before the qualification-milestone window opens.</w:t>
       </w:r>
     </w:p>
     <w:p>
@@ -3307,8 +3484,8 @@
         </w:pict>
       </w:r>
     </w:p>
-    <w:bookmarkEnd w:id="57"/>
-    <w:bookmarkStart w:id="58" w:name="X1f74eb43af444059c7518034463b6c89b1cacf4"/>
+    <w:bookmarkEnd w:id="59"/>
+    <w:bookmarkStart w:id="60" w:name="X1f74eb43af444059c7518034463b6c89b1cacf4"/>
     <w:p>
       <w:pPr>
         <w:pStyle w:val="Heading2"/>
@@ -3332,8 +3509,8 @@
         </w:pict>
       </w:r>
     </w:p>
-    <w:bookmarkEnd w:id="58"/>
-    <w:bookmarkStart w:id="59" w:name="references"/>
+    <w:bookmarkEnd w:id="60"/>
+    <w:bookmarkStart w:id="61" w:name="references"/>
     <w:p>
       <w:pPr>
         <w:pStyle w:val="Heading2"/>
@@ -4385,8 +4562,8 @@
         <w:t xml:space="preserve">, Article 103099. https://doi.org/10.1016/j.psychsport.2026.103099</w:t>
       </w:r>
     </w:p>
-    <w:bookmarkEnd w:id="59"/>
-    <w:bookmarkEnd w:id="60"/>
+    <w:bookmarkEnd w:id="61"/>
+    <w:bookmarkEnd w:id="62"/>
     <w:sectPr>
       <w:footnotePr>
         <w:numRestart w:val="eachSect"/>
@@ -4497,8 +4674,114 @@
       </w:pPr>
     </w:lvl>
   </w:abstractNum>
+  <w:abstractNum w:abstractNumId="991">
+    <w:nsid w:val="0000A991"/>
+    <w:multiLevelType w:val="multilevel"/>
+    <w:lvl w:ilvl="0">
+      <w:numFmt w:val="bullet"/>
+      <w:lvlText w:val=""/>
+      <w:lvlJc w:val="left"/>
+      <w:pPr>
+        <w:ind w:left="720" w:hanging="360"/>
+      </w:pPr>
+      <w:rPr>
+        <w:rFonts w:ascii="Symbol" w:hAnsi="Symbol" w:cs="Symbol" w:hint="default"/>
+      </w:rPr>
+    </w:lvl>
+    <w:lvl w:ilvl="1">
+      <w:numFmt w:val="bullet"/>
+      <w:lvlText w:val="o"/>
+      <w:lvlJc w:val="left"/>
+      <w:pPr>
+        <w:ind w:left="1440" w:hanging="360"/>
+      </w:pPr>
+      <w:rPr>
+        <w:rFonts w:ascii="Courier New" w:hAnsi="Courier New" w:cs="Courier New" w:hint="default"/>
+      </w:rPr>
+    </w:lvl>
+    <w:lvl w:ilvl="2">
+      <w:numFmt w:val="bullet"/>
+      <w:lvlText w:val=""/>
+      <w:lvlJc w:val="left"/>
+      <w:pPr>
+        <w:ind w:left="2160" w:hanging="360"/>
+      </w:pPr>
+      <w:rPr>
+        <w:rFonts w:ascii="Wingdings" w:hAnsi="Wingdings" w:cs="Wingdings" w:hint="default"/>
+      </w:rPr>
+    </w:lvl>
+    <w:lvl w:ilvl="3">
+      <w:numFmt w:val="bullet"/>
+      <w:lvlText w:val=""/>
+      <w:lvlJc w:val="left"/>
+      <w:pPr>
+        <w:ind w:left="2880" w:hanging="360"/>
+      </w:pPr>
+      <w:rPr>
+        <w:rFonts w:ascii="Symbol" w:hAnsi="Symbol" w:cs="Symbol" w:hint="default"/>
+      </w:rPr>
+    </w:lvl>
+    <w:lvl w:ilvl="4">
+      <w:numFmt w:val="bullet"/>
+      <w:lvlText w:val="o"/>
+      <w:lvlJc w:val="left"/>
+      <w:pPr>
+        <w:ind w:left="3600" w:hanging="360"/>
+      </w:pPr>
+      <w:rPr>
+        <w:rFonts w:ascii="Courier New" w:hAnsi="Courier New" w:cs="Courier New" w:hint="default"/>
+      </w:rPr>
+    </w:lvl>
+    <w:lvl w:ilvl="5">
+      <w:numFmt w:val="bullet"/>
+      <w:lvlText w:val=""/>
+      <w:lvlJc w:val="left"/>
+      <w:pPr>
+        <w:ind w:left="4320" w:hanging="360"/>
+      </w:pPr>
+      <w:rPr>
+        <w:rFonts w:ascii="Wingdings" w:hAnsi="Wingdings" w:cs="Wingdings" w:hint="default"/>
+      </w:rPr>
+    </w:lvl>
+    <w:lvl w:ilvl="6">
+      <w:numFmt w:val="bullet"/>
+      <w:lvlText w:val=""/>
+      <w:lvlJc w:val="left"/>
+      <w:pPr>
+        <w:ind w:left="5040" w:hanging="360"/>
+      </w:pPr>
+      <w:rPr>
+        <w:rFonts w:ascii="Symbol" w:hAnsi="Symbol" w:cs="Symbol" w:hint="default"/>
+      </w:rPr>
+    </w:lvl>
+    <w:lvl w:ilvl="7">
+      <w:numFmt w:val="bullet"/>
+      <w:lvlText w:val="o"/>
+      <w:lvlJc w:val="left"/>
+      <w:pPr>
+        <w:ind w:left="5760" w:hanging="360"/>
+      </w:pPr>
+      <w:rPr>
+        <w:rFonts w:ascii="Courier New" w:hAnsi="Courier New" w:cs="Courier New" w:hint="default"/>
+      </w:rPr>
+    </w:lvl>
+    <w:lvl w:ilvl="8">
+      <w:numFmt w:val="bullet"/>
+      <w:lvlText w:val=""/>
+      <w:lvlJc w:val="left"/>
+      <w:pPr>
+        <w:ind w:left="6480" w:hanging="360"/>
+      </w:pPr>
+      <w:rPr>
+        <w:rFonts w:ascii="Wingdings" w:hAnsi="Wingdings" w:cs="Wingdings" w:hint="default"/>
+      </w:rPr>
+    </w:lvl>
+  </w:abstractNum>
   <w:num w:numId="1000">
     <w:abstractNumId w:val="990"/>
+  </w:num>
+  <w:num w:numId="1001">
+    <w:abstractNumId w:val="991"/>
   </w:num>
 </w:numbering>
 </file>

--- a/forskning/ncc-kohort/submission_pse/MANUSCRIPT_ANONYMIZED.docx
+++ b/forskning/ncc-kohort/submission_pse/MANUSCRIPT_ANONYMIZED.docx
@@ -2372,7 +2372,7 @@
         <w:t xml:space="preserve"> </w:t>
       </w:r>
       <w:r>
-        <w:t xml:space="preserve">between ages 14 and 15 that distinguishes them from athletes whose level is preserved. We tested these two interpretations directly by entering both the baseline level (volume at age 14) and the within-athlete change (volume at age 15 minus volume at age 14) into a logistic regression, restricted to athletes still active at age 14 (n = 1,914) to avoid pre-baseline dropout (Table 4 / Supplementary Table S14).</w:t>
+        <w:t xml:space="preserve">between ages 14 and 15 that distinguishes them from athletes whose level is preserved. We tested these two interpretations directly by entering both the baseline level (volume at age 14) and the within-athlete change (volume at age 15 minus volume at age 14) into a logistic regression, restricted to athletes still active at age 14 (n = 1,914) to avoid pre-baseline dropout (Table 4).</w:t>
       </w:r>
     </w:p>
     <w:p>
@@ -2529,7 +2529,7 @@
         <w:t xml:space="preserve">“given that an athlete reaches age 16 actively, what predicts subsequent retention?”</w:t>
       </w:r>
       <w:r>
-        <w:t xml:space="preserve">, we re-fit the full model in athletes with at least one registered result at age 16 (n = 1,167), with follow-up measured from age 16 forward (Supplementary Table S8). Competition volume across ages 15–16 remained the dominant predictor (HR = 0.60 per SD in Cox, 95% CI [0.54, 0.66], C-index = 0.74). A complementary analysis excluding athletes with vol_milestone = 0 produced HR = 0.51 (Supplementary Table S12). The Cox model fitted from baseline using post-baseline behavioral covariates is reported in Supplementary Table S17; we have not used it as the primary estimate because the predictor and the early portion of the at-risk window overlap in time.</w:t>
+        <w:t xml:space="preserve">, we re-fit the full Cox model in athletes with at least one registered result at age 16 (n = 1,167), with follow-up measured from age 16 forward (Supplementary Table S8). Competition volume across ages 15–16 remained the dominant predictor (HR = 0.60 per SD, 95% CI [0.54, 0.66], C-index = 0.74). A complementary analysis excluding athletes with milestone volume = 0 produced HR = 0.51 (Supplementary Table S11). The full Cox time-to-cessation model with baseline-only predictors is in Supplementary Table S16, and a period-specific decomposition is in Table 5. We do not use the baseline-start Cox model with post-baseline behavioral covariates (ages 15–16 volume, pre-17 championships) as a primary estimate because the predictor and the early portion of the at-risk window overlap in time.</w:t>
       </w:r>
     </w:p>
     <w:bookmarkEnd w:id="44"/>
@@ -2693,7 +2693,7 @@
         <w:t xml:space="preserve"> </w:t>
       </w:r>
       <w:r>
-        <w:t xml:space="preserve">&lt; .001 (see Supplementary Table S17). All other effects replicated in direction; sex was significant in Cohort A but not Cohort B, as previously reported. The volume effect was robust to outcome-definition sensitivity (Supplementary Table S9): odds ratios were 2.79, 3.08, and 2.94 for outcomes ≥1, ≥2, and ≥2-in-two-years respectively. The cluster-robust SE estimator at the club level preserved coefficient estimates (Supplementary Table S2). The E-value for the milestone-window volume effect (HR = 0.35 in the post-baseline Cox specification, Supplementary Table S17) was 5.16, with a corresponding lower-CI E-value of 4.70 (VanderWeele &amp; Ding, 2017): an unmeasured confounder would need a risk-ratio association exceeding 5 with both predictor and outcome to nullify the effect, well above any observed covariate.</w:t>
+        <w:t xml:space="preserve">&lt; .001 (Table 7). All other effects replicated in direction; sex was significant in Cohort A but not Cohort B, as previously reported. The volume effect was robust to outcome-definition sensitivity (Supplementary Table S9): odds ratios were 2.79, 3.08, and 2.94 for outcomes ≥1, ≥2, and ≥2-in-two-years respectively. The cluster-robust SE estimator at the club level preserved coefficient estimates (Supplementary Table S2). The E-value for the milestone-window volume effect (HR = 0.35 in the secondary post-baseline Cox specification) was 5.16, with a corresponding lower-CI E-value of 4.70 (Supplementary Table S3; VanderWeele &amp; Ding, 2017): an unmeasured confounder would need a risk-ratio association exceeding 5 with both predictor and outcome to nullify the effect, well above any observed covariate.</w:t>
       </w:r>
     </w:p>
     <w:p>
@@ -2802,7 +2802,7 @@
         <w:pStyle w:val="BodyText"/>
       </w:pPr>
       <w:r>
-        <w:t xml:space="preserve">The full Cox time-to-cessation analyses (Supplementary Tables S8, S16, S17) reinforce these findings. Among the 1,167 athletes still demonstrably active at age 16, milestone-window volume continued to be strongly associated with subsequent cessation (HR = 0.60 per SD; Supplementary Table S8). Period-specific estimates indicated that the association was most pronounced in the proximal follow-up window (HR = 0.14 in years 0–3) and dissipated in late follow-up (HR = 0.96 in years 6+), though this early-window estimate is partly conflated with the same operational overlap discussed below.</w:t>
+        <w:t xml:space="preserve">The Cox time-to-cessation analyses (Supplementary Tables S8 and S16; period-specific decomposition in Table 5) reinforce these findings. Among the 1,167 athletes still demonstrably active at age 16, milestone-window volume continued to be strongly associated with subsequent cessation (HR = 0.60 per SD; Supplementary Table S8). Period-specific estimates indicated that the association was most pronounced in the proximal follow-up window (HR = 0.14 in years 0–3) and dissipated in late follow-up (HR = 0.96 in years 6+), though this early-window estimate is partly conflated with the same operational overlap discussed below.</w:t>
       </w:r>
     </w:p>
     <w:bookmarkEnd w:id="49"/>

--- a/forskning/ncc-kohort/submission_pse/MANUSCRIPT_ANONYMIZED.docx
+++ b/forskning/ncc-kohort/submission_pse/MANUSCRIPT_ANONYMIZED.docx
@@ -1137,7 +1137,7 @@
         <w:pStyle w:val="FirstParagraph"/>
       </w:pPr>
       <w:r>
-        <w:t xml:space="preserve">The primary inferential model is a logistic regression for the binary outcome</w:t>
+        <w:t xml:space="preserve">The primary inferential model is a logistic regression for binary</w:t>
       </w:r>
       <w:r>
         <w:t xml:space="preserve"> </w:t>
@@ -1166,7 +1166,7 @@
         <w:t xml:space="preserve"> </w:t>
       </w:r>
       <w:r>
-        <w:t xml:space="preserve">measured during ages 13–14 (before the qualification-milestone window). The set of candidate predictors comprises sex, baseline Tyrving performance, Herfindahl–Hirschman event-category concentration over the first three active seasons (HHI early), and the count of distinct competition meets attended at ages 13 and 14 combined (</w:t>
+        <w:t xml:space="preserve">measured during ages 13–14 (before the qualification-milestone window): sex, baseline Tyrving performance, Herfindahl–Hirschman event-category concentration (HHI early), and the count of distinct competition meets at ages 13 and 14 combined (</w:t>
       </w:r>
       <w:r>
         <w:rPr>
@@ -1184,7 +1184,7 @@
         <w:pStyle w:val="BodyText"/>
       </w:pPr>
       <w:r>
-        <w:t xml:space="preserve">The decision to restrict the primary predictors to the baseline window addresses two analytic concerns. First, milestone-window volume (ages 15–16) is partially overlapping with the early portion of the outcome process — an athlete who drops out before age 15 has milestone volume = 0 by construction</w:t>
+        <w:t xml:space="preserve">Restricting primary predictors to the baseline window avoids measurement overlap with the outcome process: an athlete who drops out before age 15 has milestone-window volume = 0 by construction</w:t>
       </w:r>
       <w:r>
         <w:t xml:space="preserve"> </w:t>
@@ -1200,7 +1200,7 @@
         <w:t xml:space="preserve"> </w:t>
       </w:r>
       <w:r>
-        <w:t xml:space="preserve">will not retain senior activity — which would inflate apparent discrimination through measurement overlap rather than prospective prediction. Second, the journal’s a-priori-power expectation maps more naturally onto a single, clearly-defined estimand than onto a sequence of stepwise time-overlapping covariates. By using only ages-13–14 data, the primary estimate is unambiguously prospective.</w:t>
+        <w:t xml:space="preserve">will not retain senior activity, which would inflate apparent discrimination through measurement overlap rather than prospective prediction. Using only ages-13–14 data, the primary estimate is unambiguously prospective.</w:t>
       </w:r>
     </w:p>
     <w:bookmarkEnd w:id="24"/>
@@ -1286,7 +1286,7 @@
         <w:pStyle w:val="FirstParagraph"/>
       </w:pPr>
       <w:r>
-        <w:t xml:space="preserve">For survival visualization and as a secondary effect-size representation, we modeled</w:t>
+        <w:t xml:space="preserve">As a secondary effect-size representation we modeled</w:t>
       </w:r>
       <w:r>
         <w:t xml:space="preserve"> </w:t>
@@ -1302,199 +1302,63 @@
         <w:t xml:space="preserve"> </w:t>
       </w:r>
       <w:r>
-        <w:t xml:space="preserve">using Cox (1972) proportional hazards regression, with hazard function</w:t>
-      </w:r>
-      <w:r>
-        <w:t xml:space="preserve"> </w:t>
-      </w:r>
-      <m:oMath>
-        <m:r>
-          <m:t>h</m:t>
-        </m:r>
-        <m:r>
-          <m:rPr>
-            <m:sty m:val="p"/>
-          </m:rPr>
-          <m:t>(</m:t>
-        </m:r>
-        <m:r>
-          <m:t>t</m:t>
-        </m:r>
-        <m:r>
-          <m:rPr>
-            <m:sty m:val="p"/>
-          </m:rPr>
-          <m:t>∣</m:t>
-        </m:r>
-        <m:r>
-          <m:rPr>
-            <m:sty m:val="b"/>
-          </m:rPr>
-          <m:t>x</m:t>
-        </m:r>
-        <m:r>
-          <m:rPr>
-            <m:sty m:val="p"/>
-          </m:rPr>
-          <m:t>)</m:t>
-        </m:r>
-        <m:r>
-          <m:rPr>
-            <m:sty m:val="p"/>
-          </m:rPr>
-          <m:t>=</m:t>
-        </m:r>
-        <m:sSub>
-          <m:e>
-            <m:r>
-              <m:t>h</m:t>
-            </m:r>
-          </m:e>
-          <m:sub>
-            <m:r>
-              <m:t>0</m:t>
-            </m:r>
-          </m:sub>
-        </m:sSub>
-        <m:r>
-          <m:rPr>
-            <m:sty m:val="p"/>
-          </m:rPr>
-          <m:t>(</m:t>
-        </m:r>
-        <m:r>
-          <m:t>t</m:t>
-        </m:r>
-        <m:r>
-          <m:rPr>
-            <m:sty m:val="p"/>
-          </m:rPr>
-          <m:t>)</m:t>
-        </m:r>
-        <m:r>
-          <m:rPr>
-            <m:sty m:val="p"/>
-          </m:rPr>
-          <m:t>exp</m:t>
-        </m:r>
-        <m:r>
-          <m:rPr>
-            <m:sty m:val="p"/>
-          </m:rPr>
-          <m:t>(</m:t>
-        </m:r>
-        <m:sSup>
-          <m:e>
-            <m:r>
-              <m:rPr>
-                <m:sty m:val="b"/>
-              </m:rPr>
-              <m:t>β</m:t>
-            </m:r>
-          </m:e>
-          <m:sup>
-            <m:r>
-              <m:rPr>
-                <m:sty m:val="p"/>
-              </m:rPr>
-              <m:t>⊤</m:t>
-            </m:r>
-          </m:sup>
-        </m:sSup>
-        <m:r>
-          <m:rPr>
-            <m:sty m:val="b"/>
-          </m:rPr>
-          <m:t>x</m:t>
-        </m:r>
-        <m:r>
-          <m:rPr>
-            <m:sty m:val="p"/>
-          </m:rPr>
-          <m:t>)</m:t>
-        </m:r>
-      </m:oMath>
-      <w:r>
-        <w:t xml:space="preserve"> </w:t>
-      </w:r>
-      <w:r>
-        <w:t xml:space="preserve">and tied event times handled by Efron’s (1977) method (Davidson-Pilon, 2024). The primary Cox specification (Supplementary Table S16) uses the same baseline-only predictor set as the primary logistic regression. We additionally report:</w:t>
-      </w:r>
-    </w:p>
-    <w:p>
-      <w:pPr>
-        <w:pStyle w:val="Compact"/>
-        <w:numPr>
-          <w:ilvl w:val="0"/>
-          <w:numId w:val="1001"/>
-        </w:numPr>
-      </w:pPr>
+        <w:t xml:space="preserve">using Cox (1972) proportional hazards regression, with tied event times handled by Efron’s (1977) method (Davidson-Pilon, 2024). The primary Cox specification (Supplementary Table S16) uses the same baseline-only predictor set as the primary logistic regression. A</w:t>
+      </w:r>
+      <w:r>
+        <w:t xml:space="preserve"> </w:t>
+      </w:r>
+      <w:r>
+        <w:rPr>
+          <w:i/>
+          <w:iCs/>
+        </w:rPr>
+        <w:t xml:space="preserve">landmark analysis</w:t>
+      </w:r>
+      <w:r>
+        <w:t xml:space="preserve"> </w:t>
+      </w:r>
+      <w:r>
+        <w:t xml:space="preserve">(van Houwelingen, 2007) restricted to athletes with ≥1 result at age 16 (n = 1,167) and a</w:t>
+      </w:r>
+      <w:r>
+        <w:t xml:space="preserve"> </w:t>
+      </w:r>
+      <w:r>
+        <w:rPr>
+          <w:i/>
+          <w:iCs/>
+        </w:rPr>
+        <w:t xml:space="preserve">post-baseline Cox specification</w:t>
+      </w:r>
+      <w:r>
+        <w:t xml:space="preserve"> </w:t>
+      </w:r>
+      <w:r>
+        <w:t xml:space="preserve">with ages-15–16 covariates are reported in Supplementary Tables S8 and as period-specific decomposition in Table 5; the latter is interpreted with explicit caveats given operational overlap with the at-risk window.</w:t>
+      </w:r>
+    </w:p>
+    <w:p>
+      <w:pPr>
+        <w:pStyle w:val="BodyText"/>
+      </w:pPr>
+      <w:r>
+        <w:t xml:space="preserve">We assessed proportional hazards using Schoenfeld residuals (Grambsch &amp; Therneau, 1994) and re-estimated the model stratified on violating variables (Therneau &amp; Grambsch, 2000). For the dominant covariate we also computed the</w:t>
+      </w:r>
+      <w:r>
+        <w:t xml:space="preserve"> </w:t>
+      </w:r>
       <w:r>
         <w:rPr>
           <w:b/>
           <w:bCs/>
         </w:rPr>
-        <w:t xml:space="preserve">Landmark analysis</w:t>
-      </w:r>
-      <w:r>
-        <w:t xml:space="preserve"> </w:t>
-      </w:r>
-      <w:r>
-        <w:t xml:space="preserve">(van Houwelingen, 2007): restriction to athletes with at least one registered result at age 16 (n = 1,167), with follow-up measured from age 16 forward, examining whether ages-15–16 volume predicts subsequent retention among continuing athletes (Supplementary Table S8).</w:t>
-      </w:r>
-    </w:p>
-    <w:p>
-      <w:pPr>
-        <w:pStyle w:val="Compact"/>
-        <w:numPr>
-          <w:ilvl w:val="0"/>
-          <w:numId w:val="1001"/>
-        </w:numPr>
-      </w:pPr>
-      <w:r>
-        <w:rPr>
-          <w:b/>
-          <w:bCs/>
-        </w:rPr>
-        <w:t xml:space="preserve">Post-baseline Cox specification</w:t>
-      </w:r>
-      <w:r>
-        <w:t xml:space="preserve"> </w:t>
-      </w:r>
-      <w:r>
-        <w:t xml:space="preserve">with ages-15–16 volume and pre-age-17 championship breadth as covariates (Supplementary Table S17). Because these covariates overlap temporally with the early portion of the at-risk window, we report this specification only as a complement to the primary baseline-only model; its discriminative gain should not be interpreted as ordinary prospective prediction.</w:t>
-      </w:r>
-    </w:p>
-    <w:p>
-      <w:pPr>
-        <w:pStyle w:val="FirstParagraph"/>
-      </w:pPr>
-      <w:r>
-        <w:t xml:space="preserve">We assessed proportional hazards using Schoenfeld residuals (Grambsch &amp; Therneau, 1994) and re-estimated the model stratified on violating variables (Therneau &amp; Grambsch, 2000). For substantive effects we also computed the</w:t>
-      </w:r>
-      <w:r>
-        <w:t xml:space="preserve"> </w:t>
-      </w:r>
-      <w:r>
-        <w:rPr>
-          <w:b/>
-          <w:bCs/>
-        </w:rPr>
         <w:t xml:space="preserve">E-value</w:t>
       </w:r>
       <w:r>
         <w:t xml:space="preserve"> </w:t>
       </w:r>
       <w:r>
-        <w:t xml:space="preserve">(VanderWeele &amp; Ding, 2017), period-specific Cox estimates across three follow-up windows (years 0–3, 3–6, 6+), cluster-robust standard errors clustered on club name (Lin &amp; Wei, 1989), and sex-stratified subgroup Cox models. Hazard ratios are reported as descriptive associations within the observed register structure and should not be interpreted causally; register-based competition behavior reflects both individual choice and contextual factors (selection, injury, family circumstances, parallel sport involvement) that are not observed.</w:t>
-      </w:r>
-    </w:p>
-    <w:p>
-      <w:pPr>
-        <w:pStyle w:val="BodyText"/>
-      </w:pPr>
-      <w:r>
-        <w:t xml:space="preserve">Kaplan–Meier curves were stratified by sex, by total competition volume at age 15–16 (categorized into 0, 1–5, 6–15, 16–30, or 31+ meets), and by number of championship types entered before age 17.</w:t>
+        <w:t xml:space="preserve">(VanderWeele &amp; Ding, 2017), period-specific estimates across three follow-up windows, cluster-robust standard errors clustered on club name (Lin &amp; Wei, 1989), and sex-stratified subgroup Cox models. Hazard ratios are reported as descriptive associations within the observed register structure and should not be interpreted causally. Kaplan–Meier curves were stratified by sex, by competition volume at age 15–16, and by number of pre-17 championship types.</w:t>
       </w:r>
     </w:p>
     <w:bookmarkEnd w:id="27"/>
@@ -1512,7 +1376,7 @@
         <w:pStyle w:val="FirstParagraph"/>
       </w:pPr>
       <w:r>
-        <w:t xml:space="preserve">Although a-priori power calculations are standard in experimental designs, they are less directly applicable to population-based register studies where the full cohort meeting inclusion criteria is observed and there is no sampling step at which the analyst chooses an</w:t>
+        <w:t xml:space="preserve">Classical a-priori power calculations are less directly applicable to population-based register studies where the full cohort is observed and there is no sampling step at which the analyst chooses an</w:t>
       </w:r>
       <w:r>
         <w:t xml:space="preserve"> </w:t>
@@ -1525,7 +1389,7 @@
         <w:t xml:space="preserve">N</w:t>
       </w:r>
       <w:r>
-        <w:t xml:space="preserve">. We therefore replace the standard a-priori power calculation with a</w:t>
+        <w:t xml:space="preserve">. We therefore replace power with a</w:t>
       </w:r>
       <w:r>
         <w:t xml:space="preserve"> </w:t>
@@ -1541,194 +1405,15 @@
         <w:t xml:space="preserve"> </w:t>
       </w:r>
       <w:r>
-        <w:t xml:space="preserve">analysis: given the observed event count, what is the smallest effect size that the design could reliably detect, and how does this compare to effect sizes reported in prior longitudinal dropout research?</w:t>
-      </w:r>
-    </w:p>
-    <w:p>
-      <w:pPr>
-        <w:pStyle w:val="BodyText"/>
-      </w:pPr>
-      <w:r>
-        <w:t xml:space="preserve">For the secondary Cox analysis we computed the minimum detectable hazard ratio using Hsieh and Lavori’s (2000) formula</w:t>
-      </w:r>
-      <w:r>
-        <w:t xml:space="preserve"> </w:t>
-      </w:r>
-      <m:oMath>
-        <m:r>
-          <m:rPr>
-            <m:sty m:val="p"/>
-          </m:rPr>
-          <m:t>|</m:t>
-        </m:r>
-        <m:r>
-          <m:rPr>
-            <m:sty m:val="p"/>
-          </m:rPr>
-          <m:t>log</m:t>
-        </m:r>
-        <m:r>
-          <m:t>H</m:t>
-        </m:r>
-        <m:sSub>
-          <m:e>
-            <m:r>
-              <m:t>R</m:t>
-            </m:r>
-          </m:e>
-          <m:sub>
-            <m:r>
-              <m:rPr>
-                <m:sty m:val="p"/>
-              </m:rPr>
-              <m:t>min</m:t>
-            </m:r>
-          </m:sub>
-        </m:sSub>
-        <m:r>
-          <m:rPr>
-            <m:sty m:val="p"/>
-          </m:rPr>
-          <m:t>|</m:t>
-        </m:r>
-        <m:r>
-          <m:rPr>
-            <m:sty m:val="p"/>
-          </m:rPr>
-          <m:t>=</m:t>
-        </m:r>
-        <m:r>
-          <m:rPr>
-            <m:sty m:val="p"/>
-          </m:rPr>
-          <m:t>(</m:t>
-        </m:r>
-        <m:sSub>
-          <m:e>
-            <m:r>
-              <m:t>z</m:t>
-            </m:r>
-          </m:e>
-          <m:sub>
-            <m:r>
-              <m:t>1</m:t>
-            </m:r>
-            <m:r>
-              <m:rPr>
-                <m:sty m:val="p"/>
-              </m:rPr>
-              <m:t>−</m:t>
-            </m:r>
-            <m:r>
-              <m:t>α</m:t>
-            </m:r>
-            <m:r>
-              <m:rPr>
-                <m:sty m:val="p"/>
-              </m:rPr>
-              <m:t>/</m:t>
-            </m:r>
-            <m:r>
-              <m:t>2</m:t>
-            </m:r>
-          </m:sub>
-        </m:sSub>
-        <m:r>
-          <m:rPr>
-            <m:sty m:val="p"/>
-          </m:rPr>
-          <m:t>+</m:t>
-        </m:r>
-        <m:sSub>
-          <m:e>
-            <m:r>
-              <m:t>z</m:t>
-            </m:r>
-          </m:e>
-          <m:sub>
-            <m:r>
-              <m:t>1</m:t>
-            </m:r>
-            <m:r>
-              <m:rPr>
-                <m:sty m:val="p"/>
-              </m:rPr>
-              <m:t>−</m:t>
-            </m:r>
-            <m:r>
-              <m:t>β</m:t>
-            </m:r>
-          </m:sub>
-        </m:sSub>
-        <m:r>
-          <m:rPr>
-            <m:sty m:val="p"/>
-          </m:rPr>
-          <m:t>)</m:t>
-        </m:r>
-        <m:r>
-          <m:rPr>
-            <m:sty m:val="p"/>
-          </m:rPr>
-          <m:t>/</m:t>
-        </m:r>
-        <m:r>
-          <m:rPr>
-            <m:sty m:val="p"/>
-          </m:rPr>
-          <m:t>(</m:t>
-        </m:r>
-        <m:r>
-          <m:t>σ</m:t>
-        </m:r>
-        <m:rad>
-          <m:radPr>
-            <m:degHide m:val="on"/>
-          </m:radPr>
-          <m:deg/>
-          <m:e>
-            <m:r>
-              <m:t>d</m:t>
-            </m:r>
-          </m:e>
-        </m:rad>
-        <m:r>
-          <m:rPr>
-            <m:sty m:val="p"/>
-          </m:rPr>
-          <m:t>)</m:t>
-        </m:r>
-      </m:oMath>
-      <w:r>
-        <w:t xml:space="preserve">, where</w:t>
-      </w:r>
-      <w:r>
-        <w:t xml:space="preserve"> </w:t>
-      </w:r>
-      <m:oMath>
-        <m:r>
-          <m:t>d</m:t>
-        </m:r>
-      </m:oMath>
-      <w:r>
-        <w:t xml:space="preserve"> </w:t>
-      </w:r>
-      <w:r>
-        <w:t xml:space="preserve">is event count and</w:t>
-      </w:r>
-      <w:r>
-        <w:t xml:space="preserve"> </w:t>
-      </w:r>
-      <m:oMath>
-        <m:r>
-          <m:t>σ</m:t>
-        </m:r>
-      </m:oMath>
-      <w:r>
-        <w:t xml:space="preserve"> </w:t>
-      </w:r>
-      <w:r>
-        <w:t xml:space="preserve">is the SD of the standardized covariate (= 1 for z-scored covariates). With</w:t>
+        <w:t xml:space="preserve">analysis: given the observed event count, what is the smallest effect size the design could reliably detect, and how does it compare to effect sizes in prior longitudinal dropout research?</w:t>
+      </w:r>
+    </w:p>
+    <w:p>
+      <w:pPr>
+        <w:pStyle w:val="BodyText"/>
+      </w:pPr>
+      <w:r>
+        <w:t xml:space="preserve">Using Hsieh and Lavori’s (2000) formula,</w:t>
       </w:r>
       <w:r>
         <w:t xml:space="preserve"> </w:t>
@@ -1760,7 +1445,7 @@
         <w:t xml:space="preserve"> </w:t>
       </w:r>
       <w:r>
-        <w:t xml:space="preserve">events,</w:t>
+        <w:t xml:space="preserve">Cox events at</w:t>
       </w:r>
       <w:r>
         <w:t xml:space="preserve"> </w:t>
@@ -1780,7 +1465,10 @@
         </m:r>
       </m:oMath>
       <w:r>
-        <w:t xml:space="preserve">, and 80% power,</w:t>
+        <w:t xml:space="preserve"> </w:t>
+      </w:r>
+      <w:r>
+        <w:t xml:space="preserve">and 80% power yields</w:t>
       </w:r>
       <w:r>
         <w:t xml:space="preserve"> </w:t>
@@ -1818,20 +1506,7 @@
         <w:t xml:space="preserve"> </w:t>
       </w:r>
       <w:r>
-        <w:t xml:space="preserve">per SD for a standardized covariate. (For an unstandardized binary covariate such as the sex indicator with class proportions ≈ 0.5, the corresponding minimum detectable HR is closer to 1.15.) Effect sizes in prior prospective youth-sport dropout research are typically</w:t>
-      </w:r>
-      <w:r>
-        <w:t xml:space="preserve"> </w:t>
-      </w:r>
-      <w:r>
-        <w:rPr>
-          <w:i/>
-          <w:iCs/>
-        </w:rPr>
-        <w:t xml:space="preserve">small-to-moderate</w:t>
-      </w:r>
-      <w:r>
-        <w:t xml:space="preserve">: motivational and engagement-based predictors in 12–24-month prospective designs (Sarrazin et al., 2002; Calvo et al., 2010) and in survey-based studies of dropout reasons (Espedalen &amp; Seippel, 2022) generally correspond to standardized effect-size estimates in the small-to-moderate range (Cohen’s</w:t>
+        <w:t xml:space="preserve">per SD for a standardized covariate (for a balanced binary covariate, closer to 1.15). Prior prospective youth-sport dropout research reports small-to-moderate effects (Cohen’s</w:t>
       </w:r>
       <w:r>
         <w:t xml:space="preserve"> </w:t>
@@ -1847,7 +1522,7 @@
         <w:t xml:space="preserve"> </w:t>
       </w:r>
       <w:r>
-        <w:t xml:space="preserve">≈ 0.2–0.5; comparable odds ratios ≈ 1.4–2.5). The detection capacity of the present design is therefore well below the effect magnitudes typically reported in this literature; null findings for standardized covariates reported here should be interpreted as substantively small rather than as underpowered.</w:t>
+        <w:t xml:space="preserve">≈ 0.2–0.5; ORs ≈ 1.4–2.5; Sarrazin et al., 2002; Calvo et al., 2010; Espedalen &amp; Seippel, 2022). Our detection capacity is therefore well below typical effect magnitudes; null findings for standardized covariates should be interpreted as substantively small rather than underpowered.</w:t>
       </w:r>
     </w:p>
     <w:bookmarkEnd w:id="28"/>
@@ -1865,7 +1540,7 @@
         <w:pStyle w:val="FirstParagraph"/>
       </w:pPr>
       <w:r>
-        <w:t xml:space="preserve">Missing values arose primarily for the Tyrving score (athletes whose only baseline results were in events without an official Tyrving reference, ~20% missing) and for HHI (athletes with fewer than 3 active seasons, ~10%). Primary analyses used complete-case regression (n = 1,704 for the full model). To assess sensitivity, we re-estimated the full model substituting variable means for missing continuous covariates; estimates were near-identical to the complete-case results (Supplementary Table S5). Because athletes are nested within clubs and might share unobserved club-level characteristics, we additionally re-estimated the model with cluster-robust standard errors clustered on club name (Lin &amp; Wei, 1989); coefficients were unchanged and 95% CIs only marginally wider (Supplementary Table S2).</w:t>
+        <w:t xml:space="preserve">Missing values arose primarily for the Tyrving score (~20% missing) and for HHI (~10% missing for athletes with fewer than 3 active seasons). Primary analyses used complete-case regression (n = 1,704). Mean-imputation produced near-identical estimates (Supplementary Table S5). Cluster-robust standard errors at the club level left coefficients unchanged with marginally wider CIs (Supplementary Table S2).</w:t>
       </w:r>
     </w:p>
     <w:bookmarkEnd w:id="29"/>
@@ -1883,7 +1558,7 @@
         <w:pStyle w:val="FirstParagraph"/>
       </w:pPr>
       <w:r>
-        <w:t xml:space="preserve">To inform the practical claim that competition behavior can serve as an early-warning indicator, we computed calibration metrics — sensitivity, specificity, positive predictive value (PPV), and negative predictive value (NPV) — at five candidate thresholds for</w:t>
+        <w:t xml:space="preserve">We computed sensitivity, specificity, PPV, and NPV at five candidate thresholds for</w:t>
       </w:r>
       <w:r>
         <w:t xml:space="preserve"> </w:t>
@@ -1895,7 +1570,7 @@
         <w:t xml:space="preserve"> </w:t>
       </w:r>
       <w:r>
-        <w:t xml:space="preserve">an athlete as high-risk based on</w:t>
+        <w:t xml:space="preserve">an athlete on</w:t>
       </w:r>
       <w:r>
         <w:t xml:space="preserve"> </w:t>
@@ -1911,33 +1586,17 @@
         <w:t xml:space="preserve"> </w:t>
       </w:r>
       <w:r>
-        <w:t xml:space="preserve">(ages 13–14) competition volume, i.e., applied at the end of an athlete’s age-14 season as a</w:t>
-      </w:r>
-      <w:r>
-        <w:t xml:space="preserve"> </w:t>
-      </w:r>
-      <w:r>
-        <w:rPr>
-          <w:i/>
-          <w:iCs/>
-        </w:rPr>
-        <w:t xml:space="preserve">prospective</w:t>
-      </w:r>
-      <w:r>
-        <w:t xml:space="preserve"> </w:t>
-      </w:r>
-      <w:r>
-        <w:t xml:space="preserve">trigger (Table 6). Because the threshold uses only data available at age 14, it is implementable in real time, before any age-15–16 outcome data exist.</w:t>
+        <w:t xml:space="preserve">(ages 13–14) competition volume, applied at the end of an athlete’s age-14 season — implementable before any age-15–16 outcome data exist (Table 6).</w:t>
       </w:r>
     </w:p>
     <w:bookmarkEnd w:id="30"/>
-    <w:bookmarkStart w:id="31" w:name="Xd388b6cfbd040dfde209d844d29e071c18a3e07"/>
+    <w:bookmarkStart w:id="31" w:name="Xfe62d9d2383530a3b94558a15e9d67c0d33fdbd"/>
     <w:p>
       <w:pPr>
         <w:pStyle w:val="Heading3"/>
       </w:pPr>
       <w:r>
-        <w:t xml:space="preserve">2.5.8 Cross-cohort replication and variable importance (supplementary)</w:t>
+        <w:t xml:space="preserve">2.5.8 Cross-cohort replication and variable importance</w:t>
       </w:r>
     </w:p>
     <w:p>
@@ -1945,7 +1604,7 @@
         <w:pStyle w:val="FirstParagraph"/>
       </w:pPr>
       <w:r>
-        <w:t xml:space="preserve">The primary L4 logistic regression and the secondary Cox specifications were re-estimated separately within Cohort A (1998–2000) and Cohort B (2001–2002). For non-parametric variable importance, we fit a random forest (Breiman, 2001) with 500 trees and maximum depth 8 to predict active senior status, with class weighting to handle outcome imbalance; variable importance is reported as the mean decrease in Gini impurity. We treat the random forest as convergent evidence for the regression findings rather than as an independent main analysis.</w:t>
+        <w:t xml:space="preserve">The primary L4 logistic regression and the secondary Cox specifications were re-estimated separately within each birth cohort. As convergent evidence, we fit a random forest (Breiman, 2001) with 500 trees and maximum depth 8 to predict active senior status; variable importance is reported as the mean decrease in Gini impurity.</w:t>
       </w:r>
     </w:p>
     <w:bookmarkEnd w:id="31"/>
@@ -2988,15 +2647,15 @@
         <w:pStyle w:val="BodyText"/>
       </w:pPr>
       <w:r>
-        <w:t xml:space="preserve">The Sport Commitment Model (Scanlan et al., 1993, 2016) frames continued participation as a function of an enjoyment-investment-constraints balance. The behavioral trajectories we observe are consistent with two SCM-aligned dynamics: a stable enthusiastic-commitment trajectory among future retainers (rising or stable competition volume across ages 13–17) and an eroding commitment trajectory among future dropouts (declining volume across the age-14-to-15 transition). Self-determination theory and its sport applications (Ryan &amp; Deci, 2000; Vallerand, 1997, 2007; Sarrazin et al., 2002; Calvo et al., 2010; Standage, 2012) predict that athletes whose participation is sustained by well-internalized motivation persist when demands rise; the registered behavior of our future retainers is consistent with this. The qualitative withdrawal-as-process tradition (Ebaugh, 1988; Eliasson &amp; Johansson, 2021; Espedalen &amp; Seippel, 2022) characterizes dropout as a gradual deliberation often unfolding while athletes are still nominally participating. Our register shows exactly such an unfolding: at age 15 a typical future dropout was still competing in 3 meets (median), with an interquartile range stretching to 11. Wall and Côté’s (2007) characterization of investors versus samplers, and Espedalen’s (2025) related distinction between engaged enthusiasts and constrained casuals, both predict the bifurcating behavioral trajectories we observe.</w:t>
-      </w:r>
-    </w:p>
-    <w:p>
-      <w:pPr>
-        <w:pStyle w:val="BodyText"/>
-      </w:pPr>
-      <w:r>
-        <w:t xml:space="preserve">In short, the behavioral pattern we identify is what each of these accounts would predict if their hypothesized mechanisms leave their footprint in observable competition behavior. The register cannot adjudicate among them; it shows that</w:t>
+        <w:t xml:space="preserve">The Sport Commitment Model (Scanlan et al., 1993, 2016) frames continued participation as an enjoyment-investment-constraints balance: our retainer and dropout trajectories are consistent with stable enthusiastic versus eroding commitment respectively. Self-determination theory and its sport applications (Ryan &amp; Deci, 2000; Vallerand, 1997, 2007; Sarrazin et al., 2002; Calvo et al., 2010; Standage, 2012) predict that well-internalized motivation sustains persistence under rising demands; future retainers behave consistent with this. The qualitative withdrawal-as-process tradition (Ebaugh, 1988; Eliasson &amp; Johansson, 2021; Espedalen &amp; Seippel, 2022) characterizes dropout as gradual deliberation often unfolding while athletes are still nominally participating: our register shows exactly such an unfolding (at age 15 a typical future dropout was still competing in 3 meets, IQR stretching to 11). Wall and Côté’s (2007) investor-versus-sampler distinction and Espedalen’s (2025) engaged-enthusiasts-versus-constrained-casuals account both predict bifurcating behavioral trajectories.</w:t>
+      </w:r>
+    </w:p>
+    <w:p>
+      <w:pPr>
+        <w:pStyle w:val="BodyText"/>
+      </w:pPr>
+      <w:r>
+        <w:t xml:space="preserve">In short, the pattern we identify is what each account predicts if its mechanism leaves a footprint in observable competition behavior. The register cannot adjudicate among them; it shows that</w:t>
       </w:r>
       <w:r>
         <w:t xml:space="preserve"> </w:t>
@@ -3112,7 +2771,7 @@
         <w:pStyle w:val="FirstParagraph"/>
       </w:pPr>
       <w:r>
-        <w:t xml:space="preserve">The international diversification literature (Côté &amp; Hancock, 2016; Güllich et al., 2022; Wall &amp; Côté, 2007) has consistently found that</w:t>
+        <w:t xml:space="preserve">The international diversification literature (Côté &amp; Hancock, 2016; Güllich et al., 2022; Wall &amp; Côté, 2007) finds that</w:t>
       </w:r>
       <w:r>
         <w:t xml:space="preserve"> </w:t>
@@ -3128,7 +2787,7 @@
         <w:t xml:space="preserve"> </w:t>
       </w:r>
       <w:r>
-        <w:t xml:space="preserve">is supported by early multidisciplinary practice and early diversification. Our data on</w:t>
+        <w:t xml:space="preserve">is supported by early multidisciplinary practice. Our data on</w:t>
       </w:r>
       <w:r>
         <w:t xml:space="preserve"> </w:t>
@@ -3144,15 +2803,15 @@
         <w:t xml:space="preserve"> </w:t>
       </w:r>
       <w:r>
-        <w:t xml:space="preserve">point in the opposite direction: higher baseline event-category concentration (i.e., specialization in fewer events) is associated with higher senior retention. The combined-cohort estimate was OR = 1.35 per SD of HHI (95% CI [1.16, 1.57]) in the primary baseline-only logistic model. The effect was present in both cohorts (Cohort A OR = 1.22; Cohort B OR = 1.58) and survived in the time-to-cessation Cox model (HR = 0.80 per SD).</w:t>
-      </w:r>
-    </w:p>
-    <w:p>
-      <w:pPr>
-        <w:pStyle w:val="BodyText"/>
-      </w:pPr>
-      <w:r>
-        <w:t xml:space="preserve">Three possible reconciliations are worth flagging. First, the constructs differ: peak performance and retention are not the same outcome, and the qualitative claim that early specialization causes burnout is largely about performance trajectories at elite levels, not about everyday participation in regional track and field. Second, in this register,</w:t>
+        <w:t xml:space="preserve">point the opposite way: higher baseline event-category concentration (specialization in fewer events) is associated with higher senior retention (OR = 1.35 per SD of HHI, 95% CI [1.16, 1.57]; combined logistic model). The effect was present in both cohorts (A: OR 1.22; B: OR 1.58) and survived in the time-to-cessation Cox model (HR = 0.80).</w:t>
+      </w:r>
+    </w:p>
+    <w:p>
+      <w:pPr>
+        <w:pStyle w:val="BodyText"/>
+      </w:pPr>
+      <w:r>
+        <w:t xml:space="preserve">We see three possible reconciliations: (i) peak-performance and retention are different outcomes, and the burnout-from-early-specialization argument concerns elite trajectories rather than everyday participation; (ii)</w:t>
       </w:r>
       <w:r>
         <w:t xml:space="preserve"> </w:t>
@@ -3164,23 +2823,7 @@
         <w:t xml:space="preserve"> </w:t>
       </w:r>
       <w:r>
-        <w:t xml:space="preserve">at ages 13–14 may capture a different latent trait than later specialization in adolescent talent-development pathways — children who train and compete primarily in one event category may simply be the ones whose family and club organization supports sustained engagement. Third, our cohort comprises a soft-selected group of already-engaged adolescents; the protective effect of specialization could be specific to retention</w:t>
-      </w:r>
-      <w:r>
-        <w:t xml:space="preserve"> </w:t>
-      </w:r>
-      <w:r>
-        <w:rPr>
-          <w:i/>
-          <w:iCs/>
-        </w:rPr>
-        <w:t xml:space="preserve">given engagement</w:t>
-      </w:r>
-      <w:r>
-        <w:t xml:space="preserve"> </w:t>
-      </w:r>
-      <w:r>
-        <w:t xml:space="preserve">and would not generalize to the broader question of whether to specialize among children weighing whether to engage at all. We frame this finding as a contrast with the established literature rather than a refutation of it — both the literature and our analysis can be correct about their respective outcomes.</w:t>
+        <w:t xml:space="preserve">at ages 13–14 in this register may proxy for family/club-supported sustained engagement rather than for performance optimization; (iii) our soft-selected cohort comprises already-engaged adolescents, so the protective effect may be retention-given-engagement, not whether-to-engage. We frame this as a contrast with the established literature rather than a refutation — both can be correct about their respective outcomes.</w:t>
       </w:r>
     </w:p>
     <w:bookmarkEnd w:id="54"/>
@@ -3198,15 +2841,15 @@
         <w:pStyle w:val="FirstParagraph"/>
       </w:pPr>
       <w:r>
-        <w:t xml:space="preserve">Survey and interview research on youth-sport dropout suffers from two structural limitations. First, participants who have already withdrawn are systematically harder to recruit; the most disengaged athletes are also the least likely to fill out a survey about disengagement (Eime et al., 2013). Second, retrospective accounts compress what was, in process terms, a long gradual unwinding into a recallable narrative of decision points (Schacter, 2001). Continuous register data sidesteps both problems: the population is complete by construction, and the behavioral trajectory is timestamped, not reconstructed.</w:t>
-      </w:r>
-    </w:p>
-    <w:p>
-      <w:pPr>
-        <w:pStyle w:val="BodyText"/>
-      </w:pPr>
-      <w:r>
-        <w:t xml:space="preserve">What we add is therefore not a new theoretical account — SCM, SDT, and withdrawal-as-process all pre-date this study — but a</w:t>
+        <w:t xml:space="preserve">Survey and interview research on youth-sport dropout suffers from two structural limitations: dropped-out athletes are harder to recruit (Eime et al., 2013), and retrospective accounts compress a gradual process into recallable decision-point narratives (Schacter, 2001). Continuous register data sidesteps both: the population is complete by construction, and the behavioral trajectory is timestamped, not reconstructed.</w:t>
+      </w:r>
+    </w:p>
+    <w:p>
+      <w:pPr>
+        <w:pStyle w:val="BodyText"/>
+      </w:pPr>
+      <w:r>
+        <w:t xml:space="preserve">We add not a new theoretical account but a</w:t>
       </w:r>
       <w:r>
         <w:t xml:space="preserve"> </w:t>
@@ -3222,7 +2865,7 @@
         <w:t xml:space="preserve"> </w:t>
       </w:r>
       <w:r>
-        <w:t xml:space="preserve">of accounts that have been argued primarily on cross-sectional or short-prospective evidence. The behavioral signal classifies eventual senior retention at AUC = 0.751 with only baseline-window data, replicates across two birth-year cohorts, withstands structural controls and unmeasured-confounder E-values exceeding 5, and decomposes into both early-heterogeneity and within-athlete pull-back components.</w:t>
+        <w:t xml:space="preserve">of accounts argued primarily on cross-sectional or short-prospective evidence. Our signal classifies senior retention at AUC = 0.751 with only baseline-window data, replicates across two birth-year cohorts, withstands structural controls and an E-value exceeding 5, and decomposes into both early-heterogeneity and within-athlete pull-back components.</w:t>
       </w:r>
     </w:p>
     <w:bookmarkEnd w:id="55"/>
@@ -3300,15 +2943,7 @@
         <w:pStyle w:val="FirstParagraph"/>
       </w:pPr>
       <w:r>
-        <w:t xml:space="preserve">Six limitations bear on interpretation.</w:t>
-      </w:r>
-    </w:p>
-    <w:p>
-      <w:pPr>
-        <w:pStyle w:val="BodyText"/>
-      </w:pPr>
-      <w:r>
-        <w:t xml:space="preserve">First, the outcome variable indexes</w:t>
+        <w:t xml:space="preserve">First, the outcome indexes</w:t>
       </w:r>
       <w:r>
         <w:t xml:space="preserve"> </w:t>
@@ -3334,55 +2969,23 @@
         <w:t xml:space="preserve">attrition from sport</w:t>
       </w:r>
       <w:r>
-        <w:t xml:space="preserve">. An athlete who quits competing in track and field but continues to train, switches to recreational running, or moves to another sport entirely is counted as a dropout in our data. We cannot distinguish a child who has fundamentally disengaged from organized physical activity from one who has merely changed the channel through which they engage.</w:t>
-      </w:r>
-    </w:p>
-    <w:p>
-      <w:pPr>
-        <w:pStyle w:val="BodyText"/>
-      </w:pPr>
-      <w:r>
-        <w:t xml:space="preserve">Second, the register records what is performed and recorded officially, not what is experienced. We do not know whether the athletes who reduced their competition volume at age 15 did so because they had lost interest, because parental support waned, because school demands increased, because a coach did not select them, or because they were injured. The qualitative literature is essential here; our behavioral signal is best read as a</w:t>
-      </w:r>
-      <w:r>
-        <w:t xml:space="preserve"> </w:t>
-      </w:r>
-      <w:r>
-        <w:rPr>
-          <w:i/>
-          <w:iCs/>
-        </w:rPr>
-        <w:t xml:space="preserve">summary</w:t>
-      </w:r>
-      <w:r>
-        <w:t xml:space="preserve"> </w:t>
-      </w:r>
-      <w:r>
-        <w:t xml:space="preserve">of those underlying processes, not a substitute for them. Because predictor and outcome both involve registered competitive activity, our results identify the temporal structure of competitive disengagement; they do not show that volume</w:t>
-      </w:r>
-      <w:r>
-        <w:t xml:space="preserve"> </w:t>
-      </w:r>
-      <w:r>
-        <w:rPr>
-          <w:i/>
-          <w:iCs/>
-        </w:rPr>
-        <w:t xml:space="preserve">causes</w:t>
-      </w:r>
-      <w:r>
-        <w:t xml:space="preserve"> </w:t>
-      </w:r>
-      <w:r>
-        <w:t xml:space="preserve">dropout.</w:t>
-      </w:r>
-    </w:p>
-    <w:p>
-      <w:pPr>
-        <w:pStyle w:val="BodyText"/>
-      </w:pPr>
-      <w:r>
-        <w:t xml:space="preserve">Third, the population is soft-selected. Athletes who participated in a regional grassroots meet at age 13–14 are already self- and parent-selected for organized-sport orientation through a registered club; our findings describe disengagement trajectories</w:t>
+        <w:t xml:space="preserve">: an athlete who stops competing in track and field but continues to train, switches to recreational running, or moves to another sport is counted as a dropout. Second, the register records official performance, not subjective experience; the qualitative literature is essential for unpacking</w:t>
+      </w:r>
+      <w:r>
+        <w:t xml:space="preserve"> </w:t>
+      </w:r>
+      <w:r>
+        <w:rPr>
+          <w:i/>
+          <w:iCs/>
+        </w:rPr>
+        <w:t xml:space="preserve">why</w:t>
+      </w:r>
+      <w:r>
+        <w:t xml:space="preserve"> </w:t>
+      </w:r>
+      <w:r>
+        <w:t xml:space="preserve">volume declines, and our behavioral signal is best read as a summary of underlying processes, not a substitute. Third, the population is soft-selected through registered club membership: findings describe disengagement</w:t>
       </w:r>
       <w:r>
         <w:t xml:space="preserve"> </w:t>
@@ -3398,31 +3001,7 @@
         <w:t xml:space="preserve"> </w:t>
       </w:r>
       <w:r>
-        <w:t xml:space="preserve">and do not generalize to the broader population of adolescents who never entered the competitive funnel. Readers should not extrapolate the calibration metrics (Table 6) to children with no organized-sport history. A second-stage retention analysis applied to the broader population (e.g., all registered club members regardless of regional-meet entry) would have different base rates and likely different threshold optima.</w:t>
-      </w:r>
-    </w:p>
-    <w:p>
-      <w:pPr>
-        <w:pStyle w:val="BodyText"/>
-      </w:pPr>
-      <w:r>
-        <w:t xml:space="preserve">Fourth, the predictor and outcome share a measurement scale (registered competitive activity). Although we have addressed this with a fully baseline-only primary model, with landmark and zero-volume-exclusion sensitivities, and with the pull-back-vs-typology decomposition, the structural overlap remains a conceptual limitation of register-only research designs.</w:t>
-      </w:r>
-    </w:p>
-    <w:p>
-      <w:pPr>
-        <w:pStyle w:val="BodyText"/>
-      </w:pPr>
-      <w:r>
-        <w:t xml:space="preserve">Fifth, for the secondary Cox specification with post-baseline covariates, the proportional-hazards assumption was violated for milestone-window volume (Schoenfeld χ² = 220.77). Period-specific estimates and a stratified model preserved direction and rough magnitude, but interpretation of the early-window HR should be qualified by the same operational-overlap concern; we report it descriptively rather than as evidence of a clean prospective effect.</w:t>
-      </w:r>
-    </w:p>
-    <w:p>
-      <w:pPr>
-        <w:pStyle w:val="BodyText"/>
-      </w:pPr>
-      <w:r>
-        <w:t xml:space="preserve">Sixth, despite a 14-year maximum follow-up, our right-censoring window means the most recent (2001–2002 birth) cohort had at most 4 years of post-senior observation. The replication finding is strengthened by the differing follow-up windows; nonetheless, longer follow-up would allow us to distinguish</w:t>
+        <w:t xml:space="preserve">and do not generalize to children with no organized-sport history. Fourth, predictor and outcome share a measurement scale (registered competitive activity); although we have addressed this with a baseline-only primary model, landmark and zero-volume sensitivities, and the pull-back/typology decomposition, the structural overlap remains a conceptual limitation of register-only designs. Fifth, the secondary post-baseline Cox specification violated the proportional-hazards assumption for milestone-window volume (Schoenfeld χ² = 220.77); we therefore report period-specific estimates and stratified models descriptively rather than as clean prospective effects. Sixth, despite 14-year maximum follow-up, the 2001–2002 cohort has at most 4 post-senior years of observation; longer follow-up would allow us to distinguish</w:t>
       </w:r>
       <w:r>
         <w:t xml:space="preserve"> </w:t>
@@ -3474,7 +3053,7 @@
         <w:pStyle w:val="FirstParagraph"/>
       </w:pPr>
       <w:r>
-        <w:t xml:space="preserve">Senior retention in Norwegian youth track and field is prospectively associated with baseline-window competition behavior: athletes who already compete more at ages 13–14 retain at substantially higher rates, and those who decline across the age-14-to-15 transition retain at substantially lower rates. The effect is robust to structural controls, replicates across two independent birth-year cohorts, and is not driven by mechanical zero-values among already-dropped-out athletes. Both early behavioral heterogeneity and within-athlete pull-back contribute independently. The findings are consistent with — though they do not directly confirm — long-standing qualitative and theoretical accounts that frame dropout as a gradual deliberative process rather than a single decision. They suggest a practical role for prospective register-based behavioral surveillance as an early-warning marker, implementable at the end of an athlete’s 14-year-old season before the qualification-milestone window opens.</w:t>
+        <w:t xml:space="preserve">Senior retention in Norwegian youth track and field is prospectively associated with baseline-window competition behavior: athletes who already compete more at ages 13–14 retain at substantially higher rates, and those who decline across the age-14-to-15 transition retain at substantially lower rates. The effect is robust to structural controls, replicates across two birth-year cohorts, and is not driven by mechanical zero-values. Both early heterogeneity and within-athlete pull-back contribute independently. Findings are consistent with — though they do not directly confirm — long-standing qualitative and theoretical accounts of dropout as a gradual deliberative process. They suggest a practical role for prospective register-based behavioral surveillance, implementable at the end of an athlete’s 14-year-old season.</w:t>
       </w:r>
     </w:p>
     <w:p>
@@ -4674,114 +4253,8 @@
       </w:pPr>
     </w:lvl>
   </w:abstractNum>
-  <w:abstractNum w:abstractNumId="991">
-    <w:nsid w:val="0000A991"/>
-    <w:multiLevelType w:val="multilevel"/>
-    <w:lvl w:ilvl="0">
-      <w:numFmt w:val="bullet"/>
-      <w:lvlText w:val=""/>
-      <w:lvlJc w:val="left"/>
-      <w:pPr>
-        <w:ind w:left="720" w:hanging="360"/>
-      </w:pPr>
-      <w:rPr>
-        <w:rFonts w:ascii="Symbol" w:hAnsi="Symbol" w:cs="Symbol" w:hint="default"/>
-      </w:rPr>
-    </w:lvl>
-    <w:lvl w:ilvl="1">
-      <w:numFmt w:val="bullet"/>
-      <w:lvlText w:val="o"/>
-      <w:lvlJc w:val="left"/>
-      <w:pPr>
-        <w:ind w:left="1440" w:hanging="360"/>
-      </w:pPr>
-      <w:rPr>
-        <w:rFonts w:ascii="Courier New" w:hAnsi="Courier New" w:cs="Courier New" w:hint="default"/>
-      </w:rPr>
-    </w:lvl>
-    <w:lvl w:ilvl="2">
-      <w:numFmt w:val="bullet"/>
-      <w:lvlText w:val=""/>
-      <w:lvlJc w:val="left"/>
-      <w:pPr>
-        <w:ind w:left="2160" w:hanging="360"/>
-      </w:pPr>
-      <w:rPr>
-        <w:rFonts w:ascii="Wingdings" w:hAnsi="Wingdings" w:cs="Wingdings" w:hint="default"/>
-      </w:rPr>
-    </w:lvl>
-    <w:lvl w:ilvl="3">
-      <w:numFmt w:val="bullet"/>
-      <w:lvlText w:val=""/>
-      <w:lvlJc w:val="left"/>
-      <w:pPr>
-        <w:ind w:left="2880" w:hanging="360"/>
-      </w:pPr>
-      <w:rPr>
-        <w:rFonts w:ascii="Symbol" w:hAnsi="Symbol" w:cs="Symbol" w:hint="default"/>
-      </w:rPr>
-    </w:lvl>
-    <w:lvl w:ilvl="4">
-      <w:numFmt w:val="bullet"/>
-      <w:lvlText w:val="o"/>
-      <w:lvlJc w:val="left"/>
-      <w:pPr>
-        <w:ind w:left="3600" w:hanging="360"/>
-      </w:pPr>
-      <w:rPr>
-        <w:rFonts w:ascii="Courier New" w:hAnsi="Courier New" w:cs="Courier New" w:hint="default"/>
-      </w:rPr>
-    </w:lvl>
-    <w:lvl w:ilvl="5">
-      <w:numFmt w:val="bullet"/>
-      <w:lvlText w:val=""/>
-      <w:lvlJc w:val="left"/>
-      <w:pPr>
-        <w:ind w:left="4320" w:hanging="360"/>
-      </w:pPr>
-      <w:rPr>
-        <w:rFonts w:ascii="Wingdings" w:hAnsi="Wingdings" w:cs="Wingdings" w:hint="default"/>
-      </w:rPr>
-    </w:lvl>
-    <w:lvl w:ilvl="6">
-      <w:numFmt w:val="bullet"/>
-      <w:lvlText w:val=""/>
-      <w:lvlJc w:val="left"/>
-      <w:pPr>
-        <w:ind w:left="5040" w:hanging="360"/>
-      </w:pPr>
-      <w:rPr>
-        <w:rFonts w:ascii="Symbol" w:hAnsi="Symbol" w:cs="Symbol" w:hint="default"/>
-      </w:rPr>
-    </w:lvl>
-    <w:lvl w:ilvl="7">
-      <w:numFmt w:val="bullet"/>
-      <w:lvlText w:val="o"/>
-      <w:lvlJc w:val="left"/>
-      <w:pPr>
-        <w:ind w:left="5760" w:hanging="360"/>
-      </w:pPr>
-      <w:rPr>
-        <w:rFonts w:ascii="Courier New" w:hAnsi="Courier New" w:cs="Courier New" w:hint="default"/>
-      </w:rPr>
-    </w:lvl>
-    <w:lvl w:ilvl="8">
-      <w:numFmt w:val="bullet"/>
-      <w:lvlText w:val=""/>
-      <w:lvlJc w:val="left"/>
-      <w:pPr>
-        <w:ind w:left="6480" w:hanging="360"/>
-      </w:pPr>
-      <w:rPr>
-        <w:rFonts w:ascii="Wingdings" w:hAnsi="Wingdings" w:cs="Wingdings" w:hint="default"/>
-      </w:rPr>
-    </w:lvl>
-  </w:abstractNum>
   <w:num w:numId="1000">
     <w:abstractNumId w:val="990"/>
-  </w:num>
-  <w:num w:numId="1001">
-    <w:abstractNumId w:val="991"/>
   </w:num>
 </w:numbering>
 </file>

--- a/forskning/ncc-kohort/submission_pse/MANUSCRIPT_ANONYMIZED.docx
+++ b/forskning/ncc-kohort/submission_pse/MANUSCRIPT_ANONYMIZED.docx
@@ -2,13 +2,13 @@
 <file path=word/document.xml><?xml version="1.0" encoding="utf-8"?>
 <w:document xmlns:w="http://schemas.openxmlformats.org/wordprocessingml/2006/main" xmlns:m="http://schemas.openxmlformats.org/officeDocument/2006/math" xmlns:r="http://schemas.openxmlformats.org/officeDocument/2006/relationships" xmlns:o="urn:schemas-microsoft-com:office:office" xmlns:v="urn:schemas-microsoft-com:vml" xmlns:w10="urn:schemas-microsoft-com:office:word" xmlns:a="http://schemas.openxmlformats.org/drawingml/2006/main" xmlns:pic="http://schemas.openxmlformats.org/drawingml/2006/picture" xmlns:wp="http://schemas.openxmlformats.org/drawingml/2006/wordprocessingDrawing">
   <w:body>
-    <w:bookmarkStart w:id="62" w:name="Xe301dcd7d19d810c27021dbd66be38f11efdc79"/>
+    <w:bookmarkStart w:id="62" w:name="X220e78b6023a245a3e586c3df937dbf9958a749"/>
     <w:p>
       <w:pPr>
         <w:pStyle w:val="Heading1"/>
       </w:pPr>
       <w:r>
-        <w:t xml:space="preserve">Pulling back before pulling out: Behavioral disengagement precedes youth-sport dropout by years in a 14-year register study</w:t>
+        <w:t xml:space="preserve">Pulling back before dropout: Behavioral disengagement precedes youth-sport exit by years in a 14-year register study</w:t>
       </w:r>
     </w:p>
     <w:p>
@@ -96,7 +96,7 @@
         <w:t xml:space="preserve"> </w:t>
       </w:r>
       <w:r>
-        <w:t xml:space="preserve">We followed 2,123 athletes who participated as 13–14-year-olds in six consecutive editions of a regional youth track-and-field meet (2011–2016; birth cohorts 1998–2002), recording annual competition counts, event diversification, championship participation, and Tyrving age-norm performance through 2025 — a maximum 14-year follow-up. The primary outcome was binary active senior status (≥2 results in any year at age 20+), estimated by logistic regression using only ages-13–14 predictors. Sensitivity analyses included structural controls, a pull-back versus baseline-heterogeneity decomposition, and Cox time-to-cessation.</w:t>
+        <w:t xml:space="preserve">We followed 2,123 athletes who participated as 13–14-year-olds in six consecutive editions of a regional youth track-and-field meet (2011–2016; births 1998–2002), recording annual competition counts, event diversification, championship participation, and Tyrving age-norm performance through 2025 (maximum 14-year follow-up). The primary outcome was binary active senior status (≥2 results in any year at age 20+), estimated by logistic regression using only ages-13–14 predictors. Sensitivity analyses included structural controls, a pull-back versus baseline-heterogeneity decomposition, and Cox time-to-cessation.</w:t>
       </w:r>
     </w:p>
     <w:p>
@@ -114,7 +114,7 @@
         <w:t xml:space="preserve"> </w:t>
       </w:r>
       <w:r>
-        <w:t xml:space="preserve">Baseline-window volume (ages 13–14) was the dominant predictor of senior retention (OR = 2.40 per SD, 95% CI [2.07, 2.78]; cross-validated AUC = 0.751). Estimates were unchanged with structural controls. The signal decomposed into two independent components: athletes differed in volume at age 14 (OR = 2.79 per SD) and a within-athlete decline across ages 14–15 added information (OR = 2.44 per SD; pseudo-</w:t>
+        <w:t xml:space="preserve">Baseline-window volume (ages 13–14) provided the largest incremental contribution to discrimination of senior retention (OR = 2.40 per SD, 95% CI [2.07, 2.78]; cross-validated AUC = 0.751). Estimates were unchanged with structural controls. The signal decomposed into two independent components: athletes differed in volume at age 14 (OR = 2.79 per SD) and a within-athlete decline across ages 14–15 added information (OR = 2.44 per SD; pseudo-</w:t>
       </w:r>
       <w:r>
         <w:rPr>
@@ -124,7 +124,7 @@
         <w:t xml:space="preserve">R</w:t>
       </w:r>
       <w:r>
-        <w:t xml:space="preserve">² doubled). Effects replicated across cohorts and withstood an E-value of 5.16. Higher baseline specialization was protective — opposite to the diversification literature for peak performance.</w:t>
+        <w:t xml:space="preserve">² doubled). Effects replicated across cohorts and withstood an E-value of 5.16. Higher baseline specialization was associated with higher retention — contrasting with the diversification literature for peak performance.</w:t>
       </w:r>
     </w:p>
     <w:p>
@@ -142,7 +142,7 @@
         <w:t xml:space="preserve"> </w:t>
       </w:r>
       <w:r>
-        <w:t xml:space="preserve">Register-based behavior at the end of the age-14 season identifies athletes at high risk of dropout (PPV ≈ 0.94 at moderate thresholds), providing a prospective tool to complement survey-based commitment instruments.</w:t>
+        <w:t xml:space="preserve">Register-based behavior at the end of the age-14 season identifies athletes exhibiting patterns associated with elevated dropout risk (PPV ≈ 0.94), complementing survey-based commitment instruments.</w:t>
       </w:r>
     </w:p>
     <w:p>
@@ -2149,19 +2149,7 @@
         <w:pStyle w:val="FirstParagraph"/>
       </w:pPr>
       <w:r>
-        <w:t xml:space="preserve">A reviewer concern with our earlier framing was that</w:t>
-      </w:r>
-      <w:r>
-        <w:t xml:space="preserve"> </w:t>
-      </w:r>
-      <w:r>
-        <w:t xml:space="preserve">“behavior beats performance”</w:t>
-      </w:r>
-      <w:r>
-        <w:t xml:space="preserve"> </w:t>
-      </w:r>
-      <w:r>
-        <w:t xml:space="preserve">compared post-baseline volume (ages 15–16) with baseline performance (ages 13–14), giving the behavioral predictor a temporal advantage. In a fully time-aligned comparison — both predictors measured during the baseline window of ages 13–14 — behavior still substantially out-predicts performance: AUC = 0.607 for sex + baseline Tyrving, AUC = 0.740 for sex + ages-13–14 volume, AUC = 0.737 for both combined (Supplementary Table S15). The performance variable adds essentially nothing once early competition volume is known. The substantive direction of our earlier finding survives the time-aligned comparison.</w:t>
+        <w:t xml:space="preserve">A reviewer concern with our earlier framing was that comparing post-baseline volume (ages 15–16) with baseline performance (ages 13–14) gave the behavioral predictor a temporal advantage. In a fully time-aligned comparison — both predictors measured during the baseline window of ages 13–14 — behavior still provides substantially stronger discrimination: AUC = 0.607 for sex + baseline Tyrving, AUC = 0.740 for sex + ages-13–14 volume, AUC = 0.737 for both combined (Supplementary Table S15). The performance variable adds little once early competition volume is known. The substantive direction of our earlier finding survives the time-aligned comparison.</w:t>
       </w:r>
     </w:p>
     <w:bookmarkEnd w:id="43"/>
@@ -2188,7 +2176,7 @@
         <w:t xml:space="preserve">“given that an athlete reaches age 16 actively, what predicts subsequent retention?”</w:t>
       </w:r>
       <w:r>
-        <w:t xml:space="preserve">, we re-fit the full Cox model in athletes with at least one registered result at age 16 (n = 1,167), with follow-up measured from age 16 forward (Supplementary Table S8). Competition volume across ages 15–16 remained the dominant predictor (HR = 0.60 per SD, 95% CI [0.54, 0.66], C-index = 0.74). A complementary analysis excluding athletes with milestone volume = 0 produced HR = 0.51 (Supplementary Table S11). The full Cox time-to-cessation model with baseline-only predictors is in Supplementary Table S16, and a period-specific decomposition is in Table 5. We do not use the baseline-start Cox model with post-baseline behavioral covariates (ages 15–16 volume, pre-17 championships) as a primary estimate because the predictor and the early portion of the at-risk window overlap in time.</w:t>
+        <w:t xml:space="preserve">, we re-fit the full Cox model in athletes with at least one registered result at age 16 (n = 1,167), with follow-up measured from age 16 forward (Supplementary Table S8). Competition volume across ages 15–16 was the largest contributor to discrimination (HR = 0.60 per SD, 95% CI [0.54, 0.66], C-index = 0.74). A complementary analysis excluding athletes with milestone volume = 0 produced HR = 0.51 (Supplementary Table S11). The full Cox time-to-cessation model with baseline-only predictors is in Supplementary Table S16, and a period-specific decomposition is in Table 5. We do not use the baseline-start Cox model with post-baseline behavioral covariates (ages 15–16 volume, pre-17 championships) as a primary estimate because the predictor and the early portion of the at-risk window overlap in time.</w:t>
       </w:r>
     </w:p>
     <w:bookmarkEnd w:id="44"/>
@@ -2360,7 +2348,7 @@
         <w:pStyle w:val="BodyText"/>
       </w:pPr>
       <w:r>
-        <w:t xml:space="preserve">In summary: across two independent birth-year cohorts spanning a 5-year window, baseline-window competition volume (ages 13–14) was the dominant prospective predictor of senior retention (OR 2.40 per SD, AUC 0.751). The effect is robust to structural controls, to outcome definition, to clustering, to missing-data treatment, and to alternative model specifications. Both early behavioral heterogeneity and within-athlete pull-back across the age-14-to-15 transition contribute substantially and independently. Specialization (higher HHI in baseline events) is protective in our data, a finding that runs against the international diversification literature for elite peak performance.</w:t>
+        <w:t xml:space="preserve">In summary: across two independent birth-year cohorts spanning a 5-year window, baseline-window competition volume (ages 13–14) provided the largest incremental contribution to prospective discrimination of senior retention (OR 2.40 per SD, AUC 0.751). The effect is robust to structural controls, to outcome definition, to clustering, to missing-data treatment, and to alternative model specifications. Both early behavioral heterogeneity and within-athlete pull-back across the age-14-to-15 transition contribute substantially and independently. Higher baseline specialization (HHI) was associated with higher retention in our data, contrasting with the international diversification literature for elite peak performance.</w:t>
       </w:r>
     </w:p>
     <w:p>
@@ -2465,13 +2453,13 @@
       </w:r>
     </w:p>
     <w:bookmarkEnd w:id="49"/>
-    <w:bookmarkStart w:id="50" w:name="X2907cacc9dc4ed31787261dbff099a7ab57dc46"/>
+    <w:bookmarkStart w:id="50" w:name="X2d8e7dac8b502f85450c842b1d1d29d2999541e"/>
     <w:p>
       <w:pPr>
         <w:pStyle w:val="Heading2"/>
       </w:pPr>
       <w:r>
-        <w:t xml:space="preserve">4.2 Behavior beats performance even in time-aligned comparison</w:t>
+        <w:t xml:space="preserve">4.2 Behavior captures more variance in retention than performance, even time-aligned</w:t>
       </w:r>
     </w:p>
     <w:p>
@@ -2479,7 +2467,7 @@
         <w:pStyle w:val="FirstParagraph"/>
       </w:pPr>
       <w:r>
-        <w:t xml:space="preserve">A central observation is that behavior, measured by registered competition count, out-predicts performance, measured by Tyrving age-norm score, even when both are taken from the same baseline window (ages 13–14). In a fully time-aligned cross-validated comparison (Section 3.7; Supplementary Table S15), sex + Tyrving achieves AUC = 0.607, sex + pre-milestone volume achieves AUC = 0.740, and both together achieve AUC = 0.737 — performance adds essentially nothing once early competition volume is observed. The mechanistic interpretation is that performance reflects what an athlete</w:t>
+        <w:t xml:space="preserve">A central observation is that behavior, measured by registered competition count, provides substantially stronger discrimination of senior retention than performance does (measured by Tyrving age-norm score), even when both are taken from the same baseline window (ages 13–14). In a fully time-aligned cross-validated comparison (Section 3.7; Supplementary Table S15), sex + Tyrving achieves AUC = 0.607, sex + pre-milestone volume achieves AUC = 0.740, and both together achieve AUC = 0.737 — performance adds little once early competition volume is observed. The mechanistic interpretation is that performance reflects what an athlete</w:t>
       </w:r>
       <w:r>
         <w:t xml:space="preserve"> </w:t>
@@ -2505,7 +2493,7 @@
         <w:t xml:space="preserve">choose to do</w:t>
       </w:r>
       <w:r>
-        <w:t xml:space="preserve">. The choice variable is what subsequently dropout cascades from.</w:t>
+        <w:t xml:space="preserve">, and choice appears more predictive of subsequent disengagement than capability.</w:t>
       </w:r>
     </w:p>
     <w:p>
@@ -2969,7 +2957,23 @@
         <w:t xml:space="preserve">attrition from sport</w:t>
       </w:r>
       <w:r>
-        <w:t xml:space="preserve">: an athlete who stops competing in track and field but continues to train, switches to recreational running, or moves to another sport is counted as a dropout. Second, the register records official performance, not subjective experience; the qualitative literature is essential for unpacking</w:t>
+        <w:t xml:space="preserve">: an athlete who stops competing in track and field but continues to train, switches to recreational running, or moves to another sport is counted as a dropout. The observed behavioral signal should therefore be interpreted as disengagement from organized competitive participation — and from the</w:t>
+      </w:r>
+      <w:r>
+        <w:t xml:space="preserve"> </w:t>
+      </w:r>
+      <w:r>
+        <w:rPr>
+          <w:i/>
+          <w:iCs/>
+        </w:rPr>
+        <w:t xml:space="preserve">competitive identity</w:t>
+      </w:r>
+      <w:r>
+        <w:t xml:space="preserve"> </w:t>
+      </w:r>
+      <w:r>
+        <w:t xml:space="preserve">that organized participation supports — rather than from sport or physical activity more broadly. Second, the register records official performance, not subjective experience; the qualitative literature is essential for unpacking</w:t>
       </w:r>
       <w:r>
         <w:t xml:space="preserve"> </w:t>

--- a/forskning/ncc-kohort/submission_pse/MANUSCRIPT_ANONYMIZED.docx
+++ b/forskning/ncc-kohort/submission_pse/MANUSCRIPT_ANONYMIZED.docx
@@ -167,7 +167,7 @@
         <w:pStyle w:val="FirstParagraph"/>
       </w:pPr>
       <w:r>
-        <w:t xml:space="preserve">Youth sport participation is widely valued for its health, social, and developmental benefits, yet attrition from organized competition during adolescence is substantial across countries and sports (Crane &amp; Temple, 2015; Eime et al., 2013). In Norwegian elite-oriented sports such as track and field, more than half of children who participate at age 13 have left organized competition by age 17 (Bakken, 2019; Norges Idrettsforbund, 2024). The temporal structure of this attrition —</w:t>
+        <w:t xml:space="preserve">Youth sport participation is widely valued for its health, social, and developmental benefits, yet attrition from organized competition during adolescence is substantial across countries and sports (Crane &amp; Temple, 2015; Eime et al., 2013). In Norwegian track and field — a broad-participation individual sport at younger ages that progressively narrows into a talent-selective pathway during the teens — more than half of children who participate at age 13 have left organized competition by age 17 (Bakken, 2019; Norges Idrettsforbund, 2024). The temporal structure of this attrition —</w:t>
       </w:r>
       <w:r>
         <w:t xml:space="preserve"> </w:t>

--- a/forskning/ncc-kohort/submission_pse/MANUSCRIPT_ANONYMIZED.docx
+++ b/forskning/ncc-kohort/submission_pse/MANUSCRIPT_ANONYMIZED.docx
@@ -2871,7 +2871,7 @@
         <w:pStyle w:val="FirstParagraph"/>
       </w:pPr>
       <w:r>
-        <w:t xml:space="preserve">The findings suggest a tractable early-warning approach for retention-focused interventions. Because the primary calibration is based on pre-milestone (ages 13–14) volume — data fully observed by the end of each athlete’s age-14 season — the rule is implementable prospectively, before the qualification window opens (Table 6). PPVs across plausible thresholds range from 0.93 to 0.96, which is 9–12 percentage points above the base-rate prediction (PPV ≈ 0.84) and is accompanied by graduated sensitivity that base-rate prediction does not provide.</w:t>
+        <w:t xml:space="preserve">What can a federation or club concretely do with these findings? Four implications follow directly from the analyses above.</w:t>
       </w:r>
     </w:p>
     <w:p>
@@ -2883,37 +2883,216 @@
           <w:b/>
           <w:bCs/>
         </w:rPr>
-        <w:t xml:space="preserve">Worked example.</w:t>
-      </w:r>
-      <w:r>
-        <w:t xml:space="preserve"> </w:t>
-      </w:r>
-      <w:r>
-        <w:t xml:space="preserve">Consider a regional federation cohort of 400 youth athletes after their 14-year-old season. Applying the moderate threshold (pre-milestone volume across ages 13–14 &lt; 10 meets), the federation would flag 26.4% of athletes (≈ 106 of 400). Among these flagged athletes, 94% would otherwise drop out before senior age. Lower thresholds (vol &lt; 5 meets, 9% flagged, PPV = 0.93) suit highly targeted resource-constrained intervention; higher thresholds (vol &lt; 15 meets, 43% flagged, PPV = 0.93) suit broader outreach. The choice is operational, not statistical. Importantly, the same rule applied at the end of an athlete’s age-15 season — when within-athlete volume change becomes observable — would have additional sensitivity, since pull-back across ages 14–15 carries independent predictive information (Section 3.6, Table 4).</w:t>
-      </w:r>
-    </w:p>
-    <w:p>
-      <w:pPr>
-        <w:pStyle w:val="BodyText"/>
-      </w:pPr>
-      <w:r>
-        <w:t xml:space="preserve">We note that behavioral surveillance is a</w:t>
-      </w:r>
-      <w:r>
-        <w:t xml:space="preserve"> </w:t>
-      </w:r>
-      <w:r>
-        <w:rPr>
-          <w:i/>
-          <w:iCs/>
-        </w:rPr>
-        <w:t xml:space="preserve">complement</w:t>
-      </w:r>
-      <w:r>
-        <w:t xml:space="preserve"> </w:t>
-      </w:r>
-      <w:r>
-        <w:t xml:space="preserve">to, not a replacement for, commitment- and motivation-focused instruments such as the SCQ-2 (Scanlan et al., 2016): behavioral data identify which athletes a coach should contact; an SCQ-2 administration (a sport-commitment instrument) helps shape what to discuss.</w:t>
+        <w:t xml:space="preserve">(1) Use register-based behavioural surveillance to identify at-risk athletes early.</w:t>
+      </w:r>
+      <w:r>
+        <w:t xml:space="preserve"> </w:t>
+      </w:r>
+      <w:r>
+        <w:t xml:space="preserve">At the end of each athlete’s age-14 season, a federation can flag athletes whose combined ages-13–14 competition count falls below a chosen threshold. Because pre-milestone volume is observable in the register without any athlete contact, this can be automated. A moderate threshold (&lt; 10 meets, flagging ~26% of athletes) yields a positive predictive value of 0.94: among flagged athletes, roughly 94 in 100 will drop out before senior age — about 10 percentage points above the cohort-wide dropout base rate of 84%, with the additional benefit of identifying</w:t>
+      </w:r>
+      <w:r>
+        <w:t xml:space="preserve"> </w:t>
+      </w:r>
+      <w:r>
+        <w:rPr>
+          <w:i/>
+          <w:iCs/>
+        </w:rPr>
+        <w:t xml:space="preserve">which</w:t>
+      </w:r>
+      <w:r>
+        <w:t xml:space="preserve"> </w:t>
+      </w:r>
+      <w:r>
+        <w:t xml:space="preserve">athletes specifically. Thresholds can be tuned to operational capacity: a strict flag (&lt; 5 meets, 9% flagged, PPV 0.93) targets the most extreme cases; a permissive flag (&lt; 15 meets, 43% flagged, PPV 0.93) supports broader outreach. The choice is operational, not statistical.</w:t>
+      </w:r>
+    </w:p>
+    <w:p>
+      <w:pPr>
+        <w:pStyle w:val="BodyText"/>
+      </w:pPr>
+      <w:r>
+        <w:rPr>
+          <w:b/>
+          <w:bCs/>
+        </w:rPr>
+        <w:t xml:space="preserve">(2) Re-flag after the age-15 season using within-athlete change.</w:t>
+      </w:r>
+      <w:r>
+        <w:t xml:space="preserve"> </w:t>
+      </w:r>
+      <w:r>
+        <w:t xml:space="preserve">Volume</w:t>
+      </w:r>
+      <w:r>
+        <w:t xml:space="preserve"> </w:t>
+      </w:r>
+      <w:r>
+        <w:rPr>
+          <w:i/>
+          <w:iCs/>
+        </w:rPr>
+        <w:t xml:space="preserve">level</w:t>
+      </w:r>
+      <w:r>
+        <w:t xml:space="preserve"> </w:t>
+      </w:r>
+      <w:r>
+        <w:t xml:space="preserve">at age 14 and volume</w:t>
+      </w:r>
+      <w:r>
+        <w:t xml:space="preserve"> </w:t>
+      </w:r>
+      <w:r>
+        <w:rPr>
+          <w:i/>
+          <w:iCs/>
+        </w:rPr>
+        <w:t xml:space="preserve">change</w:t>
+      </w:r>
+      <w:r>
+        <w:t xml:space="preserve"> </w:t>
+      </w:r>
+      <w:r>
+        <w:t xml:space="preserve">from age 14 to 15 each contribute substantial and independent predictive information (Section 3.6, Table 4). A complementary screen at the end of an athlete’s age-15 season — using year-on-year change rather than only level — catches athletes who began high but are pulling back. In operational terms, federations should screen at</w:t>
+      </w:r>
+      <w:r>
+        <w:t xml:space="preserve"> </w:t>
+      </w:r>
+      <w:r>
+        <w:rPr>
+          <w:i/>
+          <w:iCs/>
+        </w:rPr>
+        <w:t xml:space="preserve">two</w:t>
+      </w:r>
+      <w:r>
+        <w:t xml:space="preserve"> </w:t>
+      </w:r>
+      <w:r>
+        <w:t xml:space="preserve">points: end of age 14 (level) and end of age 15 (change), with athletes flagged at either trigger.</w:t>
+      </w:r>
+    </w:p>
+    <w:p>
+      <w:pPr>
+        <w:pStyle w:val="BodyText"/>
+      </w:pPr>
+      <w:r>
+        <w:rPr>
+          <w:b/>
+          <w:bCs/>
+        </w:rPr>
+        <w:t xml:space="preserve">(3) Lower the friction for the next-year competition cycle, rather than only nominating coaches.</w:t>
+      </w:r>
+      <w:r>
+        <w:t xml:space="preserve"> </w:t>
+      </w:r>
+      <w:r>
+        <w:t xml:space="preserve">Because our predictor is registered competition behavior and our outcome is also registered competition behavior, the most direct downstream intervention is to make the</w:t>
+      </w:r>
+      <w:r>
+        <w:t xml:space="preserve"> </w:t>
+      </w:r>
+      <w:r>
+        <w:rPr>
+          <w:i/>
+          <w:iCs/>
+        </w:rPr>
+        <w:t xml:space="preserve">next</w:t>
+      </w:r>
+      <w:r>
+        <w:t xml:space="preserve"> </w:t>
+      </w:r>
+      <w:r>
+        <w:t xml:space="preserve">registered competition easier for flagged athletes: subsidize travel to the regional qualification meet, waive entry fees, organize coach-accompanied transport, schedule low-stakes practice meets during the spring before the age-15 season, and make explicit that participation is welcome regardless of qualifying performance. Each of these actions changes the cost side of the engagement balance (Scanlan et al., 1993, 2016) that our data describe. Coach phone calls and parent contact are useful complements; on their own, they do not lower the structural barriers to the next meet entry.</w:t>
+      </w:r>
+    </w:p>
+    <w:p>
+      <w:pPr>
+        <w:pStyle w:val="BodyText"/>
+      </w:pPr>
+      <w:r>
+        <w:rPr>
+          <w:b/>
+          <w:bCs/>
+        </w:rPr>
+        <w:t xml:space="preserve">(4) Be cautious about prescribing diversification for retention.</w:t>
+      </w:r>
+      <w:r>
+        <w:t xml:space="preserve"> </w:t>
+      </w:r>
+      <w:r>
+        <w:t xml:space="preserve">The international diversification literature recommends multidisciplinary practice for</w:t>
+      </w:r>
+      <w:r>
+        <w:t xml:space="preserve"> </w:t>
+      </w:r>
+      <w:r>
+        <w:rPr>
+          <w:i/>
+          <w:iCs/>
+        </w:rPr>
+        <w:t xml:space="preserve">peak performance</w:t>
+      </w:r>
+      <w:r>
+        <w:t xml:space="preserve">. Our retention finding goes the other way — higher baseline specialization (HHI) was associated with higher retention, possibly because in this population sustained focus reflects family/club-supported engagement rather than performance-optimisation calculus. The honest recommendation is therefore</w:t>
+      </w:r>
+      <w:r>
+        <w:t xml:space="preserve"> </w:t>
+      </w:r>
+      <w:r>
+        <w:rPr>
+          <w:i/>
+          <w:iCs/>
+        </w:rPr>
+        <w:t xml:space="preserve">not</w:t>
+      </w:r>
+      <w:r>
+        <w:t xml:space="preserve"> </w:t>
+      </w:r>
+      <w:r>
+        <w:t xml:space="preserve">to push event diversification as a retention strategy in this age group; if there is a retention case for diversification it has not appeared in our register, and forced diversification could disrupt the conditions that sustain engagement among committed adolescents.</w:t>
+      </w:r>
+    </w:p>
+    <w:p>
+      <w:pPr>
+        <w:pStyle w:val="BodyText"/>
+      </w:pPr>
+      <w:r>
+        <w:t xml:space="preserve">A final note. Behavioural surveillance is a complement to, not a replacement for, commitment- and motivation-focused instruments such as the SCQ-2 (Scanlan et al., 2016): the behavioural signal identifies</w:t>
+      </w:r>
+      <w:r>
+        <w:t xml:space="preserve"> </w:t>
+      </w:r>
+      <w:r>
+        <w:rPr>
+          <w:i/>
+          <w:iCs/>
+        </w:rPr>
+        <w:t xml:space="preserve">whom</w:t>
+      </w:r>
+      <w:r>
+        <w:t xml:space="preserve"> </w:t>
+      </w:r>
+      <w:r>
+        <w:t xml:space="preserve">to reach out to, but understanding</w:t>
+      </w:r>
+      <w:r>
+        <w:t xml:space="preserve"> </w:t>
+      </w:r>
+      <w:r>
+        <w:rPr>
+          <w:i/>
+          <w:iCs/>
+        </w:rPr>
+        <w:t xml:space="preserve">why</w:t>
+      </w:r>
+      <w:r>
+        <w:t xml:space="preserve"> </w:t>
+      </w:r>
+      <w:r>
+        <w:t xml:space="preserve">an athlete is pulling back — and what would help — still requires conversation with the athlete and, ideally, brief structured assessment of the engagement balance.</w:t>
       </w:r>
     </w:p>
     <w:bookmarkEnd w:id="56"/>

--- a/forskning/ncc-kohort/submission_pse/MANUSCRIPT_ANONYMIZED.docx
+++ b/forskning/ncc-kohort/submission_pse/MANUSCRIPT_ANONYMIZED.docx
@@ -2635,7 +2635,7 @@
         <w:pStyle w:val="BodyText"/>
       </w:pPr>
       <w:r>
-        <w:t xml:space="preserve">The Sport Commitment Model (Scanlan et al., 1993, 2016) frames continued participation as an enjoyment-investment-constraints balance: our retainer and dropout trajectories are consistent with stable enthusiastic versus eroding commitment respectively. Self-determination theory and its sport applications (Ryan &amp; Deci, 2000; Vallerand, 1997, 2007; Sarrazin et al., 2002; Calvo et al., 2010; Standage, 2012) predict that well-internalized motivation sustains persistence under rising demands; future retainers behave consistent with this. The qualitative withdrawal-as-process tradition (Ebaugh, 1988; Eliasson &amp; Johansson, 2021; Espedalen &amp; Seippel, 2022) characterizes dropout as gradual deliberation often unfolding while athletes are still nominally participating: our register shows exactly such an unfolding (at age 15 a typical future dropout was still competing in 3 meets, IQR stretching to 11). Wall and Côté’s (2007) investor-versus-sampler distinction and Espedalen’s (2025) engaged-enthusiasts-versus-constrained-casuals account both predict bifurcating behavioral trajectories.</w:t>
+        <w:t xml:space="preserve">The Sport Commitment Model (Scanlan et al., 1993, 2016) frames continued participation as an enjoyment-investment-constraints balance: our retainer and dropout trajectories are consistent with stable enthusiastic versus eroding commitment. Self-determination theory and its sport applications (Ryan &amp; Deci, 2000; Vallerand, 1997, 2007; Sarrazin et al., 2002; Calvo et al., 2010; Standage, 2012) predict that well-internalized motivation sustains persistence under rising demands; future retainers behave consistent with this. The qualitative withdrawal-as-process tradition (Ebaugh, 1988; Eliasson &amp; Johansson, 2021; Espedalen &amp; Seippel, 2022) characterizes dropout as gradual deliberation often unfolding while athletes are still nominally participating: our register shows exactly such an unfolding (at age 15 a typical future dropout was still competing in 3 meets, IQR to 11). Wall and Côté’s (2007) investor-versus-sampler distinction and Espedalen’s (2025) engaged-enthusiasts-versus-constrained-casuals account both predict bifurcating trajectories.</w:t>
       </w:r>
     </w:p>
     <w:p>
@@ -2745,13 +2745,29 @@
       </w:r>
     </w:p>
     <w:bookmarkEnd w:id="53"/>
-    <w:bookmarkStart w:id="54" w:name="X37bc2f5af12aa0e62fcce0882df4f986788eb3d"/>
+    <w:bookmarkStart w:id="54" w:name="X2ae3058f246f2e9ab87191b06835f0b1047f0f6"/>
     <w:p>
       <w:pPr>
         <w:pStyle w:val="Heading2"/>
       </w:pPr>
       <w:r>
-        <w:t xml:space="preserve">4.6 Specialization is protective in our population (contrary expectation)</w:t>
+        <w:t xml:space="preserve">4.6 Specialization in our data points the</w:t>
+      </w:r>
+      <w:r>
+        <w:t xml:space="preserve"> </w:t>
+      </w:r>
+      <w:r>
+        <w:rPr>
+          <w:i/>
+          <w:iCs/>
+        </w:rPr>
+        <w:t xml:space="preserve">opposite</w:t>
+      </w:r>
+      <w:r>
+        <w:t xml:space="preserve"> </w:t>
+      </w:r>
+      <w:r>
+        <w:t xml:space="preserve">way from the diversification literature</w:t>
       </w:r>
     </w:p>
     <w:p>
@@ -2759,7 +2775,31 @@
         <w:pStyle w:val="FirstParagraph"/>
       </w:pPr>
       <w:r>
-        <w:t xml:space="preserve">The international diversification literature (Côté &amp; Hancock, 2016; Güllich et al., 2022; Wall &amp; Côté, 2007) finds that</w:t>
+        <w:t xml:space="preserve">In our analysis, athletes who specialized more at ages 13–14 — meaning their early results were concentrated in fewer event categories (e.g., a sprinter who almost only ran sprints, rather than also doing throws and jumps) — were</w:t>
+      </w:r>
+      <w:r>
+        <w:t xml:space="preserve"> </w:t>
+      </w:r>
+      <w:r>
+        <w:rPr>
+          <w:i/>
+          <w:iCs/>
+        </w:rPr>
+        <w:t xml:space="preserve">more</w:t>
+      </w:r>
+      <w:r>
+        <w:t xml:space="preserve"> </w:t>
+      </w:r>
+      <w:r>
+        <w:t xml:space="preserve">likely to retain senior activity. A one-SD increase in HHI was associated with 35% higher odds of retention (OR = 1.35, 95% CI [1.16, 1.57]); the same pattern held in both cohorts (A: OR = 1.22; B: OR = 1.58) and in the time-to-cessation Cox model (HR = 0.80).</w:t>
+      </w:r>
+    </w:p>
+    <w:p>
+      <w:pPr>
+        <w:pStyle w:val="BodyText"/>
+      </w:pPr>
+      <w:r>
+        <w:t xml:space="preserve">This runs against the international diversification literature (Côté &amp; Hancock, 2016; Güllich et al., 2022; Wall &amp; Côté, 2007), which argues that early multidisciplinary practice supports later</w:t>
       </w:r>
       <w:r>
         <w:t xml:space="preserve"> </w:t>
@@ -2772,46 +2812,141 @@
         <w:t xml:space="preserve">peak performance</w:t>
       </w:r>
       <w:r>
-        <w:t xml:space="preserve"> </w:t>
-      </w:r>
-      <w:r>
-        <w:t xml:space="preserve">is supported by early multidisciplinary practice. Our data on</w:t>
-      </w:r>
-      <w:r>
-        <w:t xml:space="preserve"> </w:t>
-      </w:r>
-      <w:r>
-        <w:rPr>
-          <w:i/>
-          <w:iCs/>
-        </w:rPr>
-        <w:t xml:space="preserve">retention</w:t>
-      </w:r>
-      <w:r>
-        <w:t xml:space="preserve"> </w:t>
-      </w:r>
-      <w:r>
-        <w:t xml:space="preserve">point the opposite way: higher baseline event-category concentration (specialization in fewer events) is associated with higher senior retention (OR = 1.35 per SD of HHI, 95% CI [1.16, 1.57]; combined logistic model). The effect was present in both cohorts (A: OR 1.22; B: OR 1.58) and survived in the time-to-cessation Cox model (HR = 0.80).</w:t>
-      </w:r>
-    </w:p>
-    <w:p>
-      <w:pPr>
-        <w:pStyle w:val="BodyText"/>
-      </w:pPr>
-      <w:r>
-        <w:t xml:space="preserve">We see three possible reconciliations: (i) peak-performance and retention are different outcomes, and the burnout-from-early-specialization argument concerns elite trajectories rather than everyday participation; (ii)</w:t>
-      </w:r>
-      <w:r>
-        <w:t xml:space="preserve"> </w:t>
-      </w:r>
-      <w:r>
-        <w:t xml:space="preserve">“specialization”</w:t>
-      </w:r>
-      <w:r>
-        <w:t xml:space="preserve"> </w:t>
-      </w:r>
-      <w:r>
-        <w:t xml:space="preserve">at ages 13–14 in this register may proxy for family/club-supported sustained engagement rather than for performance optimization; (iii) our soft-selected cohort comprises already-engaged adolescents, so the protective effect may be retention-given-engagement, not whether-to-engage. We frame this as a contrast with the established literature rather than a refutation — both can be correct about their respective outcomes.</w:t>
+        <w:t xml:space="preserve">. If that finding extended directly to retention, we would expect lower HHI (more diversification) to be protective. We see the opposite. Three plausible reasons both findings can be true:</w:t>
+      </w:r>
+    </w:p>
+    <w:p>
+      <w:pPr>
+        <w:pStyle w:val="BodyText"/>
+      </w:pPr>
+      <w:r>
+        <w:rPr>
+          <w:b/>
+          <w:bCs/>
+        </w:rPr>
+        <w:t xml:space="preserve">Different outcomes.</w:t>
+      </w:r>
+      <w:r>
+        <w:t xml:space="preserve"> </w:t>
+      </w:r>
+      <w:r>
+        <w:t xml:space="preserve">Peak-performance studies compare the early biographies of athletes who</w:t>
+      </w:r>
+      <w:r>
+        <w:t xml:space="preserve"> </w:t>
+      </w:r>
+      <w:r>
+        <w:rPr>
+          <w:i/>
+          <w:iCs/>
+        </w:rPr>
+        <w:t xml:space="preserve">eventually</w:t>
+      </w:r>
+      <w:r>
+        <w:t xml:space="preserve"> </w:t>
+      </w:r>
+      <w:r>
+        <w:t xml:space="preserve">reached elite levels. Our retention outcome asks something simpler — whether a 14-year-old is still competing at age 20. The 16% of our cohort who retain senior status are not a peak-performance sample. Different questions about different sub-populations can legitimately yield different answers.</w:t>
+      </w:r>
+    </w:p>
+    <w:p>
+      <w:pPr>
+        <w:pStyle w:val="BodyText"/>
+      </w:pPr>
+      <w:r>
+        <w:rPr>
+          <w:b/>
+          <w:bCs/>
+        </w:rPr>
+        <w:t xml:space="preserve">Different mechanisms underlying</w:t>
+      </w:r>
+      <w:r>
+        <w:rPr>
+          <w:b/>
+          <w:bCs/>
+        </w:rPr>
+        <w:t xml:space="preserve"> </w:t>
+      </w:r>
+      <w:r>
+        <w:rPr>
+          <w:b/>
+          <w:bCs/>
+        </w:rPr>
+        <w:t xml:space="preserve">“specialization.”</w:t>
+      </w:r>
+      <w:r>
+        <w:t xml:space="preserve"> </w:t>
+      </w:r>
+      <w:r>
+        <w:t xml:space="preserve">Among elite developmental athletes, early specialization is often a deliberate performance-optimization choice. Among 13- to 14-year-olds in our register, it more likely reflects which events the athlete’s club regularly enters, what facilities are nearby, and whether parents support travel. HHI captures observed behavior, not its motivation; it can correlate with</w:t>
+      </w:r>
+      <w:r>
+        <w:t xml:space="preserve"> </w:t>
+      </w:r>
+      <w:r>
+        <w:rPr>
+          <w:i/>
+          <w:iCs/>
+        </w:rPr>
+        <w:t xml:space="preserve">engagement support</w:t>
+      </w:r>
+      <w:r>
+        <w:t xml:space="preserve"> </w:t>
+      </w:r>
+      <w:r>
+        <w:t xml:space="preserve">even though its label suggests</w:t>
+      </w:r>
+      <w:r>
+        <w:t xml:space="preserve"> </w:t>
+      </w:r>
+      <w:r>
+        <w:rPr>
+          <w:i/>
+          <w:iCs/>
+        </w:rPr>
+        <w:t xml:space="preserve">performance strategy</w:t>
+      </w:r>
+      <w:r>
+        <w:t xml:space="preserve">.</w:t>
+      </w:r>
+    </w:p>
+    <w:p>
+      <w:pPr>
+        <w:pStyle w:val="BodyText"/>
+      </w:pPr>
+      <w:r>
+        <w:rPr>
+          <w:b/>
+          <w:bCs/>
+        </w:rPr>
+        <w:t xml:space="preserve">Different starting populations.</w:t>
+      </w:r>
+      <w:r>
+        <w:t xml:space="preserve"> </w:t>
+      </w:r>
+      <w:r>
+        <w:t xml:space="preserve">Our cohort is conditioned on participation in a regional meet at ages 13–14, so we estimate specialization’s effect</w:t>
+      </w:r>
+      <w:r>
+        <w:t xml:space="preserve"> </w:t>
+      </w:r>
+      <w:r>
+        <w:rPr>
+          <w:i/>
+          <w:iCs/>
+        </w:rPr>
+        <w:t xml:space="preserve">conditional on being engaged enough to enter the funnel</w:t>
+      </w:r>
+      <w:r>
+        <w:t xml:space="preserve">. The diversification literature typically asks a logically earlier question — should children sample many sports before committing? Our analysis cannot answer that.</w:t>
+      </w:r>
+    </w:p>
+    <w:p>
+      <w:pPr>
+        <w:pStyle w:val="BodyText"/>
+      </w:pPr>
+      <w:r>
+        <w:t xml:space="preserve">We therefore frame this as a contrast with, not a refutation of, the diversification literature. Both can be correct about their respective outcomes. Federations and clubs should not read our finding as a blanket licence to push early specialization, but they should also not assume that forced diversification among already-committed adolescents will improve retention.</w:t>
       </w:r>
     </w:p>
     <w:bookmarkEnd w:id="54"/>
@@ -2983,13 +3118,13 @@
           <w:b/>
           <w:bCs/>
         </w:rPr>
-        <w:t xml:space="preserve">(3) Lower the friction for the next-year competition cycle, rather than only nominating coaches.</w:t>
-      </w:r>
-      <w:r>
-        <w:t xml:space="preserve"> </w:t>
-      </w:r>
-      <w:r>
-        <w:t xml:space="preserve">Because our predictor is registered competition behavior and our outcome is also registered competition behavior, the most direct downstream intervention is to make the</w:t>
+        <w:t xml:space="preserve">(3) Lower the friction for the next-year competition cycle.</w:t>
+      </w:r>
+      <w:r>
+        <w:t xml:space="preserve"> </w:t>
+      </w:r>
+      <w:r>
+        <w:t xml:space="preserve">Because predictor and outcome are both registered competition behavior, the most direct downstream intervention is making the</w:t>
       </w:r>
       <w:r>
         <w:t xml:space="preserve"> </w:t>
@@ -3005,7 +3140,7 @@
         <w:t xml:space="preserve"> </w:t>
       </w:r>
       <w:r>
-        <w:t xml:space="preserve">registered competition easier for flagged athletes: subsidize travel to the regional qualification meet, waive entry fees, organize coach-accompanied transport, schedule low-stakes practice meets during the spring before the age-15 season, and make explicit that participation is welcome regardless of qualifying performance. Each of these actions changes the cost side of the engagement balance (Scanlan et al., 1993, 2016) that our data describe. Coach phone calls and parent contact are useful complements; on their own, they do not lower the structural barriers to the next meet entry.</w:t>
+        <w:t xml:space="preserve">registered competition easier for flagged athletes: subsidize travel to the regional qualification meet, waive entry fees, organize coach-accompanied transport, schedule low-stakes practice meets during the spring before the age-15 season, and signal that participation is welcome regardless of qualifying performance. Each action changes the cost side of the engagement balance (Scanlan et al., 1993, 2016). Coach calls and parent contact are useful complements but do not, on their own, lower structural barriers to meet entry.</w:t>
       </w:r>
     </w:p>
     <w:p>
@@ -3060,7 +3195,7 @@
         <w:pStyle w:val="BodyText"/>
       </w:pPr>
       <w:r>
-        <w:t xml:space="preserve">A final note. Behavioural surveillance is a complement to, not a replacement for, commitment- and motivation-focused instruments such as the SCQ-2 (Scanlan et al., 2016): the behavioural signal identifies</w:t>
+        <w:t xml:space="preserve">Behavioural surveillance is a complement to commitment- and motivation-focused instruments such as the SCQ-2 (Scanlan et al., 2016): the behavioural signal identifies</w:t>
       </w:r>
       <w:r>
         <w:t xml:space="preserve"> </w:t>
@@ -3076,7 +3211,7 @@
         <w:t xml:space="preserve"> </w:t>
       </w:r>
       <w:r>
-        <w:t xml:space="preserve">to reach out to, but understanding</w:t>
+        <w:t xml:space="preserve">to reach out to; understanding</w:t>
       </w:r>
       <w:r>
         <w:t xml:space="preserve"> </w:t>
@@ -3092,7 +3227,7 @@
         <w:t xml:space="preserve"> </w:t>
       </w:r>
       <w:r>
-        <w:t xml:space="preserve">an athlete is pulling back — and what would help — still requires conversation with the athlete and, ideally, brief structured assessment of the engagement balance.</w:t>
+        <w:t xml:space="preserve">an athlete is pulling back still requires conversation and, ideally, brief structured assessment of the engagement balance.</w:t>
       </w:r>
     </w:p>
     <w:bookmarkEnd w:id="56"/>

--- a/forskning/ncc-kohort/submission_pse/MANUSCRIPT_ANONYMIZED.docx
+++ b/forskning/ncc-kohort/submission_pse/MANUSCRIPT_ANONYMIZED.docx
@@ -2775,7 +2775,7 @@
         <w:pStyle w:val="FirstParagraph"/>
       </w:pPr>
       <w:r>
-        <w:t xml:space="preserve">In our analysis, athletes who specialized more at ages 13–14 — meaning their early results were concentrated in fewer event categories (e.g., a sprinter who almost only ran sprints, rather than also doing throws and jumps) — were</w:t>
+        <w:t xml:space="preserve">In our analysis, athletes who specialized more at ages 13–14 — concentrating their early results in fewer event categories (e.g., a sprinter who almost only ran sprints rather than also doing throws and jumps) — were</w:t>
       </w:r>
       <w:r>
         <w:t xml:space="preserve"> </w:t>
@@ -2791,7 +2791,7 @@
         <w:t xml:space="preserve"> </w:t>
       </w:r>
       <w:r>
-        <w:t xml:space="preserve">likely to retain senior activity. A one-SD increase in HHI was associated with 35% higher odds of retention (OR = 1.35, 95% CI [1.16, 1.57]); the same pattern held in both cohorts (A: OR = 1.22; B: OR = 1.58) and in the time-to-cessation Cox model (HR = 0.80).</w:t>
+        <w:t xml:space="preserve">likely to retain senior activity. A one-SD increase in HHI was associated with 35% higher odds of retention (OR = 1.35, 95% CI [1.16, 1.57]); the same pattern held in both cohorts and in the time-to-cessation Cox model (HR = 0.80).</w:t>
       </w:r>
     </w:p>
     <w:p>
@@ -2846,7 +2846,7 @@
         <w:t xml:space="preserve"> </w:t>
       </w:r>
       <w:r>
-        <w:t xml:space="preserve">reached elite levels. Our retention outcome asks something simpler — whether a 14-year-old is still competing at age 20. The 16% of our cohort who retain senior status are not a peak-performance sample. Different questions about different sub-populations can legitimately yield different answers.</w:t>
+        <w:t xml:space="preserve">reached elite levels; our retention outcome asks only whether a 14-year-old is still competing at age 20. The 16% who retain senior status here are not a peak-performance sample. Different questions about different sub-populations can yield different answers.</w:t>
       </w:r>
     </w:p>
     <w:p>
@@ -2878,7 +2878,7 @@
         <w:t xml:space="preserve"> </w:t>
       </w:r>
       <w:r>
-        <w:t xml:space="preserve">Among elite developmental athletes, early specialization is often a deliberate performance-optimization choice. Among 13- to 14-year-olds in our register, it more likely reflects which events the athlete’s club regularly enters, what facilities are nearby, and whether parents support travel. HHI captures observed behavior, not its motivation; it can correlate with</w:t>
+        <w:t xml:space="preserve">Among elite developmental athletes, early specialization is often deliberate performance-optimization; among 13–14-year-olds in our register, it more likely reflects which events the athlete’s club regularly enters, what facilities are nearby, and whether parents support travel. HHI captures behavior, not its motivation, and can correlate with</w:t>
       </w:r>
       <w:r>
         <w:t xml:space="preserve"> </w:t>
@@ -2935,18 +2935,42 @@
           <w:i/>
           <w:iCs/>
         </w:rPr>
-        <w:t xml:space="preserve">conditional on being engaged enough to enter the funnel</w:t>
-      </w:r>
-      <w:r>
-        <w:t xml:space="preserve">. The diversification literature typically asks a logically earlier question — should children sample many sports before committing? Our analysis cannot answer that.</w:t>
-      </w:r>
-    </w:p>
-    <w:p>
-      <w:pPr>
-        <w:pStyle w:val="BodyText"/>
-      </w:pPr>
-      <w:r>
-        <w:t xml:space="preserve">We therefore frame this as a contrast with, not a refutation of, the diversification literature. Both can be correct about their respective outcomes. Federations and clubs should not read our finding as a blanket licence to push early specialization, but they should also not assume that forced diversification among already-committed adolescents will improve retention.</w:t>
+        <w:t xml:space="preserve">conditional on entry to the competitive funnel</w:t>
+      </w:r>
+      <w:r>
+        <w:t xml:space="preserve">. The diversification literature asks a logically earlier question — should children sample many sports before committing? — that our analysis cannot answer.</w:t>
+      </w:r>
+    </w:p>
+    <w:p>
+      <w:pPr>
+        <w:pStyle w:val="BodyText"/>
+      </w:pPr>
+      <w:r>
+        <w:t xml:space="preserve">A natural concern is whether HHI is a hidden proxy for performance in the main event. We tested this by computing each athlete’s best Tyrving in their</w:t>
+      </w:r>
+      <w:r>
+        <w:t xml:space="preserve"> </w:t>
+      </w:r>
+      <w:r>
+        <w:rPr>
+          <w:i/>
+          <w:iCs/>
+        </w:rPr>
+        <w:t xml:space="preserve">primary</w:t>
+      </w:r>
+      <w:r>
+        <w:t xml:space="preserve"> </w:t>
+      </w:r>
+      <w:r>
+        <w:t xml:space="preserve">baseline category and adding it to the model (Supplementary Table S18). HHI and primary-category performance were essentially uncorrelated (r = –0.05). The HHI coefficient was unchanged when primary-category Tyrving was added (OR 1.32 vs. 1.36), and primary-category Tyrving itself was not a significant predictor (p &gt; .12). Specialization in our data carries its own retention signal, not a hidden main-event performance effect.</w:t>
+      </w:r>
+    </w:p>
+    <w:p>
+      <w:pPr>
+        <w:pStyle w:val="BodyText"/>
+      </w:pPr>
+      <w:r>
+        <w:t xml:space="preserve">We frame this as a contrast with, not a refutation of, the diversification literature: both can be correct about their respective outcomes. Federations and clubs should not read our finding as a licence to push early specialization, but they should also not assume that forced diversification among already-committed adolescents will improve retention.</w:t>
       </w:r>
     </w:p>
     <w:bookmarkEnd w:id="54"/>
@@ -3024,7 +3048,7 @@
         <w:t xml:space="preserve"> </w:t>
       </w:r>
       <w:r>
-        <w:t xml:space="preserve">At the end of each athlete’s age-14 season, a federation can flag athletes whose combined ages-13–14 competition count falls below a chosen threshold. Because pre-milestone volume is observable in the register without any athlete contact, this can be automated. A moderate threshold (&lt; 10 meets, flagging ~26% of athletes) yields a positive predictive value of 0.94: among flagged athletes, roughly 94 in 100 will drop out before senior age — about 10 percentage points above the cohort-wide dropout base rate of 84%, with the additional benefit of identifying</w:t>
+        <w:t xml:space="preserve">At the end of each athlete’s age-14 season, flag athletes whose combined ages-13–14 competition count falls below a chosen threshold. Because pre-milestone volume is observable in the register without athlete contact, this can be automated. A moderate threshold (&lt; 10 meets, flagging ~26% of athletes) yields PPV = 0.94 — about 10 percentage points above the cohort-wide dropout base rate of 84%, with the added benefit of identifying</w:t>
       </w:r>
       <w:r>
         <w:t xml:space="preserve"> </w:t>
@@ -3040,7 +3064,7 @@
         <w:t xml:space="preserve"> </w:t>
       </w:r>
       <w:r>
-        <w:t xml:space="preserve">athletes specifically. Thresholds can be tuned to operational capacity: a strict flag (&lt; 5 meets, 9% flagged, PPV 0.93) targets the most extreme cases; a permissive flag (&lt; 15 meets, 43% flagged, PPV 0.93) supports broader outreach. The choice is operational, not statistical.</w:t>
+        <w:t xml:space="preserve">athletes specifically. Thresholds can be tuned: &lt; 5 meets (9% flagged, PPV 0.93) for highly targeted outreach; &lt; 15 meets (43% flagged, PPV 0.93) for broader screens.</w:t>
       </w:r>
     </w:p>
     <w:p>
@@ -3195,7 +3219,7 @@
         <w:pStyle w:val="BodyText"/>
       </w:pPr>
       <w:r>
-        <w:t xml:space="preserve">Behavioural surveillance is a complement to commitment- and motivation-focused instruments such as the SCQ-2 (Scanlan et al., 2016): the behavioural signal identifies</w:t>
+        <w:t xml:space="preserve">Behavioural surveillance complements commitment instruments such as the SCQ-2 (Scanlan et al., 2016): the behavioural signal identifies</w:t>
       </w:r>
       <w:r>
         <w:t xml:space="preserve"> </w:t>
@@ -3227,7 +3251,7 @@
         <w:t xml:space="preserve"> </w:t>
       </w:r>
       <w:r>
-        <w:t xml:space="preserve">an athlete is pulling back still requires conversation and, ideally, brief structured assessment of the engagement balance.</w:t>
+        <w:t xml:space="preserve">still requires conversation and structured assessment.</w:t>
       </w:r>
     </w:p>
     <w:bookmarkEnd w:id="56"/>
